--- a/1. Software y Hardware/1.2 Elaboración/1.2.1 SRICA_021_000 - Requerimientos Funcionales y no Funcionales.docx
+++ b/1. Software y Hardware/1.2 Elaboración/1.2.1 SRICA_021_000 - Requerimientos Funcionales y no Funcionales.docx
@@ -1,6 +1,6 @@
 
 <file path=word/document.xml><?xml version="1.0" encoding="utf-8"?>
-<w:document xmlns:wpc="http://schemas.microsoft.com/office/word/2010/wordprocessingCanvas" xmlns:cx="http://schemas.microsoft.com/office/drawing/2014/chartex" xmlns:cx1="http://schemas.microsoft.com/office/drawing/2015/9/8/chartex" xmlns:cx2="http://schemas.microsoft.com/office/drawing/2015/10/21/chartex" xmlns:cx3="http://schemas.microsoft.com/office/drawing/2016/5/9/chartex" xmlns:cx4="http://schemas.microsoft.com/office/drawing/2016/5/10/chartex" xmlns:cx5="http://schemas.microsoft.com/office/drawing/2016/5/11/chartex" xmlns:cx6="http://schemas.microsoft.com/office/drawing/2016/5/12/chartex" xmlns:cx7="http://schemas.microsoft.com/office/drawing/2016/5/13/chartex" xmlns:cx8="http://schemas.microsoft.com/office/drawing/2016/5/14/chartex" xmlns:mc="http://schemas.openxmlformats.org/markup-compatibility/2006" xmlns:aink="http://schemas.microsoft.com/office/drawing/2016/ink" xmlns:am3d="http://schemas.microsoft.com/office/drawing/2017/model3d" xmlns:o="urn:schemas-microsoft-com:office:office" xmlns:r="http://schemas.openxmlformats.org/officeDocument/2006/relationships" xmlns:m="http://schemas.openxmlformats.org/officeDocument/2006/math" xmlns:v="urn:schemas-microsoft-com:vml" xmlns:wp14="http://schemas.microsoft.com/office/word/2010/wordprocessingDrawing" xmlns:wp="http://schemas.openxmlformats.org/drawingml/2006/wordprocessingDrawing" xmlns:w10="urn:schemas-microsoft-com:office:word" xmlns:w="http://schemas.openxmlformats.org/wordprocessingml/2006/main" xmlns:w14="http://schemas.microsoft.com/office/word/2010/wordml" xmlns:w15="http://schemas.microsoft.com/office/word/2012/wordml" xmlns:w16cex="http://schemas.microsoft.com/office/word/2018/wordml/cex" xmlns:w16cid="http://schemas.microsoft.com/office/word/2016/wordml/cid" xmlns:w16="http://schemas.microsoft.com/office/word/2018/wordml" xmlns:w16se="http://schemas.microsoft.com/office/word/2015/wordml/symex" xmlns:wpg="http://schemas.microsoft.com/office/word/2010/wordprocessingGroup" xmlns:wpi="http://schemas.microsoft.com/office/word/2010/wordprocessingInk" xmlns:wne="http://schemas.microsoft.com/office/word/2006/wordml" xmlns:wps="http://schemas.microsoft.com/office/word/2010/wordprocessingShape" mc:Ignorable="w14 w15 w16se w16cid w16 w16cex wp14">
+<w:document xmlns:wpc="http://schemas.microsoft.com/office/word/2010/wordprocessingCanvas" xmlns:cx="http://schemas.microsoft.com/office/drawing/2014/chartex" xmlns:cx1="http://schemas.microsoft.com/office/drawing/2015/9/8/chartex" xmlns:cx2="http://schemas.microsoft.com/office/drawing/2015/10/21/chartex" xmlns:cx3="http://schemas.microsoft.com/office/drawing/2016/5/9/chartex" xmlns:cx4="http://schemas.microsoft.com/office/drawing/2016/5/10/chartex" xmlns:cx5="http://schemas.microsoft.com/office/drawing/2016/5/11/chartex" xmlns:cx6="http://schemas.microsoft.com/office/drawing/2016/5/12/chartex" xmlns:cx7="http://schemas.microsoft.com/office/drawing/2016/5/13/chartex" xmlns:cx8="http://schemas.microsoft.com/office/drawing/2016/5/14/chartex" xmlns:mc="http://schemas.openxmlformats.org/markup-compatibility/2006" xmlns:aink="http://schemas.microsoft.com/office/drawing/2016/ink" xmlns:am3d="http://schemas.microsoft.com/office/drawing/2017/model3d" xmlns:o="urn:schemas-microsoft-com:office:office" xmlns:r="http://schemas.openxmlformats.org/officeDocument/2006/relationships" xmlns:m="http://schemas.openxmlformats.org/officeDocument/2006/math" xmlns:v="urn:schemas-microsoft-com:vml" xmlns:wp14="http://schemas.microsoft.com/office/word/2010/wordprocessingDrawing" xmlns:wp="http://schemas.openxmlformats.org/drawingml/2006/wordprocessingDrawing" xmlns:w10="urn:schemas-microsoft-com:office:word" xmlns:w="http://schemas.openxmlformats.org/wordprocessingml/2006/main" xmlns:w14="http://schemas.microsoft.com/office/word/2010/wordml" xmlns:w15="http://schemas.microsoft.com/office/word/2012/wordml" xmlns:w16cex="http://schemas.microsoft.com/office/word/2018/wordml/cex" xmlns:w16cid="http://schemas.microsoft.com/office/word/2016/wordml/cid" xmlns:w16="http://schemas.microsoft.com/office/word/2018/wordml" xmlns:w16sdtdh="http://schemas.microsoft.com/office/word/2020/wordml/sdtdatahash" xmlns:w16se="http://schemas.microsoft.com/office/word/2015/wordml/symex" xmlns:wpg="http://schemas.microsoft.com/office/word/2010/wordprocessingGroup" xmlns:wpi="http://schemas.microsoft.com/office/word/2010/wordprocessingInk" xmlns:wne="http://schemas.microsoft.com/office/word/2006/wordml" xmlns:wps="http://schemas.microsoft.com/office/word/2010/wordprocessingShape" mc:Ignorable="w14 w15 w16se w16cid w16 w16cex w16sdtdh wp14">
   <w:body>
     <w:p>
       <w:pPr>
@@ -8478,78 +8478,6 @@
               </w:rPr>
               <w:t>, para que el usuario pueda decidir abrir o no la puerta de acceso.</w:t>
             </w:r>
-            <w:r>
-              <w:rPr>
-                <w:rFonts w:ascii="Arial" w:hAnsi="Arial" w:cs="Arial"/>
-              </w:rPr>
-              <w:t xml:space="preserve"> Cuando el equipo biométrico es</w:t>
-            </w:r>
-            <w:r>
-              <w:rPr>
-                <w:rFonts w:ascii="Arial" w:hAnsi="Arial" w:cs="Arial"/>
-              </w:rPr>
-              <w:t>tá</w:t>
-            </w:r>
-            <w:r>
-              <w:rPr>
-                <w:rFonts w:ascii="Arial" w:hAnsi="Arial" w:cs="Arial"/>
-              </w:rPr>
-              <w:t xml:space="preserve"> ocupado, éste emite una señal (luz</w:t>
-            </w:r>
-            <w:r>
-              <w:rPr>
-                <w:rFonts w:ascii="Arial" w:hAnsi="Arial" w:cs="Arial"/>
-              </w:rPr>
-              <w:t xml:space="preserve"> azul</w:t>
-            </w:r>
-            <w:r>
-              <w:rPr>
-                <w:rFonts w:ascii="Arial" w:hAnsi="Arial" w:cs="Arial"/>
-              </w:rPr>
-              <w:t>) indicando que no se encuentra disponible por el momento</w:t>
-            </w:r>
-            <w:r>
-              <w:rPr>
-                <w:rFonts w:ascii="Arial" w:hAnsi="Arial" w:cs="Arial"/>
-              </w:rPr>
-              <w:t xml:space="preserve"> (ocupado)</w:t>
-            </w:r>
-            <w:r>
-              <w:rPr>
-                <w:rFonts w:ascii="Arial" w:hAnsi="Arial" w:cs="Arial"/>
-              </w:rPr>
-              <w:t>.</w:t>
-            </w:r>
-            <w:r>
-              <w:rPr>
-                <w:rFonts w:ascii="Arial" w:hAnsi="Arial" w:cs="Arial"/>
-              </w:rPr>
-              <w:t xml:space="preserve"> </w:t>
-            </w:r>
-            <w:r>
-              <w:rPr>
-                <w:rFonts w:ascii="Arial" w:hAnsi="Arial" w:cs="Arial"/>
-              </w:rPr>
-              <w:t>Si</w:t>
-            </w:r>
-            <w:r>
-              <w:rPr>
-                <w:rFonts w:ascii="Arial" w:hAnsi="Arial" w:cs="Arial"/>
-              </w:rPr>
-              <w:t xml:space="preserve"> el usuario termin</w:t>
-            </w:r>
-            <w:r>
-              <w:rPr>
-                <w:rFonts w:ascii="Arial" w:hAnsi="Arial" w:cs="Arial"/>
-              </w:rPr>
-              <w:t>a</w:t>
-            </w:r>
-            <w:r>
-              <w:rPr>
-                <w:rFonts w:ascii="Arial" w:hAnsi="Arial" w:cs="Arial"/>
-              </w:rPr>
-              <w:t xml:space="preserve"> de manipular el equipo, éste vuelve a su estado de espera de reconocimiento de personal.</w:t>
-            </w:r>
           </w:p>
           <w:p>
             <w:pPr>
@@ -8638,14 +8566,7 @@
               <w:rPr>
                 <w:rFonts w:ascii="Arial" w:hAnsi="Arial" w:cs="Arial"/>
               </w:rPr>
-              <w:t xml:space="preserve"> en la bitácora del </w:t>
-            </w:r>
-            <w:r>
-              <w:rPr>
-                <w:rFonts w:ascii="Arial" w:hAnsi="Arial" w:cs="Arial"/>
-              </w:rPr>
-              <w:lastRenderedPageBreak/>
-              <w:t>sistema para que pueda</w:t>
+              <w:t xml:space="preserve"> en la bitácora del sistema para que pueda</w:t>
             </w:r>
             <w:r>
               <w:rPr>
@@ -8776,7 +8697,6 @@
               <w:rPr>
                 <w:rFonts w:ascii="Arial" w:hAnsi="Arial" w:cs="Arial"/>
               </w:rPr>
-              <w:lastRenderedPageBreak/>
               <w:t>RF1</w:t>
             </w:r>
             <w:r>
@@ -8841,6 +8761,7 @@
               <w:rPr>
                 <w:rFonts w:ascii="Arial" w:hAnsi="Arial" w:cs="Arial"/>
               </w:rPr>
+              <w:lastRenderedPageBreak/>
               <w:t>Las opciones disponibles son:</w:t>
             </w:r>
           </w:p>
@@ -9003,7 +8924,6 @@
               <w:rPr>
                 <w:rFonts w:ascii="Arial" w:hAnsi="Arial" w:cs="Arial"/>
               </w:rPr>
-              <w:lastRenderedPageBreak/>
               <w:t>Área (</w:t>
             </w:r>
             <w:r>
@@ -9037,6 +8957,7 @@
               <w:rPr>
                 <w:rFonts w:ascii="Arial" w:hAnsi="Arial" w:cs="Arial"/>
               </w:rPr>
+              <w:lastRenderedPageBreak/>
               <w:t>Imagen de iris</w:t>
             </w:r>
           </w:p>
@@ -9224,56 +9145,62 @@
               <w:rPr>
                 <w:rFonts w:ascii="Arial" w:hAnsi="Arial" w:cs="Arial"/>
               </w:rPr>
+              <w:t xml:space="preserve">Importar personal a registrar desde </w:t>
+            </w:r>
+            <w:r>
+              <w:rPr>
+                <w:rFonts w:ascii="Arial" w:hAnsi="Arial" w:cs="Arial"/>
+              </w:rPr>
+              <w:t>E</w:t>
+            </w:r>
+            <w:r>
+              <w:rPr>
+                <w:rFonts w:ascii="Arial" w:hAnsi="Arial" w:cs="Arial"/>
+              </w:rPr>
+              <w:t>xcel</w:t>
+            </w:r>
+            <w:r>
+              <w:rPr>
+                <w:rFonts w:ascii="Arial" w:hAnsi="Arial" w:cs="Arial"/>
+              </w:rPr>
+              <w:t>:</w:t>
+            </w:r>
+            <w:r>
+              <w:rPr>
+                <w:rFonts w:ascii="Arial" w:hAnsi="Arial" w:cs="Arial"/>
+              </w:rPr>
+              <w:t xml:space="preserve"> </w:t>
+            </w:r>
+            <w:r>
+              <w:rPr>
+                <w:rFonts w:ascii="Arial" w:hAnsi="Arial" w:cs="Arial"/>
+              </w:rPr>
+              <w:t xml:space="preserve">El usuario administrador y/o usuario básico </w:t>
+            </w:r>
+            <w:r>
+              <w:rPr>
+                <w:rFonts w:ascii="Arial" w:hAnsi="Arial" w:cs="Arial"/>
+              </w:rPr>
+              <w:t xml:space="preserve">pueden </w:t>
+            </w:r>
+            <w:r>
+              <w:rPr>
+                <w:rFonts w:ascii="Arial" w:hAnsi="Arial" w:cs="Arial"/>
+              </w:rPr>
+              <w:t>importar un Excel para el registro masivo del personal</w:t>
+            </w:r>
+            <w:r>
+              <w:rPr>
+                <w:rFonts w:ascii="Arial" w:hAnsi="Arial" w:cs="Arial"/>
+              </w:rPr>
+              <w:t xml:space="preserve">. El formato obligatorio que </w:t>
+            </w:r>
+            <w:r>
+              <w:rPr>
+                <w:rFonts w:ascii="Arial" w:hAnsi="Arial" w:cs="Arial"/>
+              </w:rPr>
               <w:lastRenderedPageBreak/>
-              <w:t xml:space="preserve">Importar personal a registrar desde </w:t>
-            </w:r>
-            <w:r>
-              <w:rPr>
-                <w:rFonts w:ascii="Arial" w:hAnsi="Arial" w:cs="Arial"/>
-              </w:rPr>
-              <w:t>E</w:t>
-            </w:r>
-            <w:r>
-              <w:rPr>
-                <w:rFonts w:ascii="Arial" w:hAnsi="Arial" w:cs="Arial"/>
-              </w:rPr>
-              <w:t>xcel</w:t>
-            </w:r>
-            <w:r>
-              <w:rPr>
-                <w:rFonts w:ascii="Arial" w:hAnsi="Arial" w:cs="Arial"/>
-              </w:rPr>
-              <w:t>:</w:t>
-            </w:r>
-            <w:r>
-              <w:rPr>
-                <w:rFonts w:ascii="Arial" w:hAnsi="Arial" w:cs="Arial"/>
-              </w:rPr>
-              <w:t xml:space="preserve"> </w:t>
-            </w:r>
-            <w:r>
-              <w:rPr>
-                <w:rFonts w:ascii="Arial" w:hAnsi="Arial" w:cs="Arial"/>
-              </w:rPr>
-              <w:t xml:space="preserve">El usuario administrador y/o usuario básico </w:t>
-            </w:r>
-            <w:r>
-              <w:rPr>
-                <w:rFonts w:ascii="Arial" w:hAnsi="Arial" w:cs="Arial"/>
-              </w:rPr>
-              <w:t xml:space="preserve">pueden </w:t>
-            </w:r>
-            <w:r>
-              <w:rPr>
-                <w:rFonts w:ascii="Arial" w:hAnsi="Arial" w:cs="Arial"/>
-              </w:rPr>
-              <w:t>importar un Excel para el registro masivo del personal</w:t>
-            </w:r>
-            <w:r>
-              <w:rPr>
-                <w:rFonts w:ascii="Arial" w:hAnsi="Arial" w:cs="Arial"/>
-              </w:rPr>
-              <w:t xml:space="preserve">. El formato obligatorio que debe tener el archivo Excel </w:t>
+              <w:t xml:space="preserve">debe tener el archivo Excel </w:t>
             </w:r>
             <w:r>
               <w:rPr>
@@ -9432,7 +9359,6 @@
               <w:rPr>
                 <w:rFonts w:ascii="Arial" w:hAnsi="Arial" w:cs="Arial"/>
               </w:rPr>
-              <w:lastRenderedPageBreak/>
               <w:t>Apellido</w:t>
             </w:r>
           </w:p>
@@ -9481,6 +9407,7 @@
               <w:rPr>
                 <w:rFonts w:ascii="Arial" w:hAnsi="Arial" w:cs="Arial"/>
               </w:rPr>
+              <w:lastRenderedPageBreak/>
               <w:t>Sede (listado de sedes registradas en RF09, en estado activo)</w:t>
             </w:r>
           </w:p>
@@ -9552,14 +9479,7 @@
               <w:rPr>
                 <w:rFonts w:ascii="Arial" w:hAnsi="Arial" w:cs="Arial"/>
               </w:rPr>
-              <w:t xml:space="preserve"> (la nueva imagen </w:t>
-            </w:r>
-            <w:r>
-              <w:rPr>
-                <w:rFonts w:ascii="Arial" w:hAnsi="Arial" w:cs="Arial"/>
-              </w:rPr>
-              <w:lastRenderedPageBreak/>
-              <w:t>reemplazará a la imagen actual guardada)</w:t>
+              <w:t xml:space="preserve"> (la nueva imagen reemplazará a la imagen actual guardada)</w:t>
             </w:r>
             <w:r>
               <w:rPr>
@@ -9586,6 +9506,7 @@
               <w:rPr>
                 <w:rFonts w:ascii="Arial" w:hAnsi="Arial" w:cs="Arial"/>
               </w:rPr>
+              <w:lastRenderedPageBreak/>
               <w:t xml:space="preserve">Inactivar </w:t>
             </w:r>
             <w:r>
@@ -9754,38 +9675,38 @@
               <w:rPr>
                 <w:rFonts w:ascii="Arial" w:hAnsi="Arial" w:cs="Arial"/>
               </w:rPr>
-              <w:t xml:space="preserve">; se </w:t>
+              <w:t>; se permite listar registros donde el área ha sido inactivada</w:t>
+            </w:r>
+            <w:r>
+              <w:rPr>
+                <w:rFonts w:ascii="Arial" w:hAnsi="Arial" w:cs="Arial"/>
+              </w:rPr>
+              <w:t xml:space="preserve">), </w:t>
+            </w:r>
+            <w:r>
+              <w:rPr>
+                <w:rFonts w:ascii="Arial" w:hAnsi="Arial" w:cs="Arial"/>
+              </w:rPr>
+              <w:t>iris capturado (</w:t>
+            </w:r>
+            <w:r>
+              <w:rPr>
+                <w:rFonts w:ascii="Arial" w:hAnsi="Arial" w:cs="Arial"/>
+              </w:rPr>
+              <w:t>sí – no</w:t>
+            </w:r>
+            <w:r>
+              <w:rPr>
+                <w:rFonts w:ascii="Arial" w:hAnsi="Arial" w:cs="Arial"/>
+              </w:rPr>
+              <w:t xml:space="preserve">; selección </w:t>
             </w:r>
             <w:r>
               <w:rPr>
                 <w:rFonts w:ascii="Arial" w:hAnsi="Arial" w:cs="Arial"/>
               </w:rPr>
               <w:lastRenderedPageBreak/>
-              <w:t>permite listar registros donde el área ha sido inactivada</w:t>
-            </w:r>
-            <w:r>
-              <w:rPr>
-                <w:rFonts w:ascii="Arial" w:hAnsi="Arial" w:cs="Arial"/>
-              </w:rPr>
-              <w:t xml:space="preserve">), </w:t>
-            </w:r>
-            <w:r>
-              <w:rPr>
-                <w:rFonts w:ascii="Arial" w:hAnsi="Arial" w:cs="Arial"/>
-              </w:rPr>
-              <w:t>iris capturado (</w:t>
-            </w:r>
-            <w:r>
-              <w:rPr>
-                <w:rFonts w:ascii="Arial" w:hAnsi="Arial" w:cs="Arial"/>
-              </w:rPr>
-              <w:t>sí – no</w:t>
-            </w:r>
-            <w:r>
-              <w:rPr>
-                <w:rFonts w:ascii="Arial" w:hAnsi="Arial" w:cs="Arial"/>
-              </w:rPr>
-              <w:t>; selección múltiple</w:t>
+              <w:t>múltiple</w:t>
             </w:r>
             <w:r>
               <w:rPr>
@@ -10068,14 +9989,50 @@
               <w:rPr>
                 <w:rFonts w:ascii="Arial" w:hAnsi="Arial" w:cs="Arial"/>
               </w:rPr>
-              <w:t xml:space="preserve"> los reportes de equipos biométricos y personal de la empresa. Si el usuario selecciona el reporte de equipos </w:t>
+              <w:t xml:space="preserve"> los reportes de equipos biométricos y personal de la empresa. Si el usuario selecciona el reporte de equipos biométricos, puede visualizar los campos/filtros: sede</w:t>
+            </w:r>
+            <w:r>
+              <w:rPr>
+                <w:rFonts w:ascii="Arial" w:hAnsi="Arial" w:cs="Arial"/>
+              </w:rPr>
+              <w:t xml:space="preserve"> (</w:t>
+            </w:r>
+            <w:r>
+              <w:rPr>
+                <w:rFonts w:ascii="Arial" w:hAnsi="Arial" w:cs="Arial"/>
+              </w:rPr>
+              <w:t xml:space="preserve">sedes en estado activo; </w:t>
+            </w:r>
+            <w:r>
+              <w:rPr>
+                <w:rFonts w:ascii="Arial" w:hAnsi="Arial" w:cs="Arial"/>
+              </w:rPr>
+              <w:t>selección múltiple</w:t>
+            </w:r>
+            <w:r>
+              <w:rPr>
+                <w:rFonts w:ascii="Arial" w:hAnsi="Arial" w:cs="Arial"/>
+              </w:rPr>
+              <w:t xml:space="preserve">; se permite listar </w:t>
             </w:r>
             <w:r>
               <w:rPr>
                 <w:rFonts w:ascii="Arial" w:hAnsi="Arial" w:cs="Arial"/>
               </w:rPr>
               <w:lastRenderedPageBreak/>
-              <w:t>biométricos, puede visualizar los campos/filtros: sede</w:t>
+              <w:t>registros donde la sede ha sido inactivada</w:t>
+            </w:r>
+            <w:r>
+              <w:rPr>
+                <w:rFonts w:ascii="Arial" w:hAnsi="Arial" w:cs="Arial"/>
+              </w:rPr>
+              <w:t>)</w:t>
+            </w:r>
+            <w:r>
+              <w:rPr>
+                <w:rFonts w:ascii="Arial" w:hAnsi="Arial" w:cs="Arial"/>
+              </w:rPr>
+              <w:t>, área</w:t>
             </w:r>
             <w:r>
               <w:rPr>
@@ -10087,6 +10044,102 @@
               <w:rPr>
                 <w:rFonts w:ascii="Arial" w:hAnsi="Arial" w:cs="Arial"/>
               </w:rPr>
+              <w:t xml:space="preserve">áreas en estado activo; </w:t>
+            </w:r>
+            <w:r>
+              <w:rPr>
+                <w:rFonts w:ascii="Arial" w:hAnsi="Arial" w:cs="Arial"/>
+              </w:rPr>
+              <w:t>según selección de la sede; selección múltiple</w:t>
+            </w:r>
+            <w:r>
+              <w:rPr>
+                <w:rFonts w:ascii="Arial" w:hAnsi="Arial" w:cs="Arial"/>
+              </w:rPr>
+              <w:t>; se permite listar registros donde el área ha sido inactivada</w:t>
+            </w:r>
+            <w:r>
+              <w:rPr>
+                <w:rFonts w:ascii="Arial" w:hAnsi="Arial" w:cs="Arial"/>
+              </w:rPr>
+              <w:t>)</w:t>
+            </w:r>
+            <w:r>
+              <w:rPr>
+                <w:rFonts w:ascii="Arial" w:hAnsi="Arial" w:cs="Arial"/>
+              </w:rPr>
+              <w:t>, nomenclatura</w:t>
+            </w:r>
+            <w:r>
+              <w:rPr>
+                <w:rFonts w:ascii="Arial" w:hAnsi="Arial" w:cs="Arial"/>
+              </w:rPr>
+              <w:t xml:space="preserve"> (</w:t>
+            </w:r>
+            <w:r>
+              <w:rPr>
+                <w:rFonts w:ascii="Arial" w:hAnsi="Arial" w:cs="Arial"/>
+              </w:rPr>
+              <w:t xml:space="preserve">nomenclaturas en estado activo; </w:t>
+            </w:r>
+            <w:r>
+              <w:rPr>
+                <w:rFonts w:ascii="Arial" w:hAnsi="Arial" w:cs="Arial"/>
+              </w:rPr>
+              <w:t>selección múltiple</w:t>
+            </w:r>
+            <w:r>
+              <w:rPr>
+                <w:rFonts w:ascii="Arial" w:hAnsi="Arial" w:cs="Arial"/>
+              </w:rPr>
+              <w:t>; se permite listar registros donde la nomenclatura ha sido inactivada</w:t>
+            </w:r>
+            <w:r>
+              <w:rPr>
+                <w:rFonts w:ascii="Arial" w:hAnsi="Arial" w:cs="Arial"/>
+              </w:rPr>
+              <w:t>)</w:t>
+            </w:r>
+            <w:r>
+              <w:rPr>
+                <w:rFonts w:ascii="Arial" w:hAnsi="Arial" w:cs="Arial"/>
+              </w:rPr>
+              <w:t>, nombre de equipo, IP, estado de registro</w:t>
+            </w:r>
+            <w:r>
+              <w:rPr>
+                <w:rFonts w:ascii="Arial" w:hAnsi="Arial" w:cs="Arial"/>
+              </w:rPr>
+              <w:t xml:space="preserve"> (</w:t>
+            </w:r>
+            <w:r>
+              <w:rPr>
+                <w:rFonts w:ascii="Arial" w:hAnsi="Arial" w:cs="Arial"/>
+              </w:rPr>
+              <w:t xml:space="preserve">activo – inactivo; </w:t>
+            </w:r>
+            <w:r>
+              <w:rPr>
+                <w:rFonts w:ascii="Arial" w:hAnsi="Arial" w:cs="Arial"/>
+              </w:rPr>
+              <w:t>selección múltiple)</w:t>
+            </w:r>
+            <w:r>
+              <w:rPr>
+                <w:rFonts w:ascii="Arial" w:hAnsi="Arial" w:cs="Arial"/>
+              </w:rPr>
+              <w:t>. Si el usuario selecciona el reporte de personal de la empresa, puede visualizar los campos/filtros: sede</w:t>
+            </w:r>
+            <w:r>
+              <w:rPr>
+                <w:rFonts w:ascii="Arial" w:hAnsi="Arial" w:cs="Arial"/>
+              </w:rPr>
+              <w:t xml:space="preserve"> (</w:t>
+            </w:r>
+            <w:r>
+              <w:rPr>
+                <w:rFonts w:ascii="Arial" w:hAnsi="Arial" w:cs="Arial"/>
+              </w:rPr>
               <w:t xml:space="preserve">sedes en estado activo; </w:t>
             </w:r>
             <w:r>
@@ -10147,7 +10200,7 @@
               <w:rPr>
                 <w:rFonts w:ascii="Arial" w:hAnsi="Arial" w:cs="Arial"/>
               </w:rPr>
-              <w:t>, nomenclatura</w:t>
+              <w:t>, DNI, nombres, apellidos, iris capturado</w:t>
             </w:r>
             <w:r>
               <w:rPr>
@@ -10159,170 +10212,38 @@
               <w:rPr>
                 <w:rFonts w:ascii="Arial" w:hAnsi="Arial" w:cs="Arial"/>
               </w:rPr>
-              <w:t xml:space="preserve">nomenclaturas en estado activo; </w:t>
-            </w:r>
-            <w:r>
-              <w:rPr>
-                <w:rFonts w:ascii="Arial" w:hAnsi="Arial" w:cs="Arial"/>
-              </w:rPr>
-              <w:t>selección múltiple</w:t>
-            </w:r>
-            <w:r>
-              <w:rPr>
-                <w:rFonts w:ascii="Arial" w:hAnsi="Arial" w:cs="Arial"/>
-              </w:rPr>
-              <w:t>; se permite listar registros donde la nomenclatura ha sido inactivada</w:t>
-            </w:r>
-            <w:r>
-              <w:rPr>
-                <w:rFonts w:ascii="Arial" w:hAnsi="Arial" w:cs="Arial"/>
-              </w:rPr>
-              <w:t>)</w:t>
-            </w:r>
-            <w:r>
-              <w:rPr>
-                <w:rFonts w:ascii="Arial" w:hAnsi="Arial" w:cs="Arial"/>
-              </w:rPr>
-              <w:t>, nombre de equipo, IP, estado de registro</w:t>
-            </w:r>
-            <w:r>
-              <w:rPr>
-                <w:rFonts w:ascii="Arial" w:hAnsi="Arial" w:cs="Arial"/>
-              </w:rPr>
-              <w:t xml:space="preserve"> (</w:t>
-            </w:r>
-            <w:r>
-              <w:rPr>
-                <w:rFonts w:ascii="Arial" w:hAnsi="Arial" w:cs="Arial"/>
-              </w:rPr>
-              <w:t xml:space="preserve">activo – inactivo; </w:t>
-            </w:r>
-            <w:r>
-              <w:rPr>
-                <w:rFonts w:ascii="Arial" w:hAnsi="Arial" w:cs="Arial"/>
-              </w:rPr>
-              <w:t>selección múltiple)</w:t>
-            </w:r>
-            <w:r>
-              <w:rPr>
-                <w:rFonts w:ascii="Arial" w:hAnsi="Arial" w:cs="Arial"/>
-              </w:rPr>
-              <w:t>. Si el usuario selecciona el reporte de personal de la empresa, puede visualizar los campos/filtros: sede</w:t>
-            </w:r>
-            <w:r>
-              <w:rPr>
-                <w:rFonts w:ascii="Arial" w:hAnsi="Arial" w:cs="Arial"/>
-              </w:rPr>
-              <w:t xml:space="preserve"> (</w:t>
-            </w:r>
-            <w:r>
-              <w:rPr>
-                <w:rFonts w:ascii="Arial" w:hAnsi="Arial" w:cs="Arial"/>
-              </w:rPr>
-              <w:t xml:space="preserve">sedes en estado activo; </w:t>
-            </w:r>
-            <w:r>
-              <w:rPr>
-                <w:rFonts w:ascii="Arial" w:hAnsi="Arial" w:cs="Arial"/>
-              </w:rPr>
-              <w:t>selección múltiple</w:t>
-            </w:r>
-            <w:r>
-              <w:rPr>
-                <w:rFonts w:ascii="Arial" w:hAnsi="Arial" w:cs="Arial"/>
-              </w:rPr>
-              <w:t>; se permite listar registros donde la sede ha sido inactivada</w:t>
-            </w:r>
-            <w:r>
-              <w:rPr>
-                <w:rFonts w:ascii="Arial" w:hAnsi="Arial" w:cs="Arial"/>
-              </w:rPr>
-              <w:t>)</w:t>
-            </w:r>
-            <w:r>
-              <w:rPr>
-                <w:rFonts w:ascii="Arial" w:hAnsi="Arial" w:cs="Arial"/>
-              </w:rPr>
-              <w:t>, área</w:t>
-            </w:r>
-            <w:r>
-              <w:rPr>
-                <w:rFonts w:ascii="Arial" w:hAnsi="Arial" w:cs="Arial"/>
-              </w:rPr>
-              <w:t xml:space="preserve"> (</w:t>
-            </w:r>
-            <w:r>
-              <w:rPr>
-                <w:rFonts w:ascii="Arial" w:hAnsi="Arial" w:cs="Arial"/>
-              </w:rPr>
-              <w:t xml:space="preserve">áreas en estado activo; </w:t>
-            </w:r>
-            <w:r>
-              <w:rPr>
-                <w:rFonts w:ascii="Arial" w:hAnsi="Arial" w:cs="Arial"/>
-              </w:rPr>
-              <w:t>según selección de la sede; selección múltiple</w:t>
-            </w:r>
-            <w:r>
-              <w:rPr>
-                <w:rFonts w:ascii="Arial" w:hAnsi="Arial" w:cs="Arial"/>
-              </w:rPr>
-              <w:t xml:space="preserve">; se permite listar registros donde el área ha </w:t>
+              <w:t>sí - no</w:t>
+            </w:r>
+            <w:r>
+              <w:rPr>
+                <w:rFonts w:ascii="Arial" w:hAnsi="Arial" w:cs="Arial"/>
+              </w:rPr>
+              <w:t>; selección</w:t>
+            </w:r>
+            <w:r>
+              <w:rPr>
+                <w:rFonts w:ascii="Arial" w:hAnsi="Arial" w:cs="Arial"/>
+              </w:rPr>
+              <w:t xml:space="preserve"> múltiple)</w:t>
+            </w:r>
+            <w:r>
+              <w:rPr>
+                <w:rFonts w:ascii="Arial" w:hAnsi="Arial" w:cs="Arial"/>
+              </w:rPr>
+              <w:t>,</w:t>
+            </w:r>
+            <w:r>
+              <w:rPr>
+                <w:rFonts w:ascii="Arial" w:hAnsi="Arial" w:cs="Arial"/>
+              </w:rPr>
+              <w:t xml:space="preserve"> </w:t>
             </w:r>
             <w:r>
               <w:rPr>
                 <w:rFonts w:ascii="Arial" w:hAnsi="Arial" w:cs="Arial"/>
               </w:rPr>
               <w:lastRenderedPageBreak/>
-              <w:t>sido inactivada</w:t>
-            </w:r>
-            <w:r>
-              <w:rPr>
-                <w:rFonts w:ascii="Arial" w:hAnsi="Arial" w:cs="Arial"/>
-              </w:rPr>
-              <w:t>)</w:t>
-            </w:r>
-            <w:r>
-              <w:rPr>
-                <w:rFonts w:ascii="Arial" w:hAnsi="Arial" w:cs="Arial"/>
-              </w:rPr>
-              <w:t>, DNI, nombres, apellidos, iris capturado</w:t>
-            </w:r>
-            <w:r>
-              <w:rPr>
-                <w:rFonts w:ascii="Arial" w:hAnsi="Arial" w:cs="Arial"/>
-              </w:rPr>
-              <w:t xml:space="preserve"> (</w:t>
-            </w:r>
-            <w:r>
-              <w:rPr>
-                <w:rFonts w:ascii="Arial" w:hAnsi="Arial" w:cs="Arial"/>
-              </w:rPr>
-              <w:t>sí - no</w:t>
-            </w:r>
-            <w:r>
-              <w:rPr>
-                <w:rFonts w:ascii="Arial" w:hAnsi="Arial" w:cs="Arial"/>
-              </w:rPr>
-              <w:t>; selección</w:t>
-            </w:r>
-            <w:r>
-              <w:rPr>
-                <w:rFonts w:ascii="Arial" w:hAnsi="Arial" w:cs="Arial"/>
-              </w:rPr>
-              <w:t xml:space="preserve"> múltiple)</w:t>
-            </w:r>
-            <w:r>
-              <w:rPr>
-                <w:rFonts w:ascii="Arial" w:hAnsi="Arial" w:cs="Arial"/>
-              </w:rPr>
-              <w:t>,</w:t>
-            </w:r>
-            <w:r>
-              <w:rPr>
-                <w:rFonts w:ascii="Arial" w:hAnsi="Arial" w:cs="Arial"/>
-              </w:rPr>
-              <w:t xml:space="preserve"> e</w:t>
+              <w:t>e</w:t>
             </w:r>
             <w:r>
               <w:rPr>
@@ -10586,14 +10507,14 @@
               <w:rPr>
                 <w:rFonts w:ascii="Arial" w:hAnsi="Arial" w:cs="Arial"/>
               </w:rPr>
-              <w:t xml:space="preserve">Si el usuario es inhabilitado durante su estancia en el sistema, será redirigido al </w:t>
+              <w:t xml:space="preserve">Si el usuario es inhabilitado durante su estancia en el sistema, será redirigido al inicio de sesión sin poder ingresar al </w:t>
             </w:r>
             <w:r>
               <w:rPr>
                 <w:rFonts w:ascii="Arial" w:hAnsi="Arial" w:cs="Arial"/>
               </w:rPr>
               <w:lastRenderedPageBreak/>
-              <w:t>inicio de sesión sin poder ingresar al sistema, hasta que su usuario sea habilitado.</w:t>
+              <w:t>sistema, hasta que su usuario sea habilitado.</w:t>
             </w:r>
           </w:p>
           <w:p>
@@ -13025,7 +12946,7 @@
               <w:rPr>
                 <w:rFonts w:ascii="Arial" w:hAnsi="Arial" w:cs="Arial"/>
               </w:rPr>
-              <w:t>10</w:t>
+              <w:t xml:space="preserve">5 cm – 8 </w:t>
             </w:r>
             <w:r>
               <w:rPr>
@@ -13113,7 +13034,7 @@
                 <w:rFonts w:ascii="Arial" w:hAnsi="Arial" w:cs="Arial"/>
               </w:rPr>
               <w:lastRenderedPageBreak/>
-              <w:t>procesando, conteos, error, acceso denegado, acceso concedido.</w:t>
+              <w:t>procesando, error, acceso denegado, acceso concedido.</w:t>
             </w:r>
           </w:p>
           <w:p>
@@ -13197,19 +13118,7 @@
               <w:rPr>
                 <w:rFonts w:ascii="Arial" w:hAnsi="Arial" w:cs="Arial"/>
               </w:rPr>
-              <w:t>,</w:t>
-            </w:r>
-            <w:r>
-              <w:rPr>
-                <w:rFonts w:ascii="Arial" w:hAnsi="Arial" w:cs="Arial"/>
-              </w:rPr>
-              <w:t xml:space="preserve"> </w:t>
-            </w:r>
-            <w:r>
-              <w:rPr>
-                <w:rFonts w:ascii="Arial" w:hAnsi="Arial" w:cs="Arial"/>
-              </w:rPr>
-              <w:t>azul (ocupado), en espera</w:t>
+              <w:t>, en espera</w:t>
             </w:r>
             <w:r>
               <w:rPr>
@@ -13730,7 +13639,7 @@
               <w:rPr>
                 <w:rFonts w:ascii="Arial" w:hAnsi="Arial" w:cs="Arial"/>
               </w:rPr>
-              <w:t>capturando imagen, procesando, conteos, error, acceso denegado, acceso concedido.</w:t>
+              <w:t>capturando imagen, procesando, error, acceso denegado, acceso concedido.</w:t>
             </w:r>
           </w:p>
           <w:p>
@@ -15581,7 +15490,7 @@
 </file>
 
 <file path=word/endnotes.xml><?xml version="1.0" encoding="utf-8"?>
-<w:endnotes xmlns:wpc="http://schemas.microsoft.com/office/word/2010/wordprocessingCanvas" xmlns:cx="http://schemas.microsoft.com/office/drawing/2014/chartex" xmlns:cx1="http://schemas.microsoft.com/office/drawing/2015/9/8/chartex" xmlns:cx2="http://schemas.microsoft.com/office/drawing/2015/10/21/chartex" xmlns:cx3="http://schemas.microsoft.com/office/drawing/2016/5/9/chartex" xmlns:cx4="http://schemas.microsoft.com/office/drawing/2016/5/10/chartex" xmlns:cx5="http://schemas.microsoft.com/office/drawing/2016/5/11/chartex" xmlns:cx6="http://schemas.microsoft.com/office/drawing/2016/5/12/chartex" xmlns:cx7="http://schemas.microsoft.com/office/drawing/2016/5/13/chartex" xmlns:cx8="http://schemas.microsoft.com/office/drawing/2016/5/14/chartex" xmlns:mc="http://schemas.openxmlformats.org/markup-compatibility/2006" xmlns:aink="http://schemas.microsoft.com/office/drawing/2016/ink" xmlns:am3d="http://schemas.microsoft.com/office/drawing/2017/model3d" xmlns:o="urn:schemas-microsoft-com:office:office" xmlns:r="http://schemas.openxmlformats.org/officeDocument/2006/relationships" xmlns:m="http://schemas.openxmlformats.org/officeDocument/2006/math" xmlns:v="urn:schemas-microsoft-com:vml" xmlns:wp14="http://schemas.microsoft.com/office/word/2010/wordprocessingDrawing" xmlns:wp="http://schemas.openxmlformats.org/drawingml/2006/wordprocessingDrawing" xmlns:w10="urn:schemas-microsoft-com:office:word" xmlns:w="http://schemas.openxmlformats.org/wordprocessingml/2006/main" xmlns:w14="http://schemas.microsoft.com/office/word/2010/wordml" xmlns:w15="http://schemas.microsoft.com/office/word/2012/wordml" xmlns:w16cex="http://schemas.microsoft.com/office/word/2018/wordml/cex" xmlns:w16cid="http://schemas.microsoft.com/office/word/2016/wordml/cid" xmlns:w16="http://schemas.microsoft.com/office/word/2018/wordml" xmlns:w16se="http://schemas.microsoft.com/office/word/2015/wordml/symex" xmlns:wpg="http://schemas.microsoft.com/office/word/2010/wordprocessingGroup" xmlns:wpi="http://schemas.microsoft.com/office/word/2010/wordprocessingInk" xmlns:wne="http://schemas.microsoft.com/office/word/2006/wordml" xmlns:wps="http://schemas.microsoft.com/office/word/2010/wordprocessingShape" mc:Ignorable="w14 w15 w16se w16cid w16 w16cex wp14">
+<w:endnotes xmlns:wpc="http://schemas.microsoft.com/office/word/2010/wordprocessingCanvas" xmlns:cx="http://schemas.microsoft.com/office/drawing/2014/chartex" xmlns:cx1="http://schemas.microsoft.com/office/drawing/2015/9/8/chartex" xmlns:cx2="http://schemas.microsoft.com/office/drawing/2015/10/21/chartex" xmlns:cx3="http://schemas.microsoft.com/office/drawing/2016/5/9/chartex" xmlns:cx4="http://schemas.microsoft.com/office/drawing/2016/5/10/chartex" xmlns:cx5="http://schemas.microsoft.com/office/drawing/2016/5/11/chartex" xmlns:cx6="http://schemas.microsoft.com/office/drawing/2016/5/12/chartex" xmlns:cx7="http://schemas.microsoft.com/office/drawing/2016/5/13/chartex" xmlns:cx8="http://schemas.microsoft.com/office/drawing/2016/5/14/chartex" xmlns:mc="http://schemas.openxmlformats.org/markup-compatibility/2006" xmlns:aink="http://schemas.microsoft.com/office/drawing/2016/ink" xmlns:am3d="http://schemas.microsoft.com/office/drawing/2017/model3d" xmlns:o="urn:schemas-microsoft-com:office:office" xmlns:r="http://schemas.openxmlformats.org/officeDocument/2006/relationships" xmlns:m="http://schemas.openxmlformats.org/officeDocument/2006/math" xmlns:v="urn:schemas-microsoft-com:vml" xmlns:wp14="http://schemas.microsoft.com/office/word/2010/wordprocessingDrawing" xmlns:wp="http://schemas.openxmlformats.org/drawingml/2006/wordprocessingDrawing" xmlns:w10="urn:schemas-microsoft-com:office:word" xmlns:w="http://schemas.openxmlformats.org/wordprocessingml/2006/main" xmlns:w14="http://schemas.microsoft.com/office/word/2010/wordml" xmlns:w15="http://schemas.microsoft.com/office/word/2012/wordml" xmlns:w16cex="http://schemas.microsoft.com/office/word/2018/wordml/cex" xmlns:w16cid="http://schemas.microsoft.com/office/word/2016/wordml/cid" xmlns:w16="http://schemas.microsoft.com/office/word/2018/wordml" xmlns:w16sdtdh="http://schemas.microsoft.com/office/word/2020/wordml/sdtdatahash" xmlns:w16se="http://schemas.microsoft.com/office/word/2015/wordml/symex" xmlns:wpg="http://schemas.microsoft.com/office/word/2010/wordprocessingGroup" xmlns:wpi="http://schemas.microsoft.com/office/word/2010/wordprocessingInk" xmlns:wne="http://schemas.microsoft.com/office/word/2006/wordml" xmlns:wps="http://schemas.microsoft.com/office/word/2010/wordprocessingShape" mc:Ignorable="w14 w15 w16se w16cid w16 w16cex w16sdtdh wp14">
   <w:endnote w:type="separator" w:id="-1">
     <w:p>
       <w:pPr>
@@ -15606,7 +15515,7 @@
 </file>
 
 <file path=word/footnotes.xml><?xml version="1.0" encoding="utf-8"?>
-<w:footnotes xmlns:wpc="http://schemas.microsoft.com/office/word/2010/wordprocessingCanvas" xmlns:cx="http://schemas.microsoft.com/office/drawing/2014/chartex" xmlns:cx1="http://schemas.microsoft.com/office/drawing/2015/9/8/chartex" xmlns:cx2="http://schemas.microsoft.com/office/drawing/2015/10/21/chartex" xmlns:cx3="http://schemas.microsoft.com/office/drawing/2016/5/9/chartex" xmlns:cx4="http://schemas.microsoft.com/office/drawing/2016/5/10/chartex" xmlns:cx5="http://schemas.microsoft.com/office/drawing/2016/5/11/chartex" xmlns:cx6="http://schemas.microsoft.com/office/drawing/2016/5/12/chartex" xmlns:cx7="http://schemas.microsoft.com/office/drawing/2016/5/13/chartex" xmlns:cx8="http://schemas.microsoft.com/office/drawing/2016/5/14/chartex" xmlns:mc="http://schemas.openxmlformats.org/markup-compatibility/2006" xmlns:aink="http://schemas.microsoft.com/office/drawing/2016/ink" xmlns:am3d="http://schemas.microsoft.com/office/drawing/2017/model3d" xmlns:o="urn:schemas-microsoft-com:office:office" xmlns:r="http://schemas.openxmlformats.org/officeDocument/2006/relationships" xmlns:m="http://schemas.openxmlformats.org/officeDocument/2006/math" xmlns:v="urn:schemas-microsoft-com:vml" xmlns:wp14="http://schemas.microsoft.com/office/word/2010/wordprocessingDrawing" xmlns:wp="http://schemas.openxmlformats.org/drawingml/2006/wordprocessingDrawing" xmlns:w10="urn:schemas-microsoft-com:office:word" xmlns:w="http://schemas.openxmlformats.org/wordprocessingml/2006/main" xmlns:w14="http://schemas.microsoft.com/office/word/2010/wordml" xmlns:w15="http://schemas.microsoft.com/office/word/2012/wordml" xmlns:w16cex="http://schemas.microsoft.com/office/word/2018/wordml/cex" xmlns:w16cid="http://schemas.microsoft.com/office/word/2016/wordml/cid" xmlns:w16="http://schemas.microsoft.com/office/word/2018/wordml" xmlns:w16se="http://schemas.microsoft.com/office/word/2015/wordml/symex" xmlns:wpg="http://schemas.microsoft.com/office/word/2010/wordprocessingGroup" xmlns:wpi="http://schemas.microsoft.com/office/word/2010/wordprocessingInk" xmlns:wne="http://schemas.microsoft.com/office/word/2006/wordml" xmlns:wps="http://schemas.microsoft.com/office/word/2010/wordprocessingShape" mc:Ignorable="w14 w15 w16se w16cid w16 w16cex wp14">
+<w:footnotes xmlns:wpc="http://schemas.microsoft.com/office/word/2010/wordprocessingCanvas" xmlns:cx="http://schemas.microsoft.com/office/drawing/2014/chartex" xmlns:cx1="http://schemas.microsoft.com/office/drawing/2015/9/8/chartex" xmlns:cx2="http://schemas.microsoft.com/office/drawing/2015/10/21/chartex" xmlns:cx3="http://schemas.microsoft.com/office/drawing/2016/5/9/chartex" xmlns:cx4="http://schemas.microsoft.com/office/drawing/2016/5/10/chartex" xmlns:cx5="http://schemas.microsoft.com/office/drawing/2016/5/11/chartex" xmlns:cx6="http://schemas.microsoft.com/office/drawing/2016/5/12/chartex" xmlns:cx7="http://schemas.microsoft.com/office/drawing/2016/5/13/chartex" xmlns:cx8="http://schemas.microsoft.com/office/drawing/2016/5/14/chartex" xmlns:mc="http://schemas.openxmlformats.org/markup-compatibility/2006" xmlns:aink="http://schemas.microsoft.com/office/drawing/2016/ink" xmlns:am3d="http://schemas.microsoft.com/office/drawing/2017/model3d" xmlns:o="urn:schemas-microsoft-com:office:office" xmlns:r="http://schemas.openxmlformats.org/officeDocument/2006/relationships" xmlns:m="http://schemas.openxmlformats.org/officeDocument/2006/math" xmlns:v="urn:schemas-microsoft-com:vml" xmlns:wp14="http://schemas.microsoft.com/office/word/2010/wordprocessingDrawing" xmlns:wp="http://schemas.openxmlformats.org/drawingml/2006/wordprocessingDrawing" xmlns:w10="urn:schemas-microsoft-com:office:word" xmlns:w="http://schemas.openxmlformats.org/wordprocessingml/2006/main" xmlns:w14="http://schemas.microsoft.com/office/word/2010/wordml" xmlns:w15="http://schemas.microsoft.com/office/word/2012/wordml" xmlns:w16cex="http://schemas.microsoft.com/office/word/2018/wordml/cex" xmlns:w16cid="http://schemas.microsoft.com/office/word/2016/wordml/cid" xmlns:w16="http://schemas.microsoft.com/office/word/2018/wordml" xmlns:w16sdtdh="http://schemas.microsoft.com/office/word/2020/wordml/sdtdatahash" xmlns:w16se="http://schemas.microsoft.com/office/word/2015/wordml/symex" xmlns:wpg="http://schemas.microsoft.com/office/word/2010/wordprocessingGroup" xmlns:wpi="http://schemas.microsoft.com/office/word/2010/wordprocessingInk" xmlns:wne="http://schemas.microsoft.com/office/word/2006/wordml" xmlns:wps="http://schemas.microsoft.com/office/word/2010/wordprocessingShape" mc:Ignorable="w14 w15 w16se w16cid w16 w16cex w16sdtdh wp14">
   <w:footnote w:type="separator" w:id="-1">
     <w:p>
       <w:pPr>
@@ -15631,7 +15540,7 @@
 </file>
 
 <file path=word/numbering.xml><?xml version="1.0" encoding="utf-8"?>
-<w:numbering xmlns:wpc="http://schemas.microsoft.com/office/word/2010/wordprocessingCanvas" xmlns:cx="http://schemas.microsoft.com/office/drawing/2014/chartex" xmlns:cx1="http://schemas.microsoft.com/office/drawing/2015/9/8/chartex" xmlns:cx2="http://schemas.microsoft.com/office/drawing/2015/10/21/chartex" xmlns:cx3="http://schemas.microsoft.com/office/drawing/2016/5/9/chartex" xmlns:cx4="http://schemas.microsoft.com/office/drawing/2016/5/10/chartex" xmlns:cx5="http://schemas.microsoft.com/office/drawing/2016/5/11/chartex" xmlns:cx6="http://schemas.microsoft.com/office/drawing/2016/5/12/chartex" xmlns:cx7="http://schemas.microsoft.com/office/drawing/2016/5/13/chartex" xmlns:cx8="http://schemas.microsoft.com/office/drawing/2016/5/14/chartex" xmlns:mc="http://schemas.openxmlformats.org/markup-compatibility/2006" xmlns:aink="http://schemas.microsoft.com/office/drawing/2016/ink" xmlns:am3d="http://schemas.microsoft.com/office/drawing/2017/model3d" xmlns:o="urn:schemas-microsoft-com:office:office" xmlns:r="http://schemas.openxmlformats.org/officeDocument/2006/relationships" xmlns:m="http://schemas.openxmlformats.org/officeDocument/2006/math" xmlns:v="urn:schemas-microsoft-com:vml" xmlns:wp14="http://schemas.microsoft.com/office/word/2010/wordprocessingDrawing" xmlns:wp="http://schemas.openxmlformats.org/drawingml/2006/wordprocessingDrawing" xmlns:w10="urn:schemas-microsoft-com:office:word" xmlns:w="http://schemas.openxmlformats.org/wordprocessingml/2006/main" xmlns:w14="http://schemas.microsoft.com/office/word/2010/wordml" xmlns:w15="http://schemas.microsoft.com/office/word/2012/wordml" xmlns:w16cex="http://schemas.microsoft.com/office/word/2018/wordml/cex" xmlns:w16cid="http://schemas.microsoft.com/office/word/2016/wordml/cid" xmlns:w16="http://schemas.microsoft.com/office/word/2018/wordml" xmlns:w16se="http://schemas.microsoft.com/office/word/2015/wordml/symex" xmlns:wpg="http://schemas.microsoft.com/office/word/2010/wordprocessingGroup" xmlns:wpi="http://schemas.microsoft.com/office/word/2010/wordprocessingInk" xmlns:wne="http://schemas.microsoft.com/office/word/2006/wordml" xmlns:wps="http://schemas.microsoft.com/office/word/2010/wordprocessingShape" mc:Ignorable="w14 w15 w16se w16cid w16 w16cex wp14">
+<w:numbering xmlns:wpc="http://schemas.microsoft.com/office/word/2010/wordprocessingCanvas" xmlns:cx="http://schemas.microsoft.com/office/drawing/2014/chartex" xmlns:cx1="http://schemas.microsoft.com/office/drawing/2015/9/8/chartex" xmlns:cx2="http://schemas.microsoft.com/office/drawing/2015/10/21/chartex" xmlns:cx3="http://schemas.microsoft.com/office/drawing/2016/5/9/chartex" xmlns:cx4="http://schemas.microsoft.com/office/drawing/2016/5/10/chartex" xmlns:cx5="http://schemas.microsoft.com/office/drawing/2016/5/11/chartex" xmlns:cx6="http://schemas.microsoft.com/office/drawing/2016/5/12/chartex" xmlns:cx7="http://schemas.microsoft.com/office/drawing/2016/5/13/chartex" xmlns:cx8="http://schemas.microsoft.com/office/drawing/2016/5/14/chartex" xmlns:mc="http://schemas.openxmlformats.org/markup-compatibility/2006" xmlns:aink="http://schemas.microsoft.com/office/drawing/2016/ink" xmlns:am3d="http://schemas.microsoft.com/office/drawing/2017/model3d" xmlns:o="urn:schemas-microsoft-com:office:office" xmlns:r="http://schemas.openxmlformats.org/officeDocument/2006/relationships" xmlns:m="http://schemas.openxmlformats.org/officeDocument/2006/math" xmlns:v="urn:schemas-microsoft-com:vml" xmlns:wp14="http://schemas.microsoft.com/office/word/2010/wordprocessingDrawing" xmlns:wp="http://schemas.openxmlformats.org/drawingml/2006/wordprocessingDrawing" xmlns:w10="urn:schemas-microsoft-com:office:word" xmlns:w="http://schemas.openxmlformats.org/wordprocessingml/2006/main" xmlns:w14="http://schemas.microsoft.com/office/word/2010/wordml" xmlns:w15="http://schemas.microsoft.com/office/word/2012/wordml" xmlns:w16cex="http://schemas.microsoft.com/office/word/2018/wordml/cex" xmlns:w16cid="http://schemas.microsoft.com/office/word/2016/wordml/cid" xmlns:w16="http://schemas.microsoft.com/office/word/2018/wordml" xmlns:w16sdtdh="http://schemas.microsoft.com/office/word/2020/wordml/sdtdatahash" xmlns:w16se="http://schemas.microsoft.com/office/word/2015/wordml/symex" xmlns:wpg="http://schemas.microsoft.com/office/word/2010/wordprocessingGroup" xmlns:wpi="http://schemas.microsoft.com/office/word/2010/wordprocessingInk" xmlns:wne="http://schemas.microsoft.com/office/word/2006/wordml" xmlns:wps="http://schemas.microsoft.com/office/word/2010/wordprocessingShape" mc:Ignorable="w14 w15 w16se w16cid w16 w16cex w16sdtdh wp14">
   <w:abstractNum w:abstractNumId="0" w15:restartNumberingAfterBreak="0">
     <w:nsid w:val="02051A5C"/>
     <w:multiLevelType w:val="hybridMultilevel"/>
@@ -17816,7 +17725,7 @@
 </file>
 
 <file path=word/styles.xml><?xml version="1.0" encoding="utf-8"?>
-<w:styles xmlns:mc="http://schemas.openxmlformats.org/markup-compatibility/2006" xmlns:r="http://schemas.openxmlformats.org/officeDocument/2006/relationships" xmlns:w="http://schemas.openxmlformats.org/wordprocessingml/2006/main" xmlns:w14="http://schemas.microsoft.com/office/word/2010/wordml" xmlns:w15="http://schemas.microsoft.com/office/word/2012/wordml" xmlns:w16cex="http://schemas.microsoft.com/office/word/2018/wordml/cex" xmlns:w16cid="http://schemas.microsoft.com/office/word/2016/wordml/cid" xmlns:w16="http://schemas.microsoft.com/office/word/2018/wordml" xmlns:w16se="http://schemas.microsoft.com/office/word/2015/wordml/symex" mc:Ignorable="w14 w15 w16se w16cid w16 w16cex">
+<w:styles xmlns:mc="http://schemas.openxmlformats.org/markup-compatibility/2006" xmlns:r="http://schemas.openxmlformats.org/officeDocument/2006/relationships" xmlns:w="http://schemas.openxmlformats.org/wordprocessingml/2006/main" xmlns:w14="http://schemas.microsoft.com/office/word/2010/wordml" xmlns:w15="http://schemas.microsoft.com/office/word/2012/wordml" xmlns:w16cex="http://schemas.microsoft.com/office/word/2018/wordml/cex" xmlns:w16cid="http://schemas.microsoft.com/office/word/2016/wordml/cid" xmlns:w16="http://schemas.microsoft.com/office/word/2018/wordml" xmlns:w16sdtdh="http://schemas.microsoft.com/office/word/2020/wordml/sdtdatahash" xmlns:w16se="http://schemas.microsoft.com/office/word/2015/wordml/symex" mc:Ignorable="w14 w15 w16se w16cid w16 w16cex w16sdtdh">
   <w:docDefaults>
     <w:rPrDefault>
       <w:rPr>

--- a/1. Software y Hardware/1.2 Elaboración/1.2.1 SRICA_021_000 - Requerimientos Funcionales y no Funcionales.docx
+++ b/1. Software y Hardware/1.2 Elaboración/1.2.1 SRICA_021_000 - Requerimientos Funcionales y no Funcionales.docx
@@ -147,7 +147,25 @@
           <w:sz w:val="32"/>
           <w:szCs w:val="32"/>
         </w:rPr>
-        <w:t>Uso de Sistema de Reconocimiento de Iris basado en Deep Learning para la identificación humana en el control de acceso al área de Tesorería del Gobierno Regional de Tacna – Tacna 2020</w:t>
+        <w:t xml:space="preserve">Uso de Sistema de Reconocimiento de Iris basado en Deep </w:t>
+      </w:r>
+      <w:proofErr w:type="spellStart"/>
+      <w:r>
+        <w:rPr>
+          <w:rFonts w:ascii="Arial" w:hAnsi="Arial" w:cs="Arial"/>
+          <w:sz w:val="32"/>
+          <w:szCs w:val="32"/>
+        </w:rPr>
+        <w:t>Learning</w:t>
+      </w:r>
+      <w:proofErr w:type="spellEnd"/>
+      <w:r>
+        <w:rPr>
+          <w:rFonts w:ascii="Arial" w:hAnsi="Arial" w:cs="Arial"/>
+          <w:sz w:val="32"/>
+          <w:szCs w:val="32"/>
+        </w:rPr>
+        <w:t xml:space="preserve"> para la identificación humana en el control de acceso al área de Tesorería del Gobierno Regional de Tacna – Tacna 2020</w:t>
       </w:r>
       <w:r>
         <w:rPr>
@@ -574,7 +592,21 @@
               <w:rPr>
                 <w:rFonts w:ascii="Arial" w:hAnsi="Arial" w:cs="Arial"/>
               </w:rPr>
-              <w:t>Uso de Sistema de Reconocimiento de Iris basado en Deep Learning para la identificación humana en el control de acceso al área de Tesorería del Gobierno Regional de Tacna – Tacna 2020</w:t>
+              <w:t xml:space="preserve">Uso de Sistema de Reconocimiento de Iris basado en Deep </w:t>
+            </w:r>
+            <w:proofErr w:type="spellStart"/>
+            <w:r>
+              <w:rPr>
+                <w:rFonts w:ascii="Arial" w:hAnsi="Arial" w:cs="Arial"/>
+              </w:rPr>
+              <w:t>Learning</w:t>
+            </w:r>
+            <w:proofErr w:type="spellEnd"/>
+            <w:r>
+              <w:rPr>
+                <w:rFonts w:ascii="Arial" w:hAnsi="Arial" w:cs="Arial"/>
+              </w:rPr>
+              <w:t xml:space="preserve"> para la identificación humana en el control de acceso al área de Tesorería del Gobierno Regional de Tacna – Tacna 2020</w:t>
             </w:r>
             <w:r>
               <w:rPr>
@@ -3629,7 +3661,21 @@
               <w:rPr>
                 <w:rFonts w:ascii="Arial" w:hAnsi="Arial" w:cs="Arial"/>
               </w:rPr>
-              <w:t>Visualizar dashboard del sistema</w:t>
+              <w:t xml:space="preserve">Visualizar </w:t>
+            </w:r>
+            <w:proofErr w:type="spellStart"/>
+            <w:r>
+              <w:rPr>
+                <w:rFonts w:ascii="Arial" w:hAnsi="Arial" w:cs="Arial"/>
+              </w:rPr>
+              <w:t>dashboard</w:t>
+            </w:r>
+            <w:proofErr w:type="spellEnd"/>
+            <w:r>
+              <w:rPr>
+                <w:rFonts w:ascii="Arial" w:hAnsi="Arial" w:cs="Arial"/>
+              </w:rPr>
+              <w:t xml:space="preserve"> del sistema</w:t>
             </w:r>
           </w:p>
         </w:tc>
@@ -3651,14 +3697,42 @@
               <w:rPr>
                 <w:rFonts w:ascii="Arial" w:hAnsi="Arial" w:cs="Arial"/>
               </w:rPr>
-              <w:t xml:space="preserve">El usuario administrador y/o usuario básico pueden visualizar el dashboard (pantalla </w:t>
+              <w:t xml:space="preserve">El usuario administrador y/o usuario básico pueden visualizar el </w:t>
+            </w:r>
+            <w:proofErr w:type="spellStart"/>
+            <w:r>
+              <w:rPr>
+                <w:rFonts w:ascii="Arial" w:hAnsi="Arial" w:cs="Arial"/>
+              </w:rPr>
+              <w:t>dashboard</w:t>
+            </w:r>
+            <w:proofErr w:type="spellEnd"/>
+            <w:r>
+              <w:rPr>
+                <w:rFonts w:ascii="Arial" w:hAnsi="Arial" w:cs="Arial"/>
+              </w:rPr>
+              <w:t xml:space="preserve"> (pantalla </w:t>
             </w:r>
             <w:r>
               <w:rPr>
                 <w:rFonts w:ascii="Arial" w:hAnsi="Arial" w:cs="Arial"/>
               </w:rPr>
               <w:lastRenderedPageBreak/>
-              <w:t xml:space="preserve">de inicio) del sistema. El dashboard presenta </w:t>
+              <w:t xml:space="preserve">de inicio) del sistema. El </w:t>
+            </w:r>
+            <w:proofErr w:type="spellStart"/>
+            <w:r>
+              <w:rPr>
+                <w:rFonts w:ascii="Arial" w:hAnsi="Arial" w:cs="Arial"/>
+              </w:rPr>
+              <w:t>dashboard</w:t>
+            </w:r>
+            <w:proofErr w:type="spellEnd"/>
+            <w:r>
+              <w:rPr>
+                <w:rFonts w:ascii="Arial" w:hAnsi="Arial" w:cs="Arial"/>
+              </w:rPr>
+              <w:t xml:space="preserve"> presenta </w:t>
             </w:r>
             <w:r>
               <w:rPr>
@@ -3995,7 +4069,21 @@
               <w:rPr>
                 <w:rFonts w:ascii="Arial" w:hAnsi="Arial" w:cs="Arial"/>
               </w:rPr>
-              <w:t>Los registros y listados de la información presentada en el dashboard, todos son mostrados en estado activo.</w:t>
+              <w:t xml:space="preserve">Los registros y listados de la información presentada en el </w:t>
+            </w:r>
+            <w:proofErr w:type="spellStart"/>
+            <w:r>
+              <w:rPr>
+                <w:rFonts w:ascii="Arial" w:hAnsi="Arial" w:cs="Arial"/>
+              </w:rPr>
+              <w:t>dashboard</w:t>
+            </w:r>
+            <w:proofErr w:type="spellEnd"/>
+            <w:r>
+              <w:rPr>
+                <w:rFonts w:ascii="Arial" w:hAnsi="Arial" w:cs="Arial"/>
+              </w:rPr>
+              <w:t>, todos son mostrados en estado activo.</w:t>
             </w:r>
           </w:p>
           <w:p>
@@ -4090,11 +4178,19 @@
                 <w:rFonts w:ascii="Arial" w:hAnsi="Arial" w:cs="Arial"/>
               </w:rPr>
             </w:pPr>
-            <w:r>
-              <w:rPr>
-                <w:rFonts w:ascii="Arial" w:hAnsi="Arial" w:cs="Arial"/>
-              </w:rPr>
-              <w:t>Dashboard del sistema</w:t>
+            <w:proofErr w:type="spellStart"/>
+            <w:r>
+              <w:rPr>
+                <w:rFonts w:ascii="Arial" w:hAnsi="Arial" w:cs="Arial"/>
+              </w:rPr>
+              <w:t>Dashboard</w:t>
+            </w:r>
+            <w:proofErr w:type="spellEnd"/>
+            <w:r>
+              <w:rPr>
+                <w:rFonts w:ascii="Arial" w:hAnsi="Arial" w:cs="Arial"/>
+              </w:rPr>
+              <w:t xml:space="preserve"> del sistema</w:t>
             </w:r>
           </w:p>
         </w:tc>
@@ -9507,49 +9603,7 @@
                 <w:rFonts w:ascii="Arial" w:hAnsi="Arial" w:cs="Arial"/>
               </w:rPr>
               <w:lastRenderedPageBreak/>
-              <w:t xml:space="preserve">Inactivar </w:t>
-            </w:r>
-            <w:r>
-              <w:rPr>
-                <w:rFonts w:ascii="Arial" w:hAnsi="Arial" w:cs="Arial"/>
-              </w:rPr>
-              <w:t>personal existente</w:t>
-            </w:r>
-            <w:r>
-              <w:rPr>
-                <w:rFonts w:ascii="Arial" w:hAnsi="Arial" w:cs="Arial"/>
-              </w:rPr>
-              <w:t>: E</w:t>
-            </w:r>
-            <w:r>
-              <w:rPr>
-                <w:rFonts w:ascii="Arial" w:hAnsi="Arial" w:cs="Arial"/>
-              </w:rPr>
-              <w:t xml:space="preserve">l </w:t>
-            </w:r>
-            <w:r>
-              <w:rPr>
-                <w:rFonts w:ascii="Arial" w:hAnsi="Arial" w:cs="Arial"/>
-              </w:rPr>
-              <w:t xml:space="preserve">administrador y/o </w:t>
-            </w:r>
-            <w:r>
-              <w:rPr>
-                <w:rFonts w:ascii="Arial" w:hAnsi="Arial" w:cs="Arial"/>
-              </w:rPr>
-              <w:t xml:space="preserve">usuario básico pueden </w:t>
-            </w:r>
-            <w:r>
-              <w:rPr>
-                <w:rFonts w:ascii="Arial" w:hAnsi="Arial" w:cs="Arial"/>
-              </w:rPr>
-              <w:t>inactivar un</w:t>
-            </w:r>
-            <w:r>
-              <w:rPr>
-                <w:rFonts w:ascii="Arial" w:hAnsi="Arial" w:cs="Arial"/>
-              </w:rPr>
-              <w:t>o o varios trabajadores existentes.</w:t>
+              <w:t>Verificar Reconocimiento de Iris: El administrador y/o usuario básico pueden verificar el iris capturado a la persona, y así validar si la imagen capturada ha sido correctamente procesada.</w:t>
             </w:r>
           </w:p>
           <w:p>
@@ -9570,25 +9624,43 @@
               <w:rPr>
                 <w:rFonts w:ascii="Arial" w:hAnsi="Arial" w:cs="Arial"/>
               </w:rPr>
-              <w:t>Activar persona</w:t>
-            </w:r>
-            <w:r>
-              <w:rPr>
-                <w:rFonts w:ascii="Arial" w:hAnsi="Arial" w:cs="Arial"/>
-              </w:rPr>
-              <w:t>l</w:t>
-            </w:r>
-            <w:r>
-              <w:rPr>
-                <w:rFonts w:ascii="Arial" w:hAnsi="Arial" w:cs="Arial"/>
-              </w:rPr>
-              <w:t xml:space="preserve"> existente:</w:t>
-            </w:r>
-            <w:r>
-              <w:rPr>
-                <w:rFonts w:ascii="Arial" w:hAnsi="Arial" w:cs="Arial"/>
-              </w:rPr>
-              <w:t xml:space="preserve"> El administrador y/o usuario básico pueden activar un</w:t>
+              <w:t xml:space="preserve">Inactivar </w:t>
+            </w:r>
+            <w:r>
+              <w:rPr>
+                <w:rFonts w:ascii="Arial" w:hAnsi="Arial" w:cs="Arial"/>
+              </w:rPr>
+              <w:t>personal existente</w:t>
+            </w:r>
+            <w:r>
+              <w:rPr>
+                <w:rFonts w:ascii="Arial" w:hAnsi="Arial" w:cs="Arial"/>
+              </w:rPr>
+              <w:t>: E</w:t>
+            </w:r>
+            <w:r>
+              <w:rPr>
+                <w:rFonts w:ascii="Arial" w:hAnsi="Arial" w:cs="Arial"/>
+              </w:rPr>
+              <w:t xml:space="preserve">l </w:t>
+            </w:r>
+            <w:r>
+              <w:rPr>
+                <w:rFonts w:ascii="Arial" w:hAnsi="Arial" w:cs="Arial"/>
+              </w:rPr>
+              <w:t xml:space="preserve">administrador y/o </w:t>
+            </w:r>
+            <w:r>
+              <w:rPr>
+                <w:rFonts w:ascii="Arial" w:hAnsi="Arial" w:cs="Arial"/>
+              </w:rPr>
+              <w:t xml:space="preserve">usuario básico pueden </w:t>
+            </w:r>
+            <w:r>
+              <w:rPr>
+                <w:rFonts w:ascii="Arial" w:hAnsi="Arial" w:cs="Arial"/>
+              </w:rPr>
+              <w:t>inactivar un</w:t>
             </w:r>
             <w:r>
               <w:rPr>
@@ -9615,6 +9687,51 @@
               <w:rPr>
                 <w:rFonts w:ascii="Arial" w:hAnsi="Arial" w:cs="Arial"/>
               </w:rPr>
+              <w:t>Activar persona</w:t>
+            </w:r>
+            <w:r>
+              <w:rPr>
+                <w:rFonts w:ascii="Arial" w:hAnsi="Arial" w:cs="Arial"/>
+              </w:rPr>
+              <w:t>l</w:t>
+            </w:r>
+            <w:r>
+              <w:rPr>
+                <w:rFonts w:ascii="Arial" w:hAnsi="Arial" w:cs="Arial"/>
+              </w:rPr>
+              <w:t xml:space="preserve"> existente:</w:t>
+            </w:r>
+            <w:r>
+              <w:rPr>
+                <w:rFonts w:ascii="Arial" w:hAnsi="Arial" w:cs="Arial"/>
+              </w:rPr>
+              <w:t xml:space="preserve"> El administrador y/o usuario básico pueden activar un</w:t>
+            </w:r>
+            <w:r>
+              <w:rPr>
+                <w:rFonts w:ascii="Arial" w:hAnsi="Arial" w:cs="Arial"/>
+              </w:rPr>
+              <w:t>o o varios trabajadores existentes.</w:t>
+            </w:r>
+          </w:p>
+          <w:p>
+            <w:pPr>
+              <w:pStyle w:val="Prrafodelista"/>
+              <w:numPr>
+                <w:ilvl w:val="0"/>
+                <w:numId w:val="15"/>
+              </w:numPr>
+              <w:spacing w:after="240" w:line="360" w:lineRule="auto"/>
+              <w:contextualSpacing w:val="0"/>
+              <w:jc w:val="both"/>
+              <w:rPr>
+                <w:rFonts w:ascii="Arial" w:hAnsi="Arial" w:cs="Arial"/>
+              </w:rPr>
+            </w:pPr>
+            <w:r>
+              <w:rPr>
+                <w:rFonts w:ascii="Arial" w:hAnsi="Arial" w:cs="Arial"/>
+              </w:rPr>
               <w:t>Listar personal</w:t>
             </w:r>
             <w:r>
@@ -9651,62 +9768,62 @@
               <w:rPr>
                 <w:rFonts w:ascii="Arial" w:hAnsi="Arial" w:cs="Arial"/>
               </w:rPr>
+              <w:t xml:space="preserve">; </w:t>
+            </w:r>
+            <w:r>
+              <w:rPr>
+                <w:rFonts w:ascii="Arial" w:hAnsi="Arial" w:cs="Arial"/>
+              </w:rPr>
+              <w:lastRenderedPageBreak/>
+              <w:t>selección múltiple</w:t>
+            </w:r>
+            <w:r>
+              <w:rPr>
+                <w:rFonts w:ascii="Arial" w:hAnsi="Arial" w:cs="Arial"/>
+              </w:rPr>
+              <w:t>; se permite listar registros donde la sede ha sido inactivada</w:t>
+            </w:r>
+            <w:r>
+              <w:rPr>
+                <w:rFonts w:ascii="Arial" w:hAnsi="Arial" w:cs="Arial"/>
+              </w:rPr>
+              <w:t>), área (con estado activo</w:t>
+            </w:r>
+            <w:r>
+              <w:rPr>
+                <w:rFonts w:ascii="Arial" w:hAnsi="Arial" w:cs="Arial"/>
+              </w:rPr>
               <w:t>; selección múltiple</w:t>
             </w:r>
             <w:r>
               <w:rPr>
                 <w:rFonts w:ascii="Arial" w:hAnsi="Arial" w:cs="Arial"/>
               </w:rPr>
-              <w:t>; se permite listar registros donde la sede ha sido inactivada</w:t>
-            </w:r>
-            <w:r>
-              <w:rPr>
-                <w:rFonts w:ascii="Arial" w:hAnsi="Arial" w:cs="Arial"/>
-              </w:rPr>
-              <w:t>), área (con estado activo</w:t>
+              <w:t>; se permite listar registros donde el área ha sido inactivada</w:t>
+            </w:r>
+            <w:r>
+              <w:rPr>
+                <w:rFonts w:ascii="Arial" w:hAnsi="Arial" w:cs="Arial"/>
+              </w:rPr>
+              <w:t xml:space="preserve">), </w:t>
+            </w:r>
+            <w:r>
+              <w:rPr>
+                <w:rFonts w:ascii="Arial" w:hAnsi="Arial" w:cs="Arial"/>
+              </w:rPr>
+              <w:t>iris capturado (</w:t>
+            </w:r>
+            <w:r>
+              <w:rPr>
+                <w:rFonts w:ascii="Arial" w:hAnsi="Arial" w:cs="Arial"/>
+              </w:rPr>
+              <w:t>sí – no</w:t>
             </w:r>
             <w:r>
               <w:rPr>
                 <w:rFonts w:ascii="Arial" w:hAnsi="Arial" w:cs="Arial"/>
               </w:rPr>
               <w:t>; selección múltiple</w:t>
-            </w:r>
-            <w:r>
-              <w:rPr>
-                <w:rFonts w:ascii="Arial" w:hAnsi="Arial" w:cs="Arial"/>
-              </w:rPr>
-              <w:t>; se permite listar registros donde el área ha sido inactivada</w:t>
-            </w:r>
-            <w:r>
-              <w:rPr>
-                <w:rFonts w:ascii="Arial" w:hAnsi="Arial" w:cs="Arial"/>
-              </w:rPr>
-              <w:t xml:space="preserve">), </w:t>
-            </w:r>
-            <w:r>
-              <w:rPr>
-                <w:rFonts w:ascii="Arial" w:hAnsi="Arial" w:cs="Arial"/>
-              </w:rPr>
-              <w:t>iris capturado (</w:t>
-            </w:r>
-            <w:r>
-              <w:rPr>
-                <w:rFonts w:ascii="Arial" w:hAnsi="Arial" w:cs="Arial"/>
-              </w:rPr>
-              <w:t>sí – no</w:t>
-            </w:r>
-            <w:r>
-              <w:rPr>
-                <w:rFonts w:ascii="Arial" w:hAnsi="Arial" w:cs="Arial"/>
-              </w:rPr>
-              <w:t xml:space="preserve">; selección </w:t>
-            </w:r>
-            <w:r>
-              <w:rPr>
-                <w:rFonts w:ascii="Arial" w:hAnsi="Arial" w:cs="Arial"/>
-              </w:rPr>
-              <w:lastRenderedPageBreak/>
-              <w:t>múltiple</w:t>
             </w:r>
             <w:r>
               <w:rPr>
@@ -10013,6 +10130,138 @@
               <w:rPr>
                 <w:rFonts w:ascii="Arial" w:hAnsi="Arial" w:cs="Arial"/>
               </w:rPr>
+              <w:t>; se permite listar registros donde la sede ha sido inactivada</w:t>
+            </w:r>
+            <w:r>
+              <w:rPr>
+                <w:rFonts w:ascii="Arial" w:hAnsi="Arial" w:cs="Arial"/>
+              </w:rPr>
+              <w:t>)</w:t>
+            </w:r>
+            <w:r>
+              <w:rPr>
+                <w:rFonts w:ascii="Arial" w:hAnsi="Arial" w:cs="Arial"/>
+              </w:rPr>
+              <w:t>, área</w:t>
+            </w:r>
+            <w:r>
+              <w:rPr>
+                <w:rFonts w:ascii="Arial" w:hAnsi="Arial" w:cs="Arial"/>
+              </w:rPr>
+              <w:t xml:space="preserve"> (</w:t>
+            </w:r>
+            <w:r>
+              <w:rPr>
+                <w:rFonts w:ascii="Arial" w:hAnsi="Arial" w:cs="Arial"/>
+              </w:rPr>
+              <w:t xml:space="preserve">áreas en estado activo; </w:t>
+            </w:r>
+            <w:r>
+              <w:rPr>
+                <w:rFonts w:ascii="Arial" w:hAnsi="Arial" w:cs="Arial"/>
+              </w:rPr>
+              <w:t>según selección de la sede; selección múltiple</w:t>
+            </w:r>
+            <w:r>
+              <w:rPr>
+                <w:rFonts w:ascii="Arial" w:hAnsi="Arial" w:cs="Arial"/>
+              </w:rPr>
+              <w:t>; se permite listar registros donde el área ha sido inactivada</w:t>
+            </w:r>
+            <w:r>
+              <w:rPr>
+                <w:rFonts w:ascii="Arial" w:hAnsi="Arial" w:cs="Arial"/>
+              </w:rPr>
+              <w:t>)</w:t>
+            </w:r>
+            <w:r>
+              <w:rPr>
+                <w:rFonts w:ascii="Arial" w:hAnsi="Arial" w:cs="Arial"/>
+              </w:rPr>
+              <w:t>, nomenclatura</w:t>
+            </w:r>
+            <w:r>
+              <w:rPr>
+                <w:rFonts w:ascii="Arial" w:hAnsi="Arial" w:cs="Arial"/>
+              </w:rPr>
+              <w:t xml:space="preserve"> (</w:t>
+            </w:r>
+            <w:r>
+              <w:rPr>
+                <w:rFonts w:ascii="Arial" w:hAnsi="Arial" w:cs="Arial"/>
+              </w:rPr>
+              <w:t xml:space="preserve">nomenclaturas en estado activo; </w:t>
+            </w:r>
+            <w:r>
+              <w:rPr>
+                <w:rFonts w:ascii="Arial" w:hAnsi="Arial" w:cs="Arial"/>
+              </w:rPr>
+              <w:t>selección múltiple</w:t>
+            </w:r>
+            <w:r>
+              <w:rPr>
+                <w:rFonts w:ascii="Arial" w:hAnsi="Arial" w:cs="Arial"/>
+              </w:rPr>
+              <w:t>; se permite listar registros donde la nomenclatura ha sido inactivada</w:t>
+            </w:r>
+            <w:r>
+              <w:rPr>
+                <w:rFonts w:ascii="Arial" w:hAnsi="Arial" w:cs="Arial"/>
+              </w:rPr>
+              <w:t>)</w:t>
+            </w:r>
+            <w:r>
+              <w:rPr>
+                <w:rFonts w:ascii="Arial" w:hAnsi="Arial" w:cs="Arial"/>
+              </w:rPr>
+              <w:t>, nombre de equipo, IP, estado de registro</w:t>
+            </w:r>
+            <w:r>
+              <w:rPr>
+                <w:rFonts w:ascii="Arial" w:hAnsi="Arial" w:cs="Arial"/>
+              </w:rPr>
+              <w:t xml:space="preserve"> (</w:t>
+            </w:r>
+            <w:r>
+              <w:rPr>
+                <w:rFonts w:ascii="Arial" w:hAnsi="Arial" w:cs="Arial"/>
+              </w:rPr>
+              <w:t xml:space="preserve">activo – inactivo; </w:t>
+            </w:r>
+            <w:r>
+              <w:rPr>
+                <w:rFonts w:ascii="Arial" w:hAnsi="Arial" w:cs="Arial"/>
+              </w:rPr>
+              <w:t>selección múltiple)</w:t>
+            </w:r>
+            <w:r>
+              <w:rPr>
+                <w:rFonts w:ascii="Arial" w:hAnsi="Arial" w:cs="Arial"/>
+              </w:rPr>
+              <w:t>. Si el usuario selecciona el reporte de personal de la empresa, puede visualizar los campos/filtros: sede</w:t>
+            </w:r>
+            <w:r>
+              <w:rPr>
+                <w:rFonts w:ascii="Arial" w:hAnsi="Arial" w:cs="Arial"/>
+              </w:rPr>
+              <w:t xml:space="preserve"> (</w:t>
+            </w:r>
+            <w:r>
+              <w:rPr>
+                <w:rFonts w:ascii="Arial" w:hAnsi="Arial" w:cs="Arial"/>
+              </w:rPr>
+              <w:t xml:space="preserve">sedes en estado activo; </w:t>
+            </w:r>
+            <w:r>
+              <w:rPr>
+                <w:rFonts w:ascii="Arial" w:hAnsi="Arial" w:cs="Arial"/>
+              </w:rPr>
+              <w:t>selección múltiple</w:t>
+            </w:r>
+            <w:r>
+              <w:rPr>
+                <w:rFonts w:ascii="Arial" w:hAnsi="Arial" w:cs="Arial"/>
+              </w:rPr>
               <w:t xml:space="preserve">; se permite listar </w:t>
             </w:r>
             <w:r>
@@ -10068,7 +10317,7 @@
               <w:rPr>
                 <w:rFonts w:ascii="Arial" w:hAnsi="Arial" w:cs="Arial"/>
               </w:rPr>
-              <w:t>, nomenclatura</w:t>
+              <w:t>, DNI, nombres, apellidos, iris capturado</w:t>
             </w:r>
             <w:r>
               <w:rPr>
@@ -10080,138 +10329,6 @@
               <w:rPr>
                 <w:rFonts w:ascii="Arial" w:hAnsi="Arial" w:cs="Arial"/>
               </w:rPr>
-              <w:t xml:space="preserve">nomenclaturas en estado activo; </w:t>
-            </w:r>
-            <w:r>
-              <w:rPr>
-                <w:rFonts w:ascii="Arial" w:hAnsi="Arial" w:cs="Arial"/>
-              </w:rPr>
-              <w:t>selección múltiple</w:t>
-            </w:r>
-            <w:r>
-              <w:rPr>
-                <w:rFonts w:ascii="Arial" w:hAnsi="Arial" w:cs="Arial"/>
-              </w:rPr>
-              <w:t>; se permite listar registros donde la nomenclatura ha sido inactivada</w:t>
-            </w:r>
-            <w:r>
-              <w:rPr>
-                <w:rFonts w:ascii="Arial" w:hAnsi="Arial" w:cs="Arial"/>
-              </w:rPr>
-              <w:t>)</w:t>
-            </w:r>
-            <w:r>
-              <w:rPr>
-                <w:rFonts w:ascii="Arial" w:hAnsi="Arial" w:cs="Arial"/>
-              </w:rPr>
-              <w:t>, nombre de equipo, IP, estado de registro</w:t>
-            </w:r>
-            <w:r>
-              <w:rPr>
-                <w:rFonts w:ascii="Arial" w:hAnsi="Arial" w:cs="Arial"/>
-              </w:rPr>
-              <w:t xml:space="preserve"> (</w:t>
-            </w:r>
-            <w:r>
-              <w:rPr>
-                <w:rFonts w:ascii="Arial" w:hAnsi="Arial" w:cs="Arial"/>
-              </w:rPr>
-              <w:t xml:space="preserve">activo – inactivo; </w:t>
-            </w:r>
-            <w:r>
-              <w:rPr>
-                <w:rFonts w:ascii="Arial" w:hAnsi="Arial" w:cs="Arial"/>
-              </w:rPr>
-              <w:t>selección múltiple)</w:t>
-            </w:r>
-            <w:r>
-              <w:rPr>
-                <w:rFonts w:ascii="Arial" w:hAnsi="Arial" w:cs="Arial"/>
-              </w:rPr>
-              <w:t>. Si el usuario selecciona el reporte de personal de la empresa, puede visualizar los campos/filtros: sede</w:t>
-            </w:r>
-            <w:r>
-              <w:rPr>
-                <w:rFonts w:ascii="Arial" w:hAnsi="Arial" w:cs="Arial"/>
-              </w:rPr>
-              <w:t xml:space="preserve"> (</w:t>
-            </w:r>
-            <w:r>
-              <w:rPr>
-                <w:rFonts w:ascii="Arial" w:hAnsi="Arial" w:cs="Arial"/>
-              </w:rPr>
-              <w:t xml:space="preserve">sedes en estado activo; </w:t>
-            </w:r>
-            <w:r>
-              <w:rPr>
-                <w:rFonts w:ascii="Arial" w:hAnsi="Arial" w:cs="Arial"/>
-              </w:rPr>
-              <w:t>selección múltiple</w:t>
-            </w:r>
-            <w:r>
-              <w:rPr>
-                <w:rFonts w:ascii="Arial" w:hAnsi="Arial" w:cs="Arial"/>
-              </w:rPr>
-              <w:t>; se permite listar registros donde la sede ha sido inactivada</w:t>
-            </w:r>
-            <w:r>
-              <w:rPr>
-                <w:rFonts w:ascii="Arial" w:hAnsi="Arial" w:cs="Arial"/>
-              </w:rPr>
-              <w:t>)</w:t>
-            </w:r>
-            <w:r>
-              <w:rPr>
-                <w:rFonts w:ascii="Arial" w:hAnsi="Arial" w:cs="Arial"/>
-              </w:rPr>
-              <w:t>, área</w:t>
-            </w:r>
-            <w:r>
-              <w:rPr>
-                <w:rFonts w:ascii="Arial" w:hAnsi="Arial" w:cs="Arial"/>
-              </w:rPr>
-              <w:t xml:space="preserve"> (</w:t>
-            </w:r>
-            <w:r>
-              <w:rPr>
-                <w:rFonts w:ascii="Arial" w:hAnsi="Arial" w:cs="Arial"/>
-              </w:rPr>
-              <w:t xml:space="preserve">áreas en estado activo; </w:t>
-            </w:r>
-            <w:r>
-              <w:rPr>
-                <w:rFonts w:ascii="Arial" w:hAnsi="Arial" w:cs="Arial"/>
-              </w:rPr>
-              <w:t>según selección de la sede; selección múltiple</w:t>
-            </w:r>
-            <w:r>
-              <w:rPr>
-                <w:rFonts w:ascii="Arial" w:hAnsi="Arial" w:cs="Arial"/>
-              </w:rPr>
-              <w:t>; se permite listar registros donde el área ha sido inactivada</w:t>
-            </w:r>
-            <w:r>
-              <w:rPr>
-                <w:rFonts w:ascii="Arial" w:hAnsi="Arial" w:cs="Arial"/>
-              </w:rPr>
-              <w:t>)</w:t>
-            </w:r>
-            <w:r>
-              <w:rPr>
-                <w:rFonts w:ascii="Arial" w:hAnsi="Arial" w:cs="Arial"/>
-              </w:rPr>
-              <w:t>, DNI, nombres, apellidos, iris capturado</w:t>
-            </w:r>
-            <w:r>
-              <w:rPr>
-                <w:rFonts w:ascii="Arial" w:hAnsi="Arial" w:cs="Arial"/>
-              </w:rPr>
-              <w:t xml:space="preserve"> (</w:t>
-            </w:r>
-            <w:r>
-              <w:rPr>
-                <w:rFonts w:ascii="Arial" w:hAnsi="Arial" w:cs="Arial"/>
-              </w:rPr>
               <w:t>sí - no</w:t>
             </w:r>
             <w:r>
@@ -10236,14 +10353,7 @@
               <w:rPr>
                 <w:rFonts w:ascii="Arial" w:hAnsi="Arial" w:cs="Arial"/>
               </w:rPr>
-              <w:t xml:space="preserve"> </w:t>
-            </w:r>
-            <w:r>
-              <w:rPr>
-                <w:rFonts w:ascii="Arial" w:hAnsi="Arial" w:cs="Arial"/>
-              </w:rPr>
-              <w:lastRenderedPageBreak/>
-              <w:t>e</w:t>
+              <w:t xml:space="preserve"> e</w:t>
             </w:r>
             <w:r>
               <w:rPr>
@@ -10410,6 +10520,765 @@
               <w:rPr>
                 <w:rFonts w:ascii="Arial" w:hAnsi="Arial" w:cs="Arial"/>
               </w:rPr>
+              <w:t>RF</w:t>
+            </w:r>
+            <w:r>
+              <w:rPr>
+                <w:rFonts w:ascii="Arial" w:hAnsi="Arial" w:cs="Arial"/>
+              </w:rPr>
+              <w:t>16</w:t>
+            </w:r>
+          </w:p>
+        </w:tc>
+        <w:tc>
+          <w:tcPr>
+            <w:tcW w:w="2410" w:type="dxa"/>
+            <w:vAlign w:val="center"/>
+          </w:tcPr>
+          <w:p>
+            <w:pPr>
+              <w:spacing w:after="240" w:line="360" w:lineRule="auto"/>
+              <w:jc w:val="center"/>
+              <w:rPr>
+                <w:rFonts w:ascii="Arial" w:hAnsi="Arial" w:cs="Arial"/>
+              </w:rPr>
+            </w:pPr>
+            <w:r>
+              <w:rPr>
+                <w:rFonts w:ascii="Arial" w:hAnsi="Arial" w:cs="Arial"/>
+              </w:rPr>
+              <w:t>Exportar reporte del sistema</w:t>
+            </w:r>
+          </w:p>
+        </w:tc>
+        <w:tc>
+          <w:tcPr>
+            <w:tcW w:w="4394" w:type="dxa"/>
+            <w:gridSpan w:val="2"/>
+            <w:vAlign w:val="center"/>
+          </w:tcPr>
+          <w:p>
+            <w:pPr>
+              <w:spacing w:after="240" w:line="360" w:lineRule="auto"/>
+              <w:jc w:val="both"/>
+              <w:rPr>
+                <w:rFonts w:ascii="Arial" w:hAnsi="Arial" w:cs="Arial"/>
+              </w:rPr>
+            </w:pPr>
+            <w:r>
+              <w:rPr>
+                <w:rFonts w:ascii="Arial" w:hAnsi="Arial" w:cs="Arial"/>
+              </w:rPr>
+              <w:t xml:space="preserve">El usuario administrador y/o usuario básico pueden exportar el reporte generado en </w:t>
+            </w:r>
+            <w:r>
+              <w:rPr>
+                <w:rFonts w:ascii="Arial" w:hAnsi="Arial" w:cs="Arial"/>
+              </w:rPr>
+              <w:lastRenderedPageBreak/>
+              <w:t>RF15</w:t>
+            </w:r>
+            <w:r>
+              <w:rPr>
+                <w:rFonts w:ascii="Arial" w:hAnsi="Arial" w:cs="Arial"/>
+              </w:rPr>
+              <w:t xml:space="preserve">. La extensión del archivo generado es: </w:t>
+            </w:r>
+            <w:r>
+              <w:rPr>
+                <w:rFonts w:ascii="Arial" w:hAnsi="Arial" w:cs="Arial"/>
+              </w:rPr>
+              <w:t>.</w:t>
+            </w:r>
+            <w:proofErr w:type="spellStart"/>
+            <w:r>
+              <w:rPr>
+                <w:rFonts w:ascii="Arial" w:hAnsi="Arial" w:cs="Arial"/>
+              </w:rPr>
+              <w:t>html</w:t>
+            </w:r>
+            <w:proofErr w:type="spellEnd"/>
+            <w:r>
+              <w:rPr>
+                <w:rFonts w:ascii="Arial" w:hAnsi="Arial" w:cs="Arial"/>
+              </w:rPr>
+              <w:t>.</w:t>
+            </w:r>
+          </w:p>
+          <w:p>
+            <w:pPr>
+              <w:spacing w:after="240" w:line="360" w:lineRule="auto"/>
+              <w:jc w:val="both"/>
+              <w:rPr>
+                <w:rFonts w:ascii="Arial" w:hAnsi="Arial" w:cs="Arial"/>
+              </w:rPr>
+            </w:pPr>
+            <w:r>
+              <w:rPr>
+                <w:rFonts w:ascii="Arial" w:hAnsi="Arial" w:cs="Arial"/>
+              </w:rPr>
+              <w:t>Si el usuario es inhabilitado durante su estancia en el sistema, será redirigido al inicio de sesión sin poder ingresar al sistema, hasta que su usuario sea habilitado.</w:t>
+            </w:r>
+          </w:p>
+          <w:p>
+            <w:pPr>
+              <w:spacing w:after="240" w:line="360" w:lineRule="auto"/>
+              <w:jc w:val="both"/>
+              <w:rPr>
+                <w:rFonts w:ascii="Arial" w:hAnsi="Arial" w:cs="Arial"/>
+              </w:rPr>
+            </w:pPr>
+            <w:r>
+              <w:rPr>
+                <w:rFonts w:ascii="Arial" w:hAnsi="Arial" w:cs="Arial"/>
+              </w:rPr>
+              <w:t xml:space="preserve">* Las acciones de exportación de reportes y errores, se guardan en la bitácora del sistema para que puedan ser visualizadas en </w:t>
+            </w:r>
+            <w:r>
+              <w:rPr>
+                <w:rFonts w:ascii="Arial" w:hAnsi="Arial" w:cs="Arial"/>
+              </w:rPr>
+              <w:t>RF17</w:t>
+            </w:r>
+            <w:r>
+              <w:rPr>
+                <w:rFonts w:ascii="Arial" w:hAnsi="Arial" w:cs="Arial"/>
+              </w:rPr>
+              <w:t>.</w:t>
+            </w:r>
+          </w:p>
+        </w:tc>
+        <w:tc>
+          <w:tcPr>
+            <w:tcW w:w="2552" w:type="dxa"/>
+            <w:vAlign w:val="center"/>
+          </w:tcPr>
+          <w:p>
+            <w:pPr>
+              <w:spacing w:after="240" w:line="360" w:lineRule="auto"/>
+              <w:jc w:val="center"/>
+              <w:rPr>
+                <w:rFonts w:ascii="Arial" w:hAnsi="Arial" w:cs="Arial"/>
+              </w:rPr>
+            </w:pPr>
+            <w:r>
+              <w:rPr>
+                <w:rFonts w:ascii="Arial" w:hAnsi="Arial" w:cs="Arial"/>
+              </w:rPr>
+              <w:lastRenderedPageBreak/>
+              <w:t>Administrador, usuario básico</w:t>
+            </w:r>
+          </w:p>
+        </w:tc>
+        <w:tc>
+          <w:tcPr>
+            <w:tcW w:w="2268" w:type="dxa"/>
+            <w:gridSpan w:val="2"/>
+            <w:vAlign w:val="center"/>
+          </w:tcPr>
+          <w:p>
+            <w:pPr>
+              <w:spacing w:after="240" w:line="360" w:lineRule="auto"/>
+              <w:jc w:val="center"/>
+              <w:rPr>
+                <w:rFonts w:ascii="Arial" w:hAnsi="Arial" w:cs="Arial"/>
+              </w:rPr>
+            </w:pPr>
+            <w:r>
+              <w:rPr>
+                <w:rFonts w:ascii="Arial" w:hAnsi="Arial" w:cs="Arial"/>
+              </w:rPr>
+              <w:t>Módulo de reportes</w:t>
+            </w:r>
+          </w:p>
+        </w:tc>
+        <w:tc>
+          <w:tcPr>
+            <w:tcW w:w="1276" w:type="dxa"/>
+            <w:gridSpan w:val="2"/>
+            <w:vAlign w:val="center"/>
+          </w:tcPr>
+          <w:p>
+            <w:pPr>
+              <w:spacing w:after="240" w:line="360" w:lineRule="auto"/>
+              <w:jc w:val="center"/>
+              <w:rPr>
+                <w:rFonts w:ascii="Arial" w:hAnsi="Arial" w:cs="Arial"/>
+              </w:rPr>
+            </w:pPr>
+            <w:r>
+              <w:rPr>
+                <w:rFonts w:ascii="Arial" w:hAnsi="Arial" w:cs="Arial"/>
+              </w:rPr>
+              <w:t>Bajo</w:t>
+            </w:r>
+          </w:p>
+        </w:tc>
+      </w:tr>
+      <w:tr>
+        <w:tc>
+          <w:tcPr>
+            <w:tcW w:w="1129" w:type="dxa"/>
+            <w:vAlign w:val="center"/>
+          </w:tcPr>
+          <w:p>
+            <w:pPr>
+              <w:spacing w:after="240" w:line="360" w:lineRule="auto"/>
+              <w:jc w:val="center"/>
+              <w:rPr>
+                <w:rFonts w:ascii="Arial" w:hAnsi="Arial" w:cs="Arial"/>
+              </w:rPr>
+            </w:pPr>
+            <w:r>
+              <w:rPr>
+                <w:rFonts w:ascii="Arial" w:hAnsi="Arial" w:cs="Arial"/>
+              </w:rPr>
+              <w:t>RF17</w:t>
+            </w:r>
+          </w:p>
+        </w:tc>
+        <w:tc>
+          <w:tcPr>
+            <w:tcW w:w="2410" w:type="dxa"/>
+            <w:vAlign w:val="center"/>
+          </w:tcPr>
+          <w:p>
+            <w:pPr>
+              <w:spacing w:after="240" w:line="360" w:lineRule="auto"/>
+              <w:jc w:val="center"/>
+              <w:rPr>
+                <w:rFonts w:ascii="Arial" w:hAnsi="Arial" w:cs="Arial"/>
+              </w:rPr>
+            </w:pPr>
+            <w:r>
+              <w:rPr>
+                <w:rFonts w:ascii="Arial" w:hAnsi="Arial" w:cs="Arial"/>
+              </w:rPr>
+              <w:t>Generar reporte de acciones del sistema</w:t>
+            </w:r>
+          </w:p>
+        </w:tc>
+        <w:tc>
+          <w:tcPr>
+            <w:tcW w:w="4394" w:type="dxa"/>
+            <w:gridSpan w:val="2"/>
+            <w:vAlign w:val="center"/>
+          </w:tcPr>
+          <w:p>
+            <w:pPr>
+              <w:spacing w:after="240" w:line="360" w:lineRule="auto"/>
+              <w:jc w:val="both"/>
+              <w:rPr>
+                <w:rFonts w:ascii="Arial" w:hAnsi="Arial" w:cs="Arial"/>
+              </w:rPr>
+            </w:pPr>
+            <w:r>
+              <w:rPr>
+                <w:rFonts w:ascii="Arial" w:hAnsi="Arial" w:cs="Arial"/>
+              </w:rPr>
+              <w:t>El usuario administrador puede generar el reporte de acciones</w:t>
+            </w:r>
+            <w:r>
+              <w:rPr>
+                <w:rFonts w:ascii="Arial" w:hAnsi="Arial" w:cs="Arial"/>
+              </w:rPr>
+              <w:t xml:space="preserve"> </w:t>
+            </w:r>
+            <w:r>
+              <w:rPr>
+                <w:rFonts w:ascii="Arial" w:hAnsi="Arial" w:cs="Arial"/>
+              </w:rPr>
+              <w:t>del sistema</w:t>
+            </w:r>
+            <w:r>
+              <w:rPr>
+                <w:rFonts w:ascii="Arial" w:hAnsi="Arial" w:cs="Arial"/>
+              </w:rPr>
+              <w:t xml:space="preserve"> (bitácora - trazabilidad)</w:t>
+            </w:r>
+            <w:r>
+              <w:rPr>
+                <w:rFonts w:ascii="Arial" w:hAnsi="Arial" w:cs="Arial"/>
+              </w:rPr>
+              <w:t>.</w:t>
+            </w:r>
+            <w:r>
+              <w:rPr>
+                <w:rFonts w:ascii="Arial" w:hAnsi="Arial" w:cs="Arial"/>
+              </w:rPr>
+              <w:t xml:space="preserve"> Los campos para el reporte son:</w:t>
+            </w:r>
+            <w:r>
+              <w:rPr>
+                <w:rFonts w:ascii="Arial" w:hAnsi="Arial" w:cs="Arial"/>
+              </w:rPr>
+              <w:t xml:space="preserve"> </w:t>
+            </w:r>
+            <w:r>
+              <w:rPr>
+                <w:rFonts w:ascii="Arial" w:hAnsi="Arial" w:cs="Arial"/>
+              </w:rPr>
+              <w:t xml:space="preserve">usuario que realizó la acción, nombre y apellido del usuario, rol del usuario, módulo de la acción, </w:t>
+            </w:r>
+            <w:r>
+              <w:rPr>
+                <w:rFonts w:ascii="Arial" w:hAnsi="Arial" w:cs="Arial"/>
+              </w:rPr>
+              <w:t>recurso</w:t>
+            </w:r>
+            <w:r>
+              <w:rPr>
+                <w:rFonts w:ascii="Arial" w:hAnsi="Arial" w:cs="Arial"/>
+              </w:rPr>
+              <w:t xml:space="preserve"> de la acción, </w:t>
+            </w:r>
+            <w:r>
+              <w:rPr>
+                <w:rFonts w:ascii="Arial" w:hAnsi="Arial" w:cs="Arial"/>
+              </w:rPr>
+              <w:t>tipo de evento (error, validación, correcto)</w:t>
+            </w:r>
+            <w:r>
+              <w:rPr>
+                <w:rFonts w:ascii="Arial" w:hAnsi="Arial" w:cs="Arial"/>
+              </w:rPr>
+              <w:t xml:space="preserve">, acción, </w:t>
+            </w:r>
+            <w:r>
+              <w:rPr>
+                <w:rFonts w:ascii="Arial" w:hAnsi="Arial" w:cs="Arial"/>
+              </w:rPr>
+              <w:t xml:space="preserve">descripción </w:t>
+            </w:r>
+            <w:r>
+              <w:rPr>
+                <w:rFonts w:ascii="Arial" w:hAnsi="Arial" w:cs="Arial"/>
+              </w:rPr>
+              <w:t xml:space="preserve">del resultado de la </w:t>
+            </w:r>
+            <w:r>
+              <w:rPr>
+                <w:rFonts w:ascii="Arial" w:hAnsi="Arial" w:cs="Arial"/>
+              </w:rPr>
+              <w:lastRenderedPageBreak/>
+              <w:t>acción,</w:t>
+            </w:r>
+            <w:r>
+              <w:rPr>
+                <w:rFonts w:ascii="Arial" w:hAnsi="Arial" w:cs="Arial"/>
+              </w:rPr>
+              <w:t xml:space="preserve"> </w:t>
+            </w:r>
+            <w:r>
+              <w:rPr>
+                <w:rFonts w:ascii="Arial" w:hAnsi="Arial" w:cs="Arial"/>
+              </w:rPr>
+              <w:t>valor trazado</w:t>
+            </w:r>
+            <w:r>
+              <w:rPr>
+                <w:rFonts w:ascii="Arial" w:hAnsi="Arial" w:cs="Arial"/>
+              </w:rPr>
+              <w:t xml:space="preserve"> (</w:t>
+            </w:r>
+            <w:r>
+              <w:rPr>
+                <w:rFonts w:ascii="Arial" w:hAnsi="Arial" w:cs="Arial"/>
+              </w:rPr>
+              <w:t xml:space="preserve">el valor anterior </w:t>
+            </w:r>
+            <w:r>
+              <w:rPr>
+                <w:rFonts w:ascii="Arial" w:hAnsi="Arial" w:cs="Arial"/>
+              </w:rPr>
+              <w:t>se compara con el valor actual para comprobar los valores cambiados),</w:t>
+            </w:r>
+            <w:r>
+              <w:rPr>
+                <w:rFonts w:ascii="Arial" w:hAnsi="Arial" w:cs="Arial"/>
+              </w:rPr>
+              <w:t xml:space="preserve"> fecha de acción.</w:t>
+            </w:r>
+          </w:p>
+          <w:p>
+            <w:pPr>
+              <w:spacing w:after="240" w:line="360" w:lineRule="auto"/>
+              <w:jc w:val="both"/>
+              <w:rPr>
+                <w:rFonts w:ascii="Arial" w:hAnsi="Arial" w:cs="Arial"/>
+              </w:rPr>
+            </w:pPr>
+            <w:r>
+              <w:rPr>
+                <w:rFonts w:ascii="Arial" w:hAnsi="Arial" w:cs="Arial"/>
+              </w:rPr>
+              <w:t xml:space="preserve">Las acciones pueden ser: </w:t>
+            </w:r>
+            <w:r>
+              <w:rPr>
+                <w:rFonts w:ascii="Arial" w:hAnsi="Arial" w:cs="Arial"/>
+              </w:rPr>
+              <w:t>obtención de datos, registro de datos,</w:t>
+            </w:r>
+            <w:r>
+              <w:rPr>
+                <w:rFonts w:ascii="Arial" w:hAnsi="Arial" w:cs="Arial"/>
+              </w:rPr>
+              <w:t xml:space="preserve"> registro masivo de datos,</w:t>
+            </w:r>
+            <w:r>
+              <w:rPr>
+                <w:rFonts w:ascii="Arial" w:hAnsi="Arial" w:cs="Arial"/>
+              </w:rPr>
+              <w:t xml:space="preserve"> modificación de datos, activación de registros, inactivación de registros</w:t>
+            </w:r>
+            <w:r>
+              <w:rPr>
+                <w:rFonts w:ascii="Arial" w:hAnsi="Arial" w:cs="Arial"/>
+              </w:rPr>
+              <w:t xml:space="preserve">, </w:t>
+            </w:r>
+            <w:r>
+              <w:rPr>
+                <w:rFonts w:ascii="Arial" w:hAnsi="Arial" w:cs="Arial"/>
+              </w:rPr>
+              <w:t xml:space="preserve">asignación de servidor de configuración, </w:t>
+            </w:r>
+            <w:r>
+              <w:rPr>
+                <w:rFonts w:ascii="Arial" w:hAnsi="Arial" w:cs="Arial"/>
+              </w:rPr>
+              <w:t xml:space="preserve">generación de reportes, </w:t>
+            </w:r>
+            <w:r>
+              <w:rPr>
+                <w:rFonts w:ascii="Arial" w:hAnsi="Arial" w:cs="Arial"/>
+              </w:rPr>
+              <w:t xml:space="preserve">exportación de reportes, </w:t>
+            </w:r>
+            <w:r>
+              <w:rPr>
+                <w:rFonts w:ascii="Arial" w:hAnsi="Arial" w:cs="Arial"/>
+              </w:rPr>
+              <w:t>recuperación de contraseña, cambio de contraseña olvidada, cambio de datos por defecto</w:t>
+            </w:r>
+            <w:r>
+              <w:rPr>
+                <w:rFonts w:ascii="Arial" w:hAnsi="Arial" w:cs="Arial"/>
+              </w:rPr>
+              <w:t>, acceso a equipos biométricos, apertura de puertas de acceso, acceso al sistema, sesión finalizada</w:t>
+            </w:r>
+            <w:r>
+              <w:rPr>
+                <w:rFonts w:ascii="Arial" w:hAnsi="Arial" w:cs="Arial"/>
+              </w:rPr>
+              <w:t>.</w:t>
+            </w:r>
+          </w:p>
+          <w:p>
+            <w:pPr>
+              <w:spacing w:after="240" w:line="360" w:lineRule="auto"/>
+              <w:jc w:val="both"/>
+              <w:rPr>
+                <w:rFonts w:ascii="Arial" w:hAnsi="Arial" w:cs="Arial"/>
+              </w:rPr>
+            </w:pPr>
+            <w:r>
+              <w:rPr>
+                <w:rFonts w:ascii="Arial" w:hAnsi="Arial" w:cs="Arial"/>
+              </w:rPr>
+              <w:t>El usuario administrador genera el reporte según el rango de fechas de acción indicado (fecha de inicio – fecha fin).</w:t>
+            </w:r>
+          </w:p>
+          <w:p>
+            <w:pPr>
+              <w:spacing w:after="240" w:line="360" w:lineRule="auto"/>
+              <w:jc w:val="both"/>
+              <w:rPr>
+                <w:rFonts w:ascii="Arial" w:hAnsi="Arial" w:cs="Arial"/>
+              </w:rPr>
+            </w:pPr>
+            <w:r>
+              <w:rPr>
+                <w:rFonts w:ascii="Arial" w:hAnsi="Arial" w:cs="Arial"/>
+              </w:rPr>
+              <w:lastRenderedPageBreak/>
+              <w:t>El usuario administrador puede filtrar el listado de acciones del sistema (bitácora - trazabilidad) según los siguientes filtros:</w:t>
+            </w:r>
+            <w:r>
+              <w:rPr>
+                <w:rFonts w:ascii="Arial" w:hAnsi="Arial" w:cs="Arial"/>
+              </w:rPr>
+              <w:t xml:space="preserve"> </w:t>
+            </w:r>
+            <w:r>
+              <w:rPr>
+                <w:rFonts w:ascii="Arial" w:hAnsi="Arial" w:cs="Arial"/>
+              </w:rPr>
+              <w:t>usuario que realizó la acción, nombre y apellido del usuario, rol del usuario</w:t>
+            </w:r>
+            <w:r>
+              <w:rPr>
+                <w:rFonts w:ascii="Arial" w:hAnsi="Arial" w:cs="Arial"/>
+              </w:rPr>
+              <w:t xml:space="preserve"> (selección múltiple)</w:t>
+            </w:r>
+            <w:r>
+              <w:rPr>
+                <w:rFonts w:ascii="Arial" w:hAnsi="Arial" w:cs="Arial"/>
+              </w:rPr>
+              <w:t>, módulo de acción</w:t>
+            </w:r>
+            <w:r>
+              <w:rPr>
+                <w:rFonts w:ascii="Arial" w:hAnsi="Arial" w:cs="Arial"/>
+              </w:rPr>
+              <w:t xml:space="preserve"> (selección múltiple)</w:t>
+            </w:r>
+            <w:r>
+              <w:rPr>
+                <w:rFonts w:ascii="Arial" w:hAnsi="Arial" w:cs="Arial"/>
+              </w:rPr>
+              <w:t>, recurso de la acción</w:t>
+            </w:r>
+            <w:r>
+              <w:rPr>
+                <w:rFonts w:ascii="Arial" w:hAnsi="Arial" w:cs="Arial"/>
+              </w:rPr>
+              <w:t xml:space="preserve"> (selección múltiple)</w:t>
+            </w:r>
+            <w:r>
+              <w:rPr>
+                <w:rFonts w:ascii="Arial" w:hAnsi="Arial" w:cs="Arial"/>
+              </w:rPr>
+              <w:t>, tipo de evento</w:t>
+            </w:r>
+            <w:r>
+              <w:rPr>
+                <w:rFonts w:ascii="Arial" w:hAnsi="Arial" w:cs="Arial"/>
+              </w:rPr>
+              <w:t xml:space="preserve"> (selección múltiple)</w:t>
+            </w:r>
+            <w:r>
+              <w:rPr>
+                <w:rFonts w:ascii="Arial" w:hAnsi="Arial" w:cs="Arial"/>
+              </w:rPr>
+              <w:t>, acción</w:t>
+            </w:r>
+            <w:r>
+              <w:rPr>
+                <w:rFonts w:ascii="Arial" w:hAnsi="Arial" w:cs="Arial"/>
+              </w:rPr>
+              <w:t xml:space="preserve"> (selección múltiple)</w:t>
+            </w:r>
+            <w:r>
+              <w:rPr>
+                <w:rFonts w:ascii="Arial" w:hAnsi="Arial" w:cs="Arial"/>
+              </w:rPr>
+              <w:t>.</w:t>
+            </w:r>
+            <w:r>
+              <w:rPr>
+                <w:rFonts w:ascii="Arial" w:hAnsi="Arial" w:cs="Arial"/>
+              </w:rPr>
+              <w:t xml:space="preserve"> El usuario administrador puede buscar las acciones de un usuario sin importar si </w:t>
+            </w:r>
+            <w:r>
+              <w:rPr>
+                <w:rFonts w:ascii="Arial" w:hAnsi="Arial" w:cs="Arial"/>
+              </w:rPr>
+              <w:t xml:space="preserve">a </w:t>
+            </w:r>
+            <w:r>
+              <w:rPr>
+                <w:rFonts w:ascii="Arial" w:hAnsi="Arial" w:cs="Arial"/>
+              </w:rPr>
+              <w:t xml:space="preserve">éste </w:t>
+            </w:r>
+            <w:r>
+              <w:rPr>
+                <w:rFonts w:ascii="Arial" w:hAnsi="Arial" w:cs="Arial"/>
+              </w:rPr>
+              <w:t xml:space="preserve">se le ha </w:t>
+            </w:r>
+            <w:r>
+              <w:rPr>
+                <w:rFonts w:ascii="Arial" w:hAnsi="Arial" w:cs="Arial"/>
+              </w:rPr>
+              <w:t>cambiado su usuario.</w:t>
+            </w:r>
+          </w:p>
+          <w:p>
+            <w:pPr>
+              <w:spacing w:after="240" w:line="360" w:lineRule="auto"/>
+              <w:jc w:val="both"/>
+              <w:rPr>
+                <w:rFonts w:ascii="Arial" w:hAnsi="Arial" w:cs="Arial"/>
+              </w:rPr>
+            </w:pPr>
+            <w:r>
+              <w:rPr>
+                <w:rFonts w:ascii="Arial" w:hAnsi="Arial" w:cs="Arial"/>
+              </w:rPr>
+              <w:t>Si el usuario es inhabilitado durante su estancia en el sistema, será redirigido al inicio de sesión sin poder ingresar al sistema, hasta que su usuario sea habilitado.</w:t>
+            </w:r>
+          </w:p>
+          <w:p>
+            <w:pPr>
+              <w:spacing w:after="240" w:line="360" w:lineRule="auto"/>
+              <w:jc w:val="both"/>
+              <w:rPr>
+                <w:rFonts w:ascii="Arial" w:hAnsi="Arial" w:cs="Arial"/>
+              </w:rPr>
+            </w:pPr>
+            <w:r>
+              <w:rPr>
+                <w:rFonts w:ascii="Arial" w:hAnsi="Arial" w:cs="Arial"/>
+              </w:rPr>
+              <w:t xml:space="preserve">* </w:t>
+            </w:r>
+            <w:r>
+              <w:rPr>
+                <w:rFonts w:ascii="Arial" w:hAnsi="Arial" w:cs="Arial"/>
+              </w:rPr>
+              <w:t>L</w:t>
+            </w:r>
+            <w:r>
+              <w:rPr>
+                <w:rFonts w:ascii="Arial" w:hAnsi="Arial" w:cs="Arial"/>
+              </w:rPr>
+              <w:t>as</w:t>
+            </w:r>
+            <w:r>
+              <w:rPr>
+                <w:rFonts w:ascii="Arial" w:hAnsi="Arial" w:cs="Arial"/>
+              </w:rPr>
+              <w:t xml:space="preserve"> acciones de generación de reportes</w:t>
+            </w:r>
+            <w:r>
+              <w:rPr>
+                <w:rFonts w:ascii="Arial" w:hAnsi="Arial" w:cs="Arial"/>
+              </w:rPr>
+              <w:t xml:space="preserve"> </w:t>
+            </w:r>
+            <w:r>
+              <w:rPr>
+                <w:rFonts w:ascii="Arial" w:hAnsi="Arial" w:cs="Arial"/>
+              </w:rPr>
+              <w:t>y/o errores s</w:t>
+            </w:r>
+            <w:r>
+              <w:rPr>
+                <w:rFonts w:ascii="Arial" w:hAnsi="Arial" w:cs="Arial"/>
+              </w:rPr>
+              <w:t xml:space="preserve">e guardan en la bitácora del </w:t>
+            </w:r>
+            <w:r>
+              <w:rPr>
+                <w:rFonts w:ascii="Arial" w:hAnsi="Arial" w:cs="Arial"/>
+              </w:rPr>
+              <w:lastRenderedPageBreak/>
+              <w:t xml:space="preserve">sistema para que puedan ser visualizadas en </w:t>
+            </w:r>
+            <w:r>
+              <w:rPr>
+                <w:rFonts w:ascii="Arial" w:hAnsi="Arial" w:cs="Arial"/>
+              </w:rPr>
+              <w:t>RF17</w:t>
+            </w:r>
+            <w:r>
+              <w:rPr>
+                <w:rFonts w:ascii="Arial" w:hAnsi="Arial" w:cs="Arial"/>
+              </w:rPr>
+              <w:t>.</w:t>
+            </w:r>
+          </w:p>
+        </w:tc>
+        <w:tc>
+          <w:tcPr>
+            <w:tcW w:w="2552" w:type="dxa"/>
+            <w:vAlign w:val="center"/>
+          </w:tcPr>
+          <w:p>
+            <w:pPr>
+              <w:spacing w:after="240" w:line="360" w:lineRule="auto"/>
+              <w:jc w:val="center"/>
+              <w:rPr>
+                <w:rFonts w:ascii="Arial" w:hAnsi="Arial" w:cs="Arial"/>
+              </w:rPr>
+            </w:pPr>
+            <w:r>
+              <w:rPr>
+                <w:rFonts w:ascii="Arial" w:hAnsi="Arial" w:cs="Arial"/>
+              </w:rPr>
+              <w:lastRenderedPageBreak/>
+              <w:t>Administrador</w:t>
+            </w:r>
+          </w:p>
+        </w:tc>
+        <w:tc>
+          <w:tcPr>
+            <w:tcW w:w="2268" w:type="dxa"/>
+            <w:gridSpan w:val="2"/>
+            <w:vAlign w:val="center"/>
+          </w:tcPr>
+          <w:p>
+            <w:pPr>
+              <w:spacing w:after="240" w:line="360" w:lineRule="auto"/>
+              <w:jc w:val="center"/>
+              <w:rPr>
+                <w:rFonts w:ascii="Arial" w:hAnsi="Arial" w:cs="Arial"/>
+              </w:rPr>
+            </w:pPr>
+            <w:r>
+              <w:rPr>
+                <w:rFonts w:ascii="Arial" w:hAnsi="Arial" w:cs="Arial"/>
+              </w:rPr>
+              <w:t>Módulo de reportes</w:t>
+            </w:r>
+          </w:p>
+        </w:tc>
+        <w:tc>
+          <w:tcPr>
+            <w:tcW w:w="1276" w:type="dxa"/>
+            <w:gridSpan w:val="2"/>
+            <w:vAlign w:val="center"/>
+          </w:tcPr>
+          <w:p>
+            <w:pPr>
+              <w:spacing w:after="240" w:line="360" w:lineRule="auto"/>
+              <w:jc w:val="center"/>
+              <w:rPr>
+                <w:rFonts w:ascii="Arial" w:hAnsi="Arial" w:cs="Arial"/>
+              </w:rPr>
+            </w:pPr>
+            <w:r>
+              <w:rPr>
+                <w:rFonts w:ascii="Arial" w:hAnsi="Arial" w:cs="Arial"/>
+              </w:rPr>
+              <w:t>Bajo</w:t>
+            </w:r>
+          </w:p>
+        </w:tc>
+      </w:tr>
+      <w:tr>
+        <w:tc>
+          <w:tcPr>
+            <w:tcW w:w="1129" w:type="dxa"/>
+            <w:vAlign w:val="center"/>
+          </w:tcPr>
+          <w:p>
+            <w:pPr>
+              <w:spacing w:after="240" w:line="360" w:lineRule="auto"/>
+              <w:jc w:val="center"/>
+              <w:rPr>
+                <w:rFonts w:ascii="Arial" w:hAnsi="Arial" w:cs="Arial"/>
+              </w:rPr>
+            </w:pPr>
+            <w:r>
+              <w:rPr>
+                <w:rFonts w:ascii="Arial" w:hAnsi="Arial" w:cs="Arial"/>
+              </w:rPr>
               <w:lastRenderedPageBreak/>
               <w:t>RF</w:t>
             </w:r>
@@ -10417,7 +11286,7 @@
               <w:rPr>
                 <w:rFonts w:ascii="Arial" w:hAnsi="Arial" w:cs="Arial"/>
               </w:rPr>
-              <w:t>16</w:t>
+              <w:t>18</w:t>
             </w:r>
           </w:p>
         </w:tc>
@@ -10438,7 +11307,7 @@
               <w:rPr>
                 <w:rFonts w:ascii="Arial" w:hAnsi="Arial" w:cs="Arial"/>
               </w:rPr>
-              <w:t>Exportar reporte del sistema</w:t>
+              <w:t>Exportar reporte de acciones del sistema</w:t>
             </w:r>
           </w:p>
         </w:tc>
@@ -10460,19 +11329,13 @@
               <w:rPr>
                 <w:rFonts w:ascii="Arial" w:hAnsi="Arial" w:cs="Arial"/>
               </w:rPr>
-              <w:t xml:space="preserve">El usuario administrador y/o usuario básico pueden exportar el reporte generado en </w:t>
-            </w:r>
-            <w:r>
-              <w:rPr>
-                <w:rFonts w:ascii="Arial" w:hAnsi="Arial" w:cs="Arial"/>
-              </w:rPr>
-              <w:t>RF15</w:t>
-            </w:r>
-            <w:r>
-              <w:rPr>
-                <w:rFonts w:ascii="Arial" w:hAnsi="Arial" w:cs="Arial"/>
-              </w:rPr>
-              <w:t xml:space="preserve">. La extensión del archivo generado es: </w:t>
+              <w:t xml:space="preserve">El usuario administrador puede exportar el reporte generado en </w:t>
+            </w:r>
+            <w:r>
+              <w:rPr>
+                <w:rFonts w:ascii="Arial" w:hAnsi="Arial" w:cs="Arial"/>
+              </w:rPr>
+              <w:t>RF17</w:t>
             </w:r>
             <w:r>
               <w:rPr>
@@ -10480,6 +11343,18 @@
               </w:rPr>
               <w:t>.</w:t>
             </w:r>
+            <w:r>
+              <w:rPr>
+                <w:rFonts w:ascii="Arial" w:hAnsi="Arial" w:cs="Arial"/>
+              </w:rPr>
+              <w:t xml:space="preserve"> </w:t>
+            </w:r>
+            <w:r>
+              <w:rPr>
+                <w:rFonts w:ascii="Arial" w:hAnsi="Arial" w:cs="Arial"/>
+              </w:rPr>
+              <w:t>La extensión del archivo generado es: .</w:t>
+            </w:r>
             <w:proofErr w:type="spellStart"/>
             <w:r>
               <w:rPr>
@@ -10507,29 +11382,46 @@
               <w:rPr>
                 <w:rFonts w:ascii="Arial" w:hAnsi="Arial" w:cs="Arial"/>
               </w:rPr>
-              <w:t xml:space="preserve">Si el usuario es inhabilitado durante su estancia en el sistema, será redirigido al inicio de sesión sin poder ingresar al </w:t>
-            </w:r>
-            <w:r>
-              <w:rPr>
-                <w:rFonts w:ascii="Arial" w:hAnsi="Arial" w:cs="Arial"/>
-              </w:rPr>
-              <w:lastRenderedPageBreak/>
-              <w:t>sistema, hasta que su usuario sea habilitado.</w:t>
-            </w:r>
-          </w:p>
-          <w:p>
-            <w:pPr>
-              <w:spacing w:after="240" w:line="360" w:lineRule="auto"/>
-              <w:jc w:val="both"/>
-              <w:rPr>
-                <w:rFonts w:ascii="Arial" w:hAnsi="Arial" w:cs="Arial"/>
-              </w:rPr>
-            </w:pPr>
-            <w:r>
-              <w:rPr>
-                <w:rFonts w:ascii="Arial" w:hAnsi="Arial" w:cs="Arial"/>
-              </w:rPr>
-              <w:t xml:space="preserve">* Las acciones de exportación de reportes y errores, se guardan en la bitácora del sistema para que puedan ser visualizadas en </w:t>
+              <w:t>Si el usuario es inhabilitado durante su estancia en el sistema, será redirigido al inicio de sesión sin poder ingresar al sistema, hasta que su usuario sea habilitado.</w:t>
+            </w:r>
+          </w:p>
+          <w:p>
+            <w:pPr>
+              <w:spacing w:after="240" w:line="360" w:lineRule="auto"/>
+              <w:jc w:val="both"/>
+              <w:rPr>
+                <w:rFonts w:ascii="Arial" w:hAnsi="Arial" w:cs="Arial"/>
+              </w:rPr>
+            </w:pPr>
+            <w:r>
+              <w:rPr>
+                <w:rFonts w:ascii="Arial" w:hAnsi="Arial" w:cs="Arial"/>
+              </w:rPr>
+              <w:t xml:space="preserve">* </w:t>
+            </w:r>
+            <w:r>
+              <w:rPr>
+                <w:rFonts w:ascii="Arial" w:hAnsi="Arial" w:cs="Arial"/>
+              </w:rPr>
+              <w:t>Las</w:t>
+            </w:r>
+            <w:r>
+              <w:rPr>
+                <w:rFonts w:ascii="Arial" w:hAnsi="Arial" w:cs="Arial"/>
+              </w:rPr>
+              <w:t xml:space="preserve"> acciones de exportación de reportes</w:t>
+            </w:r>
+            <w:r>
+              <w:rPr>
+                <w:rFonts w:ascii="Arial" w:hAnsi="Arial" w:cs="Arial"/>
+              </w:rPr>
+              <w:t xml:space="preserve"> y/o errores </w:t>
+            </w:r>
+            <w:r>
+              <w:rPr>
+                <w:rFonts w:ascii="Arial" w:hAnsi="Arial" w:cs="Arial"/>
+              </w:rPr>
+              <w:t xml:space="preserve">se guardan en la bitácora del sistema para que puedan ser visualizadas en </w:t>
             </w:r>
             <w:r>
               <w:rPr>
@@ -10562,8 +11454,7 @@
               <w:rPr>
                 <w:rFonts w:ascii="Arial" w:hAnsi="Arial" w:cs="Arial"/>
               </w:rPr>
-              <w:lastRenderedPageBreak/>
-              <w:t>Administrador, usuario básico</w:t>
+              <w:t>Administrador</w:t>
             </w:r>
           </w:p>
         </w:tc>
@@ -10630,7 +11521,7 @@
               <w:rPr>
                 <w:rFonts w:ascii="Arial" w:hAnsi="Arial" w:cs="Arial"/>
               </w:rPr>
-              <w:t>RF17</w:t>
+              <w:t>RF19</w:t>
             </w:r>
           </w:p>
         </w:tc>
@@ -10651,7 +11542,55 @@
               <w:rPr>
                 <w:rFonts w:ascii="Arial" w:hAnsi="Arial" w:cs="Arial"/>
               </w:rPr>
-              <w:t>Generar reporte de acciones del sistema</w:t>
+              <w:t>Generar</w:t>
+            </w:r>
+            <w:r>
+              <w:rPr>
+                <w:rFonts w:ascii="Arial" w:hAnsi="Arial" w:cs="Arial"/>
+              </w:rPr>
+              <w:t xml:space="preserve"> reporte</w:t>
+            </w:r>
+            <w:r>
+              <w:rPr>
+                <w:rFonts w:ascii="Arial" w:hAnsi="Arial" w:cs="Arial"/>
+              </w:rPr>
+              <w:t xml:space="preserve"> </w:t>
+            </w:r>
+            <w:r>
+              <w:rPr>
+                <w:rFonts w:ascii="Arial" w:hAnsi="Arial" w:cs="Arial"/>
+              </w:rPr>
+              <w:t>de acciones de</w:t>
+            </w:r>
+            <w:r>
+              <w:rPr>
+                <w:rFonts w:ascii="Arial" w:hAnsi="Arial" w:cs="Arial"/>
+              </w:rPr>
+              <w:t xml:space="preserve"> los</w:t>
+            </w:r>
+            <w:r>
+              <w:rPr>
+                <w:rFonts w:ascii="Arial" w:hAnsi="Arial" w:cs="Arial"/>
+              </w:rPr>
+              <w:t xml:space="preserve"> equipo</w:t>
+            </w:r>
+            <w:r>
+              <w:rPr>
+                <w:rFonts w:ascii="Arial" w:hAnsi="Arial" w:cs="Arial"/>
+              </w:rPr>
+              <w:t>s</w:t>
+            </w:r>
+            <w:r>
+              <w:rPr>
+                <w:rFonts w:ascii="Arial" w:hAnsi="Arial" w:cs="Arial"/>
+              </w:rPr>
+              <w:t xml:space="preserve"> biométrico</w:t>
+            </w:r>
+            <w:r>
+              <w:rPr>
+                <w:rFonts w:ascii="Arial" w:hAnsi="Arial" w:cs="Arial"/>
+              </w:rPr>
+              <w:t>s</w:t>
             </w:r>
           </w:p>
         </w:tc>
@@ -10673,25 +11612,195 @@
               <w:rPr>
                 <w:rFonts w:ascii="Arial" w:hAnsi="Arial" w:cs="Arial"/>
               </w:rPr>
-              <w:t>El usuario administrador puede generar el reporte de acciones</w:t>
-            </w:r>
-            <w:r>
-              <w:rPr>
-                <w:rFonts w:ascii="Arial" w:hAnsi="Arial" w:cs="Arial"/>
-              </w:rPr>
-              <w:t xml:space="preserve"> </w:t>
-            </w:r>
-            <w:r>
-              <w:rPr>
-                <w:rFonts w:ascii="Arial" w:hAnsi="Arial" w:cs="Arial"/>
-              </w:rPr>
-              <w:t>del sistema</w:t>
-            </w:r>
-            <w:r>
-              <w:rPr>
-                <w:rFonts w:ascii="Arial" w:hAnsi="Arial" w:cs="Arial"/>
-              </w:rPr>
-              <w:t xml:space="preserve"> (bitácora - trazabilidad)</w:t>
+              <w:t>El usuario administrador y/o usuario básico pueden generar el reporte de acciones de los equipos biométricos (bitácora – trazabilidad).</w:t>
+            </w:r>
+            <w:r>
+              <w:rPr>
+                <w:rFonts w:ascii="Arial" w:hAnsi="Arial" w:cs="Arial"/>
+              </w:rPr>
+              <w:t xml:space="preserve"> Los campos </w:t>
+            </w:r>
+            <w:r>
+              <w:rPr>
+                <w:rFonts w:ascii="Arial" w:hAnsi="Arial" w:cs="Arial"/>
+              </w:rPr>
+              <w:t xml:space="preserve">para el reporte son: </w:t>
+            </w:r>
+            <w:r>
+              <w:rPr>
+                <w:rFonts w:ascii="Arial" w:hAnsi="Arial" w:cs="Arial"/>
+              </w:rPr>
+              <w:t xml:space="preserve">DNI, </w:t>
+            </w:r>
+            <w:r>
+              <w:rPr>
+                <w:rFonts w:ascii="Arial" w:hAnsi="Arial" w:cs="Arial"/>
+              </w:rPr>
+              <w:t xml:space="preserve">nombre del trabajador, sede de </w:t>
+            </w:r>
+            <w:r>
+              <w:rPr>
+                <w:rFonts w:ascii="Arial" w:hAnsi="Arial" w:cs="Arial"/>
+              </w:rPr>
+              <w:lastRenderedPageBreak/>
+              <w:t>la empresa, área de la empresa, equipo biométrico, resultado del acceso (</w:t>
+            </w:r>
+            <w:r>
+              <w:rPr>
+                <w:rFonts w:ascii="Arial" w:hAnsi="Arial" w:cs="Arial"/>
+              </w:rPr>
+              <w:t>concedido</w:t>
+            </w:r>
+            <w:r>
+              <w:rPr>
+                <w:rFonts w:ascii="Arial" w:hAnsi="Arial" w:cs="Arial"/>
+              </w:rPr>
+              <w:t>, denegado</w:t>
+            </w:r>
+            <w:r>
+              <w:rPr>
+                <w:rFonts w:ascii="Arial" w:hAnsi="Arial" w:cs="Arial"/>
+              </w:rPr>
+              <w:t>, error</w:t>
+            </w:r>
+            <w:r>
+              <w:rPr>
+                <w:rFonts w:ascii="Arial" w:hAnsi="Arial" w:cs="Arial"/>
+              </w:rPr>
+              <w:t>, validación</w:t>
+            </w:r>
+            <w:r>
+              <w:rPr>
+                <w:rFonts w:ascii="Arial" w:hAnsi="Arial" w:cs="Arial"/>
+              </w:rPr>
+              <w:t>), descripción del</w:t>
+            </w:r>
+            <w:r>
+              <w:rPr>
+                <w:rFonts w:ascii="Arial" w:hAnsi="Arial" w:cs="Arial"/>
+              </w:rPr>
+              <w:t xml:space="preserve"> resultado de</w:t>
+            </w:r>
+            <w:r>
+              <w:rPr>
+                <w:rFonts w:ascii="Arial" w:hAnsi="Arial" w:cs="Arial"/>
+              </w:rPr>
+              <w:t xml:space="preserve"> acción</w:t>
+            </w:r>
+            <w:r>
+              <w:rPr>
+                <w:rFonts w:ascii="Arial" w:hAnsi="Arial" w:cs="Arial"/>
+              </w:rPr>
+              <w:t xml:space="preserve">, </w:t>
+            </w:r>
+            <w:r>
+              <w:rPr>
+                <w:rFonts w:ascii="Arial" w:hAnsi="Arial" w:cs="Arial"/>
+              </w:rPr>
+              <w:t>fecha de acceso, imagen del trabajador no registrado en el sistema que intentó ingresar al área.</w:t>
+            </w:r>
+          </w:p>
+          <w:p>
+            <w:pPr>
+              <w:spacing w:after="240" w:line="360" w:lineRule="auto"/>
+              <w:jc w:val="both"/>
+              <w:rPr>
+                <w:rFonts w:ascii="Arial" w:hAnsi="Arial" w:cs="Arial"/>
+              </w:rPr>
+            </w:pPr>
+            <w:r>
+              <w:rPr>
+                <w:rFonts w:ascii="Arial" w:hAnsi="Arial" w:cs="Arial"/>
+              </w:rPr>
+              <w:t>El usuario administrador y/o usuario básico generan el reporte según el rango de fechas de acceso indicado (fecha de inicio – fecha fin).</w:t>
+            </w:r>
+          </w:p>
+          <w:p>
+            <w:pPr>
+              <w:spacing w:after="240" w:line="360" w:lineRule="auto"/>
+              <w:jc w:val="both"/>
+              <w:rPr>
+                <w:rFonts w:ascii="Arial" w:hAnsi="Arial" w:cs="Arial"/>
+              </w:rPr>
+            </w:pPr>
+            <w:r>
+              <w:rPr>
+                <w:rFonts w:ascii="Arial" w:hAnsi="Arial" w:cs="Arial"/>
+              </w:rPr>
+              <w:t xml:space="preserve">El usuario administrador y/o usuario básico pueden filtrar el listado de acciones de los equipos biométricos (bitácora – trazabilidad) según los siguientes filtros: </w:t>
+            </w:r>
+            <w:r>
+              <w:rPr>
+                <w:rFonts w:ascii="Arial" w:hAnsi="Arial" w:cs="Arial"/>
+              </w:rPr>
+              <w:t>DNI, nombre del trabajador, sede de la empresa</w:t>
+            </w:r>
+            <w:r>
+              <w:rPr>
+                <w:rFonts w:ascii="Arial" w:hAnsi="Arial" w:cs="Arial"/>
+              </w:rPr>
+              <w:t xml:space="preserve"> (selección múltiple</w:t>
+            </w:r>
+            <w:r>
+              <w:rPr>
+                <w:rFonts w:ascii="Arial" w:hAnsi="Arial" w:cs="Arial"/>
+              </w:rPr>
+              <w:t>; listado según la bitácora guardada</w:t>
+            </w:r>
+            <w:r>
+              <w:rPr>
+                <w:rFonts w:ascii="Arial" w:hAnsi="Arial" w:cs="Arial"/>
+              </w:rPr>
+              <w:t>)</w:t>
+            </w:r>
+            <w:r>
+              <w:rPr>
+                <w:rFonts w:ascii="Arial" w:hAnsi="Arial" w:cs="Arial"/>
+              </w:rPr>
+              <w:t>, área de la empresa</w:t>
+            </w:r>
+            <w:r>
+              <w:rPr>
+                <w:rFonts w:ascii="Arial" w:hAnsi="Arial" w:cs="Arial"/>
+              </w:rPr>
+              <w:t xml:space="preserve"> (selección múltiple</w:t>
+            </w:r>
+            <w:r>
+              <w:rPr>
+                <w:rFonts w:ascii="Arial" w:hAnsi="Arial" w:cs="Arial"/>
+              </w:rPr>
+              <w:t>; listado según la bitácora guardada</w:t>
+            </w:r>
+            <w:r>
+              <w:rPr>
+                <w:rFonts w:ascii="Arial" w:hAnsi="Arial" w:cs="Arial"/>
+              </w:rPr>
+              <w:t>)</w:t>
+            </w:r>
+            <w:r>
+              <w:rPr>
+                <w:rFonts w:ascii="Arial" w:hAnsi="Arial" w:cs="Arial"/>
+              </w:rPr>
+              <w:t xml:space="preserve">, </w:t>
+            </w:r>
+            <w:r>
+              <w:rPr>
+                <w:rFonts w:ascii="Arial" w:hAnsi="Arial" w:cs="Arial"/>
+              </w:rPr>
+              <w:t xml:space="preserve">equipo biométrico, </w:t>
+            </w:r>
+            <w:r>
+              <w:rPr>
+                <w:rFonts w:ascii="Arial" w:hAnsi="Arial" w:cs="Arial"/>
+              </w:rPr>
+              <w:lastRenderedPageBreak/>
+              <w:t>resultado del acceso</w:t>
+            </w:r>
+            <w:r>
+              <w:rPr>
+                <w:rFonts w:ascii="Arial" w:hAnsi="Arial" w:cs="Arial"/>
+              </w:rPr>
+              <w:t xml:space="preserve"> (selección múltiple)</w:t>
             </w:r>
             <w:r>
               <w:rPr>
@@ -10703,306 +11812,7 @@
               <w:rPr>
                 <w:rFonts w:ascii="Arial" w:hAnsi="Arial" w:cs="Arial"/>
               </w:rPr>
-              <w:t xml:space="preserve"> Los campos para el reporte son:</w:t>
-            </w:r>
-            <w:r>
-              <w:rPr>
-                <w:rFonts w:ascii="Arial" w:hAnsi="Arial" w:cs="Arial"/>
-              </w:rPr>
-              <w:t xml:space="preserve"> </w:t>
-            </w:r>
-            <w:r>
-              <w:rPr>
-                <w:rFonts w:ascii="Arial" w:hAnsi="Arial" w:cs="Arial"/>
-              </w:rPr>
-              <w:t xml:space="preserve">usuario que realizó la acción, nombre y apellido del usuario, rol del usuario, módulo de la acción, </w:t>
-            </w:r>
-            <w:r>
-              <w:rPr>
-                <w:rFonts w:ascii="Arial" w:hAnsi="Arial" w:cs="Arial"/>
-              </w:rPr>
-              <w:t>recurso</w:t>
-            </w:r>
-            <w:r>
-              <w:rPr>
-                <w:rFonts w:ascii="Arial" w:hAnsi="Arial" w:cs="Arial"/>
-              </w:rPr>
-              <w:t xml:space="preserve"> de la acción, </w:t>
-            </w:r>
-            <w:r>
-              <w:rPr>
-                <w:rFonts w:ascii="Arial" w:hAnsi="Arial" w:cs="Arial"/>
-              </w:rPr>
-              <w:t>tipo de evento (error, validación, correcto)</w:t>
-            </w:r>
-            <w:r>
-              <w:rPr>
-                <w:rFonts w:ascii="Arial" w:hAnsi="Arial" w:cs="Arial"/>
-              </w:rPr>
-              <w:t xml:space="preserve">, acción, </w:t>
-            </w:r>
-            <w:r>
-              <w:rPr>
-                <w:rFonts w:ascii="Arial" w:hAnsi="Arial" w:cs="Arial"/>
-              </w:rPr>
-              <w:t xml:space="preserve">descripción </w:t>
-            </w:r>
-            <w:r>
-              <w:rPr>
-                <w:rFonts w:ascii="Arial" w:hAnsi="Arial" w:cs="Arial"/>
-              </w:rPr>
-              <w:t>del resultado de la acción,</w:t>
-            </w:r>
-            <w:r>
-              <w:rPr>
-                <w:rFonts w:ascii="Arial" w:hAnsi="Arial" w:cs="Arial"/>
-              </w:rPr>
-              <w:t xml:space="preserve"> </w:t>
-            </w:r>
-            <w:r>
-              <w:rPr>
-                <w:rFonts w:ascii="Arial" w:hAnsi="Arial" w:cs="Arial"/>
-              </w:rPr>
-              <w:t>valor trazado</w:t>
-            </w:r>
-            <w:r>
-              <w:rPr>
-                <w:rFonts w:ascii="Arial" w:hAnsi="Arial" w:cs="Arial"/>
-              </w:rPr>
-              <w:t xml:space="preserve"> (</w:t>
-            </w:r>
-            <w:r>
-              <w:rPr>
-                <w:rFonts w:ascii="Arial" w:hAnsi="Arial" w:cs="Arial"/>
-              </w:rPr>
-              <w:t xml:space="preserve">el valor anterior </w:t>
-            </w:r>
-            <w:r>
-              <w:rPr>
-                <w:rFonts w:ascii="Arial" w:hAnsi="Arial" w:cs="Arial"/>
-              </w:rPr>
-              <w:t>se compara con el valor actual para comprobar los valores cambiados),</w:t>
-            </w:r>
-            <w:r>
-              <w:rPr>
-                <w:rFonts w:ascii="Arial" w:hAnsi="Arial" w:cs="Arial"/>
-              </w:rPr>
-              <w:t xml:space="preserve"> fecha de acción.</w:t>
-            </w:r>
-          </w:p>
-          <w:p>
-            <w:pPr>
-              <w:spacing w:after="240" w:line="360" w:lineRule="auto"/>
-              <w:jc w:val="both"/>
-              <w:rPr>
-                <w:rFonts w:ascii="Arial" w:hAnsi="Arial" w:cs="Arial"/>
-              </w:rPr>
-            </w:pPr>
-            <w:r>
-              <w:rPr>
-                <w:rFonts w:ascii="Arial" w:hAnsi="Arial" w:cs="Arial"/>
-              </w:rPr>
-              <w:lastRenderedPageBreak/>
-              <w:t xml:space="preserve">Las acciones pueden ser: </w:t>
-            </w:r>
-            <w:r>
-              <w:rPr>
-                <w:rFonts w:ascii="Arial" w:hAnsi="Arial" w:cs="Arial"/>
-              </w:rPr>
-              <w:t>obtención de datos, registro de datos,</w:t>
-            </w:r>
-            <w:r>
-              <w:rPr>
-                <w:rFonts w:ascii="Arial" w:hAnsi="Arial" w:cs="Arial"/>
-              </w:rPr>
-              <w:t xml:space="preserve"> registro masivo de datos,</w:t>
-            </w:r>
-            <w:r>
-              <w:rPr>
-                <w:rFonts w:ascii="Arial" w:hAnsi="Arial" w:cs="Arial"/>
-              </w:rPr>
-              <w:t xml:space="preserve"> modificación de datos, activación de registros, inactivación de registros</w:t>
-            </w:r>
-            <w:r>
-              <w:rPr>
-                <w:rFonts w:ascii="Arial" w:hAnsi="Arial" w:cs="Arial"/>
-              </w:rPr>
-              <w:t xml:space="preserve">, </w:t>
-            </w:r>
-            <w:r>
-              <w:rPr>
-                <w:rFonts w:ascii="Arial" w:hAnsi="Arial" w:cs="Arial"/>
-              </w:rPr>
-              <w:t xml:space="preserve">asignación de servidor de configuración, </w:t>
-            </w:r>
-            <w:r>
-              <w:rPr>
-                <w:rFonts w:ascii="Arial" w:hAnsi="Arial" w:cs="Arial"/>
-              </w:rPr>
-              <w:t xml:space="preserve">generación de reportes, </w:t>
-            </w:r>
-            <w:r>
-              <w:rPr>
-                <w:rFonts w:ascii="Arial" w:hAnsi="Arial" w:cs="Arial"/>
-              </w:rPr>
-              <w:t xml:space="preserve">exportación de reportes, </w:t>
-            </w:r>
-            <w:r>
-              <w:rPr>
-                <w:rFonts w:ascii="Arial" w:hAnsi="Arial" w:cs="Arial"/>
-              </w:rPr>
-              <w:t>recuperación de contraseña, cambio de contraseña olvidada, cambio de datos por defecto</w:t>
-            </w:r>
-            <w:r>
-              <w:rPr>
-                <w:rFonts w:ascii="Arial" w:hAnsi="Arial" w:cs="Arial"/>
-              </w:rPr>
-              <w:t>, acceso a equipos biométricos, apertura de puertas de acceso, acceso al sistema, sesión finalizada</w:t>
-            </w:r>
-            <w:r>
-              <w:rPr>
-                <w:rFonts w:ascii="Arial" w:hAnsi="Arial" w:cs="Arial"/>
-              </w:rPr>
-              <w:t>.</w:t>
-            </w:r>
-          </w:p>
-          <w:p>
-            <w:pPr>
-              <w:spacing w:after="240" w:line="360" w:lineRule="auto"/>
-              <w:jc w:val="both"/>
-              <w:rPr>
-                <w:rFonts w:ascii="Arial" w:hAnsi="Arial" w:cs="Arial"/>
-              </w:rPr>
-            </w:pPr>
-            <w:r>
-              <w:rPr>
-                <w:rFonts w:ascii="Arial" w:hAnsi="Arial" w:cs="Arial"/>
-              </w:rPr>
-              <w:t>El usuario administrador genera el reporte según el rango de fechas de acción indicado (fecha de inicio – fecha fin).</w:t>
-            </w:r>
-          </w:p>
-          <w:p>
-            <w:pPr>
-              <w:spacing w:after="240" w:line="360" w:lineRule="auto"/>
-              <w:jc w:val="both"/>
-              <w:rPr>
-                <w:rFonts w:ascii="Arial" w:hAnsi="Arial" w:cs="Arial"/>
-              </w:rPr>
-            </w:pPr>
-            <w:r>
-              <w:rPr>
-                <w:rFonts w:ascii="Arial" w:hAnsi="Arial" w:cs="Arial"/>
-              </w:rPr>
-              <w:t>El usuario administrador puede filtrar el listado de acciones del sistema (bitácora - trazabilidad) según los siguientes filtros:</w:t>
-            </w:r>
-            <w:r>
-              <w:rPr>
-                <w:rFonts w:ascii="Arial" w:hAnsi="Arial" w:cs="Arial"/>
-              </w:rPr>
-              <w:t xml:space="preserve"> </w:t>
-            </w:r>
-            <w:r>
-              <w:rPr>
-                <w:rFonts w:ascii="Arial" w:hAnsi="Arial" w:cs="Arial"/>
-              </w:rPr>
-              <w:t>usuario que realizó la acción, nombre y apellido del usuario, rol del usuario</w:t>
-            </w:r>
-            <w:r>
-              <w:rPr>
-                <w:rFonts w:ascii="Arial" w:hAnsi="Arial" w:cs="Arial"/>
-              </w:rPr>
-              <w:t xml:space="preserve"> </w:t>
-            </w:r>
-            <w:r>
-              <w:rPr>
-                <w:rFonts w:ascii="Arial" w:hAnsi="Arial" w:cs="Arial"/>
-              </w:rPr>
-              <w:lastRenderedPageBreak/>
-              <w:t>(selección múltiple)</w:t>
-            </w:r>
-            <w:r>
-              <w:rPr>
-                <w:rFonts w:ascii="Arial" w:hAnsi="Arial" w:cs="Arial"/>
-              </w:rPr>
-              <w:t>, módulo de acción</w:t>
-            </w:r>
-            <w:r>
-              <w:rPr>
-                <w:rFonts w:ascii="Arial" w:hAnsi="Arial" w:cs="Arial"/>
-              </w:rPr>
-              <w:t xml:space="preserve"> (selección múltiple)</w:t>
-            </w:r>
-            <w:r>
-              <w:rPr>
-                <w:rFonts w:ascii="Arial" w:hAnsi="Arial" w:cs="Arial"/>
-              </w:rPr>
-              <w:t>, recurso de la acción</w:t>
-            </w:r>
-            <w:r>
-              <w:rPr>
-                <w:rFonts w:ascii="Arial" w:hAnsi="Arial" w:cs="Arial"/>
-              </w:rPr>
-              <w:t xml:space="preserve"> (selección múltiple)</w:t>
-            </w:r>
-            <w:r>
-              <w:rPr>
-                <w:rFonts w:ascii="Arial" w:hAnsi="Arial" w:cs="Arial"/>
-              </w:rPr>
-              <w:t>, tipo de evento</w:t>
-            </w:r>
-            <w:r>
-              <w:rPr>
-                <w:rFonts w:ascii="Arial" w:hAnsi="Arial" w:cs="Arial"/>
-              </w:rPr>
-              <w:t xml:space="preserve"> (selección múltiple)</w:t>
-            </w:r>
-            <w:r>
-              <w:rPr>
-                <w:rFonts w:ascii="Arial" w:hAnsi="Arial" w:cs="Arial"/>
-              </w:rPr>
-              <w:t>, acción</w:t>
-            </w:r>
-            <w:r>
-              <w:rPr>
-                <w:rFonts w:ascii="Arial" w:hAnsi="Arial" w:cs="Arial"/>
-              </w:rPr>
-              <w:t xml:space="preserve"> (selección múltiple)</w:t>
-            </w:r>
-            <w:r>
-              <w:rPr>
-                <w:rFonts w:ascii="Arial" w:hAnsi="Arial" w:cs="Arial"/>
-              </w:rPr>
-              <w:t>.</w:t>
-            </w:r>
-            <w:r>
-              <w:rPr>
-                <w:rFonts w:ascii="Arial" w:hAnsi="Arial" w:cs="Arial"/>
-              </w:rPr>
-              <w:t xml:space="preserve"> El usuario administrador puede buscar las acciones de un usuario sin importar si </w:t>
-            </w:r>
-            <w:r>
-              <w:rPr>
-                <w:rFonts w:ascii="Arial" w:hAnsi="Arial" w:cs="Arial"/>
-              </w:rPr>
-              <w:t xml:space="preserve">a </w:t>
-            </w:r>
-            <w:r>
-              <w:rPr>
-                <w:rFonts w:ascii="Arial" w:hAnsi="Arial" w:cs="Arial"/>
-              </w:rPr>
-              <w:t xml:space="preserve">éste </w:t>
-            </w:r>
-            <w:r>
-              <w:rPr>
-                <w:rFonts w:ascii="Arial" w:hAnsi="Arial" w:cs="Arial"/>
-              </w:rPr>
-              <w:t xml:space="preserve">se le ha </w:t>
-            </w:r>
-            <w:r>
-              <w:rPr>
-                <w:rFonts w:ascii="Arial" w:hAnsi="Arial" w:cs="Arial"/>
-              </w:rPr>
-              <w:t>cambiado su usuario.</w:t>
+              <w:t xml:space="preserve"> El usuario administrador y/o usuario básico pueden buscar los accesos de un trabajador sin importar si a éste se le ha cambiado su DNI.</w:t>
             </w:r>
           </w:p>
           <w:p>
@@ -11032,43 +11842,19 @@
               <w:rPr>
                 <w:rFonts w:ascii="Arial" w:hAnsi="Arial" w:cs="Arial"/>
               </w:rPr>
-              <w:t xml:space="preserve">* </w:t>
-            </w:r>
-            <w:r>
-              <w:rPr>
-                <w:rFonts w:ascii="Arial" w:hAnsi="Arial" w:cs="Arial"/>
-              </w:rPr>
-              <w:t>L</w:t>
-            </w:r>
-            <w:r>
-              <w:rPr>
-                <w:rFonts w:ascii="Arial" w:hAnsi="Arial" w:cs="Arial"/>
-              </w:rPr>
-              <w:t>as</w:t>
-            </w:r>
-            <w:r>
-              <w:rPr>
-                <w:rFonts w:ascii="Arial" w:hAnsi="Arial" w:cs="Arial"/>
-              </w:rPr>
-              <w:t xml:space="preserve"> acciones de generación de reportes</w:t>
-            </w:r>
-            <w:r>
-              <w:rPr>
-                <w:rFonts w:ascii="Arial" w:hAnsi="Arial" w:cs="Arial"/>
-              </w:rPr>
-              <w:t xml:space="preserve"> </w:t>
-            </w:r>
-            <w:r>
-              <w:rPr>
-                <w:rFonts w:ascii="Arial" w:hAnsi="Arial" w:cs="Arial"/>
-              </w:rPr>
-              <w:t>y/o errores s</w:t>
-            </w:r>
-            <w:r>
-              <w:rPr>
-                <w:rFonts w:ascii="Arial" w:hAnsi="Arial" w:cs="Arial"/>
-              </w:rPr>
-              <w:t xml:space="preserve">e guardan en la bitácora del sistema para que puedan ser visualizadas en </w:t>
+              <w:t xml:space="preserve">* Las acciones de </w:t>
+            </w:r>
+            <w:r>
+              <w:rPr>
+                <w:rFonts w:ascii="Arial" w:hAnsi="Arial" w:cs="Arial"/>
+              </w:rPr>
+              <w:t xml:space="preserve">obtención de datos, </w:t>
+            </w:r>
+            <w:r>
+              <w:rPr>
+                <w:rFonts w:ascii="Arial" w:hAnsi="Arial" w:cs="Arial"/>
+              </w:rPr>
+              <w:t xml:space="preserve">generación de reportes y errores, se guardan en la bitácora del sistema para que puedan ser visualizadas en </w:t>
             </w:r>
             <w:r>
               <w:rPr>
@@ -11104,6 +11890,18 @@
               <w:lastRenderedPageBreak/>
               <w:t>Administrador</w:t>
             </w:r>
+            <w:r>
+              <w:rPr>
+                <w:rFonts w:ascii="Arial" w:hAnsi="Arial" w:cs="Arial"/>
+              </w:rPr>
+              <w:t>, usuario</w:t>
+            </w:r>
+            <w:r>
+              <w:rPr>
+                <w:rFonts w:ascii="Arial" w:hAnsi="Arial" w:cs="Arial"/>
+              </w:rPr>
+              <w:t xml:space="preserve"> básico</w:t>
+            </w:r>
           </w:p>
         </w:tc>
         <w:tc>
@@ -11176,7 +11974,7 @@
               <w:rPr>
                 <w:rFonts w:ascii="Arial" w:hAnsi="Arial" w:cs="Arial"/>
               </w:rPr>
-              <w:t>18</w:t>
+              <w:t>20</w:t>
             </w:r>
           </w:p>
         </w:tc>
@@ -11197,7 +11995,7 @@
               <w:rPr>
                 <w:rFonts w:ascii="Arial" w:hAnsi="Arial" w:cs="Arial"/>
               </w:rPr>
-              <w:t>Exportar reporte de acciones del sistema</w:t>
+              <w:t>Exportar reporte de acciones de los equipos biométricos</w:t>
             </w:r>
           </w:p>
         </w:tc>
@@ -11219,7 +12017,70 @@
               <w:rPr>
                 <w:rFonts w:ascii="Arial" w:hAnsi="Arial" w:cs="Arial"/>
               </w:rPr>
-              <w:t xml:space="preserve">El usuario administrador puede exportar el reporte generado en </w:t>
+              <w:t xml:space="preserve">El usuario administrador y/o usuario básico pueden exportar el reporte generado en </w:t>
+            </w:r>
+            <w:r>
+              <w:rPr>
+                <w:rFonts w:ascii="Arial" w:hAnsi="Arial" w:cs="Arial"/>
+              </w:rPr>
+              <w:t>RF19</w:t>
+            </w:r>
+            <w:r>
+              <w:rPr>
+                <w:rFonts w:ascii="Arial" w:hAnsi="Arial" w:cs="Arial"/>
+              </w:rPr>
+              <w:t xml:space="preserve">. </w:t>
+            </w:r>
+            <w:r>
+              <w:rPr>
+                <w:rFonts w:ascii="Arial" w:hAnsi="Arial" w:cs="Arial"/>
+              </w:rPr>
+              <w:t>La extensión del archivo generado es: .</w:t>
+            </w:r>
+            <w:proofErr w:type="spellStart"/>
+            <w:r>
+              <w:rPr>
+                <w:rFonts w:ascii="Arial" w:hAnsi="Arial" w:cs="Arial"/>
+              </w:rPr>
+              <w:t>html</w:t>
+            </w:r>
+            <w:proofErr w:type="spellEnd"/>
+            <w:r>
+              <w:rPr>
+                <w:rFonts w:ascii="Arial" w:hAnsi="Arial" w:cs="Arial"/>
+              </w:rPr>
+              <w:t>.</w:t>
+            </w:r>
+          </w:p>
+          <w:p>
+            <w:pPr>
+              <w:spacing w:after="240" w:line="360" w:lineRule="auto"/>
+              <w:jc w:val="both"/>
+              <w:rPr>
+                <w:rFonts w:ascii="Arial" w:hAnsi="Arial" w:cs="Arial"/>
+              </w:rPr>
+            </w:pPr>
+            <w:r>
+              <w:rPr>
+                <w:rFonts w:ascii="Arial" w:hAnsi="Arial" w:cs="Arial"/>
+              </w:rPr>
+              <w:lastRenderedPageBreak/>
+              <w:t>Si el usuario es inhabilitado durante su estancia en el sistema, será redirigido al inicio de sesión sin poder ingresar al sistema, hasta que su usuario sea habilitado.</w:t>
+            </w:r>
+          </w:p>
+          <w:p>
+            <w:pPr>
+              <w:spacing w:after="240" w:line="360" w:lineRule="auto"/>
+              <w:jc w:val="both"/>
+              <w:rPr>
+                <w:rFonts w:ascii="Arial" w:hAnsi="Arial" w:cs="Arial"/>
+              </w:rPr>
+            </w:pPr>
+            <w:r>
+              <w:rPr>
+                <w:rFonts w:ascii="Arial" w:hAnsi="Arial" w:cs="Arial"/>
+              </w:rPr>
+              <w:t xml:space="preserve">* Las acciones de exportación de reportes y errores, se guardan en la bitácora del sistema para que puedan ser visualizadas en </w:t>
             </w:r>
             <w:r>
               <w:rPr>
@@ -11233,98 +12094,6 @@
               </w:rPr>
               <w:t>.</w:t>
             </w:r>
-            <w:r>
-              <w:rPr>
-                <w:rFonts w:ascii="Arial" w:hAnsi="Arial" w:cs="Arial"/>
-              </w:rPr>
-              <w:t xml:space="preserve"> </w:t>
-            </w:r>
-            <w:r>
-              <w:rPr>
-                <w:rFonts w:ascii="Arial" w:hAnsi="Arial" w:cs="Arial"/>
-              </w:rPr>
-              <w:t>La extensión del archivo generado es: .</w:t>
-            </w:r>
-            <w:proofErr w:type="spellStart"/>
-            <w:r>
-              <w:rPr>
-                <w:rFonts w:ascii="Arial" w:hAnsi="Arial" w:cs="Arial"/>
-              </w:rPr>
-              <w:t>html</w:t>
-            </w:r>
-            <w:proofErr w:type="spellEnd"/>
-            <w:r>
-              <w:rPr>
-                <w:rFonts w:ascii="Arial" w:hAnsi="Arial" w:cs="Arial"/>
-              </w:rPr>
-              <w:t>.</w:t>
-            </w:r>
-          </w:p>
-          <w:p>
-            <w:pPr>
-              <w:spacing w:after="240" w:line="360" w:lineRule="auto"/>
-              <w:jc w:val="both"/>
-              <w:rPr>
-                <w:rFonts w:ascii="Arial" w:hAnsi="Arial" w:cs="Arial"/>
-              </w:rPr>
-            </w:pPr>
-            <w:r>
-              <w:rPr>
-                <w:rFonts w:ascii="Arial" w:hAnsi="Arial" w:cs="Arial"/>
-              </w:rPr>
-              <w:t>Si el usuario es inhabilitado durante su estancia en el sistema, será redirigido al inicio de sesión sin poder ingresar al sistema, hasta que su usuario sea habilitado.</w:t>
-            </w:r>
-          </w:p>
-          <w:p>
-            <w:pPr>
-              <w:spacing w:after="240" w:line="360" w:lineRule="auto"/>
-              <w:jc w:val="both"/>
-              <w:rPr>
-                <w:rFonts w:ascii="Arial" w:hAnsi="Arial" w:cs="Arial"/>
-              </w:rPr>
-            </w:pPr>
-            <w:r>
-              <w:rPr>
-                <w:rFonts w:ascii="Arial" w:hAnsi="Arial" w:cs="Arial"/>
-              </w:rPr>
-              <w:t xml:space="preserve">* </w:t>
-            </w:r>
-            <w:r>
-              <w:rPr>
-                <w:rFonts w:ascii="Arial" w:hAnsi="Arial" w:cs="Arial"/>
-              </w:rPr>
-              <w:t>Las</w:t>
-            </w:r>
-            <w:r>
-              <w:rPr>
-                <w:rFonts w:ascii="Arial" w:hAnsi="Arial" w:cs="Arial"/>
-              </w:rPr>
-              <w:t xml:space="preserve"> acciones de exportación de reportes</w:t>
-            </w:r>
-            <w:r>
-              <w:rPr>
-                <w:rFonts w:ascii="Arial" w:hAnsi="Arial" w:cs="Arial"/>
-              </w:rPr>
-              <w:t xml:space="preserve"> y/o errores </w:t>
-            </w:r>
-            <w:r>
-              <w:rPr>
-                <w:rFonts w:ascii="Arial" w:hAnsi="Arial" w:cs="Arial"/>
-              </w:rPr>
-              <w:t xml:space="preserve">se guardan en la bitácora del sistema para que puedan ser visualizadas en </w:t>
-            </w:r>
-            <w:r>
-              <w:rPr>
-                <w:rFonts w:ascii="Arial" w:hAnsi="Arial" w:cs="Arial"/>
-              </w:rPr>
-              <w:t>RF17</w:t>
-            </w:r>
-            <w:r>
-              <w:rPr>
-                <w:rFonts w:ascii="Arial" w:hAnsi="Arial" w:cs="Arial"/>
-              </w:rPr>
-              <w:t>.</w:t>
-            </w:r>
           </w:p>
         </w:tc>
         <w:tc>
@@ -11344,7 +12113,20 @@
               <w:rPr>
                 <w:rFonts w:ascii="Arial" w:hAnsi="Arial" w:cs="Arial"/>
               </w:rPr>
+              <w:lastRenderedPageBreak/>
               <w:t>Administrador</w:t>
+            </w:r>
+            <w:r>
+              <w:rPr>
+                <w:rFonts w:ascii="Arial" w:hAnsi="Arial" w:cs="Arial"/>
+              </w:rPr>
+              <w:t>, usuario</w:t>
+            </w:r>
+            <w:r>
+              <w:rPr>
+                <w:rFonts w:ascii="Arial" w:hAnsi="Arial" w:cs="Arial"/>
+              </w:rPr>
+              <w:t xml:space="preserve"> básico</w:t>
             </w:r>
           </w:p>
         </w:tc>
@@ -11411,7 +12193,7 @@
               <w:rPr>
                 <w:rFonts w:ascii="Arial" w:hAnsi="Arial" w:cs="Arial"/>
               </w:rPr>
-              <w:t>RF19</w:t>
+              <w:t>RF21</w:t>
             </w:r>
           </w:p>
         </w:tc>
@@ -11432,55 +12214,7 @@
               <w:rPr>
                 <w:rFonts w:ascii="Arial" w:hAnsi="Arial" w:cs="Arial"/>
               </w:rPr>
-              <w:t>Generar</w:t>
-            </w:r>
-            <w:r>
-              <w:rPr>
-                <w:rFonts w:ascii="Arial" w:hAnsi="Arial" w:cs="Arial"/>
-              </w:rPr>
-              <w:t xml:space="preserve"> reporte</w:t>
-            </w:r>
-            <w:r>
-              <w:rPr>
-                <w:rFonts w:ascii="Arial" w:hAnsi="Arial" w:cs="Arial"/>
-              </w:rPr>
-              <w:t xml:space="preserve"> </w:t>
-            </w:r>
-            <w:r>
-              <w:rPr>
-                <w:rFonts w:ascii="Arial" w:hAnsi="Arial" w:cs="Arial"/>
-              </w:rPr>
-              <w:t>de acciones de</w:t>
-            </w:r>
-            <w:r>
-              <w:rPr>
-                <w:rFonts w:ascii="Arial" w:hAnsi="Arial" w:cs="Arial"/>
-              </w:rPr>
-              <w:t xml:space="preserve"> los</w:t>
-            </w:r>
-            <w:r>
-              <w:rPr>
-                <w:rFonts w:ascii="Arial" w:hAnsi="Arial" w:cs="Arial"/>
-              </w:rPr>
-              <w:t xml:space="preserve"> equipo</w:t>
-            </w:r>
-            <w:r>
-              <w:rPr>
-                <w:rFonts w:ascii="Arial" w:hAnsi="Arial" w:cs="Arial"/>
-              </w:rPr>
-              <w:t>s</w:t>
-            </w:r>
-            <w:r>
-              <w:rPr>
-                <w:rFonts w:ascii="Arial" w:hAnsi="Arial" w:cs="Arial"/>
-              </w:rPr>
-              <w:t xml:space="preserve"> biométrico</w:t>
-            </w:r>
-            <w:r>
-              <w:rPr>
-                <w:rFonts w:ascii="Arial" w:hAnsi="Arial" w:cs="Arial"/>
-              </w:rPr>
-              <w:t>s</w:t>
+              <w:t>Procesar servicio de detección de la imagen de iris</w:t>
             </w:r>
           </w:p>
         </w:tc>
@@ -11502,267 +12236,35 @@
               <w:rPr>
                 <w:rFonts w:ascii="Arial" w:hAnsi="Arial" w:cs="Arial"/>
               </w:rPr>
-              <w:t>El usuario administrador y/o usuario básico pueden generar el reporte de acciones de los equipos biométricos (bitácora – trazabilidad).</w:t>
-            </w:r>
-            <w:r>
-              <w:rPr>
-                <w:rFonts w:ascii="Arial" w:hAnsi="Arial" w:cs="Arial"/>
-              </w:rPr>
-              <w:t xml:space="preserve"> Los campos </w:t>
-            </w:r>
-            <w:r>
-              <w:rPr>
-                <w:rFonts w:ascii="Arial" w:hAnsi="Arial" w:cs="Arial"/>
-              </w:rPr>
-              <w:t xml:space="preserve">para el reporte son: </w:t>
-            </w:r>
-            <w:r>
-              <w:rPr>
-                <w:rFonts w:ascii="Arial" w:hAnsi="Arial" w:cs="Arial"/>
-              </w:rPr>
-              <w:t xml:space="preserve">DNI, </w:t>
-            </w:r>
-            <w:r>
-              <w:rPr>
-                <w:rFonts w:ascii="Arial" w:hAnsi="Arial" w:cs="Arial"/>
-              </w:rPr>
-              <w:t xml:space="preserve">nombre del trabajador, sede de la empresa, área de la empresa, equipo biométrico, resultado del acceso </w:t>
-            </w:r>
-            <w:r>
-              <w:rPr>
-                <w:rFonts w:ascii="Arial" w:hAnsi="Arial" w:cs="Arial"/>
-              </w:rPr>
-              <w:lastRenderedPageBreak/>
-              <w:t>(</w:t>
-            </w:r>
-            <w:r>
-              <w:rPr>
-                <w:rFonts w:ascii="Arial" w:hAnsi="Arial" w:cs="Arial"/>
-              </w:rPr>
-              <w:t>concedido</w:t>
-            </w:r>
-            <w:r>
-              <w:rPr>
-                <w:rFonts w:ascii="Arial" w:hAnsi="Arial" w:cs="Arial"/>
-              </w:rPr>
-              <w:t>, denegado</w:t>
-            </w:r>
-            <w:r>
-              <w:rPr>
-                <w:rFonts w:ascii="Arial" w:hAnsi="Arial" w:cs="Arial"/>
-              </w:rPr>
-              <w:t>, error</w:t>
-            </w:r>
-            <w:r>
-              <w:rPr>
-                <w:rFonts w:ascii="Arial" w:hAnsi="Arial" w:cs="Arial"/>
-              </w:rPr>
-              <w:t>, validación</w:t>
-            </w:r>
-            <w:r>
-              <w:rPr>
-                <w:rFonts w:ascii="Arial" w:hAnsi="Arial" w:cs="Arial"/>
-              </w:rPr>
-              <w:t>), descripción del</w:t>
-            </w:r>
-            <w:r>
-              <w:rPr>
-                <w:rFonts w:ascii="Arial" w:hAnsi="Arial" w:cs="Arial"/>
-              </w:rPr>
-              <w:t xml:space="preserve"> resultado de</w:t>
-            </w:r>
-            <w:r>
-              <w:rPr>
-                <w:rFonts w:ascii="Arial" w:hAnsi="Arial" w:cs="Arial"/>
-              </w:rPr>
-              <w:t xml:space="preserve"> acción</w:t>
-            </w:r>
-            <w:r>
-              <w:rPr>
-                <w:rFonts w:ascii="Arial" w:hAnsi="Arial" w:cs="Arial"/>
-              </w:rPr>
-              <w:t xml:space="preserve">, </w:t>
-            </w:r>
-            <w:r>
-              <w:rPr>
-                <w:rFonts w:ascii="Arial" w:hAnsi="Arial" w:cs="Arial"/>
-              </w:rPr>
-              <w:t>fecha de acceso, imagen del trabajador no registrado en el sistema que intentó ingresar al área.</w:t>
-            </w:r>
-          </w:p>
-          <w:p>
-            <w:pPr>
-              <w:spacing w:after="240" w:line="360" w:lineRule="auto"/>
-              <w:jc w:val="both"/>
-              <w:rPr>
-                <w:rFonts w:ascii="Arial" w:hAnsi="Arial" w:cs="Arial"/>
-              </w:rPr>
-            </w:pPr>
-            <w:r>
-              <w:rPr>
-                <w:rFonts w:ascii="Arial" w:hAnsi="Arial" w:cs="Arial"/>
-              </w:rPr>
-              <w:t>El usuario administrador y/o usuario básico generan el reporte según el rango de fechas de acceso indicado (fecha de inicio – fecha fin).</w:t>
-            </w:r>
-          </w:p>
-          <w:p>
-            <w:pPr>
-              <w:spacing w:after="240" w:line="360" w:lineRule="auto"/>
-              <w:jc w:val="both"/>
-              <w:rPr>
-                <w:rFonts w:ascii="Arial" w:hAnsi="Arial" w:cs="Arial"/>
-              </w:rPr>
-            </w:pPr>
-            <w:r>
-              <w:rPr>
-                <w:rFonts w:ascii="Arial" w:hAnsi="Arial" w:cs="Arial"/>
-              </w:rPr>
-              <w:t xml:space="preserve">El usuario administrador y/o usuario básico pueden filtrar el listado de acciones de los equipos biométricos (bitácora – trazabilidad) según los siguientes filtros: </w:t>
-            </w:r>
-            <w:r>
-              <w:rPr>
-                <w:rFonts w:ascii="Arial" w:hAnsi="Arial" w:cs="Arial"/>
-              </w:rPr>
-              <w:t>DNI, nombre del trabajador, sede de la empresa</w:t>
-            </w:r>
-            <w:r>
-              <w:rPr>
-                <w:rFonts w:ascii="Arial" w:hAnsi="Arial" w:cs="Arial"/>
-              </w:rPr>
-              <w:t xml:space="preserve"> (selección múltiple</w:t>
-            </w:r>
-            <w:r>
-              <w:rPr>
-                <w:rFonts w:ascii="Arial" w:hAnsi="Arial" w:cs="Arial"/>
-              </w:rPr>
-              <w:t>; listado según la bitácora guardada</w:t>
-            </w:r>
-            <w:r>
-              <w:rPr>
-                <w:rFonts w:ascii="Arial" w:hAnsi="Arial" w:cs="Arial"/>
-              </w:rPr>
-              <w:t>)</w:t>
-            </w:r>
-            <w:r>
-              <w:rPr>
-                <w:rFonts w:ascii="Arial" w:hAnsi="Arial" w:cs="Arial"/>
-              </w:rPr>
-              <w:t>, área de la empresa</w:t>
-            </w:r>
-            <w:r>
-              <w:rPr>
-                <w:rFonts w:ascii="Arial" w:hAnsi="Arial" w:cs="Arial"/>
-              </w:rPr>
-              <w:t xml:space="preserve"> (selección múltiple</w:t>
-            </w:r>
-            <w:r>
-              <w:rPr>
-                <w:rFonts w:ascii="Arial" w:hAnsi="Arial" w:cs="Arial"/>
-              </w:rPr>
-              <w:t>; listado según la bitácora guardada</w:t>
-            </w:r>
-            <w:r>
-              <w:rPr>
-                <w:rFonts w:ascii="Arial" w:hAnsi="Arial" w:cs="Arial"/>
-              </w:rPr>
-              <w:t>)</w:t>
-            </w:r>
-            <w:r>
-              <w:rPr>
-                <w:rFonts w:ascii="Arial" w:hAnsi="Arial" w:cs="Arial"/>
-              </w:rPr>
-              <w:t xml:space="preserve">, </w:t>
-            </w:r>
-            <w:r>
-              <w:rPr>
-                <w:rFonts w:ascii="Arial" w:hAnsi="Arial" w:cs="Arial"/>
-              </w:rPr>
-              <w:t xml:space="preserve">equipo biométrico, </w:t>
-            </w:r>
-            <w:r>
-              <w:rPr>
-                <w:rFonts w:ascii="Arial" w:hAnsi="Arial" w:cs="Arial"/>
-              </w:rPr>
-              <w:t>resultado del acceso</w:t>
-            </w:r>
-            <w:r>
-              <w:rPr>
-                <w:rFonts w:ascii="Arial" w:hAnsi="Arial" w:cs="Arial"/>
-              </w:rPr>
-              <w:t xml:space="preserve"> (selección múltiple)</w:t>
-            </w:r>
-            <w:r>
-              <w:rPr>
-                <w:rFonts w:ascii="Arial" w:hAnsi="Arial" w:cs="Arial"/>
-              </w:rPr>
-              <w:t>.</w:t>
-            </w:r>
-            <w:r>
-              <w:rPr>
-                <w:rFonts w:ascii="Arial" w:hAnsi="Arial" w:cs="Arial"/>
-              </w:rPr>
-              <w:t xml:space="preserve"> El usuario administrador y/o usuario básico </w:t>
-            </w:r>
-            <w:r>
-              <w:rPr>
-                <w:rFonts w:ascii="Arial" w:hAnsi="Arial" w:cs="Arial"/>
-              </w:rPr>
-              <w:lastRenderedPageBreak/>
-              <w:t>pueden buscar los accesos de un trabajador sin importar si a éste se le ha cambiado su DNI.</w:t>
-            </w:r>
-          </w:p>
-          <w:p>
-            <w:pPr>
-              <w:spacing w:after="240" w:line="360" w:lineRule="auto"/>
-              <w:jc w:val="both"/>
-              <w:rPr>
-                <w:rFonts w:ascii="Arial" w:hAnsi="Arial" w:cs="Arial"/>
-              </w:rPr>
-            </w:pPr>
-            <w:r>
-              <w:rPr>
-                <w:rFonts w:ascii="Arial" w:hAnsi="Arial" w:cs="Arial"/>
-              </w:rPr>
-              <w:t>Si el usuario es inhabilitado durante su estancia en el sistema, será redirigido al inicio de sesión sin poder ingresar al sistema, hasta que su usuario sea habilitado.</w:t>
-            </w:r>
-          </w:p>
-          <w:p>
-            <w:pPr>
-              <w:spacing w:after="240" w:line="360" w:lineRule="auto"/>
-              <w:jc w:val="both"/>
-              <w:rPr>
-                <w:rFonts w:ascii="Arial" w:hAnsi="Arial" w:cs="Arial"/>
-              </w:rPr>
-            </w:pPr>
-            <w:r>
-              <w:rPr>
-                <w:rFonts w:ascii="Arial" w:hAnsi="Arial" w:cs="Arial"/>
-              </w:rPr>
-              <w:t xml:space="preserve">* Las acciones de </w:t>
-            </w:r>
-            <w:r>
-              <w:rPr>
-                <w:rFonts w:ascii="Arial" w:hAnsi="Arial" w:cs="Arial"/>
-              </w:rPr>
-              <w:t xml:space="preserve">obtención de datos, </w:t>
-            </w:r>
-            <w:r>
-              <w:rPr>
-                <w:rFonts w:ascii="Arial" w:hAnsi="Arial" w:cs="Arial"/>
-              </w:rPr>
-              <w:t xml:space="preserve">generación de reportes y errores, se guardan en la bitácora del sistema para que puedan ser visualizadas en </w:t>
-            </w:r>
-            <w:r>
-              <w:rPr>
-                <w:rFonts w:ascii="Arial" w:hAnsi="Arial" w:cs="Arial"/>
-              </w:rPr>
-              <w:t>RF17</w:t>
-            </w:r>
-            <w:r>
-              <w:rPr>
-                <w:rFonts w:ascii="Arial" w:hAnsi="Arial" w:cs="Arial"/>
-              </w:rPr>
-              <w:t>.</w:t>
+              <w:t>Servicio de detección de las imágenes de iris de los trabajadores mediante modelo de inteligencia artificial (</w:t>
+            </w:r>
+            <w:proofErr w:type="spellStart"/>
+            <w:r>
+              <w:rPr>
+                <w:rFonts w:ascii="Arial" w:hAnsi="Arial" w:cs="Arial"/>
+              </w:rPr>
+              <w:t>deep</w:t>
+            </w:r>
+            <w:proofErr w:type="spellEnd"/>
+            <w:r>
+              <w:rPr>
+                <w:rFonts w:ascii="Arial" w:hAnsi="Arial" w:cs="Arial"/>
+              </w:rPr>
+              <w:t xml:space="preserve"> </w:t>
+            </w:r>
+            <w:proofErr w:type="spellStart"/>
+            <w:r>
+              <w:rPr>
+                <w:rFonts w:ascii="Arial" w:hAnsi="Arial" w:cs="Arial"/>
+              </w:rPr>
+              <w:t>learning</w:t>
+            </w:r>
+            <w:proofErr w:type="spellEnd"/>
+            <w:r>
+              <w:rPr>
+                <w:rFonts w:ascii="Arial" w:hAnsi="Arial" w:cs="Arial"/>
+              </w:rPr>
+              <w:t>), usado por RF14 y RF25.</w:t>
             </w:r>
           </w:p>
         </w:tc>
@@ -11783,20 +12285,7 @@
               <w:rPr>
                 <w:rFonts w:ascii="Arial" w:hAnsi="Arial" w:cs="Arial"/>
               </w:rPr>
-              <w:lastRenderedPageBreak/>
-              <w:t>Administrador</w:t>
-            </w:r>
-            <w:r>
-              <w:rPr>
-                <w:rFonts w:ascii="Arial" w:hAnsi="Arial" w:cs="Arial"/>
-              </w:rPr>
-              <w:t>, usuario</w:t>
-            </w:r>
-            <w:r>
-              <w:rPr>
-                <w:rFonts w:ascii="Arial" w:hAnsi="Arial" w:cs="Arial"/>
-              </w:rPr>
-              <w:t xml:space="preserve"> básico</w:t>
+              <w:t>Administrador, usuario básico, equipo biométrico</w:t>
             </w:r>
           </w:p>
         </w:tc>
@@ -11818,7 +12307,7 @@
               <w:rPr>
                 <w:rFonts w:ascii="Arial" w:hAnsi="Arial" w:cs="Arial"/>
               </w:rPr>
-              <w:t>Módulo de reportes</w:t>
+              <w:t>Servicio de detección de la imagen de iris</w:t>
             </w:r>
           </w:p>
         </w:tc>
@@ -11840,7 +12329,7 @@
               <w:rPr>
                 <w:rFonts w:ascii="Arial" w:hAnsi="Arial" w:cs="Arial"/>
               </w:rPr>
-              <w:t>Bajo</w:t>
+              <w:t>Alto</w:t>
             </w:r>
           </w:p>
         </w:tc>
@@ -11863,14 +12352,7 @@
               <w:rPr>
                 <w:rFonts w:ascii="Arial" w:hAnsi="Arial" w:cs="Arial"/>
               </w:rPr>
-              <w:lastRenderedPageBreak/>
-              <w:t>RF</w:t>
-            </w:r>
-            <w:r>
-              <w:rPr>
-                <w:rFonts w:ascii="Arial" w:hAnsi="Arial" w:cs="Arial"/>
-              </w:rPr>
-              <w:t>20</w:t>
+              <w:t>RF22</w:t>
             </w:r>
           </w:p>
         </w:tc>
@@ -11891,7 +12373,31 @@
               <w:rPr>
                 <w:rFonts w:ascii="Arial" w:hAnsi="Arial" w:cs="Arial"/>
               </w:rPr>
-              <w:t>Exportar reporte de acciones de los equipos biométricos</w:t>
+              <w:t>Procesar</w:t>
+            </w:r>
+            <w:r>
+              <w:rPr>
+                <w:rFonts w:ascii="Arial" w:hAnsi="Arial" w:cs="Arial"/>
+              </w:rPr>
+              <w:t xml:space="preserve"> </w:t>
+            </w:r>
+            <w:r>
+              <w:rPr>
+                <w:rFonts w:ascii="Arial" w:hAnsi="Arial" w:cs="Arial"/>
+              </w:rPr>
+              <w:t xml:space="preserve">servicio de </w:t>
+            </w:r>
+            <w:r>
+              <w:rPr>
+                <w:rFonts w:ascii="Arial" w:hAnsi="Arial" w:cs="Arial"/>
+              </w:rPr>
+              <w:t xml:space="preserve">segmentación </w:t>
+            </w:r>
+            <w:r>
+              <w:rPr>
+                <w:rFonts w:ascii="Arial" w:hAnsi="Arial" w:cs="Arial"/>
+              </w:rPr>
+              <w:t>de la imagen de iris</w:t>
             </w:r>
           </w:p>
         </w:tc>
@@ -11913,90 +12419,103 @@
               <w:rPr>
                 <w:rFonts w:ascii="Arial" w:hAnsi="Arial" w:cs="Arial"/>
               </w:rPr>
-              <w:t xml:space="preserve">El usuario administrador y/o usuario básico pueden exportar el reporte generado en </w:t>
-            </w:r>
-            <w:r>
-              <w:rPr>
-                <w:rFonts w:ascii="Arial" w:hAnsi="Arial" w:cs="Arial"/>
-              </w:rPr>
-              <w:t>RF19</w:t>
-            </w:r>
-            <w:r>
-              <w:rPr>
-                <w:rFonts w:ascii="Arial" w:hAnsi="Arial" w:cs="Arial"/>
-              </w:rPr>
-              <w:t xml:space="preserve">. </w:t>
-            </w:r>
-            <w:r>
-              <w:rPr>
-                <w:rFonts w:ascii="Arial" w:hAnsi="Arial" w:cs="Arial"/>
-              </w:rPr>
-              <w:t>La extensión del archivo generado es: .</w:t>
+              <w:t>Servicio de segmentación de la</w:t>
+            </w:r>
+            <w:r>
+              <w:rPr>
+                <w:rFonts w:ascii="Arial" w:hAnsi="Arial" w:cs="Arial"/>
+              </w:rPr>
+              <w:t>s</w:t>
+            </w:r>
+            <w:r>
+              <w:rPr>
+                <w:rFonts w:ascii="Arial" w:hAnsi="Arial" w:cs="Arial"/>
+              </w:rPr>
+              <w:t xml:space="preserve"> im</w:t>
+            </w:r>
+            <w:r>
+              <w:rPr>
+                <w:rFonts w:ascii="Arial" w:hAnsi="Arial" w:cs="Arial"/>
+              </w:rPr>
+              <w:t>á</w:t>
+            </w:r>
+            <w:r>
+              <w:rPr>
+                <w:rFonts w:ascii="Arial" w:hAnsi="Arial" w:cs="Arial"/>
+              </w:rPr>
+              <w:t>gen</w:t>
+            </w:r>
+            <w:r>
+              <w:rPr>
+                <w:rFonts w:ascii="Arial" w:hAnsi="Arial" w:cs="Arial"/>
+              </w:rPr>
+              <w:t>es</w:t>
+            </w:r>
+            <w:r>
+              <w:rPr>
+                <w:rFonts w:ascii="Arial" w:hAnsi="Arial" w:cs="Arial"/>
+              </w:rPr>
+              <w:t xml:space="preserve"> de iris </w:t>
+            </w:r>
+            <w:r>
+              <w:rPr>
+                <w:rFonts w:ascii="Arial" w:hAnsi="Arial" w:cs="Arial"/>
+              </w:rPr>
+              <w:t xml:space="preserve">de los trabajadores </w:t>
+            </w:r>
+            <w:r>
+              <w:rPr>
+                <w:rFonts w:ascii="Arial" w:hAnsi="Arial" w:cs="Arial"/>
+              </w:rPr>
+              <w:t>mediante modelo de inteligencia artificial (</w:t>
             </w:r>
             <w:proofErr w:type="spellStart"/>
             <w:r>
               <w:rPr>
                 <w:rFonts w:ascii="Arial" w:hAnsi="Arial" w:cs="Arial"/>
               </w:rPr>
-              <w:t>html</w:t>
+              <w:t>deep</w:t>
             </w:r>
             <w:proofErr w:type="spellEnd"/>
             <w:r>
               <w:rPr>
                 <w:rFonts w:ascii="Arial" w:hAnsi="Arial" w:cs="Arial"/>
               </w:rPr>
+              <w:t xml:space="preserve"> </w:t>
+            </w:r>
+            <w:proofErr w:type="spellStart"/>
+            <w:r>
+              <w:rPr>
+                <w:rFonts w:ascii="Arial" w:hAnsi="Arial" w:cs="Arial"/>
+              </w:rPr>
+              <w:t>learning</w:t>
+            </w:r>
+            <w:proofErr w:type="spellEnd"/>
+            <w:r>
+              <w:rPr>
+                <w:rFonts w:ascii="Arial" w:hAnsi="Arial" w:cs="Arial"/>
+              </w:rPr>
+              <w:t xml:space="preserve">), usado por </w:t>
+            </w:r>
+            <w:r>
+              <w:rPr>
+                <w:rFonts w:ascii="Arial" w:hAnsi="Arial" w:cs="Arial"/>
+              </w:rPr>
+              <w:t xml:space="preserve">RF14 y </w:t>
+            </w:r>
+            <w:r>
+              <w:rPr>
+                <w:rFonts w:ascii="Arial" w:hAnsi="Arial" w:cs="Arial"/>
+              </w:rPr>
+              <w:t>RF26</w:t>
+            </w:r>
+            <w:r>
+              <w:rPr>
+                <w:rFonts w:ascii="Arial" w:hAnsi="Arial" w:cs="Arial"/>
+              </w:rPr>
               <w:t>.</w:t>
             </w:r>
           </w:p>
-          <w:p>
-            <w:pPr>
-              <w:spacing w:after="240" w:line="360" w:lineRule="auto"/>
-              <w:jc w:val="both"/>
-              <w:rPr>
-                <w:rFonts w:ascii="Arial" w:hAnsi="Arial" w:cs="Arial"/>
-              </w:rPr>
-            </w:pPr>
-            <w:r>
-              <w:rPr>
-                <w:rFonts w:ascii="Arial" w:hAnsi="Arial" w:cs="Arial"/>
-              </w:rPr>
-              <w:t xml:space="preserve">Si el usuario es inhabilitado durante su estancia en el sistema, será redirigido al inicio de sesión sin poder ingresar al </w:t>
-            </w:r>
-            <w:r>
-              <w:rPr>
-                <w:rFonts w:ascii="Arial" w:hAnsi="Arial" w:cs="Arial"/>
-              </w:rPr>
-              <w:lastRenderedPageBreak/>
-              <w:t>sistema, hasta que su usuario sea habilitado.</w:t>
-            </w:r>
-          </w:p>
-          <w:p>
-            <w:pPr>
-              <w:spacing w:after="240" w:line="360" w:lineRule="auto"/>
-              <w:jc w:val="both"/>
-              <w:rPr>
-                <w:rFonts w:ascii="Arial" w:hAnsi="Arial" w:cs="Arial"/>
-              </w:rPr>
-            </w:pPr>
-            <w:r>
-              <w:rPr>
-                <w:rFonts w:ascii="Arial" w:hAnsi="Arial" w:cs="Arial"/>
-              </w:rPr>
-              <w:t xml:space="preserve">* Las acciones de exportación de reportes y errores, se guardan en la bitácora del sistema para que puedan ser visualizadas en </w:t>
-            </w:r>
-            <w:r>
-              <w:rPr>
-                <w:rFonts w:ascii="Arial" w:hAnsi="Arial" w:cs="Arial"/>
-              </w:rPr>
-              <w:t>RF17</w:t>
-            </w:r>
-            <w:r>
-              <w:rPr>
-                <w:rFonts w:ascii="Arial" w:hAnsi="Arial" w:cs="Arial"/>
-              </w:rPr>
-              <w:t>.</w:t>
-            </w:r>
-          </w:p>
         </w:tc>
         <w:tc>
           <w:tcPr>
@@ -12015,7 +12534,6 @@
               <w:rPr>
                 <w:rFonts w:ascii="Arial" w:hAnsi="Arial" w:cs="Arial"/>
               </w:rPr>
-              <w:lastRenderedPageBreak/>
               <w:t>Administrador</w:t>
             </w:r>
             <w:r>
@@ -12029,6 +12547,18 @@
                 <w:rFonts w:ascii="Arial" w:hAnsi="Arial" w:cs="Arial"/>
               </w:rPr>
               <w:t xml:space="preserve"> básico</w:t>
+            </w:r>
+            <w:r>
+              <w:rPr>
+                <w:rFonts w:ascii="Arial" w:hAnsi="Arial" w:cs="Arial"/>
+              </w:rPr>
+              <w:t xml:space="preserve">, </w:t>
+            </w:r>
+            <w:r>
+              <w:rPr>
+                <w:rFonts w:ascii="Arial" w:hAnsi="Arial" w:cs="Arial"/>
+              </w:rPr>
+              <w:t>equipo biométrico</w:t>
             </w:r>
           </w:p>
         </w:tc>
@@ -12050,7 +12580,19 @@
               <w:rPr>
                 <w:rFonts w:ascii="Arial" w:hAnsi="Arial" w:cs="Arial"/>
               </w:rPr>
-              <w:t>Módulo de reportes</w:t>
+              <w:t>Servicio de</w:t>
+            </w:r>
+            <w:r>
+              <w:rPr>
+                <w:rFonts w:ascii="Arial" w:hAnsi="Arial" w:cs="Arial"/>
+              </w:rPr>
+              <w:t xml:space="preserve"> </w:t>
+            </w:r>
+            <w:r>
+              <w:rPr>
+                <w:rFonts w:ascii="Arial" w:hAnsi="Arial" w:cs="Arial"/>
+              </w:rPr>
+              <w:t>segmentación de la imagen de iris</w:t>
             </w:r>
           </w:p>
         </w:tc>
@@ -12072,7 +12614,7 @@
               <w:rPr>
                 <w:rFonts w:ascii="Arial" w:hAnsi="Arial" w:cs="Arial"/>
               </w:rPr>
-              <w:t>Bajo</w:t>
+              <w:t>Alto</w:t>
             </w:r>
           </w:p>
         </w:tc>
@@ -12095,7 +12637,8 @@
               <w:rPr>
                 <w:rFonts w:ascii="Arial" w:hAnsi="Arial" w:cs="Arial"/>
               </w:rPr>
-              <w:t>RF21</w:t>
+              <w:lastRenderedPageBreak/>
+              <w:t>RF23</w:t>
             </w:r>
           </w:p>
         </w:tc>
@@ -12116,7 +12659,7 @@
               <w:rPr>
                 <w:rFonts w:ascii="Arial" w:hAnsi="Arial" w:cs="Arial"/>
               </w:rPr>
-              <w:t>Procesar servicio de detección de la imagen de iris</w:t>
+              <w:t>Procesar servicio de codificación de la imagen de iris</w:t>
             </w:r>
           </w:p>
         </w:tc>
@@ -12138,7 +12681,59 @@
               <w:rPr>
                 <w:rFonts w:ascii="Arial" w:hAnsi="Arial" w:cs="Arial"/>
               </w:rPr>
-              <w:t>Servicio de detección de las imágenes de iris de los trabajadores mediante modelo de inteligencia artificial (deep learning), usado por RF14 y RF25.</w:t>
+              <w:t>Servicio de codificación de las imágenes de iris de los trabajadores mediante el modelo de inteligencia artificial (</w:t>
+            </w:r>
+            <w:proofErr w:type="spellStart"/>
+            <w:r>
+              <w:rPr>
+                <w:rFonts w:ascii="Arial" w:hAnsi="Arial" w:cs="Arial"/>
+              </w:rPr>
+              <w:t>deep</w:t>
+            </w:r>
+            <w:proofErr w:type="spellEnd"/>
+            <w:r>
+              <w:rPr>
+                <w:rFonts w:ascii="Arial" w:hAnsi="Arial" w:cs="Arial"/>
+              </w:rPr>
+              <w:t xml:space="preserve"> </w:t>
+            </w:r>
+            <w:proofErr w:type="spellStart"/>
+            <w:r>
+              <w:rPr>
+                <w:rFonts w:ascii="Arial" w:hAnsi="Arial" w:cs="Arial"/>
+              </w:rPr>
+              <w:t>learning</w:t>
+            </w:r>
+            <w:proofErr w:type="spellEnd"/>
+            <w:r>
+              <w:rPr>
+                <w:rFonts w:ascii="Arial" w:hAnsi="Arial" w:cs="Arial"/>
+              </w:rPr>
+              <w:t>), usado por RF14</w:t>
+            </w:r>
+            <w:r>
+              <w:rPr>
+                <w:rFonts w:ascii="Arial" w:hAnsi="Arial" w:cs="Arial"/>
+              </w:rPr>
+              <w:t xml:space="preserve"> y RF26</w:t>
+            </w:r>
+            <w:r>
+              <w:rPr>
+                <w:rFonts w:ascii="Arial" w:hAnsi="Arial" w:cs="Arial"/>
+              </w:rPr>
+              <w:t xml:space="preserve"> después de procesarse el </w:t>
+            </w:r>
+            <w:r>
+              <w:rPr>
+                <w:rFonts w:ascii="Arial" w:hAnsi="Arial" w:cs="Arial"/>
+              </w:rPr>
+              <w:t>RF22</w:t>
+            </w:r>
+            <w:r>
+              <w:rPr>
+                <w:rFonts w:ascii="Arial" w:hAnsi="Arial" w:cs="Arial"/>
+              </w:rPr>
+              <w:t xml:space="preserve">. </w:t>
             </w:r>
           </w:p>
         </w:tc>
@@ -12159,7 +12754,7 @@
               <w:rPr>
                 <w:rFonts w:ascii="Arial" w:hAnsi="Arial" w:cs="Arial"/>
               </w:rPr>
-              <w:t>Administrador, usuario básico, equipo biométrico</w:t>
+              <w:t>Administrador, usuario básico</w:t>
             </w:r>
           </w:p>
         </w:tc>
@@ -12181,7 +12776,7 @@
               <w:rPr>
                 <w:rFonts w:ascii="Arial" w:hAnsi="Arial" w:cs="Arial"/>
               </w:rPr>
-              <w:t>Servicio de detección de la imagen de iris</w:t>
+              <w:t>Servicio de codificación de la imagen de iris</w:t>
             </w:r>
           </w:p>
         </w:tc>
@@ -12226,7 +12821,7 @@
               <w:rPr>
                 <w:rFonts w:ascii="Arial" w:hAnsi="Arial" w:cs="Arial"/>
               </w:rPr>
-              <w:t>RF22</w:t>
+              <w:t>RF24</w:t>
             </w:r>
           </w:p>
         </w:tc>
@@ -12247,7 +12842,7 @@
               <w:rPr>
                 <w:rFonts w:ascii="Arial" w:hAnsi="Arial" w:cs="Arial"/>
               </w:rPr>
-              <w:t>Procesar</w:t>
+              <w:t>Procesar servicio de</w:t>
             </w:r>
             <w:r>
               <w:rPr>
@@ -12259,19 +12854,7 @@
               <w:rPr>
                 <w:rFonts w:ascii="Arial" w:hAnsi="Arial" w:cs="Arial"/>
               </w:rPr>
-              <w:t xml:space="preserve">servicio de </w:t>
-            </w:r>
-            <w:r>
-              <w:rPr>
-                <w:rFonts w:ascii="Arial" w:hAnsi="Arial" w:cs="Arial"/>
-              </w:rPr>
-              <w:t xml:space="preserve">segmentación </w:t>
-            </w:r>
-            <w:r>
-              <w:rPr>
-                <w:rFonts w:ascii="Arial" w:hAnsi="Arial" w:cs="Arial"/>
-              </w:rPr>
-              <w:t>de la imagen de iris</w:t>
+              <w:t>reconocimiento de la imagen de iris</w:t>
             </w:r>
           </w:p>
         </w:tc>
@@ -12293,55 +12876,59 @@
               <w:rPr>
                 <w:rFonts w:ascii="Arial" w:hAnsi="Arial" w:cs="Arial"/>
               </w:rPr>
-              <w:t>Servicio de segmentación de la</w:t>
-            </w:r>
-            <w:r>
-              <w:rPr>
-                <w:rFonts w:ascii="Arial" w:hAnsi="Arial" w:cs="Arial"/>
-              </w:rPr>
-              <w:t>s</w:t>
-            </w:r>
-            <w:r>
-              <w:rPr>
-                <w:rFonts w:ascii="Arial" w:hAnsi="Arial" w:cs="Arial"/>
-              </w:rPr>
-              <w:t xml:space="preserve"> im</w:t>
-            </w:r>
-            <w:r>
-              <w:rPr>
-                <w:rFonts w:ascii="Arial" w:hAnsi="Arial" w:cs="Arial"/>
-              </w:rPr>
-              <w:t>á</w:t>
-            </w:r>
-            <w:r>
-              <w:rPr>
-                <w:rFonts w:ascii="Arial" w:hAnsi="Arial" w:cs="Arial"/>
-              </w:rPr>
-              <w:t>gen</w:t>
-            </w:r>
-            <w:r>
-              <w:rPr>
-                <w:rFonts w:ascii="Arial" w:hAnsi="Arial" w:cs="Arial"/>
-              </w:rPr>
-              <w:t>es</w:t>
-            </w:r>
-            <w:r>
-              <w:rPr>
-                <w:rFonts w:ascii="Arial" w:hAnsi="Arial" w:cs="Arial"/>
-              </w:rPr>
-              <w:t xml:space="preserve"> de iris </w:t>
-            </w:r>
-            <w:r>
-              <w:rPr>
-                <w:rFonts w:ascii="Arial" w:hAnsi="Arial" w:cs="Arial"/>
-              </w:rPr>
-              <w:t xml:space="preserve">de los trabajadores </w:t>
-            </w:r>
-            <w:r>
-              <w:rPr>
-                <w:rFonts w:ascii="Arial" w:hAnsi="Arial" w:cs="Arial"/>
-              </w:rPr>
-              <w:t xml:space="preserve">mediante modelo de inteligencia artificial (deep learning), usado por </w:t>
+              <w:t xml:space="preserve">Servicio </w:t>
+            </w:r>
+            <w:r>
+              <w:rPr>
+                <w:rFonts w:ascii="Arial" w:hAnsi="Arial" w:cs="Arial"/>
+              </w:rPr>
+              <w:t>de</w:t>
+            </w:r>
+            <w:r>
+              <w:rPr>
+                <w:rFonts w:ascii="Arial" w:hAnsi="Arial" w:cs="Arial"/>
+              </w:rPr>
+              <w:t xml:space="preserve"> </w:t>
+            </w:r>
+            <w:r>
+              <w:rPr>
+                <w:rFonts w:ascii="Arial" w:hAnsi="Arial" w:cs="Arial"/>
+              </w:rPr>
+              <w:t>reconocimiento de las imágenes de iris de los trabajadores mediante el modelo de inteligencia artificial (</w:t>
+            </w:r>
+            <w:proofErr w:type="spellStart"/>
+            <w:r>
+              <w:rPr>
+                <w:rFonts w:ascii="Arial" w:hAnsi="Arial" w:cs="Arial"/>
+              </w:rPr>
+              <w:t>deep</w:t>
+            </w:r>
+            <w:proofErr w:type="spellEnd"/>
+            <w:r>
+              <w:rPr>
+                <w:rFonts w:ascii="Arial" w:hAnsi="Arial" w:cs="Arial"/>
+              </w:rPr>
+              <w:t xml:space="preserve"> </w:t>
+            </w:r>
+            <w:proofErr w:type="spellStart"/>
+            <w:r>
+              <w:rPr>
+                <w:rFonts w:ascii="Arial" w:hAnsi="Arial" w:cs="Arial"/>
+              </w:rPr>
+              <w:t>learning</w:t>
+            </w:r>
+            <w:proofErr w:type="spellEnd"/>
+            <w:r>
+              <w:rPr>
+                <w:rFonts w:ascii="Arial" w:hAnsi="Arial" w:cs="Arial"/>
+              </w:rPr>
+              <w:t xml:space="preserve">), usado </w:t>
+            </w:r>
+            <w:r>
+              <w:rPr>
+                <w:rFonts w:ascii="Arial" w:hAnsi="Arial" w:cs="Arial"/>
+              </w:rPr>
+              <w:t xml:space="preserve">por </w:t>
             </w:r>
             <w:r>
               <w:rPr>
@@ -12359,6 +12946,24 @@
               <w:rPr>
                 <w:rFonts w:ascii="Arial" w:hAnsi="Arial" w:cs="Arial"/>
               </w:rPr>
+              <w:t xml:space="preserve"> después de procesarse el </w:t>
+            </w:r>
+            <w:r>
+              <w:rPr>
+                <w:rFonts w:ascii="Arial" w:hAnsi="Arial" w:cs="Arial"/>
+              </w:rPr>
+              <w:t>RF2</w:t>
+            </w:r>
+            <w:r>
+              <w:rPr>
+                <w:rFonts w:ascii="Arial" w:hAnsi="Arial" w:cs="Arial"/>
+              </w:rPr>
+              <w:t>3</w:t>
+            </w:r>
+            <w:r>
+              <w:rPr>
+                <w:rFonts w:ascii="Arial" w:hAnsi="Arial" w:cs="Arial"/>
+              </w:rPr>
               <w:t>.</w:t>
             </w:r>
           </w:p>
@@ -12380,31 +12985,13 @@
               <w:rPr>
                 <w:rFonts w:ascii="Arial" w:hAnsi="Arial" w:cs="Arial"/>
               </w:rPr>
-              <w:t>Administrador</w:t>
-            </w:r>
-            <w:r>
-              <w:rPr>
-                <w:rFonts w:ascii="Arial" w:hAnsi="Arial" w:cs="Arial"/>
-              </w:rPr>
-              <w:t>, usuario</w:t>
-            </w:r>
-            <w:r>
-              <w:rPr>
-                <w:rFonts w:ascii="Arial" w:hAnsi="Arial" w:cs="Arial"/>
-              </w:rPr>
-              <w:t xml:space="preserve"> básico</w:t>
-            </w:r>
-            <w:r>
-              <w:rPr>
-                <w:rFonts w:ascii="Arial" w:hAnsi="Arial" w:cs="Arial"/>
-              </w:rPr>
-              <w:t xml:space="preserve">, </w:t>
-            </w:r>
-            <w:r>
-              <w:rPr>
-                <w:rFonts w:ascii="Arial" w:hAnsi="Arial" w:cs="Arial"/>
-              </w:rPr>
-              <w:t>equipo biométrico</w:t>
+              <w:t>E</w:t>
+            </w:r>
+            <w:r>
+              <w:rPr>
+                <w:rFonts w:ascii="Arial" w:hAnsi="Arial" w:cs="Arial"/>
+              </w:rPr>
+              <w:t>quipo biométrico</w:t>
             </w:r>
           </w:p>
         </w:tc>
@@ -12438,7 +13025,7 @@
               <w:rPr>
                 <w:rFonts w:ascii="Arial" w:hAnsi="Arial" w:cs="Arial"/>
               </w:rPr>
-              <w:t>segmentación de la imagen de iris</w:t>
+              <w:t>reconocimiento de la imagen de iris</w:t>
             </w:r>
           </w:p>
         </w:tc>
@@ -12483,7 +13070,7 @@
               <w:rPr>
                 <w:rFonts w:ascii="Arial" w:hAnsi="Arial" w:cs="Arial"/>
               </w:rPr>
-              <w:t>RF23</w:t>
+              <w:t>RF25</w:t>
             </w:r>
           </w:p>
         </w:tc>
@@ -12504,7 +13091,7 @@
               <w:rPr>
                 <w:rFonts w:ascii="Arial" w:hAnsi="Arial" w:cs="Arial"/>
               </w:rPr>
-              <w:t>Procesar servicio de codificación de la imagen de iris</w:t>
+              <w:t>Capturar imagen de iris desde el equipo biométrico</w:t>
             </w:r>
           </w:p>
         </w:tc>
@@ -12526,38 +13113,345 @@
               <w:rPr>
                 <w:rFonts w:ascii="Arial" w:hAnsi="Arial" w:cs="Arial"/>
               </w:rPr>
-              <w:t xml:space="preserve">Servicio de codificación de las imágenes de iris de los trabajadores mediante el modelo de inteligencia artificial (deep learning), </w:t>
-            </w:r>
+              <w:t xml:space="preserve">El personal de la empresa se identifica ante el equipo biométrico para el acceso a un área determinada. </w:t>
+            </w:r>
+            <w:r>
+              <w:rPr>
+                <w:rFonts w:ascii="Arial" w:hAnsi="Arial" w:cs="Arial"/>
+              </w:rPr>
+              <w:t>El equipo biométrico</w:t>
+            </w:r>
+            <w:r>
+              <w:rPr>
+                <w:rFonts w:ascii="Arial" w:hAnsi="Arial" w:cs="Arial"/>
+              </w:rPr>
+              <w:t xml:space="preserve">, mediante el proceso de RF21, </w:t>
+            </w:r>
+            <w:r>
+              <w:rPr>
+                <w:rFonts w:ascii="Arial" w:hAnsi="Arial" w:cs="Arial"/>
+              </w:rPr>
+              <w:t xml:space="preserve">reconoce </w:t>
+            </w:r>
+            <w:r>
+              <w:rPr>
+                <w:rFonts w:ascii="Arial" w:hAnsi="Arial" w:cs="Arial"/>
+              </w:rPr>
+              <w:t>el ojo del personal</w:t>
+            </w:r>
+            <w:r>
+              <w:rPr>
+                <w:rFonts w:ascii="Arial" w:hAnsi="Arial" w:cs="Arial"/>
+              </w:rPr>
+              <w:t xml:space="preserve">, </w:t>
+            </w:r>
+            <w:r>
+              <w:rPr>
+                <w:rFonts w:ascii="Arial" w:hAnsi="Arial" w:cs="Arial"/>
+              </w:rPr>
+              <w:t xml:space="preserve">cuando éste está a </w:t>
+            </w:r>
+            <w:r>
+              <w:rPr>
+                <w:rFonts w:ascii="Arial" w:hAnsi="Arial" w:cs="Arial"/>
+              </w:rPr>
+              <w:t xml:space="preserve">5 cm – 8 </w:t>
+            </w:r>
+            <w:r>
+              <w:rPr>
+                <w:rFonts w:ascii="Arial" w:hAnsi="Arial" w:cs="Arial"/>
+              </w:rPr>
+              <w:t>cm del equipo biométrico</w:t>
+            </w:r>
+            <w:r>
+              <w:rPr>
+                <w:rFonts w:ascii="Arial" w:hAnsi="Arial" w:cs="Arial"/>
+              </w:rPr>
+              <w:t>.</w:t>
+            </w:r>
+            <w:r>
+              <w:rPr>
+                <w:rFonts w:ascii="Arial" w:hAnsi="Arial" w:cs="Arial"/>
+              </w:rPr>
+              <w:t xml:space="preserve"> El</w:t>
+            </w:r>
+            <w:r>
+              <w:rPr>
+                <w:rFonts w:ascii="Arial" w:hAnsi="Arial" w:cs="Arial"/>
+              </w:rPr>
+              <w:t xml:space="preserve"> </w:t>
+            </w:r>
+            <w:r>
+              <w:rPr>
+                <w:rFonts w:ascii="Arial" w:hAnsi="Arial" w:cs="Arial"/>
+              </w:rPr>
+              <w:t xml:space="preserve">equipo biométrico captura </w:t>
+            </w:r>
+            <w:r>
+              <w:rPr>
+                <w:rFonts w:ascii="Arial" w:hAnsi="Arial" w:cs="Arial"/>
+              </w:rPr>
+              <w:t>la imagen del iris</w:t>
+            </w:r>
+            <w:r>
+              <w:rPr>
+                <w:rFonts w:ascii="Arial" w:hAnsi="Arial" w:cs="Arial"/>
+              </w:rPr>
+              <w:t xml:space="preserve"> del trabajador </w:t>
+            </w:r>
+            <w:r>
+              <w:rPr>
+                <w:rFonts w:ascii="Arial" w:hAnsi="Arial" w:cs="Arial"/>
+              </w:rPr>
+              <w:t xml:space="preserve">para ser procesadas en </w:t>
+            </w:r>
+            <w:r>
+              <w:rPr>
+                <w:rFonts w:ascii="Arial" w:hAnsi="Arial" w:cs="Arial"/>
+              </w:rPr>
+              <w:t>RF26</w:t>
+            </w:r>
+            <w:r>
+              <w:rPr>
+                <w:rFonts w:ascii="Arial" w:hAnsi="Arial" w:cs="Arial"/>
+              </w:rPr>
+              <w:t>.</w:t>
+            </w:r>
+          </w:p>
+          <w:p>
+            <w:pPr>
+              <w:spacing w:after="240" w:line="360" w:lineRule="auto"/>
+              <w:jc w:val="both"/>
+              <w:rPr>
+                <w:rFonts w:ascii="Arial" w:hAnsi="Arial" w:cs="Arial"/>
+              </w:rPr>
+            </w:pPr>
             <w:r>
               <w:rPr>
                 <w:rFonts w:ascii="Arial" w:hAnsi="Arial" w:cs="Arial"/>
               </w:rPr>
               <w:lastRenderedPageBreak/>
-              <w:t>usado por RF14</w:t>
-            </w:r>
-            <w:r>
-              <w:rPr>
-                <w:rFonts w:ascii="Arial" w:hAnsi="Arial" w:cs="Arial"/>
-              </w:rPr>
-              <w:t xml:space="preserve"> y RF26</w:t>
-            </w:r>
-            <w:r>
-              <w:rPr>
-                <w:rFonts w:ascii="Arial" w:hAnsi="Arial" w:cs="Arial"/>
-              </w:rPr>
-              <w:t xml:space="preserve"> después de procesarse el </w:t>
-            </w:r>
-            <w:r>
-              <w:rPr>
-                <w:rFonts w:ascii="Arial" w:hAnsi="Arial" w:cs="Arial"/>
-              </w:rPr>
-              <w:t>RF22</w:t>
-            </w:r>
-            <w:r>
-              <w:rPr>
-                <w:rFonts w:ascii="Arial" w:hAnsi="Arial" w:cs="Arial"/>
-              </w:rPr>
-              <w:t xml:space="preserve">. </w:t>
+              <w:t xml:space="preserve">Durante el proceso, el equipo biométrico emite señales (pitidos) y voces para indicar los procesos de: </w:t>
+            </w:r>
+            <w:r>
+              <w:rPr>
+                <w:rFonts w:ascii="Arial" w:hAnsi="Arial" w:cs="Arial"/>
+              </w:rPr>
+              <w:t>capturando imagen, procesando, error, acceso denegado, acceso concedido.</w:t>
+            </w:r>
+          </w:p>
+          <w:p>
+            <w:pPr>
+              <w:spacing w:after="240" w:line="360" w:lineRule="auto"/>
+              <w:jc w:val="both"/>
+              <w:rPr>
+                <w:rFonts w:ascii="Arial" w:hAnsi="Arial" w:cs="Arial"/>
+              </w:rPr>
+            </w:pPr>
+            <w:r>
+              <w:rPr>
+                <w:rFonts w:ascii="Arial" w:hAnsi="Arial" w:cs="Arial"/>
+              </w:rPr>
+              <w:t xml:space="preserve">Por seguridad, se captura una foto del personal </w:t>
+            </w:r>
+            <w:r>
+              <w:rPr>
+                <w:rFonts w:ascii="Arial" w:hAnsi="Arial" w:cs="Arial"/>
+              </w:rPr>
+              <w:t xml:space="preserve">(usado por </w:t>
+            </w:r>
+            <w:r>
+              <w:rPr>
+                <w:rFonts w:ascii="Arial" w:hAnsi="Arial" w:cs="Arial"/>
+              </w:rPr>
+              <w:t>RF26</w:t>
+            </w:r>
+            <w:r>
+              <w:rPr>
+                <w:rFonts w:ascii="Arial" w:hAnsi="Arial" w:cs="Arial"/>
+              </w:rPr>
+              <w:t xml:space="preserve">) </w:t>
+            </w:r>
+            <w:r>
+              <w:rPr>
+                <w:rFonts w:ascii="Arial" w:hAnsi="Arial" w:cs="Arial"/>
+              </w:rPr>
+              <w:t>para el respectivo envío de correo cuando es un personal no registrado intentando ingresar a un área</w:t>
+            </w:r>
+            <w:r>
+              <w:rPr>
+                <w:rFonts w:ascii="Arial" w:hAnsi="Arial" w:cs="Arial"/>
+              </w:rPr>
+              <w:t>.</w:t>
+            </w:r>
+          </w:p>
+          <w:p>
+            <w:pPr>
+              <w:spacing w:after="240" w:line="360" w:lineRule="auto"/>
+              <w:jc w:val="both"/>
+              <w:rPr>
+                <w:rFonts w:ascii="Arial" w:hAnsi="Arial" w:cs="Arial"/>
+              </w:rPr>
+            </w:pPr>
+            <w:r>
+              <w:rPr>
+                <w:rFonts w:ascii="Arial" w:hAnsi="Arial" w:cs="Arial"/>
+              </w:rPr>
+              <w:t>Las luces del equipo biométrico representan: rojo (error</w:t>
+            </w:r>
+            <w:r>
+              <w:rPr>
+                <w:rFonts w:ascii="Arial" w:hAnsi="Arial" w:cs="Arial"/>
+              </w:rPr>
+              <w:t>, validación</w:t>
+            </w:r>
+            <w:r>
+              <w:rPr>
+                <w:rFonts w:ascii="Arial" w:hAnsi="Arial" w:cs="Arial"/>
+              </w:rPr>
+              <w:t xml:space="preserve"> – acceso denegado</w:t>
+            </w:r>
+            <w:r>
+              <w:rPr>
+                <w:rFonts w:ascii="Arial" w:hAnsi="Arial" w:cs="Arial"/>
+              </w:rPr>
+              <w:t>)</w:t>
+            </w:r>
+            <w:r>
+              <w:rPr>
+                <w:rFonts w:ascii="Arial" w:hAnsi="Arial" w:cs="Arial"/>
+              </w:rPr>
+              <w:t>, en espera</w:t>
+            </w:r>
+            <w:r>
+              <w:rPr>
+                <w:rFonts w:ascii="Arial" w:hAnsi="Arial" w:cs="Arial"/>
+              </w:rPr>
+              <w:t xml:space="preserve"> de reconocimiento</w:t>
+            </w:r>
+            <w:r>
+              <w:rPr>
+                <w:rFonts w:ascii="Arial" w:hAnsi="Arial" w:cs="Arial"/>
+              </w:rPr>
+              <w:t xml:space="preserve"> (</w:t>
+            </w:r>
+            <w:r>
+              <w:rPr>
+                <w:rFonts w:ascii="Arial" w:hAnsi="Arial" w:cs="Arial"/>
+              </w:rPr>
+              <w:t>blanco</w:t>
+            </w:r>
+            <w:r>
+              <w:rPr>
+                <w:rFonts w:ascii="Arial" w:hAnsi="Arial" w:cs="Arial"/>
+              </w:rPr>
+              <w:t xml:space="preserve">), verde (éxito), en proceso </w:t>
+            </w:r>
+            <w:r>
+              <w:rPr>
+                <w:rFonts w:ascii="Arial" w:hAnsi="Arial" w:cs="Arial"/>
+              </w:rPr>
+              <w:t>(</w:t>
+            </w:r>
+            <w:r>
+              <w:rPr>
+                <w:rFonts w:ascii="Arial" w:hAnsi="Arial" w:cs="Arial"/>
+              </w:rPr>
+              <w:t>naranja</w:t>
+            </w:r>
+            <w:r>
+              <w:rPr>
+                <w:rFonts w:ascii="Arial" w:hAnsi="Arial" w:cs="Arial"/>
+              </w:rPr>
+              <w:t>).</w:t>
+            </w:r>
+          </w:p>
+          <w:p>
+            <w:pPr>
+              <w:spacing w:after="240" w:line="360" w:lineRule="auto"/>
+              <w:jc w:val="both"/>
+              <w:rPr>
+                <w:rFonts w:ascii="Arial" w:hAnsi="Arial" w:cs="Arial"/>
+              </w:rPr>
+            </w:pPr>
+            <w:r>
+              <w:rPr>
+                <w:rFonts w:ascii="Arial" w:hAnsi="Arial" w:cs="Arial"/>
+              </w:rPr>
+              <w:t>* Los errores</w:t>
+            </w:r>
+            <w:r>
+              <w:rPr>
+                <w:rFonts w:ascii="Arial" w:hAnsi="Arial" w:cs="Arial"/>
+              </w:rPr>
+              <w:t xml:space="preserve"> y validaciones</w:t>
+            </w:r>
+            <w:r>
+              <w:rPr>
+                <w:rFonts w:ascii="Arial" w:hAnsi="Arial" w:cs="Arial"/>
+              </w:rPr>
+              <w:t xml:space="preserve"> durante el proceso </w:t>
+            </w:r>
+            <w:r>
+              <w:rPr>
+                <w:rFonts w:ascii="Arial" w:hAnsi="Arial" w:cs="Arial"/>
+              </w:rPr>
+              <w:t xml:space="preserve">de </w:t>
+            </w:r>
+            <w:r>
+              <w:rPr>
+                <w:rFonts w:ascii="Arial" w:hAnsi="Arial" w:cs="Arial"/>
+              </w:rPr>
+              <w:t xml:space="preserve">captura de </w:t>
+            </w:r>
+            <w:r>
+              <w:rPr>
+                <w:rFonts w:ascii="Arial" w:hAnsi="Arial" w:cs="Arial"/>
+              </w:rPr>
+              <w:t xml:space="preserve">la </w:t>
+            </w:r>
+            <w:r>
+              <w:rPr>
+                <w:rFonts w:ascii="Arial" w:hAnsi="Arial" w:cs="Arial"/>
+              </w:rPr>
+              <w:t xml:space="preserve">imagen </w:t>
+            </w:r>
+            <w:r>
+              <w:rPr>
+                <w:rFonts w:ascii="Arial" w:hAnsi="Arial" w:cs="Arial"/>
+              </w:rPr>
+              <w:t xml:space="preserve">de iris </w:t>
+            </w:r>
+            <w:r>
+              <w:rPr>
+                <w:rFonts w:ascii="Arial" w:hAnsi="Arial" w:cs="Arial"/>
+              </w:rPr>
+              <w:t xml:space="preserve">se guardan </w:t>
+            </w:r>
+            <w:r>
+              <w:rPr>
+                <w:rFonts w:ascii="Arial" w:hAnsi="Arial" w:cs="Arial"/>
+              </w:rPr>
+              <w:t xml:space="preserve">en la bitácora de equipos </w:t>
+            </w:r>
+            <w:r>
+              <w:rPr>
+                <w:rFonts w:ascii="Arial" w:hAnsi="Arial" w:cs="Arial"/>
+              </w:rPr>
+              <w:lastRenderedPageBreak/>
+              <w:t xml:space="preserve">biométricos para que puedan ser visualizados en </w:t>
+            </w:r>
+            <w:r>
+              <w:rPr>
+                <w:rFonts w:ascii="Arial" w:hAnsi="Arial" w:cs="Arial"/>
+              </w:rPr>
+              <w:t>RF19</w:t>
+            </w:r>
+            <w:r>
+              <w:rPr>
+                <w:rFonts w:ascii="Arial" w:hAnsi="Arial" w:cs="Arial"/>
+              </w:rPr>
+              <w:t>.</w:t>
             </w:r>
           </w:p>
         </w:tc>
@@ -12579,7 +13473,19 @@
                 <w:rFonts w:ascii="Arial" w:hAnsi="Arial" w:cs="Arial"/>
               </w:rPr>
               <w:lastRenderedPageBreak/>
-              <w:t>Administrador, usuario básico</w:t>
+              <w:t>Personal</w:t>
+            </w:r>
+            <w:r>
+              <w:rPr>
+                <w:rFonts w:ascii="Arial" w:hAnsi="Arial" w:cs="Arial"/>
+              </w:rPr>
+              <w:t xml:space="preserve"> de la empresa</w:t>
+            </w:r>
+            <w:r>
+              <w:rPr>
+                <w:rFonts w:ascii="Arial" w:hAnsi="Arial" w:cs="Arial"/>
+              </w:rPr>
+              <w:t>, equipo biométrico</w:t>
             </w:r>
           </w:p>
         </w:tc>
@@ -12601,7 +13507,7 @@
               <w:rPr>
                 <w:rFonts w:ascii="Arial" w:hAnsi="Arial" w:cs="Arial"/>
               </w:rPr>
-              <w:t>Servicio de codificación de la imagen de iris</w:t>
+              <w:t>Equipo biométrico</w:t>
             </w:r>
           </w:p>
         </w:tc>
@@ -12646,7 +13552,8 @@
               <w:rPr>
                 <w:rFonts w:ascii="Arial" w:hAnsi="Arial" w:cs="Arial"/>
               </w:rPr>
-              <w:t>RF24</w:t>
+              <w:lastRenderedPageBreak/>
+              <w:t>RF26</w:t>
             </w:r>
           </w:p>
         </w:tc>
@@ -12667,19 +13574,7 @@
               <w:rPr>
                 <w:rFonts w:ascii="Arial" w:hAnsi="Arial" w:cs="Arial"/>
               </w:rPr>
-              <w:t>Procesar servicio de</w:t>
-            </w:r>
-            <w:r>
-              <w:rPr>
-                <w:rFonts w:ascii="Arial" w:hAnsi="Arial" w:cs="Arial"/>
-              </w:rPr>
-              <w:t xml:space="preserve"> </w:t>
-            </w:r>
-            <w:r>
-              <w:rPr>
-                <w:rFonts w:ascii="Arial" w:hAnsi="Arial" w:cs="Arial"/>
-              </w:rPr>
-              <w:t>reconocimiento de la imagen de iris</w:t>
+              <w:t>Procesar imagen de iris capturado por el equipo biométrico</w:t>
             </w:r>
           </w:p>
         </w:tc>
@@ -12701,13 +13596,25 @@
               <w:rPr>
                 <w:rFonts w:ascii="Arial" w:hAnsi="Arial" w:cs="Arial"/>
               </w:rPr>
-              <w:t xml:space="preserve">Servicio </w:t>
-            </w:r>
-            <w:r>
-              <w:rPr>
-                <w:rFonts w:ascii="Arial" w:hAnsi="Arial" w:cs="Arial"/>
-              </w:rPr>
-              <w:t>de</w:t>
+              <w:t xml:space="preserve">El equipo biométrico, después de procesarse el </w:t>
+            </w:r>
+            <w:r>
+              <w:rPr>
+                <w:rFonts w:ascii="Arial" w:hAnsi="Arial" w:cs="Arial"/>
+              </w:rPr>
+              <w:t>RF25</w:t>
+            </w:r>
+            <w:r>
+              <w:rPr>
+                <w:rFonts w:ascii="Arial" w:hAnsi="Arial" w:cs="Arial"/>
+              </w:rPr>
+              <w:t xml:space="preserve">, empieza con el tratamiento de </w:t>
+            </w:r>
+            <w:r>
+              <w:rPr>
+                <w:rFonts w:ascii="Arial" w:hAnsi="Arial" w:cs="Arial"/>
+              </w:rPr>
+              <w:t>la imagen del iris</w:t>
             </w:r>
             <w:r>
               <w:rPr>
@@ -12719,13 +13626,290 @@
               <w:rPr>
                 <w:rFonts w:ascii="Arial" w:hAnsi="Arial" w:cs="Arial"/>
               </w:rPr>
-              <w:t xml:space="preserve">reconocimiento de las imágenes de iris de los trabajadores mediante el modelo de inteligencia artificial (deep learning), usado </w:t>
-            </w:r>
-            <w:r>
-              <w:rPr>
-                <w:rFonts w:ascii="Arial" w:hAnsi="Arial" w:cs="Arial"/>
-              </w:rPr>
-              <w:t xml:space="preserve">por </w:t>
+              <w:t xml:space="preserve">capturado </w:t>
+            </w:r>
+            <w:r>
+              <w:rPr>
+                <w:rFonts w:ascii="Arial" w:hAnsi="Arial" w:cs="Arial"/>
+              </w:rPr>
+              <w:t>del trabajador para el acceso a un área determinada.</w:t>
+            </w:r>
+            <w:r>
+              <w:rPr>
+                <w:rFonts w:ascii="Arial" w:hAnsi="Arial" w:cs="Arial"/>
+              </w:rPr>
+              <w:t xml:space="preserve"> Para ello, </w:t>
+            </w:r>
+            <w:r>
+              <w:rPr>
+                <w:rFonts w:ascii="Arial" w:hAnsi="Arial" w:cs="Arial"/>
+              </w:rPr>
+              <w:t xml:space="preserve">se </w:t>
+            </w:r>
+            <w:r>
+              <w:rPr>
+                <w:rFonts w:ascii="Arial" w:hAnsi="Arial" w:cs="Arial"/>
+              </w:rPr>
+              <w:t>usa</w:t>
+            </w:r>
+            <w:r>
+              <w:rPr>
+                <w:rFonts w:ascii="Arial" w:hAnsi="Arial" w:cs="Arial"/>
+              </w:rPr>
+              <w:t>n</w:t>
+            </w:r>
+            <w:r>
+              <w:rPr>
+                <w:rFonts w:ascii="Arial" w:hAnsi="Arial" w:cs="Arial"/>
+              </w:rPr>
+              <w:t xml:space="preserve"> los procesos (en orden): </w:t>
+            </w:r>
+            <w:r>
+              <w:rPr>
+                <w:rFonts w:ascii="Arial" w:hAnsi="Arial" w:cs="Arial"/>
+              </w:rPr>
+              <w:t>RF22</w:t>
+            </w:r>
+            <w:r>
+              <w:rPr>
+                <w:rFonts w:ascii="Arial" w:hAnsi="Arial" w:cs="Arial"/>
+              </w:rPr>
+              <w:t>, RF23 y</w:t>
+            </w:r>
+            <w:r>
+              <w:rPr>
+                <w:rFonts w:ascii="Arial" w:hAnsi="Arial" w:cs="Arial"/>
+              </w:rPr>
+              <w:t xml:space="preserve"> </w:t>
+            </w:r>
+            <w:r>
+              <w:rPr>
+                <w:rFonts w:ascii="Arial" w:hAnsi="Arial" w:cs="Arial"/>
+              </w:rPr>
+              <w:t>RF24</w:t>
+            </w:r>
+            <w:r>
+              <w:rPr>
+                <w:rFonts w:ascii="Arial" w:hAnsi="Arial" w:cs="Arial"/>
+              </w:rPr>
+              <w:t>.</w:t>
+            </w:r>
+          </w:p>
+          <w:p>
+            <w:pPr>
+              <w:spacing w:after="240" w:line="360" w:lineRule="auto"/>
+              <w:jc w:val="both"/>
+              <w:rPr>
+                <w:rFonts w:ascii="Arial" w:hAnsi="Arial" w:cs="Arial"/>
+              </w:rPr>
+            </w:pPr>
+            <w:r>
+              <w:rPr>
+                <w:rFonts w:ascii="Arial" w:hAnsi="Arial" w:cs="Arial"/>
+              </w:rPr>
+              <w:t>El equipo biométrico es verificado: equipo biométrico activo, sede y área activa.</w:t>
+            </w:r>
+          </w:p>
+          <w:p>
+            <w:pPr>
+              <w:spacing w:after="240" w:line="360" w:lineRule="auto"/>
+              <w:jc w:val="both"/>
+              <w:rPr>
+                <w:rFonts w:ascii="Arial" w:hAnsi="Arial" w:cs="Arial"/>
+              </w:rPr>
+            </w:pPr>
+            <w:r>
+              <w:rPr>
+                <w:rFonts w:ascii="Arial" w:hAnsi="Arial" w:cs="Arial"/>
+              </w:rPr>
+              <w:t>La persona reconocida es verificada para obtener sus accesos mediante: persona activa</w:t>
+            </w:r>
+            <w:r>
+              <w:rPr>
+                <w:rFonts w:ascii="Arial" w:hAnsi="Arial" w:cs="Arial"/>
+              </w:rPr>
+              <w:t>,</w:t>
+            </w:r>
+            <w:r>
+              <w:rPr>
+                <w:rFonts w:ascii="Arial" w:hAnsi="Arial" w:cs="Arial"/>
+              </w:rPr>
+              <w:t xml:space="preserve"> sede y área </w:t>
+            </w:r>
+            <w:r>
+              <w:rPr>
+                <w:rFonts w:ascii="Arial" w:hAnsi="Arial" w:cs="Arial"/>
+              </w:rPr>
+              <w:t xml:space="preserve">del trabajador </w:t>
+            </w:r>
+            <w:r>
+              <w:rPr>
+                <w:rFonts w:ascii="Arial" w:hAnsi="Arial" w:cs="Arial"/>
+              </w:rPr>
+              <w:t>igual a la sede y área del equipo biométrico</w:t>
+            </w:r>
+            <w:r>
+              <w:rPr>
+                <w:rFonts w:ascii="Arial" w:hAnsi="Arial" w:cs="Arial"/>
+              </w:rPr>
+              <w:t xml:space="preserve"> (donde la sede y área de la persona se encuentren en estado activo)</w:t>
+            </w:r>
+            <w:r>
+              <w:rPr>
+                <w:rFonts w:ascii="Arial" w:hAnsi="Arial" w:cs="Arial"/>
+              </w:rPr>
+              <w:t>.</w:t>
+            </w:r>
+          </w:p>
+          <w:p>
+            <w:pPr>
+              <w:spacing w:after="240" w:line="360" w:lineRule="auto"/>
+              <w:jc w:val="both"/>
+              <w:rPr>
+                <w:rFonts w:ascii="Arial" w:hAnsi="Arial" w:cs="Arial"/>
+              </w:rPr>
+            </w:pPr>
+            <w:r>
+              <w:rPr>
+                <w:rFonts w:ascii="Arial" w:hAnsi="Arial" w:cs="Arial"/>
+              </w:rPr>
+              <w:lastRenderedPageBreak/>
+              <w:t xml:space="preserve">Así mismo, se procesa el servicio de </w:t>
+            </w:r>
+            <w:r>
+              <w:rPr>
+                <w:rFonts w:ascii="Arial" w:hAnsi="Arial" w:cs="Arial"/>
+              </w:rPr>
+              <w:t>RF27</w:t>
+            </w:r>
+            <w:r>
+              <w:rPr>
+                <w:rFonts w:ascii="Arial" w:hAnsi="Arial" w:cs="Arial"/>
+              </w:rPr>
+              <w:t xml:space="preserve"> cuando existen accesos denegados</w:t>
+            </w:r>
+            <w:r>
+              <w:rPr>
+                <w:rFonts w:ascii="Arial" w:hAnsi="Arial" w:cs="Arial"/>
+              </w:rPr>
+              <w:t xml:space="preserve"> (envío de correo</w:t>
+            </w:r>
+            <w:r>
+              <w:rPr>
+                <w:rFonts w:ascii="Arial" w:hAnsi="Arial" w:cs="Arial"/>
+              </w:rPr>
+              <w:t>s</w:t>
+            </w:r>
+            <w:r>
+              <w:rPr>
+                <w:rFonts w:ascii="Arial" w:hAnsi="Arial" w:cs="Arial"/>
+              </w:rPr>
+              <w:t xml:space="preserve"> de alerta</w:t>
+            </w:r>
+            <w:r>
+              <w:rPr>
+                <w:rFonts w:ascii="Arial" w:hAnsi="Arial" w:cs="Arial"/>
+              </w:rPr>
+              <w:t>s</w:t>
+            </w:r>
+            <w:r>
+              <w:rPr>
+                <w:rFonts w:ascii="Arial" w:hAnsi="Arial" w:cs="Arial"/>
+              </w:rPr>
+              <w:t>)</w:t>
+            </w:r>
+            <w:r>
+              <w:rPr>
+                <w:rFonts w:ascii="Arial" w:hAnsi="Arial" w:cs="Arial"/>
+              </w:rPr>
+              <w:t>.</w:t>
+            </w:r>
+          </w:p>
+          <w:p>
+            <w:pPr>
+              <w:spacing w:after="240" w:line="360" w:lineRule="auto"/>
+              <w:jc w:val="both"/>
+              <w:rPr>
+                <w:rFonts w:ascii="Arial" w:hAnsi="Arial" w:cs="Arial"/>
+              </w:rPr>
+            </w:pPr>
+            <w:r>
+              <w:rPr>
+                <w:rFonts w:ascii="Arial" w:hAnsi="Arial" w:cs="Arial"/>
+              </w:rPr>
+              <w:t xml:space="preserve">Durante el proceso, el equipo biométrico emite señales (pitidos) y voces para indicar los procesos de: </w:t>
+            </w:r>
+            <w:r>
+              <w:rPr>
+                <w:rFonts w:ascii="Arial" w:hAnsi="Arial" w:cs="Arial"/>
+              </w:rPr>
+              <w:t>capturando imagen, procesando, error, acceso denegado, acceso concedido.</w:t>
+            </w:r>
+          </w:p>
+          <w:p>
+            <w:pPr>
+              <w:spacing w:after="240" w:line="360" w:lineRule="auto"/>
+              <w:jc w:val="both"/>
+              <w:rPr>
+                <w:rFonts w:ascii="Arial" w:hAnsi="Arial" w:cs="Arial"/>
+              </w:rPr>
+            </w:pPr>
+            <w:r>
+              <w:rPr>
+                <w:rFonts w:ascii="Arial" w:hAnsi="Arial" w:cs="Arial"/>
+              </w:rPr>
+              <w:t>Las luces del equipo biométrico representan: rojo (error</w:t>
+            </w:r>
+            <w:r>
+              <w:rPr>
+                <w:rFonts w:ascii="Arial" w:hAnsi="Arial" w:cs="Arial"/>
+              </w:rPr>
+              <w:t>, validación</w:t>
+            </w:r>
+            <w:r>
+              <w:rPr>
+                <w:rFonts w:ascii="Arial" w:hAnsi="Arial" w:cs="Arial"/>
+              </w:rPr>
+              <w:t xml:space="preserve"> – acceso denegado</w:t>
+            </w:r>
+            <w:r>
+              <w:rPr>
+                <w:rFonts w:ascii="Arial" w:hAnsi="Arial" w:cs="Arial"/>
+              </w:rPr>
+              <w:t xml:space="preserve">), </w:t>
+            </w:r>
+            <w:r>
+              <w:rPr>
+                <w:rFonts w:ascii="Arial" w:hAnsi="Arial" w:cs="Arial"/>
+              </w:rPr>
+              <w:t>azul (ocupado), en espera de reconocimiento (blanco), verde (éxito), en proceso (</w:t>
+            </w:r>
+            <w:r>
+              <w:rPr>
+                <w:rFonts w:ascii="Arial" w:hAnsi="Arial" w:cs="Arial"/>
+              </w:rPr>
+              <w:t>naranja</w:t>
+            </w:r>
+            <w:r>
+              <w:rPr>
+                <w:rFonts w:ascii="Arial" w:hAnsi="Arial" w:cs="Arial"/>
+              </w:rPr>
+              <w:t>).</w:t>
+            </w:r>
+          </w:p>
+          <w:p>
+            <w:pPr>
+              <w:spacing w:after="240" w:line="360" w:lineRule="auto"/>
+              <w:jc w:val="both"/>
+              <w:rPr>
+                <w:rFonts w:ascii="Arial" w:hAnsi="Arial" w:cs="Arial"/>
+              </w:rPr>
+            </w:pPr>
+            <w:r>
+              <w:rPr>
+                <w:rFonts w:ascii="Arial" w:hAnsi="Arial" w:cs="Arial"/>
+              </w:rPr>
+              <w:t xml:space="preserve">* El resultado de </w:t>
             </w:r>
             <w:r>
               <w:rPr>
@@ -12737,19 +13921,61 @@
               <w:rPr>
                 <w:rFonts w:ascii="Arial" w:hAnsi="Arial" w:cs="Arial"/>
               </w:rPr>
-              <w:t xml:space="preserve"> después de procesarse el </w:t>
-            </w:r>
-            <w:r>
-              <w:rPr>
-                <w:rFonts w:ascii="Arial" w:hAnsi="Arial" w:cs="Arial"/>
-              </w:rPr>
-              <w:t>RF2</w:t>
-            </w:r>
-            <w:r>
-              <w:rPr>
-                <w:rFonts w:ascii="Arial" w:hAnsi="Arial" w:cs="Arial"/>
-              </w:rPr>
-              <w:t>3</w:t>
+              <w:t xml:space="preserve">: acceso </w:t>
+            </w:r>
+            <w:r>
+              <w:rPr>
+                <w:rFonts w:ascii="Arial" w:hAnsi="Arial" w:cs="Arial"/>
+              </w:rPr>
+              <w:t>concedido</w:t>
+            </w:r>
+            <w:r>
+              <w:rPr>
+                <w:rFonts w:ascii="Arial" w:hAnsi="Arial" w:cs="Arial"/>
+              </w:rPr>
+              <w:t xml:space="preserve">, </w:t>
+            </w:r>
+            <w:r>
+              <w:rPr>
+                <w:rFonts w:ascii="Arial" w:hAnsi="Arial" w:cs="Arial"/>
+              </w:rPr>
+              <w:t xml:space="preserve">acceso </w:t>
+            </w:r>
+            <w:r>
+              <w:rPr>
+                <w:rFonts w:ascii="Arial" w:hAnsi="Arial" w:cs="Arial"/>
+              </w:rPr>
+              <w:t>denegado, error</w:t>
+            </w:r>
+            <w:r>
+              <w:rPr>
+                <w:rFonts w:ascii="Arial" w:hAnsi="Arial" w:cs="Arial"/>
+              </w:rPr>
+              <w:t>,</w:t>
+            </w:r>
+            <w:r>
+              <w:rPr>
+                <w:rFonts w:ascii="Arial" w:hAnsi="Arial" w:cs="Arial"/>
+              </w:rPr>
+              <w:t xml:space="preserve"> validaciones,</w:t>
+            </w:r>
+            <w:r>
+              <w:rPr>
+                <w:rFonts w:ascii="Arial" w:hAnsi="Arial" w:cs="Arial"/>
+              </w:rPr>
+              <w:t xml:space="preserve"> se </w:t>
+            </w:r>
+            <w:r>
+              <w:rPr>
+                <w:rFonts w:ascii="Arial" w:hAnsi="Arial" w:cs="Arial"/>
+              </w:rPr>
+              <w:t xml:space="preserve">guardan en la bitácora de equipos biométricos para que puedan ser visualizados en </w:t>
+            </w:r>
+            <w:r>
+              <w:rPr>
+                <w:rFonts w:ascii="Arial" w:hAnsi="Arial" w:cs="Arial"/>
+              </w:rPr>
+              <w:t>RF19</w:t>
             </w:r>
             <w:r>
               <w:rPr>
@@ -12776,13 +14002,14 @@
               <w:rPr>
                 <w:rFonts w:ascii="Arial" w:hAnsi="Arial" w:cs="Arial"/>
               </w:rPr>
-              <w:t>E</w:t>
-            </w:r>
-            <w:r>
-              <w:rPr>
-                <w:rFonts w:ascii="Arial" w:hAnsi="Arial" w:cs="Arial"/>
-              </w:rPr>
-              <w:t>quipo biométrico</w:t>
+              <w:lastRenderedPageBreak/>
+              <w:t>Equipo</w:t>
+            </w:r>
+            <w:r>
+              <w:rPr>
+                <w:rFonts w:ascii="Arial" w:hAnsi="Arial" w:cs="Arial"/>
+              </w:rPr>
+              <w:t xml:space="preserve"> biométrico</w:t>
             </w:r>
           </w:p>
         </w:tc>
@@ -12804,19 +14031,7 @@
               <w:rPr>
                 <w:rFonts w:ascii="Arial" w:hAnsi="Arial" w:cs="Arial"/>
               </w:rPr>
-              <w:t>Servicio de</w:t>
-            </w:r>
-            <w:r>
-              <w:rPr>
-                <w:rFonts w:ascii="Arial" w:hAnsi="Arial" w:cs="Arial"/>
-              </w:rPr>
-              <w:t xml:space="preserve"> </w:t>
-            </w:r>
-            <w:r>
-              <w:rPr>
-                <w:rFonts w:ascii="Arial" w:hAnsi="Arial" w:cs="Arial"/>
-              </w:rPr>
-              <w:t>reconocimiento de la imagen de iris</w:t>
+              <w:t>Equipo biométrico</w:t>
             </w:r>
           </w:p>
         </w:tc>
@@ -12861,7 +14076,8 @@
               <w:rPr>
                 <w:rFonts w:ascii="Arial" w:hAnsi="Arial" w:cs="Arial"/>
               </w:rPr>
-              <w:t>RF25</w:t>
+              <w:lastRenderedPageBreak/>
+              <w:t>RF27</w:t>
             </w:r>
           </w:p>
         </w:tc>
@@ -12882,7 +14098,31 @@
               <w:rPr>
                 <w:rFonts w:ascii="Arial" w:hAnsi="Arial" w:cs="Arial"/>
               </w:rPr>
-              <w:t>Capturar imagen de iris desde el equipo biométrico</w:t>
+              <w:t xml:space="preserve">Procesar servicio de alerta </w:t>
+            </w:r>
+            <w:r>
+              <w:rPr>
+                <w:rFonts w:ascii="Arial" w:hAnsi="Arial" w:cs="Arial"/>
+              </w:rPr>
+              <w:t>de</w:t>
+            </w:r>
+            <w:r>
+              <w:rPr>
+                <w:rFonts w:ascii="Arial" w:hAnsi="Arial" w:cs="Arial"/>
+              </w:rPr>
+              <w:t xml:space="preserve"> accesos denegados </w:t>
+            </w:r>
+            <w:r>
+              <w:rPr>
+                <w:rFonts w:ascii="Arial" w:hAnsi="Arial" w:cs="Arial"/>
+              </w:rPr>
+              <w:t>a las áreas</w:t>
+            </w:r>
+            <w:r>
+              <w:rPr>
+                <w:rFonts w:ascii="Arial" w:hAnsi="Arial" w:cs="Arial"/>
+              </w:rPr>
+              <w:t xml:space="preserve"> de la empresa</w:t>
             </w:r>
           </w:p>
         </w:tc>
@@ -12904,97 +14144,7 @@
               <w:rPr>
                 <w:rFonts w:ascii="Arial" w:hAnsi="Arial" w:cs="Arial"/>
               </w:rPr>
-              <w:t xml:space="preserve">El personal de la empresa se identifica ante el equipo biométrico para el acceso a un área determinada. </w:t>
-            </w:r>
-            <w:r>
-              <w:rPr>
-                <w:rFonts w:ascii="Arial" w:hAnsi="Arial" w:cs="Arial"/>
-              </w:rPr>
-              <w:t>El equipo biométrico</w:t>
-            </w:r>
-            <w:r>
-              <w:rPr>
-                <w:rFonts w:ascii="Arial" w:hAnsi="Arial" w:cs="Arial"/>
-              </w:rPr>
-              <w:t xml:space="preserve">, mediante el proceso de RF21, </w:t>
-            </w:r>
-            <w:r>
-              <w:rPr>
-                <w:rFonts w:ascii="Arial" w:hAnsi="Arial" w:cs="Arial"/>
-              </w:rPr>
-              <w:t xml:space="preserve">reconoce </w:t>
-            </w:r>
-            <w:r>
-              <w:rPr>
-                <w:rFonts w:ascii="Arial" w:hAnsi="Arial" w:cs="Arial"/>
-              </w:rPr>
-              <w:t>el ojo del personal</w:t>
-            </w:r>
-            <w:r>
-              <w:rPr>
-                <w:rFonts w:ascii="Arial" w:hAnsi="Arial" w:cs="Arial"/>
-              </w:rPr>
-              <w:t xml:space="preserve">, </w:t>
-            </w:r>
-            <w:r>
-              <w:rPr>
-                <w:rFonts w:ascii="Arial" w:hAnsi="Arial" w:cs="Arial"/>
-              </w:rPr>
-              <w:t xml:space="preserve">cuando éste está a </w:t>
-            </w:r>
-            <w:r>
-              <w:rPr>
-                <w:rFonts w:ascii="Arial" w:hAnsi="Arial" w:cs="Arial"/>
-              </w:rPr>
-              <w:t xml:space="preserve">5 cm – 8 </w:t>
-            </w:r>
-            <w:r>
-              <w:rPr>
-                <w:rFonts w:ascii="Arial" w:hAnsi="Arial" w:cs="Arial"/>
-              </w:rPr>
-              <w:t>cm del equipo biométrico</w:t>
-            </w:r>
-            <w:r>
-              <w:rPr>
-                <w:rFonts w:ascii="Arial" w:hAnsi="Arial" w:cs="Arial"/>
-              </w:rPr>
-              <w:t>.</w:t>
-            </w:r>
-            <w:r>
-              <w:rPr>
-                <w:rFonts w:ascii="Arial" w:hAnsi="Arial" w:cs="Arial"/>
-              </w:rPr>
-              <w:t xml:space="preserve"> El</w:t>
-            </w:r>
-            <w:r>
-              <w:rPr>
-                <w:rFonts w:ascii="Arial" w:hAnsi="Arial" w:cs="Arial"/>
-              </w:rPr>
-              <w:t xml:space="preserve"> </w:t>
-            </w:r>
-            <w:r>
-              <w:rPr>
-                <w:rFonts w:ascii="Arial" w:hAnsi="Arial" w:cs="Arial"/>
-              </w:rPr>
-              <w:t xml:space="preserve">equipo biométrico captura </w:t>
-            </w:r>
-            <w:r>
-              <w:rPr>
-                <w:rFonts w:ascii="Arial" w:hAnsi="Arial" w:cs="Arial"/>
-              </w:rPr>
-              <w:t>la imagen del iris</w:t>
-            </w:r>
-            <w:r>
-              <w:rPr>
-                <w:rFonts w:ascii="Arial" w:hAnsi="Arial" w:cs="Arial"/>
-              </w:rPr>
-              <w:t xml:space="preserve"> del trabajador </w:t>
-            </w:r>
-            <w:r>
-              <w:rPr>
-                <w:rFonts w:ascii="Arial" w:hAnsi="Arial" w:cs="Arial"/>
-              </w:rPr>
-              <w:t xml:space="preserve">para ser procesadas en </w:t>
+              <w:t xml:space="preserve">El equipo biométrico, después de procesarse el </w:t>
             </w:r>
             <w:r>
               <w:rPr>
@@ -13006,155 +14156,61 @@
               <w:rPr>
                 <w:rFonts w:ascii="Arial" w:hAnsi="Arial" w:cs="Arial"/>
               </w:rPr>
-              <w:t>.</w:t>
-            </w:r>
-          </w:p>
-          <w:p>
-            <w:pPr>
-              <w:spacing w:after="240" w:line="360" w:lineRule="auto"/>
-              <w:jc w:val="both"/>
-              <w:rPr>
-                <w:rFonts w:ascii="Arial" w:hAnsi="Arial" w:cs="Arial"/>
-              </w:rPr>
-            </w:pPr>
-            <w:r>
-              <w:rPr>
-                <w:rFonts w:ascii="Arial" w:hAnsi="Arial" w:cs="Arial"/>
-              </w:rPr>
-              <w:t xml:space="preserve">Durante el proceso, el equipo biométrico emite señales (pitidos) y voces para indicar los procesos de: </w:t>
-            </w:r>
-            <w:r>
-              <w:rPr>
-                <w:rFonts w:ascii="Arial" w:hAnsi="Arial" w:cs="Arial"/>
-              </w:rPr>
-              <w:t xml:space="preserve">capturando imagen, </w:t>
-            </w:r>
-            <w:r>
-              <w:rPr>
-                <w:rFonts w:ascii="Arial" w:hAnsi="Arial" w:cs="Arial"/>
-              </w:rPr>
-              <w:lastRenderedPageBreak/>
-              <w:t>procesando, error, acceso denegado, acceso concedido.</w:t>
-            </w:r>
-          </w:p>
-          <w:p>
-            <w:pPr>
-              <w:spacing w:after="240" w:line="360" w:lineRule="auto"/>
-              <w:jc w:val="both"/>
-              <w:rPr>
-                <w:rFonts w:ascii="Arial" w:hAnsi="Arial" w:cs="Arial"/>
-              </w:rPr>
-            </w:pPr>
-            <w:r>
-              <w:rPr>
-                <w:rFonts w:ascii="Arial" w:hAnsi="Arial" w:cs="Arial"/>
-              </w:rPr>
-              <w:t xml:space="preserve">Por seguridad, se captura una foto del personal </w:t>
-            </w:r>
-            <w:r>
-              <w:rPr>
-                <w:rFonts w:ascii="Arial" w:hAnsi="Arial" w:cs="Arial"/>
-              </w:rPr>
-              <w:t xml:space="preserve">(usado por </w:t>
-            </w:r>
-            <w:r>
-              <w:rPr>
-                <w:rFonts w:ascii="Arial" w:hAnsi="Arial" w:cs="Arial"/>
-              </w:rPr>
-              <w:t>RF26</w:t>
-            </w:r>
-            <w:r>
-              <w:rPr>
-                <w:rFonts w:ascii="Arial" w:hAnsi="Arial" w:cs="Arial"/>
-              </w:rPr>
-              <w:t xml:space="preserve">) </w:t>
-            </w:r>
-            <w:r>
-              <w:rPr>
-                <w:rFonts w:ascii="Arial" w:hAnsi="Arial" w:cs="Arial"/>
-              </w:rPr>
-              <w:t>para el respectivo envío de correo cuando es un personal no registrado intentando ingresar a un área</w:t>
-            </w:r>
-            <w:r>
-              <w:rPr>
-                <w:rFonts w:ascii="Arial" w:hAnsi="Arial" w:cs="Arial"/>
-              </w:rPr>
-              <w:t>.</w:t>
-            </w:r>
-          </w:p>
-          <w:p>
-            <w:pPr>
-              <w:spacing w:after="240" w:line="360" w:lineRule="auto"/>
-              <w:jc w:val="both"/>
-              <w:rPr>
-                <w:rFonts w:ascii="Arial" w:hAnsi="Arial" w:cs="Arial"/>
-              </w:rPr>
-            </w:pPr>
-            <w:r>
-              <w:rPr>
-                <w:rFonts w:ascii="Arial" w:hAnsi="Arial" w:cs="Arial"/>
-              </w:rPr>
-              <w:t>Las luces del equipo biométrico representan: rojo (error</w:t>
-            </w:r>
-            <w:r>
-              <w:rPr>
-                <w:rFonts w:ascii="Arial" w:hAnsi="Arial" w:cs="Arial"/>
-              </w:rPr>
-              <w:t>, validación</w:t>
-            </w:r>
-            <w:r>
-              <w:rPr>
-                <w:rFonts w:ascii="Arial" w:hAnsi="Arial" w:cs="Arial"/>
-              </w:rPr>
-              <w:t xml:space="preserve"> – acceso denegado</w:t>
-            </w:r>
-            <w:r>
-              <w:rPr>
-                <w:rFonts w:ascii="Arial" w:hAnsi="Arial" w:cs="Arial"/>
-              </w:rPr>
-              <w:t>)</w:t>
-            </w:r>
-            <w:r>
-              <w:rPr>
-                <w:rFonts w:ascii="Arial" w:hAnsi="Arial" w:cs="Arial"/>
-              </w:rPr>
-              <w:t>, en espera</w:t>
-            </w:r>
-            <w:r>
-              <w:rPr>
-                <w:rFonts w:ascii="Arial" w:hAnsi="Arial" w:cs="Arial"/>
-              </w:rPr>
-              <w:t xml:space="preserve"> de reconocimiento</w:t>
-            </w:r>
-            <w:r>
-              <w:rPr>
-                <w:rFonts w:ascii="Arial" w:hAnsi="Arial" w:cs="Arial"/>
-              </w:rPr>
-              <w:t xml:space="preserve"> (</w:t>
-            </w:r>
-            <w:r>
-              <w:rPr>
-                <w:rFonts w:ascii="Arial" w:hAnsi="Arial" w:cs="Arial"/>
-              </w:rPr>
-              <w:t>blanco</w:t>
-            </w:r>
-            <w:r>
-              <w:rPr>
-                <w:rFonts w:ascii="Arial" w:hAnsi="Arial" w:cs="Arial"/>
-              </w:rPr>
-              <w:t xml:space="preserve">), verde (éxito), en proceso </w:t>
-            </w:r>
-            <w:r>
-              <w:rPr>
-                <w:rFonts w:ascii="Arial" w:hAnsi="Arial" w:cs="Arial"/>
-              </w:rPr>
-              <w:t>(</w:t>
-            </w:r>
-            <w:r>
-              <w:rPr>
-                <w:rFonts w:ascii="Arial" w:hAnsi="Arial" w:cs="Arial"/>
-              </w:rPr>
-              <w:t>naranja</w:t>
+              <w:t>, y el resultado es acceso denegado</w:t>
+            </w:r>
+            <w:r>
+              <w:rPr>
+                <w:rFonts w:ascii="Arial" w:hAnsi="Arial" w:cs="Arial"/>
+              </w:rPr>
+              <w:t>, alerta a los usuarios</w:t>
+            </w:r>
+            <w:r>
+              <w:rPr>
+                <w:rFonts w:ascii="Arial" w:hAnsi="Arial" w:cs="Arial"/>
+              </w:rPr>
+              <w:t xml:space="preserve"> del sistema </w:t>
+            </w:r>
+            <w:r>
+              <w:rPr>
+                <w:rFonts w:ascii="Arial" w:hAnsi="Arial" w:cs="Arial"/>
+              </w:rPr>
+              <w:t xml:space="preserve">mediante </w:t>
+            </w:r>
+            <w:r>
+              <w:rPr>
+                <w:rFonts w:ascii="Arial" w:hAnsi="Arial" w:cs="Arial"/>
+              </w:rPr>
+              <w:t xml:space="preserve">un </w:t>
+            </w:r>
+            <w:r>
+              <w:rPr>
+                <w:rFonts w:ascii="Arial" w:hAnsi="Arial" w:cs="Arial"/>
+              </w:rPr>
+              <w:t>correo</w:t>
+            </w:r>
+            <w:r>
+              <w:rPr>
+                <w:rFonts w:ascii="Arial" w:hAnsi="Arial" w:cs="Arial"/>
+              </w:rPr>
+              <w:t xml:space="preserve">. Si el acceso denegado es perteneciente a un personal no registrado en el sistema, se adjunta </w:t>
+            </w:r>
+            <w:r>
+              <w:rPr>
+                <w:rFonts w:ascii="Arial" w:hAnsi="Arial" w:cs="Arial"/>
+              </w:rPr>
+              <w:t xml:space="preserve">al correo </w:t>
+            </w:r>
+            <w:r>
+              <w:rPr>
+                <w:rFonts w:ascii="Arial" w:hAnsi="Arial" w:cs="Arial"/>
+              </w:rPr>
+              <w:t xml:space="preserve">la foto capturada por el equipo biométrico (foto tomada por </w:t>
+            </w:r>
+            <w:r>
+              <w:rPr>
+                <w:rFonts w:ascii="Arial" w:hAnsi="Arial" w:cs="Arial"/>
+              </w:rPr>
+              <w:t>RF25</w:t>
             </w:r>
             <w:r>
               <w:rPr>
@@ -13163,87 +14219,6 @@
               <w:t>).</w:t>
             </w:r>
           </w:p>
-          <w:p>
-            <w:pPr>
-              <w:spacing w:after="240" w:line="360" w:lineRule="auto"/>
-              <w:jc w:val="both"/>
-              <w:rPr>
-                <w:rFonts w:ascii="Arial" w:hAnsi="Arial" w:cs="Arial"/>
-              </w:rPr>
-            </w:pPr>
-            <w:r>
-              <w:rPr>
-                <w:rFonts w:ascii="Arial" w:hAnsi="Arial" w:cs="Arial"/>
-              </w:rPr>
-              <w:t>* Los errores</w:t>
-            </w:r>
-            <w:r>
-              <w:rPr>
-                <w:rFonts w:ascii="Arial" w:hAnsi="Arial" w:cs="Arial"/>
-              </w:rPr>
-              <w:t xml:space="preserve"> y validaciones</w:t>
-            </w:r>
-            <w:r>
-              <w:rPr>
-                <w:rFonts w:ascii="Arial" w:hAnsi="Arial" w:cs="Arial"/>
-              </w:rPr>
-              <w:t xml:space="preserve"> durante el proceso </w:t>
-            </w:r>
-            <w:r>
-              <w:rPr>
-                <w:rFonts w:ascii="Arial" w:hAnsi="Arial" w:cs="Arial"/>
-              </w:rPr>
-              <w:t xml:space="preserve">de </w:t>
-            </w:r>
-            <w:r>
-              <w:rPr>
-                <w:rFonts w:ascii="Arial" w:hAnsi="Arial" w:cs="Arial"/>
-              </w:rPr>
-              <w:t xml:space="preserve">captura de </w:t>
-            </w:r>
-            <w:r>
-              <w:rPr>
-                <w:rFonts w:ascii="Arial" w:hAnsi="Arial" w:cs="Arial"/>
-              </w:rPr>
-              <w:t xml:space="preserve">la </w:t>
-            </w:r>
-            <w:r>
-              <w:rPr>
-                <w:rFonts w:ascii="Arial" w:hAnsi="Arial" w:cs="Arial"/>
-              </w:rPr>
-              <w:t xml:space="preserve">imagen </w:t>
-            </w:r>
-            <w:r>
-              <w:rPr>
-                <w:rFonts w:ascii="Arial" w:hAnsi="Arial" w:cs="Arial"/>
-              </w:rPr>
-              <w:t xml:space="preserve">de iris </w:t>
-            </w:r>
-            <w:r>
-              <w:rPr>
-                <w:rFonts w:ascii="Arial" w:hAnsi="Arial" w:cs="Arial"/>
-              </w:rPr>
-              <w:t xml:space="preserve">se guardan </w:t>
-            </w:r>
-            <w:r>
-              <w:rPr>
-                <w:rFonts w:ascii="Arial" w:hAnsi="Arial" w:cs="Arial"/>
-              </w:rPr>
-              <w:t xml:space="preserve">en la bitácora de equipos biométricos para que puedan ser visualizados en </w:t>
-            </w:r>
-            <w:r>
-              <w:rPr>
-                <w:rFonts w:ascii="Arial" w:hAnsi="Arial" w:cs="Arial"/>
-              </w:rPr>
-              <w:t>RF19</w:t>
-            </w:r>
-            <w:r>
-              <w:rPr>
-                <w:rFonts w:ascii="Arial" w:hAnsi="Arial" w:cs="Arial"/>
-              </w:rPr>
-              <w:t>.</w:t>
-            </w:r>
-          </w:p>
         </w:tc>
         <w:tc>
           <w:tcPr>
@@ -13262,784 +14237,6 @@
               <w:rPr>
                 <w:rFonts w:ascii="Arial" w:hAnsi="Arial" w:cs="Arial"/>
               </w:rPr>
-              <w:lastRenderedPageBreak/>
-              <w:t>Personal</w:t>
-            </w:r>
-            <w:r>
-              <w:rPr>
-                <w:rFonts w:ascii="Arial" w:hAnsi="Arial" w:cs="Arial"/>
-              </w:rPr>
-              <w:t xml:space="preserve"> de la empresa</w:t>
-            </w:r>
-            <w:r>
-              <w:rPr>
-                <w:rFonts w:ascii="Arial" w:hAnsi="Arial" w:cs="Arial"/>
-              </w:rPr>
-              <w:t>, equipo biométrico</w:t>
-            </w:r>
-          </w:p>
-        </w:tc>
-        <w:tc>
-          <w:tcPr>
-            <w:tcW w:w="2268" w:type="dxa"/>
-            <w:gridSpan w:val="2"/>
-            <w:vAlign w:val="center"/>
-          </w:tcPr>
-          <w:p>
-            <w:pPr>
-              <w:spacing w:after="240" w:line="360" w:lineRule="auto"/>
-              <w:jc w:val="center"/>
-              <w:rPr>
-                <w:rFonts w:ascii="Arial" w:hAnsi="Arial" w:cs="Arial"/>
-              </w:rPr>
-            </w:pPr>
-            <w:r>
-              <w:rPr>
-                <w:rFonts w:ascii="Arial" w:hAnsi="Arial" w:cs="Arial"/>
-              </w:rPr>
-              <w:t>Equipo biométrico</w:t>
-            </w:r>
-          </w:p>
-        </w:tc>
-        <w:tc>
-          <w:tcPr>
-            <w:tcW w:w="1276" w:type="dxa"/>
-            <w:gridSpan w:val="2"/>
-            <w:vAlign w:val="center"/>
-          </w:tcPr>
-          <w:p>
-            <w:pPr>
-              <w:spacing w:after="240" w:line="360" w:lineRule="auto"/>
-              <w:jc w:val="center"/>
-              <w:rPr>
-                <w:rFonts w:ascii="Arial" w:hAnsi="Arial" w:cs="Arial"/>
-              </w:rPr>
-            </w:pPr>
-            <w:r>
-              <w:rPr>
-                <w:rFonts w:ascii="Arial" w:hAnsi="Arial" w:cs="Arial"/>
-              </w:rPr>
-              <w:t>Alto</w:t>
-            </w:r>
-          </w:p>
-        </w:tc>
-      </w:tr>
-      <w:tr>
-        <w:tc>
-          <w:tcPr>
-            <w:tcW w:w="1129" w:type="dxa"/>
-            <w:vAlign w:val="center"/>
-          </w:tcPr>
-          <w:p>
-            <w:pPr>
-              <w:spacing w:after="240" w:line="360" w:lineRule="auto"/>
-              <w:jc w:val="center"/>
-              <w:rPr>
-                <w:rFonts w:ascii="Arial" w:hAnsi="Arial" w:cs="Arial"/>
-              </w:rPr>
-            </w:pPr>
-            <w:r>
-              <w:rPr>
-                <w:rFonts w:ascii="Arial" w:hAnsi="Arial" w:cs="Arial"/>
-              </w:rPr>
-              <w:lastRenderedPageBreak/>
-              <w:t>RF26</w:t>
-            </w:r>
-          </w:p>
-        </w:tc>
-        <w:tc>
-          <w:tcPr>
-            <w:tcW w:w="2410" w:type="dxa"/>
-            <w:vAlign w:val="center"/>
-          </w:tcPr>
-          <w:p>
-            <w:pPr>
-              <w:spacing w:after="240" w:line="360" w:lineRule="auto"/>
-              <w:jc w:val="center"/>
-              <w:rPr>
-                <w:rFonts w:ascii="Arial" w:hAnsi="Arial" w:cs="Arial"/>
-              </w:rPr>
-            </w:pPr>
-            <w:r>
-              <w:rPr>
-                <w:rFonts w:ascii="Arial" w:hAnsi="Arial" w:cs="Arial"/>
-              </w:rPr>
-              <w:t>Procesar imagen de iris capturado por el equipo biométrico</w:t>
-            </w:r>
-          </w:p>
-        </w:tc>
-        <w:tc>
-          <w:tcPr>
-            <w:tcW w:w="4394" w:type="dxa"/>
-            <w:gridSpan w:val="2"/>
-            <w:vAlign w:val="center"/>
-          </w:tcPr>
-          <w:p>
-            <w:pPr>
-              <w:spacing w:after="240" w:line="360" w:lineRule="auto"/>
-              <w:jc w:val="both"/>
-              <w:rPr>
-                <w:rFonts w:ascii="Arial" w:hAnsi="Arial" w:cs="Arial"/>
-              </w:rPr>
-            </w:pPr>
-            <w:r>
-              <w:rPr>
-                <w:rFonts w:ascii="Arial" w:hAnsi="Arial" w:cs="Arial"/>
-              </w:rPr>
-              <w:t xml:space="preserve">El equipo biométrico, después de procesarse el </w:t>
-            </w:r>
-            <w:r>
-              <w:rPr>
-                <w:rFonts w:ascii="Arial" w:hAnsi="Arial" w:cs="Arial"/>
-              </w:rPr>
-              <w:t>RF25</w:t>
-            </w:r>
-            <w:r>
-              <w:rPr>
-                <w:rFonts w:ascii="Arial" w:hAnsi="Arial" w:cs="Arial"/>
-              </w:rPr>
-              <w:t xml:space="preserve">, empieza con el tratamiento de </w:t>
-            </w:r>
-            <w:r>
-              <w:rPr>
-                <w:rFonts w:ascii="Arial" w:hAnsi="Arial" w:cs="Arial"/>
-              </w:rPr>
-              <w:t>la imagen del iris</w:t>
-            </w:r>
-            <w:r>
-              <w:rPr>
-                <w:rFonts w:ascii="Arial" w:hAnsi="Arial" w:cs="Arial"/>
-              </w:rPr>
-              <w:t xml:space="preserve"> </w:t>
-            </w:r>
-            <w:r>
-              <w:rPr>
-                <w:rFonts w:ascii="Arial" w:hAnsi="Arial" w:cs="Arial"/>
-              </w:rPr>
-              <w:t xml:space="preserve">capturado </w:t>
-            </w:r>
-            <w:r>
-              <w:rPr>
-                <w:rFonts w:ascii="Arial" w:hAnsi="Arial" w:cs="Arial"/>
-              </w:rPr>
-              <w:t>del trabajador para el acceso a un área determinada.</w:t>
-            </w:r>
-            <w:r>
-              <w:rPr>
-                <w:rFonts w:ascii="Arial" w:hAnsi="Arial" w:cs="Arial"/>
-              </w:rPr>
-              <w:t xml:space="preserve"> Para ello, </w:t>
-            </w:r>
-            <w:r>
-              <w:rPr>
-                <w:rFonts w:ascii="Arial" w:hAnsi="Arial" w:cs="Arial"/>
-              </w:rPr>
-              <w:t xml:space="preserve">se </w:t>
-            </w:r>
-            <w:r>
-              <w:rPr>
-                <w:rFonts w:ascii="Arial" w:hAnsi="Arial" w:cs="Arial"/>
-              </w:rPr>
-              <w:t>usa</w:t>
-            </w:r>
-            <w:r>
-              <w:rPr>
-                <w:rFonts w:ascii="Arial" w:hAnsi="Arial" w:cs="Arial"/>
-              </w:rPr>
-              <w:t>n</w:t>
-            </w:r>
-            <w:r>
-              <w:rPr>
-                <w:rFonts w:ascii="Arial" w:hAnsi="Arial" w:cs="Arial"/>
-              </w:rPr>
-              <w:t xml:space="preserve"> los procesos (en orden): </w:t>
-            </w:r>
-            <w:r>
-              <w:rPr>
-                <w:rFonts w:ascii="Arial" w:hAnsi="Arial" w:cs="Arial"/>
-              </w:rPr>
-              <w:t>RF22</w:t>
-            </w:r>
-            <w:r>
-              <w:rPr>
-                <w:rFonts w:ascii="Arial" w:hAnsi="Arial" w:cs="Arial"/>
-              </w:rPr>
-              <w:t>, RF23 y</w:t>
-            </w:r>
-            <w:r>
-              <w:rPr>
-                <w:rFonts w:ascii="Arial" w:hAnsi="Arial" w:cs="Arial"/>
-              </w:rPr>
-              <w:t xml:space="preserve"> </w:t>
-            </w:r>
-            <w:r>
-              <w:rPr>
-                <w:rFonts w:ascii="Arial" w:hAnsi="Arial" w:cs="Arial"/>
-              </w:rPr>
-              <w:t>RF24</w:t>
-            </w:r>
-            <w:r>
-              <w:rPr>
-                <w:rFonts w:ascii="Arial" w:hAnsi="Arial" w:cs="Arial"/>
-              </w:rPr>
-              <w:t>.</w:t>
-            </w:r>
-          </w:p>
-          <w:p>
-            <w:pPr>
-              <w:spacing w:after="240" w:line="360" w:lineRule="auto"/>
-              <w:jc w:val="both"/>
-              <w:rPr>
-                <w:rFonts w:ascii="Arial" w:hAnsi="Arial" w:cs="Arial"/>
-              </w:rPr>
-            </w:pPr>
-            <w:r>
-              <w:rPr>
-                <w:rFonts w:ascii="Arial" w:hAnsi="Arial" w:cs="Arial"/>
-              </w:rPr>
-              <w:t>El equipo biométrico es verificado: equipo biométrico activo, sede y área activa.</w:t>
-            </w:r>
-          </w:p>
-          <w:p>
-            <w:pPr>
-              <w:spacing w:after="240" w:line="360" w:lineRule="auto"/>
-              <w:jc w:val="both"/>
-              <w:rPr>
-                <w:rFonts w:ascii="Arial" w:hAnsi="Arial" w:cs="Arial"/>
-              </w:rPr>
-            </w:pPr>
-            <w:r>
-              <w:rPr>
-                <w:rFonts w:ascii="Arial" w:hAnsi="Arial" w:cs="Arial"/>
-              </w:rPr>
-              <w:t>La persona reconocida es verificada para obtener sus accesos mediante: persona activa</w:t>
-            </w:r>
-            <w:r>
-              <w:rPr>
-                <w:rFonts w:ascii="Arial" w:hAnsi="Arial" w:cs="Arial"/>
-              </w:rPr>
-              <w:t>,</w:t>
-            </w:r>
-            <w:r>
-              <w:rPr>
-                <w:rFonts w:ascii="Arial" w:hAnsi="Arial" w:cs="Arial"/>
-              </w:rPr>
-              <w:t xml:space="preserve"> sede y área </w:t>
-            </w:r>
-            <w:r>
-              <w:rPr>
-                <w:rFonts w:ascii="Arial" w:hAnsi="Arial" w:cs="Arial"/>
-              </w:rPr>
-              <w:t xml:space="preserve">del trabajador </w:t>
-            </w:r>
-            <w:r>
-              <w:rPr>
-                <w:rFonts w:ascii="Arial" w:hAnsi="Arial" w:cs="Arial"/>
-              </w:rPr>
-              <w:t>igual a la sede y área del equipo biométrico</w:t>
-            </w:r>
-            <w:r>
-              <w:rPr>
-                <w:rFonts w:ascii="Arial" w:hAnsi="Arial" w:cs="Arial"/>
-              </w:rPr>
-              <w:t xml:space="preserve"> (donde la sede y área de la persona se encuentren en estado activo)</w:t>
-            </w:r>
-            <w:r>
-              <w:rPr>
-                <w:rFonts w:ascii="Arial" w:hAnsi="Arial" w:cs="Arial"/>
-              </w:rPr>
-              <w:t>.</w:t>
-            </w:r>
-          </w:p>
-          <w:p>
-            <w:pPr>
-              <w:spacing w:after="240" w:line="360" w:lineRule="auto"/>
-              <w:jc w:val="both"/>
-              <w:rPr>
-                <w:rFonts w:ascii="Arial" w:hAnsi="Arial" w:cs="Arial"/>
-              </w:rPr>
-            </w:pPr>
-            <w:r>
-              <w:rPr>
-                <w:rFonts w:ascii="Arial" w:hAnsi="Arial" w:cs="Arial"/>
-              </w:rPr>
-              <w:t xml:space="preserve">Así mismo, se procesa el servicio de </w:t>
-            </w:r>
-            <w:r>
-              <w:rPr>
-                <w:rFonts w:ascii="Arial" w:hAnsi="Arial" w:cs="Arial"/>
-              </w:rPr>
-              <w:t>RF27</w:t>
-            </w:r>
-            <w:r>
-              <w:rPr>
-                <w:rFonts w:ascii="Arial" w:hAnsi="Arial" w:cs="Arial"/>
-              </w:rPr>
-              <w:t xml:space="preserve"> cuando existen accesos denegados</w:t>
-            </w:r>
-            <w:r>
-              <w:rPr>
-                <w:rFonts w:ascii="Arial" w:hAnsi="Arial" w:cs="Arial"/>
-              </w:rPr>
-              <w:t xml:space="preserve"> (envío de correo</w:t>
-            </w:r>
-            <w:r>
-              <w:rPr>
-                <w:rFonts w:ascii="Arial" w:hAnsi="Arial" w:cs="Arial"/>
-              </w:rPr>
-              <w:t>s</w:t>
-            </w:r>
-            <w:r>
-              <w:rPr>
-                <w:rFonts w:ascii="Arial" w:hAnsi="Arial" w:cs="Arial"/>
-              </w:rPr>
-              <w:t xml:space="preserve"> de alerta</w:t>
-            </w:r>
-            <w:r>
-              <w:rPr>
-                <w:rFonts w:ascii="Arial" w:hAnsi="Arial" w:cs="Arial"/>
-              </w:rPr>
-              <w:t>s</w:t>
-            </w:r>
-            <w:r>
-              <w:rPr>
-                <w:rFonts w:ascii="Arial" w:hAnsi="Arial" w:cs="Arial"/>
-              </w:rPr>
-              <w:t>)</w:t>
-            </w:r>
-            <w:r>
-              <w:rPr>
-                <w:rFonts w:ascii="Arial" w:hAnsi="Arial" w:cs="Arial"/>
-              </w:rPr>
-              <w:t>.</w:t>
-            </w:r>
-          </w:p>
-          <w:p>
-            <w:pPr>
-              <w:spacing w:after="240" w:line="360" w:lineRule="auto"/>
-              <w:jc w:val="both"/>
-              <w:rPr>
-                <w:rFonts w:ascii="Arial" w:hAnsi="Arial" w:cs="Arial"/>
-              </w:rPr>
-            </w:pPr>
-            <w:r>
-              <w:rPr>
-                <w:rFonts w:ascii="Arial" w:hAnsi="Arial" w:cs="Arial"/>
-              </w:rPr>
-              <w:t xml:space="preserve">Durante el proceso, el equipo biométrico emite señales (pitidos) y voces para indicar </w:t>
-            </w:r>
-            <w:r>
-              <w:rPr>
-                <w:rFonts w:ascii="Arial" w:hAnsi="Arial" w:cs="Arial"/>
-              </w:rPr>
-              <w:lastRenderedPageBreak/>
-              <w:t xml:space="preserve">los procesos de: </w:t>
-            </w:r>
-            <w:r>
-              <w:rPr>
-                <w:rFonts w:ascii="Arial" w:hAnsi="Arial" w:cs="Arial"/>
-              </w:rPr>
-              <w:t>capturando imagen, procesando, error, acceso denegado, acceso concedido.</w:t>
-            </w:r>
-          </w:p>
-          <w:p>
-            <w:pPr>
-              <w:spacing w:after="240" w:line="360" w:lineRule="auto"/>
-              <w:jc w:val="both"/>
-              <w:rPr>
-                <w:rFonts w:ascii="Arial" w:hAnsi="Arial" w:cs="Arial"/>
-              </w:rPr>
-            </w:pPr>
-            <w:r>
-              <w:rPr>
-                <w:rFonts w:ascii="Arial" w:hAnsi="Arial" w:cs="Arial"/>
-              </w:rPr>
-              <w:t>Las luces del equipo biométrico representan: rojo (error</w:t>
-            </w:r>
-            <w:r>
-              <w:rPr>
-                <w:rFonts w:ascii="Arial" w:hAnsi="Arial" w:cs="Arial"/>
-              </w:rPr>
-              <w:t>, validación</w:t>
-            </w:r>
-            <w:r>
-              <w:rPr>
-                <w:rFonts w:ascii="Arial" w:hAnsi="Arial" w:cs="Arial"/>
-              </w:rPr>
-              <w:t xml:space="preserve"> – acceso denegado</w:t>
-            </w:r>
-            <w:r>
-              <w:rPr>
-                <w:rFonts w:ascii="Arial" w:hAnsi="Arial" w:cs="Arial"/>
-              </w:rPr>
-              <w:t xml:space="preserve">), </w:t>
-            </w:r>
-            <w:r>
-              <w:rPr>
-                <w:rFonts w:ascii="Arial" w:hAnsi="Arial" w:cs="Arial"/>
-              </w:rPr>
-              <w:t>azul (ocupado), en espera de reconocimiento (blanco), verde (éxito), en proceso (</w:t>
-            </w:r>
-            <w:r>
-              <w:rPr>
-                <w:rFonts w:ascii="Arial" w:hAnsi="Arial" w:cs="Arial"/>
-              </w:rPr>
-              <w:t>naranja</w:t>
-            </w:r>
-            <w:r>
-              <w:rPr>
-                <w:rFonts w:ascii="Arial" w:hAnsi="Arial" w:cs="Arial"/>
-              </w:rPr>
-              <w:t>).</w:t>
-            </w:r>
-          </w:p>
-          <w:p>
-            <w:pPr>
-              <w:spacing w:after="240" w:line="360" w:lineRule="auto"/>
-              <w:jc w:val="both"/>
-              <w:rPr>
-                <w:rFonts w:ascii="Arial" w:hAnsi="Arial" w:cs="Arial"/>
-              </w:rPr>
-            </w:pPr>
-            <w:r>
-              <w:rPr>
-                <w:rFonts w:ascii="Arial" w:hAnsi="Arial" w:cs="Arial"/>
-              </w:rPr>
-              <w:t xml:space="preserve">* El resultado de </w:t>
-            </w:r>
-            <w:r>
-              <w:rPr>
-                <w:rFonts w:ascii="Arial" w:hAnsi="Arial" w:cs="Arial"/>
-              </w:rPr>
-              <w:t>RF26</w:t>
-            </w:r>
-            <w:r>
-              <w:rPr>
-                <w:rFonts w:ascii="Arial" w:hAnsi="Arial" w:cs="Arial"/>
-              </w:rPr>
-              <w:t xml:space="preserve">: acceso </w:t>
-            </w:r>
-            <w:r>
-              <w:rPr>
-                <w:rFonts w:ascii="Arial" w:hAnsi="Arial" w:cs="Arial"/>
-              </w:rPr>
-              <w:t>concedido</w:t>
-            </w:r>
-            <w:r>
-              <w:rPr>
-                <w:rFonts w:ascii="Arial" w:hAnsi="Arial" w:cs="Arial"/>
-              </w:rPr>
-              <w:t xml:space="preserve">, </w:t>
-            </w:r>
-            <w:r>
-              <w:rPr>
-                <w:rFonts w:ascii="Arial" w:hAnsi="Arial" w:cs="Arial"/>
-              </w:rPr>
-              <w:t xml:space="preserve">acceso </w:t>
-            </w:r>
-            <w:r>
-              <w:rPr>
-                <w:rFonts w:ascii="Arial" w:hAnsi="Arial" w:cs="Arial"/>
-              </w:rPr>
-              <w:t>denegado, error</w:t>
-            </w:r>
-            <w:r>
-              <w:rPr>
-                <w:rFonts w:ascii="Arial" w:hAnsi="Arial" w:cs="Arial"/>
-              </w:rPr>
-              <w:t>,</w:t>
-            </w:r>
-            <w:r>
-              <w:rPr>
-                <w:rFonts w:ascii="Arial" w:hAnsi="Arial" w:cs="Arial"/>
-              </w:rPr>
-              <w:t xml:space="preserve"> validaciones,</w:t>
-            </w:r>
-            <w:r>
-              <w:rPr>
-                <w:rFonts w:ascii="Arial" w:hAnsi="Arial" w:cs="Arial"/>
-              </w:rPr>
-              <w:t xml:space="preserve"> se </w:t>
-            </w:r>
-            <w:r>
-              <w:rPr>
-                <w:rFonts w:ascii="Arial" w:hAnsi="Arial" w:cs="Arial"/>
-              </w:rPr>
-              <w:t xml:space="preserve">guardan en la bitácora de equipos biométricos para que puedan ser visualizados en </w:t>
-            </w:r>
-            <w:r>
-              <w:rPr>
-                <w:rFonts w:ascii="Arial" w:hAnsi="Arial" w:cs="Arial"/>
-              </w:rPr>
-              <w:t>RF19</w:t>
-            </w:r>
-            <w:r>
-              <w:rPr>
-                <w:rFonts w:ascii="Arial" w:hAnsi="Arial" w:cs="Arial"/>
-              </w:rPr>
-              <w:t>.</w:t>
-            </w:r>
-          </w:p>
-        </w:tc>
-        <w:tc>
-          <w:tcPr>
-            <w:tcW w:w="2552" w:type="dxa"/>
-            <w:vAlign w:val="center"/>
-          </w:tcPr>
-          <w:p>
-            <w:pPr>
-              <w:spacing w:after="240" w:line="360" w:lineRule="auto"/>
-              <w:jc w:val="center"/>
-              <w:rPr>
-                <w:rFonts w:ascii="Arial" w:hAnsi="Arial" w:cs="Arial"/>
-              </w:rPr>
-            </w:pPr>
-            <w:r>
-              <w:rPr>
-                <w:rFonts w:ascii="Arial" w:hAnsi="Arial" w:cs="Arial"/>
-              </w:rPr>
-              <w:lastRenderedPageBreak/>
-              <w:t>Equipo</w:t>
-            </w:r>
-            <w:r>
-              <w:rPr>
-                <w:rFonts w:ascii="Arial" w:hAnsi="Arial" w:cs="Arial"/>
-              </w:rPr>
-              <w:t xml:space="preserve"> biométrico</w:t>
-            </w:r>
-          </w:p>
-        </w:tc>
-        <w:tc>
-          <w:tcPr>
-            <w:tcW w:w="2268" w:type="dxa"/>
-            <w:gridSpan w:val="2"/>
-            <w:vAlign w:val="center"/>
-          </w:tcPr>
-          <w:p>
-            <w:pPr>
-              <w:spacing w:after="240" w:line="360" w:lineRule="auto"/>
-              <w:jc w:val="center"/>
-              <w:rPr>
-                <w:rFonts w:ascii="Arial" w:hAnsi="Arial" w:cs="Arial"/>
-              </w:rPr>
-            </w:pPr>
-            <w:r>
-              <w:rPr>
-                <w:rFonts w:ascii="Arial" w:hAnsi="Arial" w:cs="Arial"/>
-              </w:rPr>
-              <w:t>Equipo biométrico</w:t>
-            </w:r>
-          </w:p>
-        </w:tc>
-        <w:tc>
-          <w:tcPr>
-            <w:tcW w:w="1276" w:type="dxa"/>
-            <w:gridSpan w:val="2"/>
-            <w:vAlign w:val="center"/>
-          </w:tcPr>
-          <w:p>
-            <w:pPr>
-              <w:spacing w:after="240" w:line="360" w:lineRule="auto"/>
-              <w:jc w:val="center"/>
-              <w:rPr>
-                <w:rFonts w:ascii="Arial" w:hAnsi="Arial" w:cs="Arial"/>
-              </w:rPr>
-            </w:pPr>
-            <w:r>
-              <w:rPr>
-                <w:rFonts w:ascii="Arial" w:hAnsi="Arial" w:cs="Arial"/>
-              </w:rPr>
-              <w:t>Alto</w:t>
-            </w:r>
-          </w:p>
-        </w:tc>
-      </w:tr>
-      <w:tr>
-        <w:tc>
-          <w:tcPr>
-            <w:tcW w:w="1129" w:type="dxa"/>
-            <w:vAlign w:val="center"/>
-          </w:tcPr>
-          <w:p>
-            <w:pPr>
-              <w:spacing w:after="240" w:line="360" w:lineRule="auto"/>
-              <w:jc w:val="center"/>
-              <w:rPr>
-                <w:rFonts w:ascii="Arial" w:hAnsi="Arial" w:cs="Arial"/>
-              </w:rPr>
-            </w:pPr>
-            <w:r>
-              <w:rPr>
-                <w:rFonts w:ascii="Arial" w:hAnsi="Arial" w:cs="Arial"/>
-              </w:rPr>
-              <w:t>RF27</w:t>
-            </w:r>
-          </w:p>
-        </w:tc>
-        <w:tc>
-          <w:tcPr>
-            <w:tcW w:w="2410" w:type="dxa"/>
-            <w:vAlign w:val="center"/>
-          </w:tcPr>
-          <w:p>
-            <w:pPr>
-              <w:spacing w:after="240" w:line="360" w:lineRule="auto"/>
-              <w:jc w:val="center"/>
-              <w:rPr>
-                <w:rFonts w:ascii="Arial" w:hAnsi="Arial" w:cs="Arial"/>
-              </w:rPr>
-            </w:pPr>
-            <w:r>
-              <w:rPr>
-                <w:rFonts w:ascii="Arial" w:hAnsi="Arial" w:cs="Arial"/>
-              </w:rPr>
-              <w:t xml:space="preserve">Procesar servicio de alerta </w:t>
-            </w:r>
-            <w:r>
-              <w:rPr>
-                <w:rFonts w:ascii="Arial" w:hAnsi="Arial" w:cs="Arial"/>
-              </w:rPr>
-              <w:t>de</w:t>
-            </w:r>
-            <w:r>
-              <w:rPr>
-                <w:rFonts w:ascii="Arial" w:hAnsi="Arial" w:cs="Arial"/>
-              </w:rPr>
-              <w:t xml:space="preserve"> accesos denegados </w:t>
-            </w:r>
-            <w:r>
-              <w:rPr>
-                <w:rFonts w:ascii="Arial" w:hAnsi="Arial" w:cs="Arial"/>
-              </w:rPr>
-              <w:t>a las áreas</w:t>
-            </w:r>
-            <w:r>
-              <w:rPr>
-                <w:rFonts w:ascii="Arial" w:hAnsi="Arial" w:cs="Arial"/>
-              </w:rPr>
-              <w:t xml:space="preserve"> de la empresa</w:t>
-            </w:r>
-          </w:p>
-        </w:tc>
-        <w:tc>
-          <w:tcPr>
-            <w:tcW w:w="4394" w:type="dxa"/>
-            <w:gridSpan w:val="2"/>
-            <w:vAlign w:val="center"/>
-          </w:tcPr>
-          <w:p>
-            <w:pPr>
-              <w:spacing w:after="240" w:line="360" w:lineRule="auto"/>
-              <w:jc w:val="both"/>
-              <w:rPr>
-                <w:rFonts w:ascii="Arial" w:hAnsi="Arial" w:cs="Arial"/>
-              </w:rPr>
-            </w:pPr>
-            <w:r>
-              <w:rPr>
-                <w:rFonts w:ascii="Arial" w:hAnsi="Arial" w:cs="Arial"/>
-              </w:rPr>
-              <w:t xml:space="preserve">El equipo biométrico, después de procesarse el </w:t>
-            </w:r>
-            <w:r>
-              <w:rPr>
-                <w:rFonts w:ascii="Arial" w:hAnsi="Arial" w:cs="Arial"/>
-              </w:rPr>
-              <w:t>RF26</w:t>
-            </w:r>
-            <w:r>
-              <w:rPr>
-                <w:rFonts w:ascii="Arial" w:hAnsi="Arial" w:cs="Arial"/>
-              </w:rPr>
-              <w:t>, y el resultado es acceso denegado</w:t>
-            </w:r>
-            <w:r>
-              <w:rPr>
-                <w:rFonts w:ascii="Arial" w:hAnsi="Arial" w:cs="Arial"/>
-              </w:rPr>
-              <w:t>, alerta a los usuarios</w:t>
-            </w:r>
-            <w:r>
-              <w:rPr>
-                <w:rFonts w:ascii="Arial" w:hAnsi="Arial" w:cs="Arial"/>
-              </w:rPr>
-              <w:t xml:space="preserve"> del sistema </w:t>
-            </w:r>
-            <w:r>
-              <w:rPr>
-                <w:rFonts w:ascii="Arial" w:hAnsi="Arial" w:cs="Arial"/>
-              </w:rPr>
-              <w:t xml:space="preserve">mediante </w:t>
-            </w:r>
-            <w:r>
-              <w:rPr>
-                <w:rFonts w:ascii="Arial" w:hAnsi="Arial" w:cs="Arial"/>
-              </w:rPr>
-              <w:t xml:space="preserve">un </w:t>
-            </w:r>
-            <w:r>
-              <w:rPr>
-                <w:rFonts w:ascii="Arial" w:hAnsi="Arial" w:cs="Arial"/>
-              </w:rPr>
-              <w:t>correo</w:t>
-            </w:r>
-            <w:r>
-              <w:rPr>
-                <w:rFonts w:ascii="Arial" w:hAnsi="Arial" w:cs="Arial"/>
-              </w:rPr>
-              <w:t xml:space="preserve">. Si el acceso denegado es perteneciente a un personal no registrado en el sistema, se adjunta </w:t>
-            </w:r>
-            <w:r>
-              <w:rPr>
-                <w:rFonts w:ascii="Arial" w:hAnsi="Arial" w:cs="Arial"/>
-              </w:rPr>
-              <w:t xml:space="preserve">al </w:t>
-            </w:r>
-            <w:r>
-              <w:rPr>
-                <w:rFonts w:ascii="Arial" w:hAnsi="Arial" w:cs="Arial"/>
-              </w:rPr>
-              <w:lastRenderedPageBreak/>
-              <w:t xml:space="preserve">correo </w:t>
-            </w:r>
-            <w:r>
-              <w:rPr>
-                <w:rFonts w:ascii="Arial" w:hAnsi="Arial" w:cs="Arial"/>
-              </w:rPr>
-              <w:t xml:space="preserve">la foto capturada por el equipo biométrico (foto tomada por </w:t>
-            </w:r>
-            <w:r>
-              <w:rPr>
-                <w:rFonts w:ascii="Arial" w:hAnsi="Arial" w:cs="Arial"/>
-              </w:rPr>
-              <w:t>RF25</w:t>
-            </w:r>
-            <w:r>
-              <w:rPr>
-                <w:rFonts w:ascii="Arial" w:hAnsi="Arial" w:cs="Arial"/>
-              </w:rPr>
-              <w:t>).</w:t>
-            </w:r>
-          </w:p>
-        </w:tc>
-        <w:tc>
-          <w:tcPr>
-            <w:tcW w:w="2552" w:type="dxa"/>
-            <w:vAlign w:val="center"/>
-          </w:tcPr>
-          <w:p>
-            <w:pPr>
-              <w:spacing w:after="240" w:line="360" w:lineRule="auto"/>
-              <w:jc w:val="center"/>
-              <w:rPr>
-                <w:rFonts w:ascii="Arial" w:hAnsi="Arial" w:cs="Arial"/>
-              </w:rPr>
-            </w:pPr>
-            <w:r>
-              <w:rPr>
-                <w:rFonts w:ascii="Arial" w:hAnsi="Arial" w:cs="Arial"/>
-              </w:rPr>
-              <w:lastRenderedPageBreak/>
               <w:t>Equipo</w:t>
             </w:r>
             <w:r>
@@ -14478,6 +14675,7 @@
               <w:rPr>
                 <w:rFonts w:ascii="Arial" w:hAnsi="Arial" w:cs="Arial"/>
               </w:rPr>
+              <w:lastRenderedPageBreak/>
               <w:t>RNF01</w:t>
             </w:r>
           </w:p>
@@ -14811,7 +15009,6 @@
               <w:rPr>
                 <w:rFonts w:ascii="Arial" w:hAnsi="Arial" w:cs="Arial"/>
               </w:rPr>
-              <w:lastRenderedPageBreak/>
               <w:t>RNF04</w:t>
             </w:r>
           </w:p>
@@ -15196,6 +15393,7 @@
               <w:rPr>
                 <w:rFonts w:ascii="Arial" w:hAnsi="Arial" w:cs="Arial"/>
               </w:rPr>
+              <w:lastRenderedPageBreak/>
               <w:t>RNF08</w:t>
             </w:r>
           </w:p>

--- a/1. Software y Hardware/1.2 Elaboración/1.2.1 SRICA_021_000 - Requerimientos Funcionales y no Funcionales.docx
+++ b/1. Software y Hardware/1.2 Elaboración/1.2.1 SRICA_021_000 - Requerimientos Funcionales y no Funcionales.docx
@@ -147,25 +147,7 @@
           <w:sz w:val="32"/>
           <w:szCs w:val="32"/>
         </w:rPr>
-        <w:t xml:space="preserve">Uso de Sistema de Reconocimiento de Iris basado en Deep </w:t>
-      </w:r>
-      <w:proofErr w:type="spellStart"/>
-      <w:r>
-        <w:rPr>
-          <w:rFonts w:ascii="Arial" w:hAnsi="Arial" w:cs="Arial"/>
-          <w:sz w:val="32"/>
-          <w:szCs w:val="32"/>
-        </w:rPr>
-        <w:t>Learning</w:t>
-      </w:r>
-      <w:proofErr w:type="spellEnd"/>
-      <w:r>
-        <w:rPr>
-          <w:rFonts w:ascii="Arial" w:hAnsi="Arial" w:cs="Arial"/>
-          <w:sz w:val="32"/>
-          <w:szCs w:val="32"/>
-        </w:rPr>
-        <w:t xml:space="preserve"> para la identificación humana en el control de acceso al área de Tesorería del Gobierno Regional de Tacna – Tacna 2020</w:t>
+        <w:t>Uso de Sistema de Reconocimiento de Iris basado en Deep Learning para la identificación humana en el control de acceso al área de Tesorería del Gobierno Regional de Tacna – Tacna 2020</w:t>
       </w:r>
       <w:r>
         <w:rPr>
@@ -592,21 +574,7 @@
               <w:rPr>
                 <w:rFonts w:ascii="Arial" w:hAnsi="Arial" w:cs="Arial"/>
               </w:rPr>
-              <w:t xml:space="preserve">Uso de Sistema de Reconocimiento de Iris basado en Deep </w:t>
-            </w:r>
-            <w:proofErr w:type="spellStart"/>
-            <w:r>
-              <w:rPr>
-                <w:rFonts w:ascii="Arial" w:hAnsi="Arial" w:cs="Arial"/>
-              </w:rPr>
-              <w:t>Learning</w:t>
-            </w:r>
-            <w:proofErr w:type="spellEnd"/>
-            <w:r>
-              <w:rPr>
-                <w:rFonts w:ascii="Arial" w:hAnsi="Arial" w:cs="Arial"/>
-              </w:rPr>
-              <w:t xml:space="preserve"> para la identificación humana en el control de acceso al área de Tesorería del Gobierno Regional de Tacna – Tacna 2020</w:t>
+              <w:t>Uso de Sistema de Reconocimiento de Iris basado en Deep Learning para la identificación humana en el control de acceso al área de Tesorería del Gobierno Regional de Tacna – Tacna 2020</w:t>
             </w:r>
             <w:r>
               <w:rPr>
@@ -806,6 +774,21 @@
               <w:t>Usuario con acceso a todo el sistema de reconocimiento de iris.</w:t>
             </w:r>
           </w:p>
+          <w:p>
+            <w:pPr>
+              <w:spacing w:after="240" w:line="360" w:lineRule="auto"/>
+              <w:jc w:val="both"/>
+              <w:rPr>
+                <w:rFonts w:ascii="Arial" w:hAnsi="Arial" w:cs="Arial"/>
+              </w:rPr>
+            </w:pPr>
+            <w:r>
+              <w:rPr>
+                <w:rFonts w:ascii="Arial" w:hAnsi="Arial" w:cs="Arial"/>
+              </w:rPr>
+              <w:t>Este actor representa al personal de Seguridad.</w:t>
+            </w:r>
+          </w:p>
         </w:tc>
       </w:tr>
       <w:tr>
@@ -856,6 +839,33 @@
               <w:t>Usuario con accesos limitados en el sistema de reconocimiento de iris.</w:t>
             </w:r>
           </w:p>
+          <w:p>
+            <w:pPr>
+              <w:spacing w:after="240" w:line="360" w:lineRule="auto"/>
+              <w:jc w:val="both"/>
+              <w:rPr>
+                <w:rFonts w:ascii="Arial" w:hAnsi="Arial" w:cs="Arial"/>
+              </w:rPr>
+            </w:pPr>
+            <w:r>
+              <w:rPr>
+                <w:rFonts w:ascii="Arial" w:hAnsi="Arial" w:cs="Arial"/>
+              </w:rPr>
+              <w:t xml:space="preserve">Este actor representa al </w:t>
+            </w:r>
+            <w:r>
+              <w:rPr>
+                <w:rFonts w:ascii="Arial" w:hAnsi="Arial" w:cs="Arial"/>
+              </w:rPr>
+              <w:t xml:space="preserve">jefe o </w:t>
+            </w:r>
+            <w:r>
+              <w:rPr>
+                <w:rFonts w:ascii="Arial" w:hAnsi="Arial" w:cs="Arial"/>
+              </w:rPr>
+              <w:t>encargado del área de Tesorería.</w:t>
+            </w:r>
+          </w:p>
         </w:tc>
       </w:tr>
       <w:tr>
@@ -881,6 +891,7 @@
               <w:rPr>
                 <w:rFonts w:ascii="Arial" w:hAnsi="Arial" w:cs="Arial"/>
               </w:rPr>
+              <w:lastRenderedPageBreak/>
               <w:t>Personal de la empresa</w:t>
             </w:r>
           </w:p>
@@ -904,6 +915,21 @@
                 <w:rFonts w:ascii="Arial" w:hAnsi="Arial" w:cs="Arial"/>
               </w:rPr>
               <w:t>Personal de la empresa que se identifica ante el equipo biométrico para poder acceder a un área de la empresa.</w:t>
+            </w:r>
+          </w:p>
+          <w:p>
+            <w:pPr>
+              <w:spacing w:after="240" w:line="360" w:lineRule="auto"/>
+              <w:jc w:val="both"/>
+              <w:rPr>
+                <w:rFonts w:ascii="Arial" w:hAnsi="Arial" w:cs="Arial"/>
+              </w:rPr>
+            </w:pPr>
+            <w:r>
+              <w:rPr>
+                <w:rFonts w:ascii="Arial" w:hAnsi="Arial" w:cs="Arial"/>
+              </w:rPr>
+              <w:t>Este actor representa al personal que ha sido autorizado para ingresar al almacén del área de Tesorería.</w:t>
             </w:r>
           </w:p>
         </w:tc>
@@ -982,7 +1008,6 @@
                 <w:b/>
                 <w:bCs/>
               </w:rPr>
-              <w:lastRenderedPageBreak/>
               <w:t>REQUERIMIENTOS FUNCIONALES</w:t>
             </w:r>
           </w:p>
@@ -1511,6 +1536,7 @@
               <w:rPr>
                 <w:rFonts w:ascii="Arial" w:hAnsi="Arial" w:cs="Arial"/>
               </w:rPr>
+              <w:lastRenderedPageBreak/>
               <w:t>RF02</w:t>
             </w:r>
           </w:p>
@@ -1783,7 +1809,6 @@
               <w:rPr>
                 <w:rFonts w:ascii="Arial" w:hAnsi="Arial" w:cs="Arial"/>
               </w:rPr>
-              <w:lastRenderedPageBreak/>
               <w:t>RF0</w:t>
             </w:r>
             <w:r>
@@ -2004,7 +2029,14 @@
               <w:rPr>
                 <w:rFonts w:ascii="Arial" w:hAnsi="Arial" w:cs="Arial"/>
               </w:rPr>
-              <w:t xml:space="preserve"> en la bitácora del sistema para que pueda</w:t>
+              <w:t xml:space="preserve"> en la bitácora del </w:t>
+            </w:r>
+            <w:r>
+              <w:rPr>
+                <w:rFonts w:ascii="Arial" w:hAnsi="Arial" w:cs="Arial"/>
+              </w:rPr>
+              <w:lastRenderedPageBreak/>
+              <w:t>sistema para que pueda</w:t>
             </w:r>
             <w:r>
               <w:rPr>
@@ -2061,6 +2093,7 @@
               <w:rPr>
                 <w:rFonts w:ascii="Arial" w:hAnsi="Arial" w:cs="Arial"/>
               </w:rPr>
+              <w:lastRenderedPageBreak/>
               <w:t>A</w:t>
             </w:r>
             <w:r>
@@ -2228,7 +2261,6 @@
               <w:rPr>
                 <w:rFonts w:ascii="Arial" w:hAnsi="Arial" w:cs="Arial"/>
               </w:rPr>
-              <w:lastRenderedPageBreak/>
               <w:t>Nueva contraseña</w:t>
             </w:r>
             <w:r>
@@ -2364,7 +2396,14 @@
               <w:rPr>
                 <w:rFonts w:ascii="Arial" w:hAnsi="Arial" w:cs="Arial"/>
               </w:rPr>
-              <w:t xml:space="preserve"> 2 minutos para que pueda cambiar su contraseña. Si el usuario no realiza alguna acción, el usuario tendrá que realizar otra vez el proceso de RF03.</w:t>
+              <w:t xml:space="preserve"> 2 minutos para que pueda cambiar su contraseña. Si el usuario </w:t>
+            </w:r>
+            <w:r>
+              <w:rPr>
+                <w:rFonts w:ascii="Arial" w:hAnsi="Arial" w:cs="Arial"/>
+              </w:rPr>
+              <w:lastRenderedPageBreak/>
+              <w:t>no realiza alguna acción, el usuario tendrá que realizar otra vez el proceso de RF03.</w:t>
             </w:r>
           </w:p>
           <w:p>
@@ -2394,7 +2433,6 @@
               <w:rPr>
                 <w:rFonts w:ascii="Arial" w:hAnsi="Arial" w:cs="Arial"/>
               </w:rPr>
-              <w:lastRenderedPageBreak/>
               <w:t>* La</w:t>
             </w:r>
             <w:r>
@@ -2705,6 +2743,7 @@
               <w:rPr>
                 <w:rFonts w:ascii="Arial" w:hAnsi="Arial" w:cs="Arial"/>
               </w:rPr>
+              <w:lastRenderedPageBreak/>
               <w:t>Correo electrónico</w:t>
             </w:r>
             <w:r>
@@ -2789,86 +2828,92 @@
               <w:rPr>
                 <w:rFonts w:ascii="Arial" w:hAnsi="Arial" w:cs="Arial"/>
               </w:rPr>
+              <w:t>Confirmar nueva</w:t>
+            </w:r>
+            <w:r>
+              <w:rPr>
+                <w:rFonts w:ascii="Arial" w:hAnsi="Arial" w:cs="Arial"/>
+              </w:rPr>
+              <w:t xml:space="preserve"> contraseña</w:t>
+            </w:r>
+            <w:r>
+              <w:rPr>
+                <w:rFonts w:ascii="Arial" w:hAnsi="Arial" w:cs="Arial"/>
+              </w:rPr>
+              <w:t xml:space="preserve"> (</w:t>
+            </w:r>
+            <w:r>
+              <w:rPr>
+                <w:rFonts w:ascii="Arial" w:hAnsi="Arial" w:cs="Arial"/>
+              </w:rPr>
+              <w:t xml:space="preserve">se permite mostrar/ocultar </w:t>
+            </w:r>
+            <w:r>
+              <w:rPr>
+                <w:rFonts w:ascii="Arial" w:hAnsi="Arial" w:cs="Arial"/>
+              </w:rPr>
+              <w:t xml:space="preserve">la </w:t>
+            </w:r>
+            <w:r>
+              <w:rPr>
+                <w:rFonts w:ascii="Arial" w:hAnsi="Arial" w:cs="Arial"/>
+              </w:rPr>
+              <w:t>contraseña</w:t>
+            </w:r>
+            <w:r>
+              <w:rPr>
+                <w:rFonts w:ascii="Arial" w:hAnsi="Arial" w:cs="Arial"/>
+              </w:rPr>
+              <w:t>)</w:t>
+            </w:r>
+          </w:p>
+          <w:p>
+            <w:pPr>
+              <w:spacing w:after="240" w:line="360" w:lineRule="auto"/>
+              <w:jc w:val="both"/>
+              <w:rPr>
+                <w:rFonts w:ascii="Arial" w:hAnsi="Arial" w:cs="Arial"/>
+              </w:rPr>
+            </w:pPr>
+            <w:r>
+              <w:rPr>
+                <w:rFonts w:ascii="Arial" w:hAnsi="Arial" w:cs="Arial"/>
+              </w:rPr>
+              <w:t>El sistema espera 2 minutos al usuario para que éste pueda cambiar sus datos por defecto. Si el usuario no realiza alguna acción, el usuario tendrá que realizar otra vez el proceso de RF0</w:t>
+            </w:r>
+            <w:r>
+              <w:rPr>
+                <w:rFonts w:ascii="Arial" w:hAnsi="Arial" w:cs="Arial"/>
+              </w:rPr>
+              <w:t>1</w:t>
+            </w:r>
+            <w:r>
+              <w:rPr>
+                <w:rFonts w:ascii="Arial" w:hAnsi="Arial" w:cs="Arial"/>
+              </w:rPr>
+              <w:t>.</w:t>
+            </w:r>
+          </w:p>
+          <w:p>
+            <w:pPr>
+              <w:spacing w:after="240" w:line="360" w:lineRule="auto"/>
+              <w:jc w:val="both"/>
+              <w:rPr>
+                <w:rFonts w:ascii="Arial" w:hAnsi="Arial" w:cs="Arial"/>
+              </w:rPr>
+            </w:pPr>
+            <w:r>
+              <w:rPr>
+                <w:rFonts w:ascii="Arial" w:hAnsi="Arial" w:cs="Arial"/>
+              </w:rPr>
+              <w:t xml:space="preserve">Si el usuario es inhabilitado durante su estancia en el sistema, será redirigido al inicio de sesión sin poder ingresar al </w:t>
+            </w:r>
+            <w:r>
+              <w:rPr>
+                <w:rFonts w:ascii="Arial" w:hAnsi="Arial" w:cs="Arial"/>
+              </w:rPr>
               <w:lastRenderedPageBreak/>
-              <w:t>Confirmar nueva</w:t>
-            </w:r>
-            <w:r>
-              <w:rPr>
-                <w:rFonts w:ascii="Arial" w:hAnsi="Arial" w:cs="Arial"/>
-              </w:rPr>
-              <w:t xml:space="preserve"> contraseña</w:t>
-            </w:r>
-            <w:r>
-              <w:rPr>
-                <w:rFonts w:ascii="Arial" w:hAnsi="Arial" w:cs="Arial"/>
-              </w:rPr>
-              <w:t xml:space="preserve"> (</w:t>
-            </w:r>
-            <w:r>
-              <w:rPr>
-                <w:rFonts w:ascii="Arial" w:hAnsi="Arial" w:cs="Arial"/>
-              </w:rPr>
-              <w:t xml:space="preserve">se permite mostrar/ocultar </w:t>
-            </w:r>
-            <w:r>
-              <w:rPr>
-                <w:rFonts w:ascii="Arial" w:hAnsi="Arial" w:cs="Arial"/>
-              </w:rPr>
-              <w:t xml:space="preserve">la </w:t>
-            </w:r>
-            <w:r>
-              <w:rPr>
-                <w:rFonts w:ascii="Arial" w:hAnsi="Arial" w:cs="Arial"/>
-              </w:rPr>
-              <w:t>contraseña</w:t>
-            </w:r>
-            <w:r>
-              <w:rPr>
-                <w:rFonts w:ascii="Arial" w:hAnsi="Arial" w:cs="Arial"/>
-              </w:rPr>
-              <w:t>)</w:t>
-            </w:r>
-          </w:p>
-          <w:p>
-            <w:pPr>
-              <w:spacing w:after="240" w:line="360" w:lineRule="auto"/>
-              <w:jc w:val="both"/>
-              <w:rPr>
-                <w:rFonts w:ascii="Arial" w:hAnsi="Arial" w:cs="Arial"/>
-              </w:rPr>
-            </w:pPr>
-            <w:r>
-              <w:rPr>
-                <w:rFonts w:ascii="Arial" w:hAnsi="Arial" w:cs="Arial"/>
-              </w:rPr>
-              <w:t>El sistema espera 2 minutos al usuario para que éste pueda cambiar sus datos por defecto. Si el usuario no realiza alguna acción, el usuario tendrá que realizar otra vez el proceso de RF0</w:t>
-            </w:r>
-            <w:r>
-              <w:rPr>
-                <w:rFonts w:ascii="Arial" w:hAnsi="Arial" w:cs="Arial"/>
-              </w:rPr>
-              <w:t>1</w:t>
-            </w:r>
-            <w:r>
-              <w:rPr>
-                <w:rFonts w:ascii="Arial" w:hAnsi="Arial" w:cs="Arial"/>
-              </w:rPr>
-              <w:t>.</w:t>
-            </w:r>
-          </w:p>
-          <w:p>
-            <w:pPr>
-              <w:spacing w:after="240" w:line="360" w:lineRule="auto"/>
-              <w:jc w:val="both"/>
-              <w:rPr>
-                <w:rFonts w:ascii="Arial" w:hAnsi="Arial" w:cs="Arial"/>
-              </w:rPr>
-            </w:pPr>
-            <w:r>
-              <w:rPr>
-                <w:rFonts w:ascii="Arial" w:hAnsi="Arial" w:cs="Arial"/>
-              </w:rPr>
-              <w:t>Si el usuario es inhabilitado durante su estancia en el sistema, será redirigido al inicio de sesión sin poder ingresar al sistema, hasta que su usuario sea habilitado.</w:t>
+              <w:t>sistema, hasta que su usuario sea habilitado.</w:t>
             </w:r>
           </w:p>
           <w:p>
@@ -3256,7 +3301,14 @@
               <w:rPr>
                 <w:rFonts w:ascii="Arial" w:hAnsi="Arial" w:cs="Arial"/>
               </w:rPr>
-              <w:t xml:space="preserve">se permite mostrar/ocultar </w:t>
+              <w:t xml:space="preserve">se permite </w:t>
+            </w:r>
+            <w:r>
+              <w:rPr>
+                <w:rFonts w:ascii="Arial" w:hAnsi="Arial" w:cs="Arial"/>
+              </w:rPr>
+              <w:lastRenderedPageBreak/>
+              <w:t xml:space="preserve">mostrar/ocultar </w:t>
             </w:r>
             <w:r>
               <w:rPr>
@@ -3355,88 +3407,88 @@
               <w:rPr>
                 <w:rFonts w:ascii="Arial" w:hAnsi="Arial" w:cs="Arial"/>
               </w:rPr>
+              <w:t>Últimas 5 f</w:t>
+            </w:r>
+            <w:r>
+              <w:rPr>
+                <w:rFonts w:ascii="Arial" w:hAnsi="Arial" w:cs="Arial"/>
+              </w:rPr>
+              <w:t>echa</w:t>
+            </w:r>
+            <w:r>
+              <w:rPr>
+                <w:rFonts w:ascii="Arial" w:hAnsi="Arial" w:cs="Arial"/>
+              </w:rPr>
+              <w:t>s</w:t>
+            </w:r>
+            <w:r>
+              <w:rPr>
+                <w:rFonts w:ascii="Arial" w:hAnsi="Arial" w:cs="Arial"/>
+              </w:rPr>
+              <w:t xml:space="preserve"> de sesión iniciada </w:t>
+            </w:r>
+            <w:r>
+              <w:rPr>
+                <w:rFonts w:ascii="Arial" w:hAnsi="Arial" w:cs="Arial"/>
+              </w:rPr>
+              <w:t xml:space="preserve">en el sistema </w:t>
+            </w:r>
+            <w:r>
+              <w:rPr>
+                <w:rFonts w:ascii="Arial" w:hAnsi="Arial" w:cs="Arial"/>
+              </w:rPr>
+              <w:t>(solo lectura)</w:t>
+            </w:r>
+          </w:p>
+          <w:p>
+            <w:pPr>
+              <w:spacing w:after="240" w:line="360" w:lineRule="auto"/>
+              <w:jc w:val="both"/>
+              <w:rPr>
+                <w:rFonts w:ascii="Arial" w:hAnsi="Arial" w:cs="Arial"/>
+              </w:rPr>
+            </w:pPr>
+            <w:r>
+              <w:rPr>
+                <w:rFonts w:ascii="Arial" w:hAnsi="Arial" w:cs="Arial"/>
+              </w:rPr>
+              <w:t>Los campos que el usuario puede modificar son: correo electrónico, contraseña.</w:t>
+            </w:r>
+            <w:r>
+              <w:rPr>
+                <w:rFonts w:ascii="Arial" w:hAnsi="Arial" w:cs="Arial"/>
+              </w:rPr>
+              <w:t xml:space="preserve"> Cuando el usuario modifica su contraseña, es redirigido a RF01.</w:t>
+            </w:r>
+          </w:p>
+          <w:p>
+            <w:pPr>
+              <w:spacing w:after="240" w:line="360" w:lineRule="auto"/>
+              <w:jc w:val="both"/>
+              <w:rPr>
+                <w:rFonts w:ascii="Arial" w:hAnsi="Arial" w:cs="Arial"/>
+              </w:rPr>
+            </w:pPr>
+            <w:r>
+              <w:rPr>
+                <w:rFonts w:ascii="Arial" w:hAnsi="Arial" w:cs="Arial"/>
+              </w:rPr>
+              <w:t>Si el usuario es inhabilitado durante su estancia en el sistema, será redirigido al inicio de sesión sin poder ingresar al sistema, hasta que su usuario sea habilitado.</w:t>
+            </w:r>
+          </w:p>
+          <w:p>
+            <w:pPr>
+              <w:spacing w:after="240" w:line="360" w:lineRule="auto"/>
+              <w:jc w:val="both"/>
+              <w:rPr>
+                <w:rFonts w:ascii="Arial" w:hAnsi="Arial" w:cs="Arial"/>
+              </w:rPr>
+            </w:pPr>
+            <w:r>
+              <w:rPr>
+                <w:rFonts w:ascii="Arial" w:hAnsi="Arial" w:cs="Arial"/>
+              </w:rPr>
               <w:lastRenderedPageBreak/>
-              <w:t>Últimas 5 f</w:t>
-            </w:r>
-            <w:r>
-              <w:rPr>
-                <w:rFonts w:ascii="Arial" w:hAnsi="Arial" w:cs="Arial"/>
-              </w:rPr>
-              <w:t>echa</w:t>
-            </w:r>
-            <w:r>
-              <w:rPr>
-                <w:rFonts w:ascii="Arial" w:hAnsi="Arial" w:cs="Arial"/>
-              </w:rPr>
-              <w:t>s</w:t>
-            </w:r>
-            <w:r>
-              <w:rPr>
-                <w:rFonts w:ascii="Arial" w:hAnsi="Arial" w:cs="Arial"/>
-              </w:rPr>
-              <w:t xml:space="preserve"> de sesión iniciada </w:t>
-            </w:r>
-            <w:r>
-              <w:rPr>
-                <w:rFonts w:ascii="Arial" w:hAnsi="Arial" w:cs="Arial"/>
-              </w:rPr>
-              <w:t xml:space="preserve">en el sistema </w:t>
-            </w:r>
-            <w:r>
-              <w:rPr>
-                <w:rFonts w:ascii="Arial" w:hAnsi="Arial" w:cs="Arial"/>
-              </w:rPr>
-              <w:t>(solo lectura)</w:t>
-            </w:r>
-          </w:p>
-          <w:p>
-            <w:pPr>
-              <w:spacing w:after="240" w:line="360" w:lineRule="auto"/>
-              <w:jc w:val="both"/>
-              <w:rPr>
-                <w:rFonts w:ascii="Arial" w:hAnsi="Arial" w:cs="Arial"/>
-              </w:rPr>
-            </w:pPr>
-            <w:r>
-              <w:rPr>
-                <w:rFonts w:ascii="Arial" w:hAnsi="Arial" w:cs="Arial"/>
-              </w:rPr>
-              <w:t>Los campos que el usuario puede modificar son: correo electrónico, contraseña.</w:t>
-            </w:r>
-            <w:r>
-              <w:rPr>
-                <w:rFonts w:ascii="Arial" w:hAnsi="Arial" w:cs="Arial"/>
-              </w:rPr>
-              <w:t xml:space="preserve"> Cuando el usuario modifica su contraseña, es redirigido a RF01.</w:t>
-            </w:r>
-          </w:p>
-          <w:p>
-            <w:pPr>
-              <w:spacing w:after="240" w:line="360" w:lineRule="auto"/>
-              <w:jc w:val="both"/>
-              <w:rPr>
-                <w:rFonts w:ascii="Arial" w:hAnsi="Arial" w:cs="Arial"/>
-              </w:rPr>
-            </w:pPr>
-            <w:r>
-              <w:rPr>
-                <w:rFonts w:ascii="Arial" w:hAnsi="Arial" w:cs="Arial"/>
-              </w:rPr>
-              <w:t>Si el usuario es inhabilitado durante su estancia en el sistema, será redirigido al inicio de sesión sin poder ingresar al sistema, hasta que su usuario sea habilitado.</w:t>
-            </w:r>
-          </w:p>
-          <w:p>
-            <w:pPr>
-              <w:spacing w:after="240" w:line="360" w:lineRule="auto"/>
-              <w:jc w:val="both"/>
-              <w:rPr>
-                <w:rFonts w:ascii="Arial" w:hAnsi="Arial" w:cs="Arial"/>
-              </w:rPr>
-            </w:pPr>
-            <w:r>
-              <w:rPr>
-                <w:rFonts w:ascii="Arial" w:hAnsi="Arial" w:cs="Arial"/>
-              </w:rPr>
               <w:t>* La</w:t>
             </w:r>
             <w:r>
@@ -3634,6 +3686,7 @@
               <w:rPr>
                 <w:rFonts w:ascii="Arial" w:hAnsi="Arial" w:cs="Arial"/>
               </w:rPr>
+              <w:lastRenderedPageBreak/>
               <w:t>RF0</w:t>
             </w:r>
             <w:r>
@@ -3661,21 +3714,7 @@
               <w:rPr>
                 <w:rFonts w:ascii="Arial" w:hAnsi="Arial" w:cs="Arial"/>
               </w:rPr>
-              <w:t xml:space="preserve">Visualizar </w:t>
-            </w:r>
-            <w:proofErr w:type="spellStart"/>
-            <w:r>
-              <w:rPr>
-                <w:rFonts w:ascii="Arial" w:hAnsi="Arial" w:cs="Arial"/>
-              </w:rPr>
-              <w:t>dashboard</w:t>
-            </w:r>
-            <w:proofErr w:type="spellEnd"/>
-            <w:r>
-              <w:rPr>
-                <w:rFonts w:ascii="Arial" w:hAnsi="Arial" w:cs="Arial"/>
-              </w:rPr>
-              <w:t xml:space="preserve"> del sistema</w:t>
+              <w:t>Visualizar dashboard del sistema</w:t>
             </w:r>
           </w:p>
         </w:tc>
@@ -3697,42 +3736,7 @@
               <w:rPr>
                 <w:rFonts w:ascii="Arial" w:hAnsi="Arial" w:cs="Arial"/>
               </w:rPr>
-              <w:t xml:space="preserve">El usuario administrador y/o usuario básico pueden visualizar el </w:t>
-            </w:r>
-            <w:proofErr w:type="spellStart"/>
-            <w:r>
-              <w:rPr>
-                <w:rFonts w:ascii="Arial" w:hAnsi="Arial" w:cs="Arial"/>
-              </w:rPr>
-              <w:t>dashboard</w:t>
-            </w:r>
-            <w:proofErr w:type="spellEnd"/>
-            <w:r>
-              <w:rPr>
-                <w:rFonts w:ascii="Arial" w:hAnsi="Arial" w:cs="Arial"/>
-              </w:rPr>
-              <w:t xml:space="preserve"> (pantalla </w:t>
-            </w:r>
-            <w:r>
-              <w:rPr>
-                <w:rFonts w:ascii="Arial" w:hAnsi="Arial" w:cs="Arial"/>
-              </w:rPr>
-              <w:lastRenderedPageBreak/>
-              <w:t xml:space="preserve">de inicio) del sistema. El </w:t>
-            </w:r>
-            <w:proofErr w:type="spellStart"/>
-            <w:r>
-              <w:rPr>
-                <w:rFonts w:ascii="Arial" w:hAnsi="Arial" w:cs="Arial"/>
-              </w:rPr>
-              <w:t>dashboard</w:t>
-            </w:r>
-            <w:proofErr w:type="spellEnd"/>
-            <w:r>
-              <w:rPr>
-                <w:rFonts w:ascii="Arial" w:hAnsi="Arial" w:cs="Arial"/>
-              </w:rPr>
-              <w:t xml:space="preserve"> presenta </w:t>
+              <w:t xml:space="preserve">El usuario administrador y/o usuario básico pueden visualizar el dashboard (pantalla de inicio) del sistema. El dashboard presenta </w:t>
             </w:r>
             <w:r>
               <w:rPr>
@@ -3870,6 +3874,7 @@
               <w:rPr>
                 <w:rFonts w:ascii="Arial" w:hAnsi="Arial" w:cs="Arial"/>
               </w:rPr>
+              <w:lastRenderedPageBreak/>
               <w:t xml:space="preserve">Gráfico </w:t>
             </w:r>
             <w:r>
@@ -3942,14 +3947,7 @@
               <w:rPr>
                 <w:rFonts w:ascii="Arial" w:hAnsi="Arial" w:cs="Arial"/>
               </w:rPr>
-              <w:t xml:space="preserve"> y la </w:t>
-            </w:r>
-            <w:r>
-              <w:rPr>
-                <w:rFonts w:ascii="Arial" w:hAnsi="Arial" w:cs="Arial"/>
-              </w:rPr>
-              <w:lastRenderedPageBreak/>
-              <w:t>cantidad de accesos</w:t>
+              <w:t xml:space="preserve"> y la cantidad de accesos</w:t>
             </w:r>
             <w:r>
               <w:rPr>
@@ -4069,21 +4067,8 @@
               <w:rPr>
                 <w:rFonts w:ascii="Arial" w:hAnsi="Arial" w:cs="Arial"/>
               </w:rPr>
-              <w:t xml:space="preserve">Los registros y listados de la información presentada en el </w:t>
-            </w:r>
-            <w:proofErr w:type="spellStart"/>
-            <w:r>
-              <w:rPr>
-                <w:rFonts w:ascii="Arial" w:hAnsi="Arial" w:cs="Arial"/>
-              </w:rPr>
-              <w:t>dashboard</w:t>
-            </w:r>
-            <w:proofErr w:type="spellEnd"/>
-            <w:r>
-              <w:rPr>
-                <w:rFonts w:ascii="Arial" w:hAnsi="Arial" w:cs="Arial"/>
-              </w:rPr>
-              <w:t>, todos son mostrados en estado activo.</w:t>
+              <w:lastRenderedPageBreak/>
+              <w:t>Los registros y listados de la información presentada en el dashboard, todos son mostrados en estado activo.</w:t>
             </w:r>
           </w:p>
           <w:p>
@@ -4113,7 +4098,6 @@
               <w:rPr>
                 <w:rFonts w:ascii="Arial" w:hAnsi="Arial" w:cs="Arial"/>
               </w:rPr>
-              <w:lastRenderedPageBreak/>
               <w:t xml:space="preserve">* Las acciones de obtención de datos y errores, se guardan en la bitácora del sistema para que puedan ser visualizadas en </w:t>
             </w:r>
             <w:r>
@@ -4178,19 +4162,11 @@
                 <w:rFonts w:ascii="Arial" w:hAnsi="Arial" w:cs="Arial"/>
               </w:rPr>
             </w:pPr>
-            <w:proofErr w:type="spellStart"/>
-            <w:r>
-              <w:rPr>
-                <w:rFonts w:ascii="Arial" w:hAnsi="Arial" w:cs="Arial"/>
-              </w:rPr>
-              <w:t>Dashboard</w:t>
-            </w:r>
-            <w:proofErr w:type="spellEnd"/>
-            <w:r>
-              <w:rPr>
-                <w:rFonts w:ascii="Arial" w:hAnsi="Arial" w:cs="Arial"/>
-              </w:rPr>
-              <w:t xml:space="preserve"> del sistema</w:t>
+            <w:r>
+              <w:rPr>
+                <w:rFonts w:ascii="Arial" w:hAnsi="Arial" w:cs="Arial"/>
+              </w:rPr>
+              <w:t>Dashboard del sistema</w:t>
             </w:r>
           </w:p>
         </w:tc>
@@ -4345,7 +4321,14 @@
               <w:rPr>
                 <w:rFonts w:ascii="Arial" w:hAnsi="Arial" w:cs="Arial"/>
               </w:rPr>
-              <w:t xml:space="preserve"> puede registrar un nuevo usuario en base a los siguientes campos:</w:t>
+              <w:t xml:space="preserve"> puede registrar un </w:t>
+            </w:r>
+            <w:r>
+              <w:rPr>
+                <w:rFonts w:ascii="Arial" w:hAnsi="Arial" w:cs="Arial"/>
+              </w:rPr>
+              <w:lastRenderedPageBreak/>
+              <w:t>nuevo usuario en base a los siguientes campos:</w:t>
             </w:r>
           </w:p>
           <w:p>
@@ -4474,7 +4457,6 @@
               <w:rPr>
                 <w:rFonts w:ascii="Arial" w:hAnsi="Arial" w:cs="Arial"/>
               </w:rPr>
-              <w:lastRenderedPageBreak/>
               <w:t xml:space="preserve">Rol (seleccionar rol: </w:t>
             </w:r>
             <w:r>
@@ -4549,7 +4531,14 @@
               <w:rPr>
                 <w:rFonts w:ascii="Arial" w:hAnsi="Arial" w:cs="Arial"/>
               </w:rPr>
-              <w:t>La contraseña generada por defecto es: 123.-SRICa. El correo generado por defecto es: srica@cambiarcorreo.com.</w:t>
+              <w:t xml:space="preserve">La contraseña generada por defecto es: 123.-SRICa. El correo </w:t>
+            </w:r>
+            <w:r>
+              <w:rPr>
+                <w:rFonts w:ascii="Arial" w:hAnsi="Arial" w:cs="Arial"/>
+              </w:rPr>
+              <w:lastRenderedPageBreak/>
+              <w:t>generado por defecto es: srica@cambiarcorreo.com.</w:t>
             </w:r>
           </w:p>
           <w:p>
@@ -4654,14 +4643,7 @@
               <w:rPr>
                 <w:rFonts w:ascii="Arial" w:hAnsi="Arial" w:cs="Arial"/>
               </w:rPr>
-              <w:t xml:space="preserve">si se desea modificar la contraseña, se </w:t>
-            </w:r>
-            <w:r>
-              <w:rPr>
-                <w:rFonts w:ascii="Arial" w:hAnsi="Arial" w:cs="Arial"/>
-              </w:rPr>
-              <w:lastRenderedPageBreak/>
-              <w:t xml:space="preserve">genera la contraseña por defecto: </w:t>
+              <w:t xml:space="preserve">si se desea modificar la contraseña, se genera la contraseña por defecto: </w:t>
             </w:r>
             <w:r>
               <w:rPr>
@@ -4748,7 +4730,14 @@
               <w:rPr>
                 <w:rFonts w:ascii="Arial" w:hAnsi="Arial" w:cs="Arial"/>
               </w:rPr>
-              <w:t>administrador, usuario básico</w:t>
+              <w:t xml:space="preserve">administrador, usuario </w:t>
+            </w:r>
+            <w:r>
+              <w:rPr>
+                <w:rFonts w:ascii="Arial" w:hAnsi="Arial" w:cs="Arial"/>
+              </w:rPr>
+              <w:lastRenderedPageBreak/>
+              <w:t>básico</w:t>
             </w:r>
             <w:r>
               <w:rPr>
@@ -4907,7 +4896,6 @@
               <w:rPr>
                 <w:rFonts w:ascii="Arial" w:hAnsi="Arial" w:cs="Arial"/>
               </w:rPr>
-              <w:lastRenderedPageBreak/>
               <w:t>Activar usuario</w:t>
             </w:r>
             <w:r>
@@ -5019,7 +5007,14 @@
               <w:rPr>
                 <w:rFonts w:ascii="Arial" w:hAnsi="Arial" w:cs="Arial"/>
               </w:rPr>
-              <w:t xml:space="preserve"> rol</w:t>
+              <w:t xml:space="preserve"> </w:t>
+            </w:r>
+            <w:r>
+              <w:rPr>
+                <w:rFonts w:ascii="Arial" w:hAnsi="Arial" w:cs="Arial"/>
+              </w:rPr>
+              <w:lastRenderedPageBreak/>
+              <w:t>rol</w:t>
             </w:r>
             <w:r>
               <w:rPr>
@@ -5121,14 +5116,7 @@
               <w:rPr>
                 <w:rFonts w:ascii="Arial" w:hAnsi="Arial" w:cs="Arial"/>
               </w:rPr>
-              <w:t xml:space="preserve"> en la bitácora del </w:t>
-            </w:r>
-            <w:r>
-              <w:rPr>
-                <w:rFonts w:ascii="Arial" w:hAnsi="Arial" w:cs="Arial"/>
-              </w:rPr>
-              <w:lastRenderedPageBreak/>
-              <w:t>sistema para que pueda</w:t>
+              <w:t xml:space="preserve"> en la bitácora del sistema para que pueda</w:t>
             </w:r>
             <w:r>
               <w:rPr>
@@ -5369,7 +5357,14 @@
               <w:rPr>
                 <w:rFonts w:ascii="Arial" w:hAnsi="Arial" w:cs="Arial"/>
               </w:rPr>
-              <w:t>administrador puede registrar una nueva sede de la empresa en base a los siguientes campos:</w:t>
+              <w:t xml:space="preserve">administrador puede registrar una </w:t>
+            </w:r>
+            <w:r>
+              <w:rPr>
+                <w:rFonts w:ascii="Arial" w:hAnsi="Arial" w:cs="Arial"/>
+              </w:rPr>
+              <w:lastRenderedPageBreak/>
+              <w:t>nueva sede de la empresa en base a los siguientes campos:</w:t>
             </w:r>
           </w:p>
           <w:p>
@@ -5471,7 +5466,6 @@
               <w:rPr>
                 <w:rFonts w:ascii="Arial" w:hAnsi="Arial" w:cs="Arial"/>
               </w:rPr>
-              <w:lastRenderedPageBreak/>
               <w:t>Inactivar</w:t>
             </w:r>
             <w:r>
@@ -5601,6 +5595,7 @@
               <w:rPr>
                 <w:rFonts w:ascii="Arial" w:hAnsi="Arial" w:cs="Arial"/>
               </w:rPr>
+              <w:lastRenderedPageBreak/>
               <w:t>Activar sede</w:t>
             </w:r>
             <w:r>
@@ -5745,59 +5740,65 @@
               <w:rPr>
                 <w:rFonts w:ascii="Arial" w:hAnsi="Arial" w:cs="Arial"/>
               </w:rPr>
+              <w:t>Si el usuario es inhabilitado durante su estancia en el sistema, será redirigido al inicio de sesión sin poder ingresar al sistema, hasta que su usuario sea habilitado.</w:t>
+            </w:r>
+          </w:p>
+          <w:p>
+            <w:pPr>
+              <w:spacing w:after="240" w:line="360" w:lineRule="auto"/>
+              <w:jc w:val="both"/>
+              <w:rPr>
+                <w:rFonts w:ascii="Arial" w:hAnsi="Arial" w:cs="Arial"/>
+              </w:rPr>
+            </w:pPr>
+            <w:r>
+              <w:rPr>
+                <w:rFonts w:ascii="Arial" w:hAnsi="Arial" w:cs="Arial"/>
+              </w:rPr>
+              <w:t>* Las acciones de</w:t>
+            </w:r>
+            <w:r>
+              <w:rPr>
+                <w:rFonts w:ascii="Arial" w:hAnsi="Arial" w:cs="Arial"/>
+              </w:rPr>
+              <w:t xml:space="preserve"> obtención de datos,</w:t>
+            </w:r>
+            <w:r>
+              <w:rPr>
+                <w:rFonts w:ascii="Arial" w:hAnsi="Arial" w:cs="Arial"/>
+              </w:rPr>
+              <w:t xml:space="preserve"> registrar, modificar, activar</w:t>
+            </w:r>
+            <w:r>
+              <w:rPr>
+                <w:rFonts w:ascii="Arial" w:hAnsi="Arial" w:cs="Arial"/>
+              </w:rPr>
+              <w:t xml:space="preserve">, </w:t>
+            </w:r>
+            <w:r>
+              <w:rPr>
+                <w:rFonts w:ascii="Arial" w:hAnsi="Arial" w:cs="Arial"/>
+              </w:rPr>
+              <w:t>inactivar</w:t>
+            </w:r>
+            <w:r>
+              <w:rPr>
+                <w:rFonts w:ascii="Arial" w:hAnsi="Arial" w:cs="Arial"/>
+              </w:rPr>
+              <w:t xml:space="preserve"> y errores</w:t>
+            </w:r>
+            <w:r>
+              <w:rPr>
+                <w:rFonts w:ascii="Arial" w:hAnsi="Arial" w:cs="Arial"/>
+              </w:rPr>
+              <w:t xml:space="preserve">, se guardan en la bitácora del </w:t>
+            </w:r>
+            <w:r>
+              <w:rPr>
+                <w:rFonts w:ascii="Arial" w:hAnsi="Arial" w:cs="Arial"/>
+              </w:rPr>
               <w:lastRenderedPageBreak/>
-              <w:t>Si el usuario es inhabilitado durante su estancia en el sistema, será redirigido al inicio de sesión sin poder ingresar al sistema, hasta que su usuario sea habilitado.</w:t>
-            </w:r>
-          </w:p>
-          <w:p>
-            <w:pPr>
-              <w:spacing w:after="240" w:line="360" w:lineRule="auto"/>
-              <w:jc w:val="both"/>
-              <w:rPr>
-                <w:rFonts w:ascii="Arial" w:hAnsi="Arial" w:cs="Arial"/>
-              </w:rPr>
-            </w:pPr>
-            <w:r>
-              <w:rPr>
-                <w:rFonts w:ascii="Arial" w:hAnsi="Arial" w:cs="Arial"/>
-              </w:rPr>
-              <w:t>* Las acciones de</w:t>
-            </w:r>
-            <w:r>
-              <w:rPr>
-                <w:rFonts w:ascii="Arial" w:hAnsi="Arial" w:cs="Arial"/>
-              </w:rPr>
-              <w:t xml:space="preserve"> obtención de datos,</w:t>
-            </w:r>
-            <w:r>
-              <w:rPr>
-                <w:rFonts w:ascii="Arial" w:hAnsi="Arial" w:cs="Arial"/>
-              </w:rPr>
-              <w:t xml:space="preserve"> registrar, modificar, activar</w:t>
-            </w:r>
-            <w:r>
-              <w:rPr>
-                <w:rFonts w:ascii="Arial" w:hAnsi="Arial" w:cs="Arial"/>
-              </w:rPr>
-              <w:t xml:space="preserve">, </w:t>
-            </w:r>
-            <w:r>
-              <w:rPr>
-                <w:rFonts w:ascii="Arial" w:hAnsi="Arial" w:cs="Arial"/>
-              </w:rPr>
-              <w:t>inactivar</w:t>
-            </w:r>
-            <w:r>
-              <w:rPr>
-                <w:rFonts w:ascii="Arial" w:hAnsi="Arial" w:cs="Arial"/>
-              </w:rPr>
-              <w:t xml:space="preserve"> y errores</w:t>
-            </w:r>
-            <w:r>
-              <w:rPr>
-                <w:rFonts w:ascii="Arial" w:hAnsi="Arial" w:cs="Arial"/>
-              </w:rPr>
-              <w:t>, se guardan en la bitácora del sistema para que pueda</w:t>
+              <w:t>sistema para que pueda</w:t>
             </w:r>
             <w:r>
               <w:rPr>
@@ -6047,7 +6048,6 @@
               <w:rPr>
                 <w:rFonts w:ascii="Arial" w:hAnsi="Arial" w:cs="Arial"/>
               </w:rPr>
-              <w:lastRenderedPageBreak/>
               <w:t>Área</w:t>
             </w:r>
           </w:p>
@@ -6132,7 +6132,14 @@
               <w:rPr>
                 <w:rFonts w:ascii="Arial" w:hAnsi="Arial" w:cs="Arial"/>
               </w:rPr>
-              <w:t>modificar los datos de un área existente. Los campos modificables son:</w:t>
+              <w:t xml:space="preserve">modificar los </w:t>
+            </w:r>
+            <w:r>
+              <w:rPr>
+                <w:rFonts w:ascii="Arial" w:hAnsi="Arial" w:cs="Arial"/>
+              </w:rPr>
+              <w:lastRenderedPageBreak/>
+              <w:t>datos de un área existente. Los campos modificables son:</w:t>
             </w:r>
           </w:p>
           <w:p>
@@ -6297,14 +6304,7 @@
               <w:rPr>
                 <w:rFonts w:ascii="Arial" w:hAnsi="Arial" w:cs="Arial"/>
               </w:rPr>
-              <w:t xml:space="preserve"> La inactivación de un área no permitirá el flujo de acceso del personal asignado al área. Así mismo, </w:t>
-            </w:r>
-            <w:r>
-              <w:rPr>
-                <w:rFonts w:ascii="Arial" w:hAnsi="Arial" w:cs="Arial"/>
-              </w:rPr>
-              <w:lastRenderedPageBreak/>
-              <w:t>cualquier relación de información con algún área inactiva, serán inactivados.</w:t>
+              <w:t xml:space="preserve"> La inactivación de un área no permitirá el flujo de acceso del personal asignado al área. Así mismo, cualquier relación de información con algún área inactiva, serán inactivados.</w:t>
             </w:r>
           </w:p>
           <w:p>
@@ -6418,6 +6418,7 @@
               <w:rPr>
                 <w:rFonts w:ascii="Arial" w:hAnsi="Arial" w:cs="Arial"/>
               </w:rPr>
+              <w:lastRenderedPageBreak/>
               <w:t xml:space="preserve">Listar áreas: </w:t>
             </w:r>
             <w:r>
@@ -6493,14 +6494,7 @@
               <w:rPr>
                 <w:rFonts w:ascii="Arial" w:hAnsi="Arial" w:cs="Arial"/>
               </w:rPr>
-              <w:t xml:space="preserve">Si el usuario es inhabilitado durante su estancia en el sistema, será redirigido al inicio de sesión sin poder ingresar al </w:t>
-            </w:r>
-            <w:r>
-              <w:rPr>
-                <w:rFonts w:ascii="Arial" w:hAnsi="Arial" w:cs="Arial"/>
-              </w:rPr>
-              <w:lastRenderedPageBreak/>
-              <w:t>sistema, hasta que su usuario sea habilitado.</w:t>
+              <w:t>Si el usuario es inhabilitado durante su estancia en el sistema, será redirigido al inicio de sesión sin poder ingresar al sistema, hasta que su usuario sea habilitado.</w:t>
             </w:r>
           </w:p>
           <w:p>
@@ -6867,7 +6861,6 @@
               <w:rPr>
                 <w:rFonts w:ascii="Arial" w:hAnsi="Arial" w:cs="Arial"/>
               </w:rPr>
-              <w:lastRenderedPageBreak/>
               <w:t>Nomenclatura (3 letras en mayúscula</w:t>
             </w:r>
             <w:r>
@@ -6928,6 +6921,7 @@
               <w:rPr>
                 <w:rFonts w:ascii="Arial" w:hAnsi="Arial" w:cs="Arial"/>
               </w:rPr>
+              <w:lastRenderedPageBreak/>
               <w:t>Nomenclatura (3 letras en mayúscula</w:t>
             </w:r>
             <w:r>
@@ -7042,7 +7036,6 @@
               <w:rPr>
                 <w:rFonts w:ascii="Arial" w:hAnsi="Arial" w:cs="Arial"/>
               </w:rPr>
-              <w:lastRenderedPageBreak/>
               <w:t>Activar nomenclatura</w:t>
             </w:r>
             <w:r>
@@ -7160,7 +7153,14 @@
               <w:rPr>
                 <w:rFonts w:ascii="Arial" w:hAnsi="Arial" w:cs="Arial"/>
               </w:rPr>
-              <w:t>mediante los siguientes filtros: nomenclatura, estado de la nomenclatura (activo – inactivo).</w:t>
+              <w:t xml:space="preserve">mediante los siguientes filtros: </w:t>
+            </w:r>
+            <w:r>
+              <w:rPr>
+                <w:rFonts w:ascii="Arial" w:hAnsi="Arial" w:cs="Arial"/>
+              </w:rPr>
+              <w:lastRenderedPageBreak/>
+              <w:t>nomenclatura, estado de la nomenclatura (activo – inactivo).</w:t>
             </w:r>
           </w:p>
           <w:p>
@@ -7226,14 +7226,7 @@
               <w:rPr>
                 <w:rFonts w:ascii="Arial" w:hAnsi="Arial" w:cs="Arial"/>
               </w:rPr>
-              <w:t xml:space="preserve">, se guardan en la bitácora del </w:t>
-            </w:r>
-            <w:r>
-              <w:rPr>
-                <w:rFonts w:ascii="Arial" w:hAnsi="Arial" w:cs="Arial"/>
-              </w:rPr>
-              <w:lastRenderedPageBreak/>
-              <w:t>sistema para que pueda</w:t>
+              <w:t>, se guardan en la bitácora del sistema para que pueda</w:t>
             </w:r>
             <w:r>
               <w:rPr>
@@ -7486,7 +7479,14 @@
               <w:rPr>
                 <w:rFonts w:ascii="Arial" w:hAnsi="Arial" w:cs="Arial"/>
               </w:rPr>
-              <w:t xml:space="preserve">puede registrar un nuevo equipo biométrico </w:t>
+              <w:t xml:space="preserve">puede registrar un </w:t>
+            </w:r>
+            <w:r>
+              <w:rPr>
+                <w:rFonts w:ascii="Arial" w:hAnsi="Arial" w:cs="Arial"/>
+              </w:rPr>
+              <w:lastRenderedPageBreak/>
+              <w:t xml:space="preserve">nuevo equipo biométrico </w:t>
             </w:r>
             <w:r>
               <w:rPr>
@@ -7522,14 +7522,7 @@
               <w:rPr>
                 <w:rFonts w:ascii="Arial" w:hAnsi="Arial" w:cs="Arial"/>
               </w:rPr>
-              <w:t xml:space="preserve"> Estos datos son capturados automáticamente del equipo </w:t>
-            </w:r>
-            <w:r>
-              <w:rPr>
-                <w:rFonts w:ascii="Arial" w:hAnsi="Arial" w:cs="Arial"/>
-              </w:rPr>
-              <w:lastRenderedPageBreak/>
-              <w:t>biométrico a registrar</w:t>
+              <w:t xml:space="preserve"> Estos datos son capturados automáticamente del equipo biométrico a registrar</w:t>
             </w:r>
             <w:r>
               <w:rPr>
@@ -7568,7 +7561,14 @@
               <w:rPr>
                 <w:rFonts w:ascii="Arial" w:hAnsi="Arial" w:cs="Arial"/>
               </w:rPr>
-              <w:t xml:space="preserve"> un equipo biométrico existente. Los campos modificables son:</w:t>
+              <w:t xml:space="preserve"> un equipo </w:t>
+            </w:r>
+            <w:r>
+              <w:rPr>
+                <w:rFonts w:ascii="Arial" w:hAnsi="Arial" w:cs="Arial"/>
+              </w:rPr>
+              <w:lastRenderedPageBreak/>
+              <w:t>biométrico existente. Los campos modificables son:</w:t>
             </w:r>
           </w:p>
           <w:p>
@@ -7628,14 +7628,7 @@
               <w:rPr>
                 <w:rFonts w:ascii="Arial" w:hAnsi="Arial" w:cs="Arial"/>
               </w:rPr>
-              <w:t xml:space="preserve">; formado por la nomenclatura seleccionada y demás nombre del equipo </w:t>
-            </w:r>
-            <w:r>
-              <w:rPr>
-                <w:rFonts w:ascii="Arial" w:hAnsi="Arial" w:cs="Arial"/>
-              </w:rPr>
-              <w:lastRenderedPageBreak/>
-              <w:t>biométrico</w:t>
+              <w:t>; formado por la nomenclatura seleccionada y demás nombre del equipo biométrico</w:t>
             </w:r>
             <w:r>
               <w:rPr>
@@ -7716,6 +7709,7 @@
               <w:rPr>
                 <w:rFonts w:ascii="Arial" w:hAnsi="Arial" w:cs="Arial"/>
               </w:rPr>
+              <w:lastRenderedPageBreak/>
               <w:t>Área (</w:t>
             </w:r>
             <w:r>
@@ -7878,14 +7872,7 @@
               <w:rPr>
                 <w:rFonts w:ascii="Arial" w:hAnsi="Arial" w:cs="Arial"/>
               </w:rPr>
-              <w:t xml:space="preserve">El administrador puede </w:t>
-            </w:r>
-            <w:r>
-              <w:rPr>
-                <w:rFonts w:ascii="Arial" w:hAnsi="Arial" w:cs="Arial"/>
-              </w:rPr>
-              <w:lastRenderedPageBreak/>
-              <w:t>activar un</w:t>
+              <w:t>El administrador puede activar un</w:t>
             </w:r>
             <w:r>
               <w:rPr>
@@ -8026,6 +8013,73 @@
               <w:rPr>
                 <w:rFonts w:ascii="Arial" w:hAnsi="Arial" w:cs="Arial"/>
               </w:rPr>
+              <w:t xml:space="preserve"> (en estado </w:t>
+            </w:r>
+            <w:r>
+              <w:rPr>
+                <w:rFonts w:ascii="Arial" w:hAnsi="Arial" w:cs="Arial"/>
+              </w:rPr>
+              <w:lastRenderedPageBreak/>
+              <w:t>activo</w:t>
+            </w:r>
+            <w:r>
+              <w:rPr>
+                <w:rFonts w:ascii="Arial" w:hAnsi="Arial" w:cs="Arial"/>
+              </w:rPr>
+              <w:t>; selección múltiple</w:t>
+            </w:r>
+            <w:r>
+              <w:rPr>
+                <w:rFonts w:ascii="Arial" w:hAnsi="Arial" w:cs="Arial"/>
+              </w:rPr>
+              <w:t xml:space="preserve">; </w:t>
+            </w:r>
+            <w:r>
+              <w:rPr>
+                <w:rFonts w:ascii="Arial" w:hAnsi="Arial" w:cs="Arial"/>
+              </w:rPr>
+              <w:t xml:space="preserve">se permite listar registros donde la </w:t>
+            </w:r>
+            <w:r>
+              <w:rPr>
+                <w:rFonts w:ascii="Arial" w:hAnsi="Arial" w:cs="Arial"/>
+              </w:rPr>
+              <w:t>nomenclatura</w:t>
+            </w:r>
+            <w:r>
+              <w:rPr>
+                <w:rFonts w:ascii="Arial" w:hAnsi="Arial" w:cs="Arial"/>
+              </w:rPr>
+              <w:t xml:space="preserve"> ha sido inactivada</w:t>
+            </w:r>
+            <w:r>
+              <w:rPr>
+                <w:rFonts w:ascii="Arial" w:hAnsi="Arial" w:cs="Arial"/>
+              </w:rPr>
+              <w:t>)</w:t>
+            </w:r>
+            <w:r>
+              <w:rPr>
+                <w:rFonts w:ascii="Arial" w:hAnsi="Arial" w:cs="Arial"/>
+              </w:rPr>
+              <w:t>, nombre de equipo</w:t>
+            </w:r>
+            <w:r>
+              <w:rPr>
+                <w:rFonts w:ascii="Arial" w:hAnsi="Arial" w:cs="Arial"/>
+              </w:rPr>
+              <w:t>, dirección de red</w:t>
+            </w:r>
+            <w:r>
+              <w:rPr>
+                <w:rFonts w:ascii="Arial" w:hAnsi="Arial" w:cs="Arial"/>
+              </w:rPr>
+              <w:t>, sede</w:t>
+            </w:r>
+            <w:r>
+              <w:rPr>
+                <w:rFonts w:ascii="Arial" w:hAnsi="Arial" w:cs="Arial"/>
+              </w:rPr>
               <w:t xml:space="preserve"> (en estado activo</w:t>
             </w:r>
             <w:r>
@@ -8038,25 +8092,7 @@
               <w:rPr>
                 <w:rFonts w:ascii="Arial" w:hAnsi="Arial" w:cs="Arial"/>
               </w:rPr>
-              <w:t xml:space="preserve">; </w:t>
-            </w:r>
-            <w:r>
-              <w:rPr>
-                <w:rFonts w:ascii="Arial" w:hAnsi="Arial" w:cs="Arial"/>
-              </w:rPr>
-              <w:t xml:space="preserve">se permite listar registros donde la </w:t>
-            </w:r>
-            <w:r>
-              <w:rPr>
-                <w:rFonts w:ascii="Arial" w:hAnsi="Arial" w:cs="Arial"/>
-              </w:rPr>
-              <w:t>nomenclatura</w:t>
-            </w:r>
-            <w:r>
-              <w:rPr>
-                <w:rFonts w:ascii="Arial" w:hAnsi="Arial" w:cs="Arial"/>
-              </w:rPr>
-              <w:t xml:space="preserve"> ha sido inactivada</w:t>
+              <w:t>; se permite listar registros donde la sede ha sido inactivada</w:t>
             </w:r>
             <w:r>
               <w:rPr>
@@ -8068,19 +8104,7 @@
               <w:rPr>
                 <w:rFonts w:ascii="Arial" w:hAnsi="Arial" w:cs="Arial"/>
               </w:rPr>
-              <w:t>, nombre de equipo</w:t>
-            </w:r>
-            <w:r>
-              <w:rPr>
-                <w:rFonts w:ascii="Arial" w:hAnsi="Arial" w:cs="Arial"/>
-              </w:rPr>
-              <w:t>, dirección de red</w:t>
-            </w:r>
-            <w:r>
-              <w:rPr>
-                <w:rFonts w:ascii="Arial" w:hAnsi="Arial" w:cs="Arial"/>
-              </w:rPr>
-              <w:t>, sede</w:t>
+              <w:t>, área</w:t>
             </w:r>
             <w:r>
               <w:rPr>
@@ -8092,13 +8116,19 @@
               <w:rPr>
                 <w:rFonts w:ascii="Arial" w:hAnsi="Arial" w:cs="Arial"/>
               </w:rPr>
+              <w:t xml:space="preserve"> según sede(s) seleccionada(s)</w:t>
+            </w:r>
+            <w:r>
+              <w:rPr>
+                <w:rFonts w:ascii="Arial" w:hAnsi="Arial" w:cs="Arial"/>
+              </w:rPr>
               <w:t>; selección múltiple</w:t>
             </w:r>
             <w:r>
               <w:rPr>
                 <w:rFonts w:ascii="Arial" w:hAnsi="Arial" w:cs="Arial"/>
               </w:rPr>
-              <w:t>; se permite listar registros donde la sede ha sido inactivada</w:t>
+              <w:t>; se permite listar registros donde el área ha sido inactivada</w:t>
             </w:r>
             <w:r>
               <w:rPr>
@@ -8110,37 +8140,55 @@
               <w:rPr>
                 <w:rFonts w:ascii="Arial" w:hAnsi="Arial" w:cs="Arial"/>
               </w:rPr>
-              <w:t>, área</w:t>
-            </w:r>
-            <w:r>
-              <w:rPr>
-                <w:rFonts w:ascii="Arial" w:hAnsi="Arial" w:cs="Arial"/>
-              </w:rPr>
-              <w:t xml:space="preserve"> (en estado activo</w:t>
-            </w:r>
-            <w:r>
-              <w:rPr>
-                <w:rFonts w:ascii="Arial" w:hAnsi="Arial" w:cs="Arial"/>
-              </w:rPr>
-              <w:t xml:space="preserve"> según sede(s) seleccionada(s)</w:t>
-            </w:r>
-            <w:r>
-              <w:rPr>
-                <w:rFonts w:ascii="Arial" w:hAnsi="Arial" w:cs="Arial"/>
-              </w:rPr>
-              <w:t>; selección múltiple</w:t>
-            </w:r>
-            <w:r>
-              <w:rPr>
-                <w:rFonts w:ascii="Arial" w:hAnsi="Arial" w:cs="Arial"/>
-              </w:rPr>
-              <w:t>; se permite listar registros donde el área ha sido inactivada</w:t>
-            </w:r>
-            <w:r>
-              <w:rPr>
-                <w:rFonts w:ascii="Arial" w:hAnsi="Arial" w:cs="Arial"/>
-              </w:rPr>
-              <w:t>)</w:t>
+              <w:t>, estado del equipo biométrico (activo – inactivo)</w:t>
+            </w:r>
+            <w:r>
+              <w:rPr>
+                <w:rFonts w:ascii="Arial" w:hAnsi="Arial" w:cs="Arial"/>
+              </w:rPr>
+              <w:t>.</w:t>
+            </w:r>
+          </w:p>
+          <w:p>
+            <w:pPr>
+              <w:spacing w:after="240" w:line="360" w:lineRule="auto"/>
+              <w:jc w:val="both"/>
+              <w:rPr>
+                <w:rFonts w:ascii="Arial" w:hAnsi="Arial" w:cs="Arial"/>
+              </w:rPr>
+            </w:pPr>
+            <w:r>
+              <w:rPr>
+                <w:rFonts w:ascii="Arial" w:hAnsi="Arial" w:cs="Arial"/>
+              </w:rPr>
+              <w:t>Si el usuario es inhabilitado durante su estancia en el sistema, será redirigido al inicio de sesión sin poder ingresar al sistema, hasta que su usuario sea habilitado.</w:t>
+            </w:r>
+          </w:p>
+          <w:p>
+            <w:pPr>
+              <w:spacing w:after="240" w:line="360" w:lineRule="auto"/>
+              <w:jc w:val="both"/>
+              <w:rPr>
+                <w:rFonts w:ascii="Arial" w:hAnsi="Arial" w:cs="Arial"/>
+              </w:rPr>
+            </w:pPr>
+            <w:r>
+              <w:rPr>
+                <w:rFonts w:ascii="Arial" w:hAnsi="Arial" w:cs="Arial"/>
+              </w:rPr>
+              <w:t xml:space="preserve">* Las acciones de </w:t>
+            </w:r>
+            <w:r>
+              <w:rPr>
+                <w:rFonts w:ascii="Arial" w:hAnsi="Arial" w:cs="Arial"/>
+              </w:rPr>
+              <w:t xml:space="preserve">obtención de datos, </w:t>
+            </w:r>
+            <w:r>
+              <w:rPr>
+                <w:rFonts w:ascii="Arial" w:hAnsi="Arial" w:cs="Arial"/>
+              </w:rPr>
+              <w:t>registrar, modificar, activar</w:t>
             </w:r>
             <w:r>
               <w:rPr>
@@ -8152,80 +8200,26 @@
               <w:rPr>
                 <w:rFonts w:ascii="Arial" w:hAnsi="Arial" w:cs="Arial"/>
               </w:rPr>
+              <w:t>inactiva</w:t>
+            </w:r>
+            <w:r>
+              <w:rPr>
+                <w:rFonts w:ascii="Arial" w:hAnsi="Arial" w:cs="Arial"/>
+              </w:rPr>
+              <w:t>r</w:t>
+            </w:r>
+            <w:r>
+              <w:rPr>
+                <w:rFonts w:ascii="Arial" w:hAnsi="Arial" w:cs="Arial"/>
+              </w:rPr>
+              <w:t xml:space="preserve"> y </w:t>
+            </w:r>
+            <w:r>
+              <w:rPr>
+                <w:rFonts w:ascii="Arial" w:hAnsi="Arial" w:cs="Arial"/>
+              </w:rPr>
               <w:lastRenderedPageBreak/>
-              <w:t>estado del equipo biométrico (activo – inactivo)</w:t>
-            </w:r>
-            <w:r>
-              <w:rPr>
-                <w:rFonts w:ascii="Arial" w:hAnsi="Arial" w:cs="Arial"/>
-              </w:rPr>
-              <w:t>.</w:t>
-            </w:r>
-          </w:p>
-          <w:p>
-            <w:pPr>
-              <w:spacing w:after="240" w:line="360" w:lineRule="auto"/>
-              <w:jc w:val="both"/>
-              <w:rPr>
-                <w:rFonts w:ascii="Arial" w:hAnsi="Arial" w:cs="Arial"/>
-              </w:rPr>
-            </w:pPr>
-            <w:r>
-              <w:rPr>
-                <w:rFonts w:ascii="Arial" w:hAnsi="Arial" w:cs="Arial"/>
-              </w:rPr>
-              <w:t>Si el usuario es inhabilitado durante su estancia en el sistema, será redirigido al inicio de sesión sin poder ingresar al sistema, hasta que su usuario sea habilitado.</w:t>
-            </w:r>
-          </w:p>
-          <w:p>
-            <w:pPr>
-              <w:spacing w:after="240" w:line="360" w:lineRule="auto"/>
-              <w:jc w:val="both"/>
-              <w:rPr>
-                <w:rFonts w:ascii="Arial" w:hAnsi="Arial" w:cs="Arial"/>
-              </w:rPr>
-            </w:pPr>
-            <w:r>
-              <w:rPr>
-                <w:rFonts w:ascii="Arial" w:hAnsi="Arial" w:cs="Arial"/>
-              </w:rPr>
-              <w:t xml:space="preserve">* Las acciones de </w:t>
-            </w:r>
-            <w:r>
-              <w:rPr>
-                <w:rFonts w:ascii="Arial" w:hAnsi="Arial" w:cs="Arial"/>
-              </w:rPr>
-              <w:t xml:space="preserve">obtención de datos, </w:t>
-            </w:r>
-            <w:r>
-              <w:rPr>
-                <w:rFonts w:ascii="Arial" w:hAnsi="Arial" w:cs="Arial"/>
-              </w:rPr>
-              <w:t>registrar, modificar, activar</w:t>
-            </w:r>
-            <w:r>
-              <w:rPr>
-                <w:rFonts w:ascii="Arial" w:hAnsi="Arial" w:cs="Arial"/>
-              </w:rPr>
-              <w:t xml:space="preserve">, </w:t>
-            </w:r>
-            <w:r>
-              <w:rPr>
-                <w:rFonts w:ascii="Arial" w:hAnsi="Arial" w:cs="Arial"/>
-              </w:rPr>
-              <w:t>inactiva</w:t>
-            </w:r>
-            <w:r>
-              <w:rPr>
-                <w:rFonts w:ascii="Arial" w:hAnsi="Arial" w:cs="Arial"/>
-              </w:rPr>
-              <w:t>r</w:t>
-            </w:r>
-            <w:r>
-              <w:rPr>
-                <w:rFonts w:ascii="Arial" w:hAnsi="Arial" w:cs="Arial"/>
-              </w:rPr>
-              <w:t xml:space="preserve"> y errores</w:t>
+              <w:t>errores</w:t>
             </w:r>
             <w:r>
               <w:rPr>
@@ -8457,137 +8451,137 @@
               <w:rPr>
                 <w:rFonts w:ascii="Arial" w:hAnsi="Arial" w:cs="Arial"/>
               </w:rPr>
-              <w:t xml:space="preserve">usuario básico solo visualiza el listado de equipos biométricos registrados y la opción de abrir las puertas </w:t>
+              <w:t>usuario básico solo visualiza el listado de equipos biométricos registrados y la opción de abrir las puertas de acceso)</w:t>
+            </w:r>
+            <w:r>
+              <w:rPr>
+                <w:rFonts w:ascii="Arial" w:hAnsi="Arial" w:cs="Arial"/>
+              </w:rPr>
+              <w:t xml:space="preserve"> </w:t>
+            </w:r>
+            <w:r>
+              <w:rPr>
+                <w:rFonts w:ascii="Arial" w:hAnsi="Arial" w:cs="Arial"/>
+              </w:rPr>
+              <w:t>pueden</w:t>
+            </w:r>
+            <w:r>
+              <w:rPr>
+                <w:rFonts w:ascii="Arial" w:hAnsi="Arial" w:cs="Arial"/>
+              </w:rPr>
+              <w:t xml:space="preserve"> abrir </w:t>
+            </w:r>
+            <w:r>
+              <w:rPr>
+                <w:rFonts w:ascii="Arial" w:hAnsi="Arial" w:cs="Arial"/>
+              </w:rPr>
+              <w:t>las</w:t>
+            </w:r>
+            <w:r>
+              <w:rPr>
+                <w:rFonts w:ascii="Arial" w:hAnsi="Arial" w:cs="Arial"/>
+              </w:rPr>
+              <w:t xml:space="preserve"> puerta</w:t>
+            </w:r>
+            <w:r>
+              <w:rPr>
+                <w:rFonts w:ascii="Arial" w:hAnsi="Arial" w:cs="Arial"/>
+              </w:rPr>
+              <w:t>s</w:t>
+            </w:r>
+            <w:r>
+              <w:rPr>
+                <w:rFonts w:ascii="Arial" w:hAnsi="Arial" w:cs="Arial"/>
+              </w:rPr>
+              <w:t xml:space="preserve"> </w:t>
+            </w:r>
+            <w:r>
+              <w:rPr>
+                <w:rFonts w:ascii="Arial" w:hAnsi="Arial" w:cs="Arial"/>
+              </w:rPr>
+              <w:t xml:space="preserve">de acceso </w:t>
+            </w:r>
+            <w:r>
+              <w:rPr>
+                <w:rFonts w:ascii="Arial" w:hAnsi="Arial" w:cs="Arial"/>
+              </w:rPr>
+              <w:t>desde el sistema</w:t>
+            </w:r>
+            <w:r>
+              <w:rPr>
+                <w:rFonts w:ascii="Arial" w:hAnsi="Arial" w:cs="Arial"/>
+              </w:rPr>
+              <w:t xml:space="preserve"> (solo los equipos biométricos en estado activo)</w:t>
+            </w:r>
+            <w:r>
+              <w:rPr>
+                <w:rFonts w:ascii="Arial" w:hAnsi="Arial" w:cs="Arial"/>
+              </w:rPr>
+              <w:t xml:space="preserve">: el sistema se conecta </w:t>
+            </w:r>
+            <w:r>
+              <w:rPr>
+                <w:rFonts w:ascii="Arial" w:hAnsi="Arial" w:cs="Arial"/>
+              </w:rPr>
+              <w:t>al</w:t>
+            </w:r>
+            <w:r>
+              <w:rPr>
+                <w:rFonts w:ascii="Arial" w:hAnsi="Arial" w:cs="Arial"/>
+              </w:rPr>
+              <w:t xml:space="preserve"> equipo biométrico </w:t>
+            </w:r>
+            <w:r>
+              <w:rPr>
+                <w:rFonts w:ascii="Arial" w:hAnsi="Arial" w:cs="Arial"/>
+              </w:rPr>
+              <w:t>para enviar</w:t>
+            </w:r>
+            <w:r>
+              <w:rPr>
+                <w:rFonts w:ascii="Arial" w:hAnsi="Arial" w:cs="Arial"/>
+              </w:rPr>
+              <w:t xml:space="preserve"> </w:t>
+            </w:r>
+            <w:r>
+              <w:rPr>
+                <w:rFonts w:ascii="Arial" w:hAnsi="Arial" w:cs="Arial"/>
+              </w:rPr>
+              <w:t>una señal (alarma)</w:t>
+            </w:r>
+            <w:r>
+              <w:rPr>
+                <w:rFonts w:ascii="Arial" w:hAnsi="Arial" w:cs="Arial"/>
+              </w:rPr>
+              <w:t xml:space="preserve"> (opcional)</w:t>
+            </w:r>
+            <w:r>
+              <w:rPr>
+                <w:rFonts w:ascii="Arial" w:hAnsi="Arial" w:cs="Arial"/>
+              </w:rPr>
+              <w:t>, para que el usuario pueda decidir abrir o no la puerta de acceso.</w:t>
+            </w:r>
+          </w:p>
+          <w:p>
+            <w:pPr>
+              <w:spacing w:after="240" w:line="360" w:lineRule="auto"/>
+              <w:jc w:val="both"/>
+              <w:rPr>
+                <w:rFonts w:ascii="Arial" w:hAnsi="Arial" w:cs="Arial"/>
+              </w:rPr>
+            </w:pPr>
+            <w:r>
+              <w:rPr>
+                <w:rFonts w:ascii="Arial" w:hAnsi="Arial" w:cs="Arial"/>
+              </w:rPr>
+              <w:t xml:space="preserve">Si el usuario es inhabilitado durante su estancia en el sistema, será redirigido al </w:t>
             </w:r>
             <w:r>
               <w:rPr>
                 <w:rFonts w:ascii="Arial" w:hAnsi="Arial" w:cs="Arial"/>
               </w:rPr>
               <w:lastRenderedPageBreak/>
-              <w:t>de acceso)</w:t>
-            </w:r>
-            <w:r>
-              <w:rPr>
-                <w:rFonts w:ascii="Arial" w:hAnsi="Arial" w:cs="Arial"/>
-              </w:rPr>
-              <w:t xml:space="preserve"> </w:t>
-            </w:r>
-            <w:r>
-              <w:rPr>
-                <w:rFonts w:ascii="Arial" w:hAnsi="Arial" w:cs="Arial"/>
-              </w:rPr>
-              <w:t>pueden</w:t>
-            </w:r>
-            <w:r>
-              <w:rPr>
-                <w:rFonts w:ascii="Arial" w:hAnsi="Arial" w:cs="Arial"/>
-              </w:rPr>
-              <w:t xml:space="preserve"> abrir </w:t>
-            </w:r>
-            <w:r>
-              <w:rPr>
-                <w:rFonts w:ascii="Arial" w:hAnsi="Arial" w:cs="Arial"/>
-              </w:rPr>
-              <w:t>las</w:t>
-            </w:r>
-            <w:r>
-              <w:rPr>
-                <w:rFonts w:ascii="Arial" w:hAnsi="Arial" w:cs="Arial"/>
-              </w:rPr>
-              <w:t xml:space="preserve"> puerta</w:t>
-            </w:r>
-            <w:r>
-              <w:rPr>
-                <w:rFonts w:ascii="Arial" w:hAnsi="Arial" w:cs="Arial"/>
-              </w:rPr>
-              <w:t>s</w:t>
-            </w:r>
-            <w:r>
-              <w:rPr>
-                <w:rFonts w:ascii="Arial" w:hAnsi="Arial" w:cs="Arial"/>
-              </w:rPr>
-              <w:t xml:space="preserve"> </w:t>
-            </w:r>
-            <w:r>
-              <w:rPr>
-                <w:rFonts w:ascii="Arial" w:hAnsi="Arial" w:cs="Arial"/>
-              </w:rPr>
-              <w:t xml:space="preserve">de acceso </w:t>
-            </w:r>
-            <w:r>
-              <w:rPr>
-                <w:rFonts w:ascii="Arial" w:hAnsi="Arial" w:cs="Arial"/>
-              </w:rPr>
-              <w:t>desde el sistema</w:t>
-            </w:r>
-            <w:r>
-              <w:rPr>
-                <w:rFonts w:ascii="Arial" w:hAnsi="Arial" w:cs="Arial"/>
-              </w:rPr>
-              <w:t xml:space="preserve"> (solo los equipos biométricos en estado activo)</w:t>
-            </w:r>
-            <w:r>
-              <w:rPr>
-                <w:rFonts w:ascii="Arial" w:hAnsi="Arial" w:cs="Arial"/>
-              </w:rPr>
-              <w:t xml:space="preserve">: el sistema se conecta </w:t>
-            </w:r>
-            <w:r>
-              <w:rPr>
-                <w:rFonts w:ascii="Arial" w:hAnsi="Arial" w:cs="Arial"/>
-              </w:rPr>
-              <w:t>al</w:t>
-            </w:r>
-            <w:r>
-              <w:rPr>
-                <w:rFonts w:ascii="Arial" w:hAnsi="Arial" w:cs="Arial"/>
-              </w:rPr>
-              <w:t xml:space="preserve"> equipo biométrico </w:t>
-            </w:r>
-            <w:r>
-              <w:rPr>
-                <w:rFonts w:ascii="Arial" w:hAnsi="Arial" w:cs="Arial"/>
-              </w:rPr>
-              <w:t>para enviar</w:t>
-            </w:r>
-            <w:r>
-              <w:rPr>
-                <w:rFonts w:ascii="Arial" w:hAnsi="Arial" w:cs="Arial"/>
-              </w:rPr>
-              <w:t xml:space="preserve"> </w:t>
-            </w:r>
-            <w:r>
-              <w:rPr>
-                <w:rFonts w:ascii="Arial" w:hAnsi="Arial" w:cs="Arial"/>
-              </w:rPr>
-              <w:t>una señal (alarma)</w:t>
-            </w:r>
-            <w:r>
-              <w:rPr>
-                <w:rFonts w:ascii="Arial" w:hAnsi="Arial" w:cs="Arial"/>
-              </w:rPr>
-              <w:t xml:space="preserve"> (opcional)</w:t>
-            </w:r>
-            <w:r>
-              <w:rPr>
-                <w:rFonts w:ascii="Arial" w:hAnsi="Arial" w:cs="Arial"/>
-              </w:rPr>
-              <w:t>, para que el usuario pueda decidir abrir o no la puerta de acceso.</w:t>
-            </w:r>
-          </w:p>
-          <w:p>
-            <w:pPr>
-              <w:spacing w:after="240" w:line="360" w:lineRule="auto"/>
-              <w:jc w:val="both"/>
-              <w:rPr>
-                <w:rFonts w:ascii="Arial" w:hAnsi="Arial" w:cs="Arial"/>
-              </w:rPr>
-            </w:pPr>
-            <w:r>
-              <w:rPr>
-                <w:rFonts w:ascii="Arial" w:hAnsi="Arial" w:cs="Arial"/>
-              </w:rPr>
-              <w:t>Si el usuario es inhabilitado durante su estancia en el sistema, será redirigido al inicio de sesión sin poder ingresar al sistema, hasta que su usuario sea habilitado.</w:t>
+              <w:t>inicio de sesión sin poder ingresar al sistema, hasta que su usuario sea habilitado.</w:t>
             </w:r>
           </w:p>
           <w:p>
@@ -8857,7 +8851,6 @@
               <w:rPr>
                 <w:rFonts w:ascii="Arial" w:hAnsi="Arial" w:cs="Arial"/>
               </w:rPr>
-              <w:lastRenderedPageBreak/>
               <w:t>Las opciones disponibles son:</w:t>
             </w:r>
           </w:p>
@@ -8954,6 +8947,7 @@
               <w:rPr>
                 <w:rFonts w:ascii="Arial" w:hAnsi="Arial" w:cs="Arial"/>
               </w:rPr>
+              <w:lastRenderedPageBreak/>
               <w:t>DNI</w:t>
             </w:r>
             <w:r>
@@ -9053,85 +9047,91 @@
               <w:rPr>
                 <w:rFonts w:ascii="Arial" w:hAnsi="Arial" w:cs="Arial"/>
               </w:rPr>
+              <w:t>Imagen de iris</w:t>
+            </w:r>
+          </w:p>
+          <w:p>
+            <w:pPr>
+              <w:pStyle w:val="Prrafodelista"/>
+              <w:spacing w:after="240" w:line="360" w:lineRule="auto"/>
+              <w:contextualSpacing w:val="0"/>
+              <w:jc w:val="both"/>
+              <w:rPr>
+                <w:rFonts w:ascii="Arial" w:hAnsi="Arial" w:cs="Arial"/>
+              </w:rPr>
+            </w:pPr>
+            <w:r>
+              <w:rPr>
+                <w:rFonts w:ascii="Arial" w:hAnsi="Arial" w:cs="Arial"/>
+              </w:rPr>
+              <w:t>Mediante el proceso de RF21, e</w:t>
+            </w:r>
+            <w:r>
+              <w:rPr>
+                <w:rFonts w:ascii="Arial" w:hAnsi="Arial" w:cs="Arial"/>
+              </w:rPr>
+              <w:t>l administrador y/o usuario básico</w:t>
+            </w:r>
+            <w:r>
+              <w:rPr>
+                <w:rFonts w:ascii="Arial" w:hAnsi="Arial" w:cs="Arial"/>
+              </w:rPr>
+              <w:t xml:space="preserve"> pueden </w:t>
+            </w:r>
+            <w:r>
+              <w:rPr>
+                <w:rFonts w:ascii="Arial" w:hAnsi="Arial" w:cs="Arial"/>
+              </w:rPr>
+              <w:t>capturar las imágenes de iris del nuevo personal a registrar.</w:t>
+            </w:r>
+            <w:r>
+              <w:rPr>
+                <w:rFonts w:ascii="Arial" w:hAnsi="Arial" w:cs="Arial"/>
+              </w:rPr>
+              <w:t xml:space="preserve"> El total de imágenes es de </w:t>
+            </w:r>
+            <w:r>
+              <w:rPr>
+                <w:rFonts w:ascii="Arial" w:hAnsi="Arial" w:cs="Arial"/>
+              </w:rPr>
+              <w:t>1</w:t>
+            </w:r>
+            <w:r>
+              <w:rPr>
+                <w:rFonts w:ascii="Arial" w:hAnsi="Arial" w:cs="Arial"/>
+              </w:rPr>
+              <w:t xml:space="preserve"> (</w:t>
+            </w:r>
+            <w:r>
+              <w:rPr>
+                <w:rFonts w:ascii="Arial" w:hAnsi="Arial" w:cs="Arial"/>
+              </w:rPr>
+              <w:t>uno por persona)</w:t>
+            </w:r>
+            <w:r>
+              <w:rPr>
+                <w:rFonts w:ascii="Arial" w:hAnsi="Arial" w:cs="Arial"/>
+              </w:rPr>
+              <w:t xml:space="preserve">. Así mismo, el sistema guiará al </w:t>
+            </w:r>
+            <w:r>
+              <w:rPr>
+                <w:rFonts w:ascii="Arial" w:hAnsi="Arial" w:cs="Arial"/>
+              </w:rPr>
+              <w:t xml:space="preserve">personal </w:t>
+            </w:r>
+            <w:r>
+              <w:rPr>
+                <w:rFonts w:ascii="Arial" w:hAnsi="Arial" w:cs="Arial"/>
+              </w:rPr>
+              <w:t xml:space="preserve">durante el </w:t>
+            </w:r>
+            <w:r>
+              <w:rPr>
+                <w:rFonts w:ascii="Arial" w:hAnsi="Arial" w:cs="Arial"/>
+              </w:rPr>
               <w:lastRenderedPageBreak/>
-              <w:t>Imagen de iris</w:t>
-            </w:r>
-          </w:p>
-          <w:p>
-            <w:pPr>
-              <w:pStyle w:val="Prrafodelista"/>
-              <w:spacing w:after="240" w:line="360" w:lineRule="auto"/>
-              <w:contextualSpacing w:val="0"/>
-              <w:jc w:val="both"/>
-              <w:rPr>
-                <w:rFonts w:ascii="Arial" w:hAnsi="Arial" w:cs="Arial"/>
-              </w:rPr>
-            </w:pPr>
-            <w:r>
-              <w:rPr>
-                <w:rFonts w:ascii="Arial" w:hAnsi="Arial" w:cs="Arial"/>
-              </w:rPr>
-              <w:t>Mediante el proceso de RF21, e</w:t>
-            </w:r>
-            <w:r>
-              <w:rPr>
-                <w:rFonts w:ascii="Arial" w:hAnsi="Arial" w:cs="Arial"/>
-              </w:rPr>
-              <w:t>l administrador y/o usuario básico</w:t>
-            </w:r>
-            <w:r>
-              <w:rPr>
-                <w:rFonts w:ascii="Arial" w:hAnsi="Arial" w:cs="Arial"/>
-              </w:rPr>
-              <w:t xml:space="preserve"> pueden </w:t>
-            </w:r>
-            <w:r>
-              <w:rPr>
-                <w:rFonts w:ascii="Arial" w:hAnsi="Arial" w:cs="Arial"/>
-              </w:rPr>
-              <w:t>capturar las imágenes de iris del nuevo personal a registrar.</w:t>
-            </w:r>
-            <w:r>
-              <w:rPr>
-                <w:rFonts w:ascii="Arial" w:hAnsi="Arial" w:cs="Arial"/>
-              </w:rPr>
-              <w:t xml:space="preserve"> El total de imágenes es de </w:t>
-            </w:r>
-            <w:r>
-              <w:rPr>
-                <w:rFonts w:ascii="Arial" w:hAnsi="Arial" w:cs="Arial"/>
-              </w:rPr>
-              <w:t>1</w:t>
-            </w:r>
-            <w:r>
-              <w:rPr>
-                <w:rFonts w:ascii="Arial" w:hAnsi="Arial" w:cs="Arial"/>
-              </w:rPr>
-              <w:t xml:space="preserve"> (</w:t>
-            </w:r>
-            <w:r>
-              <w:rPr>
-                <w:rFonts w:ascii="Arial" w:hAnsi="Arial" w:cs="Arial"/>
-              </w:rPr>
-              <w:t>uno por persona)</w:t>
-            </w:r>
-            <w:r>
-              <w:rPr>
-                <w:rFonts w:ascii="Arial" w:hAnsi="Arial" w:cs="Arial"/>
-              </w:rPr>
-              <w:t xml:space="preserve">. Así mismo, el sistema guiará al </w:t>
-            </w:r>
-            <w:r>
-              <w:rPr>
-                <w:rFonts w:ascii="Arial" w:hAnsi="Arial" w:cs="Arial"/>
-              </w:rPr>
-              <w:t xml:space="preserve">personal </w:t>
-            </w:r>
-            <w:r>
-              <w:rPr>
-                <w:rFonts w:ascii="Arial" w:hAnsi="Arial" w:cs="Arial"/>
-              </w:rPr>
-              <w:t>durante el proceso</w:t>
+              <w:t>proceso</w:t>
             </w:r>
             <w:r>
               <w:rPr>
@@ -9289,14 +9289,7 @@
               <w:rPr>
                 <w:rFonts w:ascii="Arial" w:hAnsi="Arial" w:cs="Arial"/>
               </w:rPr>
-              <w:t xml:space="preserve">. El formato obligatorio que </w:t>
-            </w:r>
-            <w:r>
-              <w:rPr>
-                <w:rFonts w:ascii="Arial" w:hAnsi="Arial" w:cs="Arial"/>
-              </w:rPr>
-              <w:lastRenderedPageBreak/>
-              <w:t xml:space="preserve">debe tener el archivo Excel </w:t>
+              <w:t xml:space="preserve">. El formato obligatorio que debe tener el archivo Excel </w:t>
             </w:r>
             <w:r>
               <w:rPr>
@@ -9383,6 +9376,7 @@
               <w:rPr>
                 <w:rFonts w:ascii="Arial" w:hAnsi="Arial" w:cs="Arial"/>
               </w:rPr>
+              <w:lastRenderedPageBreak/>
               <w:t xml:space="preserve">Modificar personal existente: El administrador y/o </w:t>
             </w:r>
             <w:r>
@@ -9503,7 +9497,6 @@
               <w:rPr>
                 <w:rFonts w:ascii="Arial" w:hAnsi="Arial" w:cs="Arial"/>
               </w:rPr>
-              <w:lastRenderedPageBreak/>
               <w:t>Sede (listado de sedes registradas en RF09, en estado activo)</w:t>
             </w:r>
           </w:p>
@@ -9546,6 +9539,7 @@
               <w:rPr>
                 <w:rFonts w:ascii="Arial" w:hAnsi="Arial" w:cs="Arial"/>
               </w:rPr>
+              <w:lastRenderedPageBreak/>
               <w:t>Imagen de iris (opcional)</w:t>
             </w:r>
           </w:p>
@@ -9602,7 +9596,6 @@
               <w:rPr>
                 <w:rFonts w:ascii="Arial" w:hAnsi="Arial" w:cs="Arial"/>
               </w:rPr>
-              <w:lastRenderedPageBreak/>
               <w:t>Verificar Reconocimiento de Iris: El administrador y/o usuario básico pueden verificar el iris capturado a la persona, y así validar si la imagen capturada ha sido correctamente procesada.</w:t>
             </w:r>
           </w:p>
@@ -9654,7 +9647,14 @@
               <w:rPr>
                 <w:rFonts w:ascii="Arial" w:hAnsi="Arial" w:cs="Arial"/>
               </w:rPr>
-              <w:t xml:space="preserve">usuario básico pueden </w:t>
+              <w:t xml:space="preserve">usuario básico </w:t>
+            </w:r>
+            <w:r>
+              <w:rPr>
+                <w:rFonts w:ascii="Arial" w:hAnsi="Arial" w:cs="Arial"/>
+              </w:rPr>
+              <w:lastRenderedPageBreak/>
+              <w:t xml:space="preserve">pueden </w:t>
             </w:r>
             <w:r>
               <w:rPr>
@@ -9768,62 +9768,62 @@
               <w:rPr>
                 <w:rFonts w:ascii="Arial" w:hAnsi="Arial" w:cs="Arial"/>
               </w:rPr>
-              <w:t xml:space="preserve">; </w:t>
+              <w:t>; selección múltiple</w:t>
+            </w:r>
+            <w:r>
+              <w:rPr>
+                <w:rFonts w:ascii="Arial" w:hAnsi="Arial" w:cs="Arial"/>
+              </w:rPr>
+              <w:t>; se permite listar registros donde la sede ha sido inactivada</w:t>
+            </w:r>
+            <w:r>
+              <w:rPr>
+                <w:rFonts w:ascii="Arial" w:hAnsi="Arial" w:cs="Arial"/>
+              </w:rPr>
+              <w:t>), área (con estado activo</w:t>
+            </w:r>
+            <w:r>
+              <w:rPr>
+                <w:rFonts w:ascii="Arial" w:hAnsi="Arial" w:cs="Arial"/>
+              </w:rPr>
+              <w:t>; selección múltiple</w:t>
+            </w:r>
+            <w:r>
+              <w:rPr>
+                <w:rFonts w:ascii="Arial" w:hAnsi="Arial" w:cs="Arial"/>
+              </w:rPr>
+              <w:t>; se permite listar registros donde el área ha sido inactivada</w:t>
+            </w:r>
+            <w:r>
+              <w:rPr>
+                <w:rFonts w:ascii="Arial" w:hAnsi="Arial" w:cs="Arial"/>
+              </w:rPr>
+              <w:t xml:space="preserve">), </w:t>
+            </w:r>
+            <w:r>
+              <w:rPr>
+                <w:rFonts w:ascii="Arial" w:hAnsi="Arial" w:cs="Arial"/>
+              </w:rPr>
+              <w:t>iris capturado (</w:t>
+            </w:r>
+            <w:r>
+              <w:rPr>
+                <w:rFonts w:ascii="Arial" w:hAnsi="Arial" w:cs="Arial"/>
+              </w:rPr>
+              <w:t>sí – no</w:t>
+            </w:r>
+            <w:r>
+              <w:rPr>
+                <w:rFonts w:ascii="Arial" w:hAnsi="Arial" w:cs="Arial"/>
+              </w:rPr>
+              <w:t xml:space="preserve">; selección </w:t>
             </w:r>
             <w:r>
               <w:rPr>
                 <w:rFonts w:ascii="Arial" w:hAnsi="Arial" w:cs="Arial"/>
               </w:rPr>
               <w:lastRenderedPageBreak/>
-              <w:t>selección múltiple</w:t>
-            </w:r>
-            <w:r>
-              <w:rPr>
-                <w:rFonts w:ascii="Arial" w:hAnsi="Arial" w:cs="Arial"/>
-              </w:rPr>
-              <w:t>; se permite listar registros donde la sede ha sido inactivada</w:t>
-            </w:r>
-            <w:r>
-              <w:rPr>
-                <w:rFonts w:ascii="Arial" w:hAnsi="Arial" w:cs="Arial"/>
-              </w:rPr>
-              <w:t>), área (con estado activo</w:t>
-            </w:r>
-            <w:r>
-              <w:rPr>
-                <w:rFonts w:ascii="Arial" w:hAnsi="Arial" w:cs="Arial"/>
-              </w:rPr>
-              <w:t>; selección múltiple</w:t>
-            </w:r>
-            <w:r>
-              <w:rPr>
-                <w:rFonts w:ascii="Arial" w:hAnsi="Arial" w:cs="Arial"/>
-              </w:rPr>
-              <w:t>; se permite listar registros donde el área ha sido inactivada</w:t>
-            </w:r>
-            <w:r>
-              <w:rPr>
-                <w:rFonts w:ascii="Arial" w:hAnsi="Arial" w:cs="Arial"/>
-              </w:rPr>
-              <w:t xml:space="preserve">), </w:t>
-            </w:r>
-            <w:r>
-              <w:rPr>
-                <w:rFonts w:ascii="Arial" w:hAnsi="Arial" w:cs="Arial"/>
-              </w:rPr>
-              <w:t>iris capturado (</w:t>
-            </w:r>
-            <w:r>
-              <w:rPr>
-                <w:rFonts w:ascii="Arial" w:hAnsi="Arial" w:cs="Arial"/>
-              </w:rPr>
-              <w:t>sí – no</w:t>
-            </w:r>
-            <w:r>
-              <w:rPr>
-                <w:rFonts w:ascii="Arial" w:hAnsi="Arial" w:cs="Arial"/>
-              </w:rPr>
-              <w:t>; selección múltiple</w:t>
+              <w:t>múltiple</w:t>
             </w:r>
             <w:r>
               <w:rPr>
@@ -10130,138 +10130,6 @@
               <w:rPr>
                 <w:rFonts w:ascii="Arial" w:hAnsi="Arial" w:cs="Arial"/>
               </w:rPr>
-              <w:t>; se permite listar registros donde la sede ha sido inactivada</w:t>
-            </w:r>
-            <w:r>
-              <w:rPr>
-                <w:rFonts w:ascii="Arial" w:hAnsi="Arial" w:cs="Arial"/>
-              </w:rPr>
-              <w:t>)</w:t>
-            </w:r>
-            <w:r>
-              <w:rPr>
-                <w:rFonts w:ascii="Arial" w:hAnsi="Arial" w:cs="Arial"/>
-              </w:rPr>
-              <w:t>, área</w:t>
-            </w:r>
-            <w:r>
-              <w:rPr>
-                <w:rFonts w:ascii="Arial" w:hAnsi="Arial" w:cs="Arial"/>
-              </w:rPr>
-              <w:t xml:space="preserve"> (</w:t>
-            </w:r>
-            <w:r>
-              <w:rPr>
-                <w:rFonts w:ascii="Arial" w:hAnsi="Arial" w:cs="Arial"/>
-              </w:rPr>
-              <w:t xml:space="preserve">áreas en estado activo; </w:t>
-            </w:r>
-            <w:r>
-              <w:rPr>
-                <w:rFonts w:ascii="Arial" w:hAnsi="Arial" w:cs="Arial"/>
-              </w:rPr>
-              <w:t>según selección de la sede; selección múltiple</w:t>
-            </w:r>
-            <w:r>
-              <w:rPr>
-                <w:rFonts w:ascii="Arial" w:hAnsi="Arial" w:cs="Arial"/>
-              </w:rPr>
-              <w:t>; se permite listar registros donde el área ha sido inactivada</w:t>
-            </w:r>
-            <w:r>
-              <w:rPr>
-                <w:rFonts w:ascii="Arial" w:hAnsi="Arial" w:cs="Arial"/>
-              </w:rPr>
-              <w:t>)</w:t>
-            </w:r>
-            <w:r>
-              <w:rPr>
-                <w:rFonts w:ascii="Arial" w:hAnsi="Arial" w:cs="Arial"/>
-              </w:rPr>
-              <w:t>, nomenclatura</w:t>
-            </w:r>
-            <w:r>
-              <w:rPr>
-                <w:rFonts w:ascii="Arial" w:hAnsi="Arial" w:cs="Arial"/>
-              </w:rPr>
-              <w:t xml:space="preserve"> (</w:t>
-            </w:r>
-            <w:r>
-              <w:rPr>
-                <w:rFonts w:ascii="Arial" w:hAnsi="Arial" w:cs="Arial"/>
-              </w:rPr>
-              <w:t xml:space="preserve">nomenclaturas en estado activo; </w:t>
-            </w:r>
-            <w:r>
-              <w:rPr>
-                <w:rFonts w:ascii="Arial" w:hAnsi="Arial" w:cs="Arial"/>
-              </w:rPr>
-              <w:t>selección múltiple</w:t>
-            </w:r>
-            <w:r>
-              <w:rPr>
-                <w:rFonts w:ascii="Arial" w:hAnsi="Arial" w:cs="Arial"/>
-              </w:rPr>
-              <w:t>; se permite listar registros donde la nomenclatura ha sido inactivada</w:t>
-            </w:r>
-            <w:r>
-              <w:rPr>
-                <w:rFonts w:ascii="Arial" w:hAnsi="Arial" w:cs="Arial"/>
-              </w:rPr>
-              <w:t>)</w:t>
-            </w:r>
-            <w:r>
-              <w:rPr>
-                <w:rFonts w:ascii="Arial" w:hAnsi="Arial" w:cs="Arial"/>
-              </w:rPr>
-              <w:t>, nombre de equipo, IP, estado de registro</w:t>
-            </w:r>
-            <w:r>
-              <w:rPr>
-                <w:rFonts w:ascii="Arial" w:hAnsi="Arial" w:cs="Arial"/>
-              </w:rPr>
-              <w:t xml:space="preserve"> (</w:t>
-            </w:r>
-            <w:r>
-              <w:rPr>
-                <w:rFonts w:ascii="Arial" w:hAnsi="Arial" w:cs="Arial"/>
-              </w:rPr>
-              <w:t xml:space="preserve">activo – inactivo; </w:t>
-            </w:r>
-            <w:r>
-              <w:rPr>
-                <w:rFonts w:ascii="Arial" w:hAnsi="Arial" w:cs="Arial"/>
-              </w:rPr>
-              <w:t>selección múltiple)</w:t>
-            </w:r>
-            <w:r>
-              <w:rPr>
-                <w:rFonts w:ascii="Arial" w:hAnsi="Arial" w:cs="Arial"/>
-              </w:rPr>
-              <w:t>. Si el usuario selecciona el reporte de personal de la empresa, puede visualizar los campos/filtros: sede</w:t>
-            </w:r>
-            <w:r>
-              <w:rPr>
-                <w:rFonts w:ascii="Arial" w:hAnsi="Arial" w:cs="Arial"/>
-              </w:rPr>
-              <w:t xml:space="preserve"> (</w:t>
-            </w:r>
-            <w:r>
-              <w:rPr>
-                <w:rFonts w:ascii="Arial" w:hAnsi="Arial" w:cs="Arial"/>
-              </w:rPr>
-              <w:t xml:space="preserve">sedes en estado activo; </w:t>
-            </w:r>
-            <w:r>
-              <w:rPr>
-                <w:rFonts w:ascii="Arial" w:hAnsi="Arial" w:cs="Arial"/>
-              </w:rPr>
-              <w:t>selección múltiple</w:t>
-            </w:r>
-            <w:r>
-              <w:rPr>
-                <w:rFonts w:ascii="Arial" w:hAnsi="Arial" w:cs="Arial"/>
-              </w:rPr>
               <w:t xml:space="preserve">; se permite listar </w:t>
             </w:r>
             <w:r>
@@ -10317,6 +10185,138 @@
               <w:rPr>
                 <w:rFonts w:ascii="Arial" w:hAnsi="Arial" w:cs="Arial"/>
               </w:rPr>
+              <w:t>, nomenclatura</w:t>
+            </w:r>
+            <w:r>
+              <w:rPr>
+                <w:rFonts w:ascii="Arial" w:hAnsi="Arial" w:cs="Arial"/>
+              </w:rPr>
+              <w:t xml:space="preserve"> (</w:t>
+            </w:r>
+            <w:r>
+              <w:rPr>
+                <w:rFonts w:ascii="Arial" w:hAnsi="Arial" w:cs="Arial"/>
+              </w:rPr>
+              <w:t xml:space="preserve">nomenclaturas en estado activo; </w:t>
+            </w:r>
+            <w:r>
+              <w:rPr>
+                <w:rFonts w:ascii="Arial" w:hAnsi="Arial" w:cs="Arial"/>
+              </w:rPr>
+              <w:t>selección múltiple</w:t>
+            </w:r>
+            <w:r>
+              <w:rPr>
+                <w:rFonts w:ascii="Arial" w:hAnsi="Arial" w:cs="Arial"/>
+              </w:rPr>
+              <w:t>; se permite listar registros donde la nomenclatura ha sido inactivada</w:t>
+            </w:r>
+            <w:r>
+              <w:rPr>
+                <w:rFonts w:ascii="Arial" w:hAnsi="Arial" w:cs="Arial"/>
+              </w:rPr>
+              <w:t>)</w:t>
+            </w:r>
+            <w:r>
+              <w:rPr>
+                <w:rFonts w:ascii="Arial" w:hAnsi="Arial" w:cs="Arial"/>
+              </w:rPr>
+              <w:t>, nombre de equipo, IP, estado de registro</w:t>
+            </w:r>
+            <w:r>
+              <w:rPr>
+                <w:rFonts w:ascii="Arial" w:hAnsi="Arial" w:cs="Arial"/>
+              </w:rPr>
+              <w:t xml:space="preserve"> (</w:t>
+            </w:r>
+            <w:r>
+              <w:rPr>
+                <w:rFonts w:ascii="Arial" w:hAnsi="Arial" w:cs="Arial"/>
+              </w:rPr>
+              <w:t xml:space="preserve">activo – inactivo; </w:t>
+            </w:r>
+            <w:r>
+              <w:rPr>
+                <w:rFonts w:ascii="Arial" w:hAnsi="Arial" w:cs="Arial"/>
+              </w:rPr>
+              <w:t>selección múltiple)</w:t>
+            </w:r>
+            <w:r>
+              <w:rPr>
+                <w:rFonts w:ascii="Arial" w:hAnsi="Arial" w:cs="Arial"/>
+              </w:rPr>
+              <w:t>. Si el usuario selecciona el reporte de personal de la empresa, puede visualizar los campos/filtros: sede</w:t>
+            </w:r>
+            <w:r>
+              <w:rPr>
+                <w:rFonts w:ascii="Arial" w:hAnsi="Arial" w:cs="Arial"/>
+              </w:rPr>
+              <w:t xml:space="preserve"> (</w:t>
+            </w:r>
+            <w:r>
+              <w:rPr>
+                <w:rFonts w:ascii="Arial" w:hAnsi="Arial" w:cs="Arial"/>
+              </w:rPr>
+              <w:t xml:space="preserve">sedes en estado activo; </w:t>
+            </w:r>
+            <w:r>
+              <w:rPr>
+                <w:rFonts w:ascii="Arial" w:hAnsi="Arial" w:cs="Arial"/>
+              </w:rPr>
+              <w:t>selección múltiple</w:t>
+            </w:r>
+            <w:r>
+              <w:rPr>
+                <w:rFonts w:ascii="Arial" w:hAnsi="Arial" w:cs="Arial"/>
+              </w:rPr>
+              <w:t>; se permite listar registros donde la sede ha sido inactivada</w:t>
+            </w:r>
+            <w:r>
+              <w:rPr>
+                <w:rFonts w:ascii="Arial" w:hAnsi="Arial" w:cs="Arial"/>
+              </w:rPr>
+              <w:t>)</w:t>
+            </w:r>
+            <w:r>
+              <w:rPr>
+                <w:rFonts w:ascii="Arial" w:hAnsi="Arial" w:cs="Arial"/>
+              </w:rPr>
+              <w:t>, área</w:t>
+            </w:r>
+            <w:r>
+              <w:rPr>
+                <w:rFonts w:ascii="Arial" w:hAnsi="Arial" w:cs="Arial"/>
+              </w:rPr>
+              <w:t xml:space="preserve"> (</w:t>
+            </w:r>
+            <w:r>
+              <w:rPr>
+                <w:rFonts w:ascii="Arial" w:hAnsi="Arial" w:cs="Arial"/>
+              </w:rPr>
+              <w:t xml:space="preserve">áreas en estado activo; </w:t>
+            </w:r>
+            <w:r>
+              <w:rPr>
+                <w:rFonts w:ascii="Arial" w:hAnsi="Arial" w:cs="Arial"/>
+              </w:rPr>
+              <w:t>según selección de la sede; selección múltiple</w:t>
+            </w:r>
+            <w:r>
+              <w:rPr>
+                <w:rFonts w:ascii="Arial" w:hAnsi="Arial" w:cs="Arial"/>
+              </w:rPr>
+              <w:t>; se permite listar registros donde el área ha sido inactivada</w:t>
+            </w:r>
+            <w:r>
+              <w:rPr>
+                <w:rFonts w:ascii="Arial" w:hAnsi="Arial" w:cs="Arial"/>
+              </w:rPr>
+              <w:t>)</w:t>
+            </w:r>
+            <w:r>
+              <w:rPr>
+                <w:rFonts w:ascii="Arial" w:hAnsi="Arial" w:cs="Arial"/>
+              </w:rPr>
               <w:t>, DNI, nombres, apellidos, iris capturado</w:t>
             </w:r>
             <w:r>
@@ -10353,7 +10353,14 @@
               <w:rPr>
                 <w:rFonts w:ascii="Arial" w:hAnsi="Arial" w:cs="Arial"/>
               </w:rPr>
-              <w:t xml:space="preserve"> e</w:t>
+              <w:t xml:space="preserve"> </w:t>
+            </w:r>
+            <w:r>
+              <w:rPr>
+                <w:rFonts w:ascii="Arial" w:hAnsi="Arial" w:cs="Arial"/>
+              </w:rPr>
+              <w:lastRenderedPageBreak/>
+              <w:t>e</w:t>
             </w:r>
             <w:r>
               <w:rPr>
@@ -10520,6 +10527,7 @@
               <w:rPr>
                 <w:rFonts w:ascii="Arial" w:hAnsi="Arial" w:cs="Arial"/>
               </w:rPr>
+              <w:lastRenderedPageBreak/>
               <w:t>RF</w:t>
             </w:r>
             <w:r>
@@ -10575,49 +10583,55 @@
               <w:rPr>
                 <w:rFonts w:ascii="Arial" w:hAnsi="Arial" w:cs="Arial"/>
               </w:rPr>
+              <w:t>RF15</w:t>
+            </w:r>
+            <w:r>
+              <w:rPr>
+                <w:rFonts w:ascii="Arial" w:hAnsi="Arial" w:cs="Arial"/>
+              </w:rPr>
+              <w:t xml:space="preserve">. La extensión del archivo generado es: </w:t>
+            </w:r>
+            <w:r>
+              <w:rPr>
+                <w:rFonts w:ascii="Arial" w:hAnsi="Arial" w:cs="Arial"/>
+              </w:rPr>
+              <w:t>.</w:t>
+            </w:r>
+            <w:proofErr w:type="spellStart"/>
+            <w:r>
+              <w:rPr>
+                <w:rFonts w:ascii="Arial" w:hAnsi="Arial" w:cs="Arial"/>
+              </w:rPr>
+              <w:t>html</w:t>
+            </w:r>
+            <w:proofErr w:type="spellEnd"/>
+            <w:r>
+              <w:rPr>
+                <w:rFonts w:ascii="Arial" w:hAnsi="Arial" w:cs="Arial"/>
+              </w:rPr>
+              <w:t>.</w:t>
+            </w:r>
+          </w:p>
+          <w:p>
+            <w:pPr>
+              <w:spacing w:after="240" w:line="360" w:lineRule="auto"/>
+              <w:jc w:val="both"/>
+              <w:rPr>
+                <w:rFonts w:ascii="Arial" w:hAnsi="Arial" w:cs="Arial"/>
+              </w:rPr>
+            </w:pPr>
+            <w:r>
+              <w:rPr>
+                <w:rFonts w:ascii="Arial" w:hAnsi="Arial" w:cs="Arial"/>
+              </w:rPr>
+              <w:t xml:space="preserve">Si el usuario es inhabilitado durante su estancia en el sistema, será redirigido al inicio de sesión sin poder ingresar al </w:t>
+            </w:r>
+            <w:r>
+              <w:rPr>
+                <w:rFonts w:ascii="Arial" w:hAnsi="Arial" w:cs="Arial"/>
+              </w:rPr>
               <w:lastRenderedPageBreak/>
-              <w:t>RF15</w:t>
-            </w:r>
-            <w:r>
-              <w:rPr>
-                <w:rFonts w:ascii="Arial" w:hAnsi="Arial" w:cs="Arial"/>
-              </w:rPr>
-              <w:t xml:space="preserve">. La extensión del archivo generado es: </w:t>
-            </w:r>
-            <w:r>
-              <w:rPr>
-                <w:rFonts w:ascii="Arial" w:hAnsi="Arial" w:cs="Arial"/>
-              </w:rPr>
-              <w:t>.</w:t>
-            </w:r>
-            <w:proofErr w:type="spellStart"/>
-            <w:r>
-              <w:rPr>
-                <w:rFonts w:ascii="Arial" w:hAnsi="Arial" w:cs="Arial"/>
-              </w:rPr>
-              <w:t>html</w:t>
-            </w:r>
-            <w:proofErr w:type="spellEnd"/>
-            <w:r>
-              <w:rPr>
-                <w:rFonts w:ascii="Arial" w:hAnsi="Arial" w:cs="Arial"/>
-              </w:rPr>
-              <w:t>.</w:t>
-            </w:r>
-          </w:p>
-          <w:p>
-            <w:pPr>
-              <w:spacing w:after="240" w:line="360" w:lineRule="auto"/>
-              <w:jc w:val="both"/>
-              <w:rPr>
-                <w:rFonts w:ascii="Arial" w:hAnsi="Arial" w:cs="Arial"/>
-              </w:rPr>
-            </w:pPr>
-            <w:r>
-              <w:rPr>
-                <w:rFonts w:ascii="Arial" w:hAnsi="Arial" w:cs="Arial"/>
-              </w:rPr>
-              <w:t>Si el usuario es inhabilitado durante su estancia en el sistema, será redirigido al inicio de sesión sin poder ingresar al sistema, hasta que su usuario sea habilitado.</w:t>
+              <w:t>sistema, hasta que su usuario sea habilitado.</w:t>
             </w:r>
           </w:p>
           <w:p>
@@ -10854,14 +10868,149 @@
               <w:rPr>
                 <w:rFonts w:ascii="Arial" w:hAnsi="Arial" w:cs="Arial"/>
               </w:rPr>
-              <w:t xml:space="preserve">del resultado de la </w:t>
-            </w:r>
+              <w:t>del resultado de la acción,</w:t>
+            </w:r>
+            <w:r>
+              <w:rPr>
+                <w:rFonts w:ascii="Arial" w:hAnsi="Arial" w:cs="Arial"/>
+              </w:rPr>
+              <w:t xml:space="preserve"> </w:t>
+            </w:r>
+            <w:r>
+              <w:rPr>
+                <w:rFonts w:ascii="Arial" w:hAnsi="Arial" w:cs="Arial"/>
+              </w:rPr>
+              <w:t>valor trazado</w:t>
+            </w:r>
+            <w:r>
+              <w:rPr>
+                <w:rFonts w:ascii="Arial" w:hAnsi="Arial" w:cs="Arial"/>
+              </w:rPr>
+              <w:t xml:space="preserve"> (</w:t>
+            </w:r>
+            <w:r>
+              <w:rPr>
+                <w:rFonts w:ascii="Arial" w:hAnsi="Arial" w:cs="Arial"/>
+              </w:rPr>
+              <w:t xml:space="preserve">el valor anterior </w:t>
+            </w:r>
+            <w:r>
+              <w:rPr>
+                <w:rFonts w:ascii="Arial" w:hAnsi="Arial" w:cs="Arial"/>
+              </w:rPr>
+              <w:t>se compara con el valor actual para comprobar los valores cambiados),</w:t>
+            </w:r>
+            <w:r>
+              <w:rPr>
+                <w:rFonts w:ascii="Arial" w:hAnsi="Arial" w:cs="Arial"/>
+              </w:rPr>
+              <w:t xml:space="preserve"> fecha de acción.</w:t>
+            </w:r>
+          </w:p>
+          <w:p>
+            <w:pPr>
+              <w:spacing w:after="240" w:line="360" w:lineRule="auto"/>
+              <w:jc w:val="both"/>
+              <w:rPr>
+                <w:rFonts w:ascii="Arial" w:hAnsi="Arial" w:cs="Arial"/>
+              </w:rPr>
+            </w:pPr>
             <w:r>
               <w:rPr>
                 <w:rFonts w:ascii="Arial" w:hAnsi="Arial" w:cs="Arial"/>
               </w:rPr>
               <w:lastRenderedPageBreak/>
-              <w:t>acción,</w:t>
+              <w:t xml:space="preserve">Las acciones pueden ser: </w:t>
+            </w:r>
+            <w:r>
+              <w:rPr>
+                <w:rFonts w:ascii="Arial" w:hAnsi="Arial" w:cs="Arial"/>
+              </w:rPr>
+              <w:t>obtención de datos, registro de datos,</w:t>
+            </w:r>
+            <w:r>
+              <w:rPr>
+                <w:rFonts w:ascii="Arial" w:hAnsi="Arial" w:cs="Arial"/>
+              </w:rPr>
+              <w:t xml:space="preserve"> registro masivo de datos,</w:t>
+            </w:r>
+            <w:r>
+              <w:rPr>
+                <w:rFonts w:ascii="Arial" w:hAnsi="Arial" w:cs="Arial"/>
+              </w:rPr>
+              <w:t xml:space="preserve"> modificación de datos, activación de registros, inactivación de registros</w:t>
+            </w:r>
+            <w:r>
+              <w:rPr>
+                <w:rFonts w:ascii="Arial" w:hAnsi="Arial" w:cs="Arial"/>
+              </w:rPr>
+              <w:t xml:space="preserve">, </w:t>
+            </w:r>
+            <w:r>
+              <w:rPr>
+                <w:rFonts w:ascii="Arial" w:hAnsi="Arial" w:cs="Arial"/>
+              </w:rPr>
+              <w:t xml:space="preserve">asignación de servidor de configuración, </w:t>
+            </w:r>
+            <w:r>
+              <w:rPr>
+                <w:rFonts w:ascii="Arial" w:hAnsi="Arial" w:cs="Arial"/>
+              </w:rPr>
+              <w:t xml:space="preserve">generación de reportes, </w:t>
+            </w:r>
+            <w:r>
+              <w:rPr>
+                <w:rFonts w:ascii="Arial" w:hAnsi="Arial" w:cs="Arial"/>
+              </w:rPr>
+              <w:t xml:space="preserve">exportación de reportes, </w:t>
+            </w:r>
+            <w:r>
+              <w:rPr>
+                <w:rFonts w:ascii="Arial" w:hAnsi="Arial" w:cs="Arial"/>
+              </w:rPr>
+              <w:t>recuperación de contraseña, cambio de contraseña olvidada, cambio de datos por defecto</w:t>
+            </w:r>
+            <w:r>
+              <w:rPr>
+                <w:rFonts w:ascii="Arial" w:hAnsi="Arial" w:cs="Arial"/>
+              </w:rPr>
+              <w:t>, acceso a equipos biométricos, apertura de puertas de acceso, acceso al sistema, sesión finalizada</w:t>
+            </w:r>
+            <w:r>
+              <w:rPr>
+                <w:rFonts w:ascii="Arial" w:hAnsi="Arial" w:cs="Arial"/>
+              </w:rPr>
+              <w:t>.</w:t>
+            </w:r>
+          </w:p>
+          <w:p>
+            <w:pPr>
+              <w:spacing w:after="240" w:line="360" w:lineRule="auto"/>
+              <w:jc w:val="both"/>
+              <w:rPr>
+                <w:rFonts w:ascii="Arial" w:hAnsi="Arial" w:cs="Arial"/>
+              </w:rPr>
+            </w:pPr>
+            <w:r>
+              <w:rPr>
+                <w:rFonts w:ascii="Arial" w:hAnsi="Arial" w:cs="Arial"/>
+              </w:rPr>
+              <w:t>El usuario administrador genera el reporte según el rango de fechas de acción indicado (fecha de inicio – fecha fin).</w:t>
+            </w:r>
+          </w:p>
+          <w:p>
+            <w:pPr>
+              <w:spacing w:after="240" w:line="360" w:lineRule="auto"/>
+              <w:jc w:val="both"/>
+              <w:rPr>
+                <w:rFonts w:ascii="Arial" w:hAnsi="Arial" w:cs="Arial"/>
+              </w:rPr>
+            </w:pPr>
+            <w:r>
+              <w:rPr>
+                <w:rFonts w:ascii="Arial" w:hAnsi="Arial" w:cs="Arial"/>
+              </w:rPr>
+              <w:t>El usuario administrador puede filtrar el listado de acciones del sistema (bitácora - trazabilidad) según los siguientes filtros:</w:t>
             </w:r>
             <w:r>
               <w:rPr>
@@ -10873,100 +11022,68 @@
               <w:rPr>
                 <w:rFonts w:ascii="Arial" w:hAnsi="Arial" w:cs="Arial"/>
               </w:rPr>
-              <w:t>valor trazado</w:t>
-            </w:r>
-            <w:r>
-              <w:rPr>
-                <w:rFonts w:ascii="Arial" w:hAnsi="Arial" w:cs="Arial"/>
-              </w:rPr>
-              <w:t xml:space="preserve"> (</w:t>
-            </w:r>
-            <w:r>
-              <w:rPr>
-                <w:rFonts w:ascii="Arial" w:hAnsi="Arial" w:cs="Arial"/>
-              </w:rPr>
-              <w:t xml:space="preserve">el valor anterior </w:t>
-            </w:r>
-            <w:r>
-              <w:rPr>
-                <w:rFonts w:ascii="Arial" w:hAnsi="Arial" w:cs="Arial"/>
-              </w:rPr>
-              <w:t>se compara con el valor actual para comprobar los valores cambiados),</w:t>
-            </w:r>
-            <w:r>
-              <w:rPr>
-                <w:rFonts w:ascii="Arial" w:hAnsi="Arial" w:cs="Arial"/>
-              </w:rPr>
-              <w:t xml:space="preserve"> fecha de acción.</w:t>
-            </w:r>
-          </w:p>
-          <w:p>
-            <w:pPr>
-              <w:spacing w:after="240" w:line="360" w:lineRule="auto"/>
-              <w:jc w:val="both"/>
-              <w:rPr>
-                <w:rFonts w:ascii="Arial" w:hAnsi="Arial" w:cs="Arial"/>
-              </w:rPr>
-            </w:pPr>
-            <w:r>
-              <w:rPr>
-                <w:rFonts w:ascii="Arial" w:hAnsi="Arial" w:cs="Arial"/>
-              </w:rPr>
-              <w:t xml:space="preserve">Las acciones pueden ser: </w:t>
-            </w:r>
-            <w:r>
-              <w:rPr>
-                <w:rFonts w:ascii="Arial" w:hAnsi="Arial" w:cs="Arial"/>
-              </w:rPr>
-              <w:t>obtención de datos, registro de datos,</w:t>
-            </w:r>
-            <w:r>
-              <w:rPr>
-                <w:rFonts w:ascii="Arial" w:hAnsi="Arial" w:cs="Arial"/>
-              </w:rPr>
-              <w:t xml:space="preserve"> registro masivo de datos,</w:t>
-            </w:r>
-            <w:r>
-              <w:rPr>
-                <w:rFonts w:ascii="Arial" w:hAnsi="Arial" w:cs="Arial"/>
-              </w:rPr>
-              <w:t xml:space="preserve"> modificación de datos, activación de registros, inactivación de registros</w:t>
-            </w:r>
-            <w:r>
-              <w:rPr>
-                <w:rFonts w:ascii="Arial" w:hAnsi="Arial" w:cs="Arial"/>
-              </w:rPr>
-              <w:t xml:space="preserve">, </w:t>
-            </w:r>
-            <w:r>
-              <w:rPr>
-                <w:rFonts w:ascii="Arial" w:hAnsi="Arial" w:cs="Arial"/>
-              </w:rPr>
-              <w:t xml:space="preserve">asignación de servidor de configuración, </w:t>
-            </w:r>
-            <w:r>
-              <w:rPr>
-                <w:rFonts w:ascii="Arial" w:hAnsi="Arial" w:cs="Arial"/>
-              </w:rPr>
-              <w:t xml:space="preserve">generación de reportes, </w:t>
-            </w:r>
-            <w:r>
-              <w:rPr>
-                <w:rFonts w:ascii="Arial" w:hAnsi="Arial" w:cs="Arial"/>
-              </w:rPr>
-              <w:t xml:space="preserve">exportación de reportes, </w:t>
-            </w:r>
-            <w:r>
-              <w:rPr>
-                <w:rFonts w:ascii="Arial" w:hAnsi="Arial" w:cs="Arial"/>
-              </w:rPr>
-              <w:t>recuperación de contraseña, cambio de contraseña olvidada, cambio de datos por defecto</w:t>
-            </w:r>
-            <w:r>
-              <w:rPr>
-                <w:rFonts w:ascii="Arial" w:hAnsi="Arial" w:cs="Arial"/>
-              </w:rPr>
-              <w:t>, acceso a equipos biométricos, apertura de puertas de acceso, acceso al sistema, sesión finalizada</w:t>
+              <w:t>usuario que realizó la acción, nombre y apellido del usuario, rol del usuario</w:t>
+            </w:r>
+            <w:r>
+              <w:rPr>
+                <w:rFonts w:ascii="Arial" w:hAnsi="Arial" w:cs="Arial"/>
+              </w:rPr>
+              <w:t xml:space="preserve"> </w:t>
+            </w:r>
+            <w:r>
+              <w:rPr>
+                <w:rFonts w:ascii="Arial" w:hAnsi="Arial" w:cs="Arial"/>
+              </w:rPr>
+              <w:lastRenderedPageBreak/>
+              <w:t>(selección múltiple)</w:t>
+            </w:r>
+            <w:r>
+              <w:rPr>
+                <w:rFonts w:ascii="Arial" w:hAnsi="Arial" w:cs="Arial"/>
+              </w:rPr>
+              <w:t>, módulo de acción</w:t>
+            </w:r>
+            <w:r>
+              <w:rPr>
+                <w:rFonts w:ascii="Arial" w:hAnsi="Arial" w:cs="Arial"/>
+              </w:rPr>
+              <w:t xml:space="preserve"> (selección múltiple)</w:t>
+            </w:r>
+            <w:r>
+              <w:rPr>
+                <w:rFonts w:ascii="Arial" w:hAnsi="Arial" w:cs="Arial"/>
+              </w:rPr>
+              <w:t>, recurso de la acción</w:t>
+            </w:r>
+            <w:r>
+              <w:rPr>
+                <w:rFonts w:ascii="Arial" w:hAnsi="Arial" w:cs="Arial"/>
+              </w:rPr>
+              <w:t xml:space="preserve"> (selección múltiple)</w:t>
+            </w:r>
+            <w:r>
+              <w:rPr>
+                <w:rFonts w:ascii="Arial" w:hAnsi="Arial" w:cs="Arial"/>
+              </w:rPr>
+              <w:t>, tipo de evento</w:t>
+            </w:r>
+            <w:r>
+              <w:rPr>
+                <w:rFonts w:ascii="Arial" w:hAnsi="Arial" w:cs="Arial"/>
+              </w:rPr>
+              <w:t xml:space="preserve"> (selección múltiple)</w:t>
+            </w:r>
+            <w:r>
+              <w:rPr>
+                <w:rFonts w:ascii="Arial" w:hAnsi="Arial" w:cs="Arial"/>
+              </w:rPr>
+              <w:t>, acción</w:t>
+            </w:r>
+            <w:r>
+              <w:rPr>
+                <w:rFonts w:ascii="Arial" w:hAnsi="Arial" w:cs="Arial"/>
+              </w:rPr>
+              <w:t xml:space="preserve"> (selección múltiple)</w:t>
             </w:r>
             <w:r>
               <w:rPr>
@@ -10974,36 +11091,83 @@
               </w:rPr>
               <w:t>.</w:t>
             </w:r>
-          </w:p>
-          <w:p>
-            <w:pPr>
-              <w:spacing w:after="240" w:line="360" w:lineRule="auto"/>
-              <w:jc w:val="both"/>
-              <w:rPr>
-                <w:rFonts w:ascii="Arial" w:hAnsi="Arial" w:cs="Arial"/>
-              </w:rPr>
-            </w:pPr>
-            <w:r>
-              <w:rPr>
-                <w:rFonts w:ascii="Arial" w:hAnsi="Arial" w:cs="Arial"/>
-              </w:rPr>
-              <w:t>El usuario administrador genera el reporte según el rango de fechas de acción indicado (fecha de inicio – fecha fin).</w:t>
-            </w:r>
-          </w:p>
-          <w:p>
-            <w:pPr>
-              <w:spacing w:after="240" w:line="360" w:lineRule="auto"/>
-              <w:jc w:val="both"/>
-              <w:rPr>
-                <w:rFonts w:ascii="Arial" w:hAnsi="Arial" w:cs="Arial"/>
-              </w:rPr>
-            </w:pPr>
-            <w:r>
-              <w:rPr>
-                <w:rFonts w:ascii="Arial" w:hAnsi="Arial" w:cs="Arial"/>
-              </w:rPr>
-              <w:lastRenderedPageBreak/>
-              <w:t>El usuario administrador puede filtrar el listado de acciones del sistema (bitácora - trazabilidad) según los siguientes filtros:</w:t>
+            <w:r>
+              <w:rPr>
+                <w:rFonts w:ascii="Arial" w:hAnsi="Arial" w:cs="Arial"/>
+              </w:rPr>
+              <w:t xml:space="preserve"> El usuario administrador puede buscar las acciones de un usuario sin importar si </w:t>
+            </w:r>
+            <w:r>
+              <w:rPr>
+                <w:rFonts w:ascii="Arial" w:hAnsi="Arial" w:cs="Arial"/>
+              </w:rPr>
+              <w:t xml:space="preserve">a </w:t>
+            </w:r>
+            <w:r>
+              <w:rPr>
+                <w:rFonts w:ascii="Arial" w:hAnsi="Arial" w:cs="Arial"/>
+              </w:rPr>
+              <w:t xml:space="preserve">éste </w:t>
+            </w:r>
+            <w:r>
+              <w:rPr>
+                <w:rFonts w:ascii="Arial" w:hAnsi="Arial" w:cs="Arial"/>
+              </w:rPr>
+              <w:t xml:space="preserve">se le ha </w:t>
+            </w:r>
+            <w:r>
+              <w:rPr>
+                <w:rFonts w:ascii="Arial" w:hAnsi="Arial" w:cs="Arial"/>
+              </w:rPr>
+              <w:t>cambiado su usuario.</w:t>
+            </w:r>
+          </w:p>
+          <w:p>
+            <w:pPr>
+              <w:spacing w:after="240" w:line="360" w:lineRule="auto"/>
+              <w:jc w:val="both"/>
+              <w:rPr>
+                <w:rFonts w:ascii="Arial" w:hAnsi="Arial" w:cs="Arial"/>
+              </w:rPr>
+            </w:pPr>
+            <w:r>
+              <w:rPr>
+                <w:rFonts w:ascii="Arial" w:hAnsi="Arial" w:cs="Arial"/>
+              </w:rPr>
+              <w:t>Si el usuario es inhabilitado durante su estancia en el sistema, será redirigido al inicio de sesión sin poder ingresar al sistema, hasta que su usuario sea habilitado.</w:t>
+            </w:r>
+          </w:p>
+          <w:p>
+            <w:pPr>
+              <w:spacing w:after="240" w:line="360" w:lineRule="auto"/>
+              <w:jc w:val="both"/>
+              <w:rPr>
+                <w:rFonts w:ascii="Arial" w:hAnsi="Arial" w:cs="Arial"/>
+              </w:rPr>
+            </w:pPr>
+            <w:r>
+              <w:rPr>
+                <w:rFonts w:ascii="Arial" w:hAnsi="Arial" w:cs="Arial"/>
+              </w:rPr>
+              <w:t xml:space="preserve">* </w:t>
+            </w:r>
+            <w:r>
+              <w:rPr>
+                <w:rFonts w:ascii="Arial" w:hAnsi="Arial" w:cs="Arial"/>
+              </w:rPr>
+              <w:t>L</w:t>
+            </w:r>
+            <w:r>
+              <w:rPr>
+                <w:rFonts w:ascii="Arial" w:hAnsi="Arial" w:cs="Arial"/>
+              </w:rPr>
+              <w:t>as</w:t>
+            </w:r>
+            <w:r>
+              <w:rPr>
+                <w:rFonts w:ascii="Arial" w:hAnsi="Arial" w:cs="Arial"/>
+              </w:rPr>
+              <w:t xml:space="preserve"> acciones de generación de reportes</w:t>
             </w:r>
             <w:r>
               <w:rPr>
@@ -11015,170 +11179,13 @@
               <w:rPr>
                 <w:rFonts w:ascii="Arial" w:hAnsi="Arial" w:cs="Arial"/>
               </w:rPr>
-              <w:t>usuario que realizó la acción, nombre y apellido del usuario, rol del usuario</w:t>
-            </w:r>
-            <w:r>
-              <w:rPr>
-                <w:rFonts w:ascii="Arial" w:hAnsi="Arial" w:cs="Arial"/>
-              </w:rPr>
-              <w:t xml:space="preserve"> (selección múltiple)</w:t>
-            </w:r>
-            <w:r>
-              <w:rPr>
-                <w:rFonts w:ascii="Arial" w:hAnsi="Arial" w:cs="Arial"/>
-              </w:rPr>
-              <w:t>, módulo de acción</w:t>
-            </w:r>
-            <w:r>
-              <w:rPr>
-                <w:rFonts w:ascii="Arial" w:hAnsi="Arial" w:cs="Arial"/>
-              </w:rPr>
-              <w:t xml:space="preserve"> (selección múltiple)</w:t>
-            </w:r>
-            <w:r>
-              <w:rPr>
-                <w:rFonts w:ascii="Arial" w:hAnsi="Arial" w:cs="Arial"/>
-              </w:rPr>
-              <w:t>, recurso de la acción</w:t>
-            </w:r>
-            <w:r>
-              <w:rPr>
-                <w:rFonts w:ascii="Arial" w:hAnsi="Arial" w:cs="Arial"/>
-              </w:rPr>
-              <w:t xml:space="preserve"> (selección múltiple)</w:t>
-            </w:r>
-            <w:r>
-              <w:rPr>
-                <w:rFonts w:ascii="Arial" w:hAnsi="Arial" w:cs="Arial"/>
-              </w:rPr>
-              <w:t>, tipo de evento</w:t>
-            </w:r>
-            <w:r>
-              <w:rPr>
-                <w:rFonts w:ascii="Arial" w:hAnsi="Arial" w:cs="Arial"/>
-              </w:rPr>
-              <w:t xml:space="preserve"> (selección múltiple)</w:t>
-            </w:r>
-            <w:r>
-              <w:rPr>
-                <w:rFonts w:ascii="Arial" w:hAnsi="Arial" w:cs="Arial"/>
-              </w:rPr>
-              <w:t>, acción</w:t>
-            </w:r>
-            <w:r>
-              <w:rPr>
-                <w:rFonts w:ascii="Arial" w:hAnsi="Arial" w:cs="Arial"/>
-              </w:rPr>
-              <w:t xml:space="preserve"> (selección múltiple)</w:t>
-            </w:r>
-            <w:r>
-              <w:rPr>
-                <w:rFonts w:ascii="Arial" w:hAnsi="Arial" w:cs="Arial"/>
-              </w:rPr>
-              <w:t>.</w:t>
-            </w:r>
-            <w:r>
-              <w:rPr>
-                <w:rFonts w:ascii="Arial" w:hAnsi="Arial" w:cs="Arial"/>
-              </w:rPr>
-              <w:t xml:space="preserve"> El usuario administrador puede buscar las acciones de un usuario sin importar si </w:t>
-            </w:r>
-            <w:r>
-              <w:rPr>
-                <w:rFonts w:ascii="Arial" w:hAnsi="Arial" w:cs="Arial"/>
-              </w:rPr>
-              <w:t xml:space="preserve">a </w:t>
-            </w:r>
-            <w:r>
-              <w:rPr>
-                <w:rFonts w:ascii="Arial" w:hAnsi="Arial" w:cs="Arial"/>
-              </w:rPr>
-              <w:t xml:space="preserve">éste </w:t>
-            </w:r>
-            <w:r>
-              <w:rPr>
-                <w:rFonts w:ascii="Arial" w:hAnsi="Arial" w:cs="Arial"/>
-              </w:rPr>
-              <w:t xml:space="preserve">se le ha </w:t>
-            </w:r>
-            <w:r>
-              <w:rPr>
-                <w:rFonts w:ascii="Arial" w:hAnsi="Arial" w:cs="Arial"/>
-              </w:rPr>
-              <w:t>cambiado su usuario.</w:t>
-            </w:r>
-          </w:p>
-          <w:p>
-            <w:pPr>
-              <w:spacing w:after="240" w:line="360" w:lineRule="auto"/>
-              <w:jc w:val="both"/>
-              <w:rPr>
-                <w:rFonts w:ascii="Arial" w:hAnsi="Arial" w:cs="Arial"/>
-              </w:rPr>
-            </w:pPr>
-            <w:r>
-              <w:rPr>
-                <w:rFonts w:ascii="Arial" w:hAnsi="Arial" w:cs="Arial"/>
-              </w:rPr>
-              <w:t>Si el usuario es inhabilitado durante su estancia en el sistema, será redirigido al inicio de sesión sin poder ingresar al sistema, hasta que su usuario sea habilitado.</w:t>
-            </w:r>
-          </w:p>
-          <w:p>
-            <w:pPr>
-              <w:spacing w:after="240" w:line="360" w:lineRule="auto"/>
-              <w:jc w:val="both"/>
-              <w:rPr>
-                <w:rFonts w:ascii="Arial" w:hAnsi="Arial" w:cs="Arial"/>
-              </w:rPr>
-            </w:pPr>
-            <w:r>
-              <w:rPr>
-                <w:rFonts w:ascii="Arial" w:hAnsi="Arial" w:cs="Arial"/>
-              </w:rPr>
-              <w:t xml:space="preserve">* </w:t>
-            </w:r>
-            <w:r>
-              <w:rPr>
-                <w:rFonts w:ascii="Arial" w:hAnsi="Arial" w:cs="Arial"/>
-              </w:rPr>
-              <w:t>L</w:t>
-            </w:r>
-            <w:r>
-              <w:rPr>
-                <w:rFonts w:ascii="Arial" w:hAnsi="Arial" w:cs="Arial"/>
-              </w:rPr>
-              <w:t>as</w:t>
-            </w:r>
-            <w:r>
-              <w:rPr>
-                <w:rFonts w:ascii="Arial" w:hAnsi="Arial" w:cs="Arial"/>
-              </w:rPr>
-              <w:t xml:space="preserve"> acciones de generación de reportes</w:t>
-            </w:r>
-            <w:r>
-              <w:rPr>
-                <w:rFonts w:ascii="Arial" w:hAnsi="Arial" w:cs="Arial"/>
-              </w:rPr>
-              <w:t xml:space="preserve"> </w:t>
-            </w:r>
-            <w:r>
-              <w:rPr>
-                <w:rFonts w:ascii="Arial" w:hAnsi="Arial" w:cs="Arial"/>
-              </w:rPr>
               <w:t>y/o errores s</w:t>
             </w:r>
             <w:r>
               <w:rPr>
                 <w:rFonts w:ascii="Arial" w:hAnsi="Arial" w:cs="Arial"/>
               </w:rPr>
-              <w:t xml:space="preserve">e guardan en la bitácora del </w:t>
-            </w:r>
-            <w:r>
-              <w:rPr>
-                <w:rFonts w:ascii="Arial" w:hAnsi="Arial" w:cs="Arial"/>
-              </w:rPr>
-              <w:lastRenderedPageBreak/>
-              <w:t xml:space="preserve">sistema para que puedan ser visualizadas en </w:t>
+              <w:t xml:space="preserve">e guardan en la bitácora del sistema para que puedan ser visualizadas en </w:t>
             </w:r>
             <w:r>
               <w:rPr>
@@ -11636,14 +11643,14 @@
               <w:rPr>
                 <w:rFonts w:ascii="Arial" w:hAnsi="Arial" w:cs="Arial"/>
               </w:rPr>
-              <w:t xml:space="preserve">nombre del trabajador, sede de </w:t>
+              <w:t xml:space="preserve">nombre del trabajador, sede de la empresa, área de la empresa, equipo biométrico, resultado del acceso </w:t>
             </w:r>
             <w:r>
               <w:rPr>
                 <w:rFonts w:ascii="Arial" w:hAnsi="Arial" w:cs="Arial"/>
               </w:rPr>
               <w:lastRenderedPageBreak/>
-              <w:t>la empresa, área de la empresa, equipo biométrico, resultado del acceso (</w:t>
+              <w:t>(</w:t>
             </w:r>
             <w:r>
               <w:rPr>
@@ -11793,26 +11800,32 @@
               <w:rPr>
                 <w:rFonts w:ascii="Arial" w:hAnsi="Arial" w:cs="Arial"/>
               </w:rPr>
+              <w:t>resultado del acceso</w:t>
+            </w:r>
+            <w:r>
+              <w:rPr>
+                <w:rFonts w:ascii="Arial" w:hAnsi="Arial" w:cs="Arial"/>
+              </w:rPr>
+              <w:t xml:space="preserve"> (selección múltiple)</w:t>
+            </w:r>
+            <w:r>
+              <w:rPr>
+                <w:rFonts w:ascii="Arial" w:hAnsi="Arial" w:cs="Arial"/>
+              </w:rPr>
+              <w:t>.</w:t>
+            </w:r>
+            <w:r>
+              <w:rPr>
+                <w:rFonts w:ascii="Arial" w:hAnsi="Arial" w:cs="Arial"/>
+              </w:rPr>
+              <w:t xml:space="preserve"> El usuario administrador y/o usuario básico </w:t>
+            </w:r>
+            <w:r>
+              <w:rPr>
+                <w:rFonts w:ascii="Arial" w:hAnsi="Arial" w:cs="Arial"/>
+              </w:rPr>
               <w:lastRenderedPageBreak/>
-              <w:t>resultado del acceso</w:t>
-            </w:r>
-            <w:r>
-              <w:rPr>
-                <w:rFonts w:ascii="Arial" w:hAnsi="Arial" w:cs="Arial"/>
-              </w:rPr>
-              <w:t xml:space="preserve"> (selección múltiple)</w:t>
-            </w:r>
-            <w:r>
-              <w:rPr>
-                <w:rFonts w:ascii="Arial" w:hAnsi="Arial" w:cs="Arial"/>
-              </w:rPr>
-              <w:t>.</w:t>
-            </w:r>
-            <w:r>
-              <w:rPr>
-                <w:rFonts w:ascii="Arial" w:hAnsi="Arial" w:cs="Arial"/>
-              </w:rPr>
-              <w:t xml:space="preserve"> El usuario administrador y/o usuario básico pueden buscar los accesos de un trabajador sin importar si a éste se le ha cambiado su DNI.</w:t>
+              <w:t>pueden buscar los accesos de un trabajador sin importar si a éste se le ha cambiado su DNI.</w:t>
             </w:r>
           </w:p>
           <w:p>
@@ -12064,8 +12077,14 @@
               <w:rPr>
                 <w:rFonts w:ascii="Arial" w:hAnsi="Arial" w:cs="Arial"/>
               </w:rPr>
+              <w:t xml:space="preserve">Si el usuario es inhabilitado durante su estancia en el sistema, será redirigido al inicio de sesión sin poder ingresar al </w:t>
+            </w:r>
+            <w:r>
+              <w:rPr>
+                <w:rFonts w:ascii="Arial" w:hAnsi="Arial" w:cs="Arial"/>
+              </w:rPr>
               <w:lastRenderedPageBreak/>
-              <w:t>Si el usuario es inhabilitado durante su estancia en el sistema, será redirigido al inicio de sesión sin poder ingresar al sistema, hasta que su usuario sea habilitado.</w:t>
+              <w:t>sistema, hasta que su usuario sea habilitado.</w:t>
             </w:r>
           </w:p>
           <w:p>
@@ -12236,35 +12255,7 @@
               <w:rPr>
                 <w:rFonts w:ascii="Arial" w:hAnsi="Arial" w:cs="Arial"/>
               </w:rPr>
-              <w:t>Servicio de detección de las imágenes de iris de los trabajadores mediante modelo de inteligencia artificial (</w:t>
-            </w:r>
-            <w:proofErr w:type="spellStart"/>
-            <w:r>
-              <w:rPr>
-                <w:rFonts w:ascii="Arial" w:hAnsi="Arial" w:cs="Arial"/>
-              </w:rPr>
-              <w:t>deep</w:t>
-            </w:r>
-            <w:proofErr w:type="spellEnd"/>
-            <w:r>
-              <w:rPr>
-                <w:rFonts w:ascii="Arial" w:hAnsi="Arial" w:cs="Arial"/>
-              </w:rPr>
-              <w:t xml:space="preserve"> </w:t>
-            </w:r>
-            <w:proofErr w:type="spellStart"/>
-            <w:r>
-              <w:rPr>
-                <w:rFonts w:ascii="Arial" w:hAnsi="Arial" w:cs="Arial"/>
-              </w:rPr>
-              <w:t>learning</w:t>
-            </w:r>
-            <w:proofErr w:type="spellEnd"/>
-            <w:r>
-              <w:rPr>
-                <w:rFonts w:ascii="Arial" w:hAnsi="Arial" w:cs="Arial"/>
-              </w:rPr>
-              <w:t>), usado por RF14 y RF25.</w:t>
+              <w:t>Servicio de detección de las imágenes de iris de los trabajadores mediante modelo de inteligencia artificial (deep learning), usado por RF14 y RF25.</w:t>
             </w:r>
           </w:p>
         </w:tc>
@@ -12467,35 +12458,7 @@
               <w:rPr>
                 <w:rFonts w:ascii="Arial" w:hAnsi="Arial" w:cs="Arial"/>
               </w:rPr>
-              <w:t>mediante modelo de inteligencia artificial (</w:t>
-            </w:r>
-            <w:proofErr w:type="spellStart"/>
-            <w:r>
-              <w:rPr>
-                <w:rFonts w:ascii="Arial" w:hAnsi="Arial" w:cs="Arial"/>
-              </w:rPr>
-              <w:t>deep</w:t>
-            </w:r>
-            <w:proofErr w:type="spellEnd"/>
-            <w:r>
-              <w:rPr>
-                <w:rFonts w:ascii="Arial" w:hAnsi="Arial" w:cs="Arial"/>
-              </w:rPr>
-              <w:t xml:space="preserve"> </w:t>
-            </w:r>
-            <w:proofErr w:type="spellStart"/>
-            <w:r>
-              <w:rPr>
-                <w:rFonts w:ascii="Arial" w:hAnsi="Arial" w:cs="Arial"/>
-              </w:rPr>
-              <w:t>learning</w:t>
-            </w:r>
-            <w:proofErr w:type="spellEnd"/>
-            <w:r>
-              <w:rPr>
-                <w:rFonts w:ascii="Arial" w:hAnsi="Arial" w:cs="Arial"/>
-              </w:rPr>
-              <w:t xml:space="preserve">), usado por </w:t>
+              <w:t xml:space="preserve">mediante modelo de inteligencia artificial (deep learning), usado por </w:t>
             </w:r>
             <w:r>
               <w:rPr>
@@ -12637,7 +12600,6 @@
               <w:rPr>
                 <w:rFonts w:ascii="Arial" w:hAnsi="Arial" w:cs="Arial"/>
               </w:rPr>
-              <w:lastRenderedPageBreak/>
               <w:t>RF23</w:t>
             </w:r>
           </w:p>
@@ -12681,35 +12643,14 @@
               <w:rPr>
                 <w:rFonts w:ascii="Arial" w:hAnsi="Arial" w:cs="Arial"/>
               </w:rPr>
-              <w:t>Servicio de codificación de las imágenes de iris de los trabajadores mediante el modelo de inteligencia artificial (</w:t>
-            </w:r>
-            <w:proofErr w:type="spellStart"/>
-            <w:r>
-              <w:rPr>
-                <w:rFonts w:ascii="Arial" w:hAnsi="Arial" w:cs="Arial"/>
-              </w:rPr>
-              <w:t>deep</w:t>
-            </w:r>
-            <w:proofErr w:type="spellEnd"/>
-            <w:r>
-              <w:rPr>
-                <w:rFonts w:ascii="Arial" w:hAnsi="Arial" w:cs="Arial"/>
-              </w:rPr>
-              <w:t xml:space="preserve"> </w:t>
-            </w:r>
-            <w:proofErr w:type="spellStart"/>
-            <w:r>
-              <w:rPr>
-                <w:rFonts w:ascii="Arial" w:hAnsi="Arial" w:cs="Arial"/>
-              </w:rPr>
-              <w:t>learning</w:t>
-            </w:r>
-            <w:proofErr w:type="spellEnd"/>
-            <w:r>
-              <w:rPr>
-                <w:rFonts w:ascii="Arial" w:hAnsi="Arial" w:cs="Arial"/>
-              </w:rPr>
-              <w:t>), usado por RF14</w:t>
+              <w:t xml:space="preserve">Servicio de codificación de las imágenes de iris de los trabajadores mediante el modelo de inteligencia artificial (deep learning), </w:t>
+            </w:r>
+            <w:r>
+              <w:rPr>
+                <w:rFonts w:ascii="Arial" w:hAnsi="Arial" w:cs="Arial"/>
+              </w:rPr>
+              <w:lastRenderedPageBreak/>
+              <w:t>usado por RF14</w:t>
             </w:r>
             <w:r>
               <w:rPr>
@@ -12754,6 +12695,7 @@
               <w:rPr>
                 <w:rFonts w:ascii="Arial" w:hAnsi="Arial" w:cs="Arial"/>
               </w:rPr>
+              <w:lastRenderedPageBreak/>
               <w:t>Administrador, usuario básico</w:t>
             </w:r>
           </w:p>
@@ -12894,35 +12836,7 @@
               <w:rPr>
                 <w:rFonts w:ascii="Arial" w:hAnsi="Arial" w:cs="Arial"/>
               </w:rPr>
-              <w:t>reconocimiento de las imágenes de iris de los trabajadores mediante el modelo de inteligencia artificial (</w:t>
-            </w:r>
-            <w:proofErr w:type="spellStart"/>
-            <w:r>
-              <w:rPr>
-                <w:rFonts w:ascii="Arial" w:hAnsi="Arial" w:cs="Arial"/>
-              </w:rPr>
-              <w:t>deep</w:t>
-            </w:r>
-            <w:proofErr w:type="spellEnd"/>
-            <w:r>
-              <w:rPr>
-                <w:rFonts w:ascii="Arial" w:hAnsi="Arial" w:cs="Arial"/>
-              </w:rPr>
-              <w:t xml:space="preserve"> </w:t>
-            </w:r>
-            <w:proofErr w:type="spellStart"/>
-            <w:r>
-              <w:rPr>
-                <w:rFonts w:ascii="Arial" w:hAnsi="Arial" w:cs="Arial"/>
-              </w:rPr>
-              <w:t>learning</w:t>
-            </w:r>
-            <w:proofErr w:type="spellEnd"/>
-            <w:r>
-              <w:rPr>
-                <w:rFonts w:ascii="Arial" w:hAnsi="Arial" w:cs="Arial"/>
-              </w:rPr>
-              <w:t xml:space="preserve">), usado </w:t>
+              <w:t xml:space="preserve">reconocimiento de las imágenes de iris de los trabajadores mediante el modelo de inteligencia artificial (deep learning), usado </w:t>
             </w:r>
             <w:r>
               <w:rPr>
@@ -13230,14 +13144,20 @@
               <w:rPr>
                 <w:rFonts w:ascii="Arial" w:hAnsi="Arial" w:cs="Arial"/>
               </w:rPr>
+              <w:t xml:space="preserve">Durante el proceso, el equipo biométrico emite señales (pitidos) y voces para indicar los procesos de: </w:t>
+            </w:r>
+            <w:r>
+              <w:rPr>
+                <w:rFonts w:ascii="Arial" w:hAnsi="Arial" w:cs="Arial"/>
+              </w:rPr>
+              <w:t xml:space="preserve">capturando imagen, </w:t>
+            </w:r>
+            <w:r>
+              <w:rPr>
+                <w:rFonts w:ascii="Arial" w:hAnsi="Arial" w:cs="Arial"/>
+              </w:rPr>
               <w:lastRenderedPageBreak/>
-              <w:t xml:space="preserve">Durante el proceso, el equipo biométrico emite señales (pitidos) y voces para indicar los procesos de: </w:t>
-            </w:r>
-            <w:r>
-              <w:rPr>
-                <w:rFonts w:ascii="Arial" w:hAnsi="Arial" w:cs="Arial"/>
-              </w:rPr>
-              <w:t>capturando imagen, procesando, error, acceso denegado, acceso concedido.</w:t>
+              <w:t>procesando, error, acceso denegado, acceso concedido.</w:t>
             </w:r>
           </w:p>
           <w:p>
@@ -13432,14 +13352,7 @@
               <w:rPr>
                 <w:rFonts w:ascii="Arial" w:hAnsi="Arial" w:cs="Arial"/>
               </w:rPr>
-              <w:t xml:space="preserve">en la bitácora de equipos </w:t>
-            </w:r>
-            <w:r>
-              <w:rPr>
-                <w:rFonts w:ascii="Arial" w:hAnsi="Arial" w:cs="Arial"/>
-              </w:rPr>
-              <w:lastRenderedPageBreak/>
-              <w:t xml:space="preserve">biométricos para que puedan ser visualizados en </w:t>
+              <w:t xml:space="preserve">en la bitácora de equipos biométricos para que puedan ser visualizados en </w:t>
             </w:r>
             <w:r>
               <w:rPr>
@@ -13773,71 +13686,77 @@
               <w:rPr>
                 <w:rFonts w:ascii="Arial" w:hAnsi="Arial" w:cs="Arial"/>
               </w:rPr>
+              <w:t xml:space="preserve">Así mismo, se procesa el servicio de </w:t>
+            </w:r>
+            <w:r>
+              <w:rPr>
+                <w:rFonts w:ascii="Arial" w:hAnsi="Arial" w:cs="Arial"/>
+              </w:rPr>
+              <w:t>RF27</w:t>
+            </w:r>
+            <w:r>
+              <w:rPr>
+                <w:rFonts w:ascii="Arial" w:hAnsi="Arial" w:cs="Arial"/>
+              </w:rPr>
+              <w:t xml:space="preserve"> cuando existen accesos denegados</w:t>
+            </w:r>
+            <w:r>
+              <w:rPr>
+                <w:rFonts w:ascii="Arial" w:hAnsi="Arial" w:cs="Arial"/>
+              </w:rPr>
+              <w:t xml:space="preserve"> (envío de correo</w:t>
+            </w:r>
+            <w:r>
+              <w:rPr>
+                <w:rFonts w:ascii="Arial" w:hAnsi="Arial" w:cs="Arial"/>
+              </w:rPr>
+              <w:t>s</w:t>
+            </w:r>
+            <w:r>
+              <w:rPr>
+                <w:rFonts w:ascii="Arial" w:hAnsi="Arial" w:cs="Arial"/>
+              </w:rPr>
+              <w:t xml:space="preserve"> de alerta</w:t>
+            </w:r>
+            <w:r>
+              <w:rPr>
+                <w:rFonts w:ascii="Arial" w:hAnsi="Arial" w:cs="Arial"/>
+              </w:rPr>
+              <w:t>s</w:t>
+            </w:r>
+            <w:r>
+              <w:rPr>
+                <w:rFonts w:ascii="Arial" w:hAnsi="Arial" w:cs="Arial"/>
+              </w:rPr>
+              <w:t>)</w:t>
+            </w:r>
+            <w:r>
+              <w:rPr>
+                <w:rFonts w:ascii="Arial" w:hAnsi="Arial" w:cs="Arial"/>
+              </w:rPr>
+              <w:t>.</w:t>
+            </w:r>
+          </w:p>
+          <w:p>
+            <w:pPr>
+              <w:spacing w:after="240" w:line="360" w:lineRule="auto"/>
+              <w:jc w:val="both"/>
+              <w:rPr>
+                <w:rFonts w:ascii="Arial" w:hAnsi="Arial" w:cs="Arial"/>
+              </w:rPr>
+            </w:pPr>
+            <w:r>
+              <w:rPr>
+                <w:rFonts w:ascii="Arial" w:hAnsi="Arial" w:cs="Arial"/>
+              </w:rPr>
+              <w:t xml:space="preserve">Durante el proceso, el equipo biométrico emite señales (pitidos) y voces para indicar </w:t>
+            </w:r>
+            <w:r>
+              <w:rPr>
+                <w:rFonts w:ascii="Arial" w:hAnsi="Arial" w:cs="Arial"/>
+              </w:rPr>
               <w:lastRenderedPageBreak/>
-              <w:t xml:space="preserve">Así mismo, se procesa el servicio de </w:t>
-            </w:r>
-            <w:r>
-              <w:rPr>
-                <w:rFonts w:ascii="Arial" w:hAnsi="Arial" w:cs="Arial"/>
-              </w:rPr>
-              <w:t>RF27</w:t>
-            </w:r>
-            <w:r>
-              <w:rPr>
-                <w:rFonts w:ascii="Arial" w:hAnsi="Arial" w:cs="Arial"/>
-              </w:rPr>
-              <w:t xml:space="preserve"> cuando existen accesos denegados</w:t>
-            </w:r>
-            <w:r>
-              <w:rPr>
-                <w:rFonts w:ascii="Arial" w:hAnsi="Arial" w:cs="Arial"/>
-              </w:rPr>
-              <w:t xml:space="preserve"> (envío de correo</w:t>
-            </w:r>
-            <w:r>
-              <w:rPr>
-                <w:rFonts w:ascii="Arial" w:hAnsi="Arial" w:cs="Arial"/>
-              </w:rPr>
-              <w:t>s</w:t>
-            </w:r>
-            <w:r>
-              <w:rPr>
-                <w:rFonts w:ascii="Arial" w:hAnsi="Arial" w:cs="Arial"/>
-              </w:rPr>
-              <w:t xml:space="preserve"> de alerta</w:t>
-            </w:r>
-            <w:r>
-              <w:rPr>
-                <w:rFonts w:ascii="Arial" w:hAnsi="Arial" w:cs="Arial"/>
-              </w:rPr>
-              <w:t>s</w:t>
-            </w:r>
-            <w:r>
-              <w:rPr>
-                <w:rFonts w:ascii="Arial" w:hAnsi="Arial" w:cs="Arial"/>
-              </w:rPr>
-              <w:t>)</w:t>
-            </w:r>
-            <w:r>
-              <w:rPr>
-                <w:rFonts w:ascii="Arial" w:hAnsi="Arial" w:cs="Arial"/>
-              </w:rPr>
-              <w:t>.</w:t>
-            </w:r>
-          </w:p>
-          <w:p>
-            <w:pPr>
-              <w:spacing w:after="240" w:line="360" w:lineRule="auto"/>
-              <w:jc w:val="both"/>
-              <w:rPr>
-                <w:rFonts w:ascii="Arial" w:hAnsi="Arial" w:cs="Arial"/>
-              </w:rPr>
-            </w:pPr>
-            <w:r>
-              <w:rPr>
-                <w:rFonts w:ascii="Arial" w:hAnsi="Arial" w:cs="Arial"/>
-              </w:rPr>
-              <w:t xml:space="preserve">Durante el proceso, el equipo biométrico emite señales (pitidos) y voces para indicar los procesos de: </w:t>
+              <w:t xml:space="preserve">los procesos de: </w:t>
             </w:r>
             <w:r>
               <w:rPr>
@@ -14076,7 +13995,6 @@
               <w:rPr>
                 <w:rFonts w:ascii="Arial" w:hAnsi="Arial" w:cs="Arial"/>
               </w:rPr>
-              <w:lastRenderedPageBreak/>
               <w:t>RF27</w:t>
             </w:r>
           </w:p>
@@ -14198,7 +14116,14 @@
               <w:rPr>
                 <w:rFonts w:ascii="Arial" w:hAnsi="Arial" w:cs="Arial"/>
               </w:rPr>
-              <w:t xml:space="preserve">al correo </w:t>
+              <w:t xml:space="preserve">al </w:t>
+            </w:r>
+            <w:r>
+              <w:rPr>
+                <w:rFonts w:ascii="Arial" w:hAnsi="Arial" w:cs="Arial"/>
+              </w:rPr>
+              <w:lastRenderedPageBreak/>
+              <w:t xml:space="preserve">correo </w:t>
             </w:r>
             <w:r>
               <w:rPr>
@@ -14237,6 +14162,7 @@
               <w:rPr>
                 <w:rFonts w:ascii="Arial" w:hAnsi="Arial" w:cs="Arial"/>
               </w:rPr>
+              <w:lastRenderedPageBreak/>
               <w:t>Equipo</w:t>
             </w:r>
             <w:r>
@@ -14675,7 +14601,6 @@
               <w:rPr>
                 <w:rFonts w:ascii="Arial" w:hAnsi="Arial" w:cs="Arial"/>
               </w:rPr>
-              <w:lastRenderedPageBreak/>
               <w:t>RNF01</w:t>
             </w:r>
           </w:p>
@@ -15009,6 +14934,7 @@
               <w:rPr>
                 <w:rFonts w:ascii="Arial" w:hAnsi="Arial" w:cs="Arial"/>
               </w:rPr>
+              <w:lastRenderedPageBreak/>
               <w:t>RNF04</w:t>
             </w:r>
           </w:p>
@@ -15393,7 +15319,6 @@
               <w:rPr>
                 <w:rFonts w:ascii="Arial" w:hAnsi="Arial" w:cs="Arial"/>
               </w:rPr>
-              <w:lastRenderedPageBreak/>
               <w:t>RNF08</w:t>
             </w:r>
           </w:p>
